--- a/Plantilla_Validacion.docx
+++ b/Plantilla_Validacion.docx
@@ -77,7 +77,6 @@
               </w:rPr>
               <w:t xml:space="preserve"> de validación </w:t>
             </w:r>
-            <w:proofErr w:type="gramStart"/>
             <w:r>
               <w:rPr>
                 <w:rFonts w:ascii="Arial" w:hAnsi="Arial" w:cs="Arial"/>
@@ -85,45 +84,19 @@
               </w:rPr>
               <w:t xml:space="preserve">{{ </w:t>
             </w:r>
-            <w:proofErr w:type="spellStart"/>
-            <w:r>
-              <w:rPr>
-                <w:rFonts w:ascii="Arial" w:hAnsi="Arial" w:cs="Arial"/>
-                <w:b/>
-              </w:rPr>
-              <w:t>titulo</w:t>
-            </w:r>
-            <w:proofErr w:type="gramEnd"/>
-            <w:r>
-              <w:rPr>
-                <w:rFonts w:ascii="Arial" w:hAnsi="Arial" w:cs="Arial"/>
-                <w:b/>
-              </w:rPr>
-              <w:t>_</w:t>
-            </w:r>
-            <w:proofErr w:type="gramStart"/>
-            <w:r>
-              <w:rPr>
-                <w:rFonts w:ascii="Arial" w:hAnsi="Arial" w:cs="Arial"/>
-                <w:b/>
-              </w:rPr>
-              <w:t>protocolo</w:t>
-            </w:r>
-            <w:proofErr w:type="spellEnd"/>
-            <w:r>
-              <w:rPr>
-                <w:rFonts w:ascii="Arial" w:hAnsi="Arial" w:cs="Arial"/>
-                <w:b/>
-              </w:rPr>
-              <w:t xml:space="preserve"> }</w:t>
-            </w:r>
-            <w:proofErr w:type="gramEnd"/>
-            <w:r>
-              <w:rPr>
-                <w:rFonts w:ascii="Arial" w:hAnsi="Arial" w:cs="Arial"/>
-                <w:b/>
-              </w:rPr>
-              <w:t>}</w:t>
+            <w:r>
+              <w:rPr>
+                <w:rFonts w:ascii="Arial" w:hAnsi="Arial" w:cs="Arial"/>
+                <w:b/>
+              </w:rPr>
+              <w:t>titulo_protocolo</w:t>
+            </w:r>
+            <w:r>
+              <w:rPr>
+                <w:rFonts w:ascii="Arial" w:hAnsi="Arial" w:cs="Arial"/>
+                <w:b/>
+              </w:rPr>
+              <w:t xml:space="preserve"> }}</w:t>
             </w:r>
             <w:r>
               <w:rPr>
@@ -144,55 +117,7 @@
                 <w:rFonts w:ascii="Arial" w:hAnsi="Arial" w:cs="Arial"/>
                 <w:b/>
               </w:rPr>
-              <w:t xml:space="preserve"> </w:t>
-            </w:r>
-            <w:proofErr w:type="gramStart"/>
-            <w:r>
-              <w:rPr>
-                <w:rFonts w:ascii="Arial" w:hAnsi="Arial" w:cs="Arial"/>
-                <w:b/>
-              </w:rPr>
-              <w:t xml:space="preserve">{{ </w:t>
-            </w:r>
-            <w:proofErr w:type="spellStart"/>
-            <w:r>
-              <w:rPr>
-                <w:rFonts w:ascii="Arial" w:hAnsi="Arial" w:cs="Arial"/>
-                <w:b/>
-              </w:rPr>
-              <w:t>medio</w:t>
-            </w:r>
-            <w:proofErr w:type="gramEnd"/>
-            <w:r>
-              <w:rPr>
-                <w:rFonts w:ascii="Arial" w:hAnsi="Arial" w:cs="Arial"/>
-                <w:b/>
-              </w:rPr>
-              <w:t>_</w:t>
-            </w:r>
-            <w:proofErr w:type="gramStart"/>
-            <w:r>
-              <w:rPr>
-                <w:rFonts w:ascii="Arial" w:hAnsi="Arial" w:cs="Arial"/>
-                <w:b/>
-              </w:rPr>
-              <w:t>disolucion</w:t>
-            </w:r>
-            <w:proofErr w:type="spellEnd"/>
-            <w:r>
-              <w:rPr>
-                <w:rFonts w:ascii="Arial" w:hAnsi="Arial" w:cs="Arial"/>
-                <w:b/>
-              </w:rPr>
-              <w:t xml:space="preserve"> }</w:t>
-            </w:r>
-            <w:proofErr w:type="gramEnd"/>
-            <w:r>
-              <w:rPr>
-                <w:rFonts w:ascii="Arial" w:hAnsi="Arial" w:cs="Arial"/>
-                <w:b/>
-              </w:rPr>
-              <w:t>}.</w:t>
+              <w:t xml:space="preserve"> {{ medio_disolucion }}.</w:t>
             </w:r>
             <w:r>
               <w:rPr>
@@ -261,7 +186,6 @@
                 <w:bCs/>
               </w:rPr>
             </w:pPr>
-            <w:proofErr w:type="gramStart"/>
             <w:r>
               <w:rPr>
                 <w:rFonts w:ascii="Arial" w:hAnsi="Arial" w:cs="Arial"/>
@@ -269,23 +193,13 @@
               </w:rPr>
               <w:t xml:space="preserve">{{ </w:t>
             </w:r>
-            <w:proofErr w:type="spellStart"/>
             <w:r>
               <w:rPr>
                 <w:rFonts w:ascii="Arial" w:hAnsi="Arial" w:cs="Arial"/>
                 <w:bCs/>
               </w:rPr>
-              <w:t>ls</w:t>
-            </w:r>
-            <w:proofErr w:type="gramEnd"/>
-            <w:r>
-              <w:rPr>
-                <w:rFonts w:ascii="Arial" w:hAnsi="Arial" w:cs="Arial"/>
-                <w:bCs/>
-              </w:rPr>
-              <w:t>_codigo_estudio</w:t>
-            </w:r>
-            <w:proofErr w:type="spellEnd"/>
+              <w:t>ls_codigo_estudio</w:t>
+            </w:r>
             <w:r>
               <w:rPr>
                 <w:rFonts w:ascii="Arial" w:hAnsi="Arial" w:cs="Arial"/>
@@ -465,33 +379,11 @@
                 <w:color w:val="FF0000"/>
               </w:rPr>
             </w:pPr>
-            <w:proofErr w:type="gramStart"/>
-            <w:r>
-              <w:rPr>
-                <w:rFonts w:ascii="Arial" w:hAnsi="Arial" w:cs="Arial"/>
-              </w:rPr>
-              <w:t xml:space="preserve">{{ </w:t>
-            </w:r>
-            <w:proofErr w:type="spellStart"/>
-            <w:r>
-              <w:rPr>
-                <w:rFonts w:ascii="Arial" w:hAnsi="Arial" w:cs="Arial"/>
-              </w:rPr>
-              <w:t>periodo</w:t>
-            </w:r>
-            <w:proofErr w:type="gramEnd"/>
-            <w:r>
-              <w:rPr>
-                <w:rFonts w:ascii="Arial" w:hAnsi="Arial" w:cs="Arial"/>
-              </w:rPr>
-              <w:t>_validacion_txt</w:t>
-            </w:r>
-            <w:proofErr w:type="spellEnd"/>
-            <w:r>
-              <w:rPr>
-                <w:rFonts w:ascii="Arial" w:hAnsi="Arial" w:cs="Arial"/>
-              </w:rPr>
-              <w:t xml:space="preserve"> }}</w:t>
+            <w:r>
+              <w:rPr>
+                <w:rFonts w:ascii="Arial" w:hAnsi="Arial" w:cs="Arial"/>
+              </w:rPr>
+              <w:t>{{ periodo_validacion_txt }}</w:t>
             </w:r>
           </w:p>
         </w:tc>
@@ -536,33 +428,11 @@
                 <w:rFonts w:ascii="Arial" w:hAnsi="Arial" w:cs="Arial"/>
               </w:rPr>
             </w:pPr>
-            <w:proofErr w:type="gramStart"/>
-            <w:r>
-              <w:rPr>
-                <w:rFonts w:ascii="Arial" w:hAnsi="Arial" w:cs="Arial"/>
-              </w:rPr>
-              <w:t xml:space="preserve">{{ </w:t>
-            </w:r>
-            <w:proofErr w:type="spellStart"/>
-            <w:r>
-              <w:rPr>
-                <w:rFonts w:ascii="Arial" w:hAnsi="Arial" w:cs="Arial"/>
-              </w:rPr>
-              <w:t>fecha</w:t>
-            </w:r>
-            <w:proofErr w:type="gramEnd"/>
-            <w:r>
-              <w:rPr>
-                <w:rFonts w:ascii="Arial" w:hAnsi="Arial" w:cs="Arial"/>
-              </w:rPr>
-              <w:t>_emision_txt</w:t>
-            </w:r>
-            <w:proofErr w:type="spellEnd"/>
-            <w:r>
-              <w:rPr>
-                <w:rFonts w:ascii="Arial" w:hAnsi="Arial" w:cs="Arial"/>
-              </w:rPr>
-              <w:t xml:space="preserve"> }}</w:t>
+            <w:r>
+              <w:rPr>
+                <w:rFonts w:ascii="Arial" w:hAnsi="Arial" w:cs="Arial"/>
+              </w:rPr>
+              <w:t>{{ fecha_emision_txt }}</w:t>
             </w:r>
           </w:p>
         </w:tc>
@@ -653,29 +523,9 @@
                 <w:rFonts w:ascii="Arial" w:hAnsi="Arial" w:cs="Arial"/>
                 <w:sz w:val="18"/>
                 <w:szCs w:val="18"/>
-                <w:highlight w:val="yellow"/>
                 <w:lang w:val="es-MX"/>
               </w:rPr>
-              <w:t xml:space="preserve">M en C. Minerva Alicia Ramírez </w:t>
-            </w:r>
-            <w:commentRangeStart w:id="0"/>
-            <w:r>
-              <w:rPr>
-                <w:rFonts w:ascii="Arial" w:hAnsi="Arial" w:cs="Arial"/>
-                <w:sz w:val="18"/>
-                <w:szCs w:val="18"/>
-                <w:highlight w:val="yellow"/>
-                <w:lang w:val="es-MX"/>
-              </w:rPr>
-              <w:t>Millán</w:t>
-            </w:r>
-            <w:commentRangeEnd w:id="0"/>
-            <w:r>
-              <w:rPr>
-                <w:rStyle w:val="Refdecomentario"/>
-                <w:lang w:val="es-ES"/>
-              </w:rPr>
-              <w:commentReference w:id="0"/>
+              <w:t>{{ nombre_analista }}</w:t>
             </w:r>
           </w:p>
           <w:p>
@@ -843,26 +693,35 @@
               <w:jc w:val="center"/>
               <w:rPr>
                 <w:rFonts w:ascii="Arial" w:hAnsi="Arial" w:cs="Arial"/>
-                <w:sz w:val="18"/>
-                <w:szCs w:val="18"/>
-              </w:rPr>
-            </w:pPr>
-            <w:commentRangeStart w:id="1"/>
-            <w:r>
-              <w:rPr>
-                <w:rFonts w:ascii="Arial" w:hAnsi="Arial" w:cs="Arial"/>
-                <w:sz w:val="18"/>
-                <w:szCs w:val="18"/>
-              </w:rPr>
-              <w:t>QFB. Miguel Angel Navarro López</w:t>
-            </w:r>
-            <w:commentRangeEnd w:id="1"/>
-            <w:r>
-              <w:rPr>
-                <w:rStyle w:val="Refdecomentario"/>
-                <w:lang w:val="es-ES"/>
-              </w:rPr>
-              <w:commentReference w:id="1"/>
+                <w:b/>
+                <w:bCs/>
+                <w:sz w:val="18"/>
+                <w:szCs w:val="18"/>
+              </w:rPr>
+            </w:pPr>
+            <w:r>
+              <w:rPr>
+                <w:rFonts w:ascii="Arial" w:hAnsi="Arial" w:cs="Arial"/>
+                <w:sz w:val="18"/>
+                <w:szCs w:val="18"/>
+              </w:rPr>
+              <w:t>QFB.</w:t>
+            </w:r>
+            <w:r>
+              <w:rPr>
+                <w:rFonts w:ascii="Arial" w:hAnsi="Arial" w:cs="Arial"/>
+                <w:sz w:val="18"/>
+                <w:szCs w:val="18"/>
+              </w:rPr>
+              <w:t xml:space="preserve"> </w:t>
+            </w:r>
+            <w:r>
+              <w:rPr>
+                <w:rFonts w:ascii="Arial" w:hAnsi="Arial" w:cs="Arial"/>
+                <w:sz w:val="18"/>
+                <w:szCs w:val="18"/>
+              </w:rPr>
+              <w:t>Silvia Sánchez López</w:t>
             </w:r>
           </w:p>
           <w:p>
@@ -3057,7 +2916,7 @@
           <w:lang w:val="es-MX"/>
         </w:rPr>
       </w:pPr>
-      <w:bookmarkStart w:id="2" w:name="_Toc185576021"/>
+      <w:bookmarkStart w:id="0" w:name="_Toc185576021"/>
       <w:r>
         <w:rPr>
           <w:rFonts w:ascii="Arial" w:hAnsi="Arial" w:cs="Arial"/>
@@ -3070,7 +2929,7 @@
         <w:lastRenderedPageBreak/>
         <w:t>Descripción del método analítico</w:t>
       </w:r>
-      <w:bookmarkEnd w:id="2"/>
+      <w:bookmarkEnd w:id="0"/>
       <w:r>
         <w:rPr>
           <w:rFonts w:ascii="Arial" w:hAnsi="Arial" w:cs="Arial"/>
@@ -3111,7 +2970,6 @@
         </w:rPr>
         <w:t xml:space="preserve">concentración de </w:t>
       </w:r>
-      <w:proofErr w:type="gramStart"/>
       <w:r>
         <w:rPr>
           <w:rFonts w:ascii="Arial" w:hAnsi="Arial" w:cs="Arial"/>
@@ -3121,55 +2979,23 @@
         </w:rPr>
         <w:t xml:space="preserve">{{ </w:t>
       </w:r>
-      <w:proofErr w:type="spellStart"/>
-      <w:r>
-        <w:rPr>
-          <w:rFonts w:ascii="Arial" w:hAnsi="Arial" w:cs="Arial"/>
-          <w:sz w:val="18"/>
-          <w:szCs w:val="18"/>
-          <w:lang w:val="es-MX"/>
-        </w:rPr>
-        <w:t>ls</w:t>
-      </w:r>
-      <w:proofErr w:type="gramEnd"/>
-      <w:r>
-        <w:rPr>
-          <w:rFonts w:ascii="Arial" w:hAnsi="Arial" w:cs="Arial"/>
-          <w:sz w:val="18"/>
-          <w:szCs w:val="18"/>
-          <w:lang w:val="es-MX"/>
-        </w:rPr>
-        <w:t>_</w:t>
-      </w:r>
-      <w:proofErr w:type="gramStart"/>
-      <w:r>
-        <w:rPr>
-          <w:rFonts w:ascii="Arial" w:hAnsi="Arial" w:cs="Arial"/>
-          <w:sz w:val="18"/>
-          <w:szCs w:val="18"/>
-          <w:lang w:val="es-MX"/>
-        </w:rPr>
-        <w:t>analito</w:t>
-      </w:r>
-      <w:proofErr w:type="spellEnd"/>
-      <w:r>
-        <w:rPr>
-          <w:rFonts w:ascii="Arial" w:hAnsi="Arial" w:cs="Arial"/>
-          <w:sz w:val="18"/>
-          <w:szCs w:val="18"/>
-          <w:lang w:val="es-MX"/>
-        </w:rPr>
-        <w:t xml:space="preserve"> }</w:t>
-      </w:r>
-      <w:proofErr w:type="gramEnd"/>
-      <w:r>
-        <w:rPr>
-          <w:rFonts w:ascii="Arial" w:hAnsi="Arial" w:cs="Arial"/>
-          <w:sz w:val="18"/>
-          <w:szCs w:val="18"/>
-          <w:lang w:val="es-MX"/>
-        </w:rPr>
-        <w:t xml:space="preserve">} </w:t>
+      <w:r>
+        <w:rPr>
+          <w:rFonts w:ascii="Arial" w:hAnsi="Arial" w:cs="Arial"/>
+          <w:sz w:val="18"/>
+          <w:szCs w:val="18"/>
+          <w:lang w:val="es-MX"/>
+        </w:rPr>
+        <w:t>ls_analito</w:t>
+      </w:r>
+      <w:r>
+        <w:rPr>
+          <w:rFonts w:ascii="Arial" w:hAnsi="Arial" w:cs="Arial"/>
+          <w:sz w:val="18"/>
+          <w:szCs w:val="18"/>
+          <w:lang w:val="es-MX"/>
+        </w:rPr>
+        <w:t xml:space="preserve"> }} </w:t>
       </w:r>
       <w:r>
         <w:rPr>
@@ -3198,65 +3024,14 @@
         </w:rPr>
         <w:t xml:space="preserve"> </w:t>
       </w:r>
-      <w:proofErr w:type="gramStart"/>
-      <w:r>
-        <w:rPr>
-          <w:rFonts w:ascii="Arial" w:hAnsi="Arial" w:cs="Arial"/>
-          <w:sz w:val="18"/>
-          <w:szCs w:val="18"/>
-          <w:lang w:val="es-MX"/>
-        </w:rPr>
-        <w:t xml:space="preserve">{{ </w:t>
-      </w:r>
-      <w:proofErr w:type="spellStart"/>
-      <w:r>
-        <w:rPr>
-          <w:rFonts w:ascii="Arial" w:hAnsi="Arial" w:cs="Arial"/>
-          <w:sz w:val="18"/>
-          <w:szCs w:val="18"/>
-          <w:lang w:val="es-MX"/>
-        </w:rPr>
-        <w:t>var</w:t>
-      </w:r>
-      <w:proofErr w:type="gramEnd"/>
-      <w:r>
-        <w:rPr>
-          <w:rFonts w:ascii="Arial" w:hAnsi="Arial" w:cs="Arial"/>
-          <w:sz w:val="18"/>
-          <w:szCs w:val="18"/>
-          <w:lang w:val="es-MX"/>
-        </w:rPr>
-        <w:t>_tecnica_</w:t>
-      </w:r>
-      <w:proofErr w:type="gramStart"/>
-      <w:r>
-        <w:rPr>
-          <w:rFonts w:ascii="Arial" w:hAnsi="Arial" w:cs="Arial"/>
-          <w:sz w:val="18"/>
-          <w:szCs w:val="18"/>
-          <w:lang w:val="es-MX"/>
-        </w:rPr>
-        <w:t>nombre</w:t>
-      </w:r>
-      <w:proofErr w:type="spellEnd"/>
-      <w:r>
-        <w:rPr>
-          <w:rFonts w:ascii="Arial" w:hAnsi="Arial" w:cs="Arial"/>
-          <w:sz w:val="18"/>
-          <w:szCs w:val="18"/>
-          <w:lang w:val="es-MX"/>
-        </w:rPr>
-        <w:t xml:space="preserve"> }</w:t>
-      </w:r>
-      <w:proofErr w:type="gramEnd"/>
-      <w:r>
-        <w:rPr>
-          <w:rFonts w:ascii="Arial" w:hAnsi="Arial" w:cs="Arial"/>
-          <w:sz w:val="18"/>
-          <w:szCs w:val="18"/>
-          <w:lang w:val="es-MX"/>
-        </w:rPr>
-        <w:t>}</w:t>
+      <w:r>
+        <w:rPr>
+          <w:rFonts w:ascii="Arial" w:hAnsi="Arial" w:cs="Arial"/>
+          <w:sz w:val="18"/>
+          <w:szCs w:val="18"/>
+          <w:lang w:val="es-MX"/>
+        </w:rPr>
+        <w:t>{{ var_tecnica_nombre }}</w:t>
       </w:r>
       <w:r>
         <w:rPr>
@@ -3340,7 +3115,7 @@
           <w:lang w:val="es-ES"/>
         </w:rPr>
       </w:pPr>
-      <w:bookmarkStart w:id="3" w:name="_Toc185576022"/>
+      <w:bookmarkStart w:id="1" w:name="_Toc185576022"/>
       <w:r>
         <w:rPr>
           <w:rFonts w:ascii="Arial" w:hAnsi="Arial" w:cs="Arial"/>
@@ -3350,65 +3125,14 @@
         </w:rPr>
         <w:t xml:space="preserve">Condiciones </w:t>
       </w:r>
-      <w:proofErr w:type="gramStart"/>
-      <w:r>
-        <w:rPr>
-          <w:rFonts w:ascii="Arial" w:hAnsi="Arial" w:cs="Arial"/>
-          <w:sz w:val="18"/>
-          <w:szCs w:val="18"/>
-          <w:lang w:val="es-MX"/>
-        </w:rPr>
-        <w:t xml:space="preserve">{{ </w:t>
-      </w:r>
-      <w:proofErr w:type="spellStart"/>
-      <w:r>
-        <w:rPr>
-          <w:rFonts w:ascii="Arial" w:hAnsi="Arial" w:cs="Arial"/>
-          <w:sz w:val="18"/>
-          <w:szCs w:val="18"/>
-          <w:lang w:val="es-MX"/>
-        </w:rPr>
-        <w:t>var</w:t>
-      </w:r>
-      <w:proofErr w:type="gramEnd"/>
-      <w:r>
-        <w:rPr>
-          <w:rFonts w:ascii="Arial" w:hAnsi="Arial" w:cs="Arial"/>
-          <w:sz w:val="18"/>
-          <w:szCs w:val="18"/>
-          <w:lang w:val="es-MX"/>
-        </w:rPr>
-        <w:t>_tecnica_adj_</w:t>
-      </w:r>
-      <w:proofErr w:type="gramStart"/>
-      <w:r>
-        <w:rPr>
-          <w:rFonts w:ascii="Arial" w:hAnsi="Arial" w:cs="Arial"/>
-          <w:sz w:val="18"/>
-          <w:szCs w:val="18"/>
-          <w:lang w:val="es-MX"/>
-        </w:rPr>
-        <w:t>pl</w:t>
-      </w:r>
-      <w:proofErr w:type="spellEnd"/>
-      <w:r>
-        <w:rPr>
-          <w:rFonts w:ascii="Arial" w:hAnsi="Arial" w:cs="Arial"/>
-          <w:sz w:val="18"/>
-          <w:szCs w:val="18"/>
-          <w:lang w:val="es-MX"/>
-        </w:rPr>
-        <w:t xml:space="preserve"> }</w:t>
-      </w:r>
-      <w:proofErr w:type="gramEnd"/>
-      <w:r>
-        <w:rPr>
-          <w:rFonts w:ascii="Arial" w:hAnsi="Arial" w:cs="Arial"/>
-          <w:sz w:val="18"/>
-          <w:szCs w:val="18"/>
-          <w:lang w:val="es-MX"/>
-        </w:rPr>
-        <w:t>}</w:t>
+      <w:r>
+        <w:rPr>
+          <w:rFonts w:ascii="Arial" w:hAnsi="Arial" w:cs="Arial"/>
+          <w:sz w:val="18"/>
+          <w:szCs w:val="18"/>
+          <w:lang w:val="es-MX"/>
+        </w:rPr>
+        <w:t>{{ var_tecnica_adj_pl }}</w:t>
       </w:r>
       <w:r>
         <w:rPr>
@@ -3437,7 +3161,7 @@
         </w:rPr>
         <w:t xml:space="preserve"> establecidas</w:t>
       </w:r>
-      <w:bookmarkEnd w:id="3"/>
+      <w:bookmarkEnd w:id="1"/>
     </w:p>
     <w:p>
       <w:pPr>
@@ -3459,7 +3183,6 @@
         </w:rPr>
         <w:t xml:space="preserve">La validación para la cuantificación de </w:t>
       </w:r>
-      <w:proofErr w:type="gramStart"/>
       <w:r>
         <w:rPr>
           <w:rFonts w:ascii="Arial" w:hAnsi="Arial" w:cs="Arial"/>
@@ -3469,64 +3192,35 @@
         </w:rPr>
         <w:t xml:space="preserve">{{ </w:t>
       </w:r>
-      <w:proofErr w:type="spellStart"/>
-      <w:r>
-        <w:rPr>
-          <w:rFonts w:ascii="Arial" w:hAnsi="Arial" w:cs="Arial"/>
-          <w:sz w:val="18"/>
-          <w:szCs w:val="18"/>
-          <w:lang w:val="es-MX"/>
-        </w:rPr>
-        <w:t>ls</w:t>
-      </w:r>
-      <w:proofErr w:type="gramEnd"/>
-      <w:r>
-        <w:rPr>
-          <w:rFonts w:ascii="Arial" w:hAnsi="Arial" w:cs="Arial"/>
-          <w:sz w:val="18"/>
-          <w:szCs w:val="18"/>
-          <w:lang w:val="es-MX"/>
-        </w:rPr>
-        <w:t>_</w:t>
-      </w:r>
-      <w:proofErr w:type="gramStart"/>
-      <w:r>
-        <w:rPr>
-          <w:rFonts w:ascii="Arial" w:hAnsi="Arial" w:cs="Arial"/>
-          <w:sz w:val="18"/>
-          <w:szCs w:val="18"/>
-          <w:lang w:val="es-MX"/>
-        </w:rPr>
-        <w:t>analito</w:t>
-      </w:r>
-      <w:proofErr w:type="spellEnd"/>
-      <w:r>
-        <w:rPr>
-          <w:rFonts w:ascii="Arial" w:hAnsi="Arial" w:cs="Arial"/>
-          <w:sz w:val="18"/>
-          <w:szCs w:val="18"/>
-          <w:lang w:val="es-MX"/>
-        </w:rPr>
-        <w:t xml:space="preserve"> }</w:t>
-      </w:r>
-      <w:proofErr w:type="gramEnd"/>
-      <w:r>
-        <w:rPr>
-          <w:rFonts w:ascii="Arial" w:hAnsi="Arial" w:cs="Arial"/>
-          <w:sz w:val="18"/>
-          <w:szCs w:val="18"/>
-          <w:lang w:val="es-MX"/>
-        </w:rPr>
-        <w:t xml:space="preserve">} </w:t>
-      </w:r>
-      <w:commentRangeStart w:id="4"/>
-      <w:commentRangeEnd w:id="4"/>
+      <w:r>
+        <w:rPr>
+          <w:rFonts w:ascii="Arial" w:hAnsi="Arial" w:cs="Arial"/>
+          <w:sz w:val="18"/>
+          <w:szCs w:val="18"/>
+          <w:lang w:val="es-MX"/>
+        </w:rPr>
+        <w:t>ls_analito</w:t>
+      </w:r>
+      <w:r>
+        <w:rPr>
+          <w:rFonts w:ascii="Arial" w:hAnsi="Arial" w:cs="Arial"/>
+          <w:sz w:val="18"/>
+          <w:szCs w:val="18"/>
+          <w:lang w:val="es-MX"/>
+        </w:rPr>
+        <w:t xml:space="preserve"> }} </w:t>
+      </w:r>
+      <w:commentRangeStart w:id="2"/>
+      <w:commentRangeEnd w:id="2"/>
       <w:r>
         <w:rPr>
           <w:rStyle w:val="Refdecomentario"/>
+          <w:rFonts w:ascii="Arial" w:hAnsi="Arial" w:cs="Arial"/>
+          <w:sz w:val="18"/>
+          <w:szCs w:val="18"/>
           <w:lang w:val="es-ES"/>
         </w:rPr>
-        <w:commentReference w:id="4"/>
+        <w:commentReference w:id="2"/>
       </w:r>
       <w:r>
         <w:rPr>
@@ -3546,7 +3240,6 @@
         </w:rPr>
         <w:t xml:space="preserve">llevada a cabo en un </w:t>
       </w:r>
-      <w:proofErr w:type="gramStart"/>
       <w:r>
         <w:rPr>
           <w:rFonts w:ascii="Arial" w:hAnsi="Arial" w:cs="Arial"/>
@@ -3563,46 +3256,16 @@
           <w:szCs w:val="18"/>
           <w:lang w:val="es-MX"/>
         </w:rPr>
-        <w:t>var</w:t>
-      </w:r>
-      <w:proofErr w:type="gramEnd"/>
-      <w:r>
-        <w:rPr>
-          <w:rFonts w:ascii="Arial" w:hAnsi="Arial" w:cs="Arial"/>
-          <w:sz w:val="18"/>
-          <w:szCs w:val="18"/>
-          <w:lang w:val="es-MX"/>
-        </w:rPr>
-        <w:t>_tecnica_nombre</w:t>
-      </w:r>
-      <w:proofErr w:type="gramStart"/>
-      <w:r>
-        <w:rPr>
-          <w:rFonts w:ascii="Arial" w:hAnsi="Arial" w:cs="Arial"/>
-          <w:sz w:val="18"/>
-          <w:szCs w:val="18"/>
-          <w:lang w:val="es-MX"/>
-        </w:rPr>
-        <w:t>1</w:t>
-      </w:r>
-      <w:r>
-        <w:rPr>
-          <w:rFonts w:ascii="Arial" w:hAnsi="Arial" w:cs="Arial"/>
-          <w:sz w:val="18"/>
-          <w:szCs w:val="18"/>
-          <w:lang w:val="es-MX"/>
-        </w:rPr>
-        <w:t xml:space="preserve"> }</w:t>
-      </w:r>
-      <w:proofErr w:type="gramEnd"/>
-      <w:r>
-        <w:rPr>
-          <w:rFonts w:ascii="Arial" w:hAnsi="Arial" w:cs="Arial"/>
-          <w:sz w:val="18"/>
-          <w:szCs w:val="18"/>
-          <w:lang w:val="es-MX"/>
-        </w:rPr>
-        <w:t>}</w:t>
+        <w:t>var_tecnica_nombre1</w:t>
+      </w:r>
+      <w:r>
+        <w:rPr>
+          <w:rFonts w:ascii="Arial" w:hAnsi="Arial" w:cs="Arial"/>
+          <w:sz w:val="18"/>
+          <w:szCs w:val="18"/>
+          <w:lang w:val="es-MX"/>
+        </w:rPr>
+        <w:t xml:space="preserve"> }}</w:t>
       </w:r>
       <w:r>
         <w:rPr>
@@ -3620,76 +3283,16 @@
           <w:szCs w:val="18"/>
           <w:lang w:val="es-ES"/>
         </w:rPr>
-        <w:t xml:space="preserve">de </w:t>
-      </w:r>
-      <w:proofErr w:type="gramStart"/>
-      <w:r>
-        <w:rPr>
-          <w:rFonts w:ascii="Arial" w:hAnsi="Arial" w:cs="Arial"/>
-          <w:sz w:val="18"/>
-          <w:szCs w:val="18"/>
-          <w:lang w:val="es-ES"/>
-        </w:rPr>
-        <w:t>marca</w:t>
-      </w:r>
-      <w:r>
-        <w:rPr>
-          <w:rFonts w:ascii="Arial" w:hAnsi="Arial" w:cs="Arial"/>
-          <w:sz w:val="18"/>
-          <w:szCs w:val="18"/>
-          <w:lang w:val="es-MX"/>
-        </w:rPr>
-        <w:t xml:space="preserve">{{ </w:t>
-      </w:r>
-      <w:proofErr w:type="spellStart"/>
-      <w:r>
-        <w:rPr>
-          <w:rFonts w:ascii="Arial" w:hAnsi="Arial" w:cs="Arial"/>
-          <w:sz w:val="18"/>
-          <w:szCs w:val="18"/>
-          <w:lang w:val="es-MX"/>
-        </w:rPr>
-        <w:t>equipo</w:t>
-      </w:r>
-      <w:proofErr w:type="gramEnd"/>
-      <w:r>
-        <w:rPr>
-          <w:rFonts w:ascii="Arial" w:hAnsi="Arial" w:cs="Arial"/>
-          <w:sz w:val="18"/>
-          <w:szCs w:val="18"/>
-          <w:lang w:val="es-MX"/>
-        </w:rPr>
-        <w:t>_</w:t>
-      </w:r>
-      <w:proofErr w:type="gramStart"/>
-      <w:r>
-        <w:rPr>
-          <w:rFonts w:ascii="Arial" w:hAnsi="Arial" w:cs="Arial"/>
-          <w:sz w:val="18"/>
-          <w:szCs w:val="18"/>
-          <w:lang w:val="es-MX"/>
-        </w:rPr>
-        <w:t>modelo</w:t>
-      </w:r>
-      <w:proofErr w:type="spellEnd"/>
-      <w:r>
-        <w:rPr>
-          <w:rFonts w:ascii="Arial" w:hAnsi="Arial" w:cs="Arial"/>
-          <w:sz w:val="18"/>
-          <w:szCs w:val="18"/>
-          <w:lang w:val="es-MX"/>
-        </w:rPr>
-        <w:t xml:space="preserve"> }</w:t>
-      </w:r>
-      <w:proofErr w:type="gramEnd"/>
-      <w:r>
-        <w:rPr>
-          <w:rFonts w:ascii="Arial" w:hAnsi="Arial" w:cs="Arial"/>
-          <w:sz w:val="18"/>
-          <w:szCs w:val="18"/>
-          <w:lang w:val="es-MX"/>
-        </w:rPr>
-        <w:t>}</w:t>
+        <w:t>de marca</w:t>
+      </w:r>
+      <w:r>
+        <w:rPr>
+          <w:rFonts w:ascii="Arial" w:hAnsi="Arial" w:cs="Arial"/>
+          <w:sz w:val="18"/>
+          <w:szCs w:val="18"/>
+          <w:lang w:val="es-MX"/>
+        </w:rPr>
+        <w:t>{{ equipo_modelo }}</w:t>
       </w:r>
       <w:r>
         <w:rPr>
@@ -3760,7 +3363,7 @@
                 <w:szCs w:val="18"/>
               </w:rPr>
             </w:pPr>
-            <w:bookmarkStart w:id="5" w:name="_Toc185576023"/>
+            <w:bookmarkStart w:id="3" w:name="_Toc185576023"/>
             <w:r>
               <w:rPr>
                 <w:rFonts w:ascii="Arial" w:hAnsi="Arial" w:cs="Arial"/>
@@ -3796,7 +3399,6 @@
               </w:rPr>
               <w:t xml:space="preserve">{{ </w:t>
             </w:r>
-            <w:proofErr w:type="spellStart"/>
             <w:r>
               <w:rPr>
                 <w:rFonts w:ascii="Arial" w:hAnsi="Arial" w:cs="Arial"/>
@@ -3805,7 +3407,6 @@
               </w:rPr>
               <w:t>pv_detector</w:t>
             </w:r>
-            <w:proofErr w:type="spellEnd"/>
             <w:r>
               <w:rPr>
                 <w:rFonts w:ascii="Arial" w:hAnsi="Arial" w:cs="Arial"/>
@@ -3872,7 +3473,6 @@
               </w:rPr>
               <w:t xml:space="preserve">{{ </w:t>
             </w:r>
-            <w:proofErr w:type="spellStart"/>
             <w:r>
               <w:rPr>
                 <w:rFonts w:ascii="Arial" w:hAnsi="Arial" w:cs="Arial"/>
@@ -3881,7 +3481,6 @@
               </w:rPr>
               <w:t>pv_fasemovil</w:t>
             </w:r>
-            <w:proofErr w:type="spellEnd"/>
             <w:r>
               <w:rPr>
                 <w:rFonts w:ascii="Arial" w:hAnsi="Arial" w:cs="Arial"/>
@@ -3956,7 +3555,6 @@
               </w:rPr>
               <w:t xml:space="preserve">{{ </w:t>
             </w:r>
-            <w:proofErr w:type="spellStart"/>
             <w:r>
               <w:rPr>
                 <w:rFonts w:ascii="Arial" w:hAnsi="Arial" w:cs="Arial"/>
@@ -3965,7 +3563,6 @@
               </w:rPr>
               <w:t>pv_lavadodeagua</w:t>
             </w:r>
-            <w:proofErr w:type="spellEnd"/>
             <w:r>
               <w:rPr>
                 <w:rFonts w:ascii="Arial" w:hAnsi="Arial" w:cs="Arial"/>
@@ -4032,7 +3629,6 @@
               </w:rPr>
               <w:t xml:space="preserve">{{ </w:t>
             </w:r>
-            <w:proofErr w:type="spellStart"/>
             <w:r>
               <w:rPr>
                 <w:rFonts w:ascii="Arial" w:hAnsi="Arial" w:cs="Arial"/>
@@ -4041,7 +3637,6 @@
               </w:rPr>
               <w:t>pv_columna</w:t>
             </w:r>
-            <w:proofErr w:type="spellEnd"/>
             <w:r>
               <w:rPr>
                 <w:rFonts w:ascii="Arial" w:hAnsi="Arial" w:cs="Arial"/>
@@ -4108,7 +3703,6 @@
               </w:rPr>
               <w:t xml:space="preserve">{{ </w:t>
             </w:r>
-            <w:proofErr w:type="spellStart"/>
             <w:r>
               <w:rPr>
                 <w:rFonts w:ascii="Arial" w:hAnsi="Arial" w:cs="Arial"/>
@@ -4117,7 +3711,6 @@
               </w:rPr>
               <w:t>pv_longitud_onda_nm</w:t>
             </w:r>
-            <w:proofErr w:type="spellEnd"/>
             <w:r>
               <w:rPr>
                 <w:rFonts w:ascii="Arial" w:hAnsi="Arial" w:cs="Arial"/>
@@ -4202,7 +3795,6 @@
               </w:rPr>
               <w:t xml:space="preserve">{{ </w:t>
             </w:r>
-            <w:proofErr w:type="spellStart"/>
             <w:r>
               <w:rPr>
                 <w:rFonts w:ascii="Arial" w:hAnsi="Arial" w:cs="Arial"/>
@@ -4211,7 +3803,6 @@
               </w:rPr>
               <w:t>pv_volumen_inyeccion</w:t>
             </w:r>
-            <w:proofErr w:type="spellEnd"/>
             <w:r>
               <w:rPr>
                 <w:rFonts w:ascii="Arial" w:hAnsi="Arial" w:cs="Arial"/>
@@ -4251,27 +3842,7 @@
                 <w:sz w:val="18"/>
                 <w:szCs w:val="18"/>
               </w:rPr>
-              <w:t>Flujo (</w:t>
-            </w:r>
-            <w:proofErr w:type="spellStart"/>
-            <w:r>
-              <w:rPr>
-                <w:rFonts w:ascii="Arial" w:hAnsi="Arial" w:cs="Arial"/>
-                <w:b/>
-                <w:sz w:val="18"/>
-                <w:szCs w:val="18"/>
-              </w:rPr>
-              <w:t>mL</w:t>
-            </w:r>
-            <w:proofErr w:type="spellEnd"/>
-            <w:r>
-              <w:rPr>
-                <w:rFonts w:ascii="Arial" w:hAnsi="Arial" w:cs="Arial"/>
-                <w:b/>
-                <w:sz w:val="18"/>
-                <w:szCs w:val="18"/>
-              </w:rPr>
-              <w:t>/min)</w:t>
+              <w:t>Flujo (mL/min)</w:t>
             </w:r>
           </w:p>
         </w:tc>
@@ -4298,7 +3869,6 @@
               </w:rPr>
               <w:t xml:space="preserve">{{ </w:t>
             </w:r>
-            <w:proofErr w:type="spellStart"/>
             <w:r>
               <w:rPr>
                 <w:rFonts w:ascii="Arial" w:hAnsi="Arial" w:cs="Arial"/>
@@ -4307,7 +3877,6 @@
               </w:rPr>
               <w:t>pv_flujo</w:t>
             </w:r>
-            <w:proofErr w:type="spellEnd"/>
             <w:r>
               <w:rPr>
                 <w:rFonts w:ascii="Arial" w:hAnsi="Arial" w:cs="Arial"/>
@@ -4372,7 +3941,6 @@
               </w:rPr>
               <w:t xml:space="preserve">{{ </w:t>
             </w:r>
-            <w:proofErr w:type="spellStart"/>
             <w:r>
               <w:rPr>
                 <w:rFonts w:ascii="Arial" w:hAnsi="Arial" w:cs="Arial"/>
@@ -4381,7 +3949,6 @@
               </w:rPr>
               <w:t>pv_tiempodecorrida</w:t>
             </w:r>
-            <w:proofErr w:type="spellEnd"/>
             <w:r>
               <w:rPr>
                 <w:rFonts w:ascii="Arial" w:hAnsi="Arial" w:cs="Arial"/>
@@ -4448,7 +4015,6 @@
               </w:rPr>
               <w:t xml:space="preserve">{{ </w:t>
             </w:r>
-            <w:proofErr w:type="spellStart"/>
             <w:r>
               <w:rPr>
                 <w:rFonts w:ascii="Arial" w:hAnsi="Arial" w:cs="Arial"/>
@@ -4457,7 +4023,6 @@
               </w:rPr>
               <w:t>pv_temperatura_columna</w:t>
             </w:r>
-            <w:proofErr w:type="spellEnd"/>
             <w:r>
               <w:rPr>
                 <w:rFonts w:ascii="Arial" w:hAnsi="Arial" w:cs="Arial"/>
@@ -4496,27 +4061,7 @@
                 <w:sz w:val="18"/>
                 <w:szCs w:val="18"/>
               </w:rPr>
-              <w:t xml:space="preserve">Temperatura del </w:t>
-            </w:r>
-            <w:proofErr w:type="spellStart"/>
-            <w:r>
-              <w:rPr>
-                <w:rFonts w:ascii="Arial" w:hAnsi="Arial" w:cs="Arial"/>
-                <w:b/>
-                <w:sz w:val="18"/>
-                <w:szCs w:val="18"/>
-              </w:rPr>
-              <w:t>automuestreador</w:t>
-            </w:r>
-            <w:proofErr w:type="spellEnd"/>
-            <w:r>
-              <w:rPr>
-                <w:rFonts w:ascii="Arial" w:hAnsi="Arial" w:cs="Arial"/>
-                <w:b/>
-                <w:sz w:val="18"/>
-                <w:szCs w:val="18"/>
-              </w:rPr>
-              <w:t xml:space="preserve"> (°C)</w:t>
+              <w:t>Temperatura del automuestreador (°C)</w:t>
             </w:r>
           </w:p>
         </w:tc>
@@ -4542,7 +4087,6 @@
               </w:rPr>
               <w:t xml:space="preserve">{{ </w:t>
             </w:r>
-            <w:proofErr w:type="spellStart"/>
             <w:r>
               <w:rPr>
                 <w:rFonts w:ascii="Arial" w:hAnsi="Arial" w:cs="Arial"/>
@@ -4551,7 +4095,6 @@
               </w:rPr>
               <w:t>pv_temperatura_a</w:t>
             </w:r>
-            <w:proofErr w:type="spellEnd"/>
             <w:r>
               <w:rPr>
                 <w:rFonts w:ascii="Arial" w:hAnsi="Arial" w:cs="Arial"/>
@@ -4617,7 +4160,6 @@
         </w:rPr>
         <w:t xml:space="preserve"> {{ </w:t>
       </w:r>
-      <w:proofErr w:type="spellStart"/>
       <w:r>
         <w:rPr>
           <w:rFonts w:ascii="Arial" w:hAnsi="Arial" w:cs="Arial"/>
@@ -4627,7 +4169,6 @@
         </w:rPr>
         <w:t>ls_analito</w:t>
       </w:r>
-      <w:proofErr w:type="spellEnd"/>
       <w:r>
         <w:rPr>
           <w:rFonts w:ascii="Arial" w:hAnsi="Arial" w:cs="Arial"/>
@@ -4646,7 +4187,7 @@
         </w:rPr>
         <w:t xml:space="preserve"> en muestras de Perfiles de Disolución</w:t>
       </w:r>
-      <w:bookmarkEnd w:id="5"/>
+      <w:bookmarkEnd w:id="3"/>
       <w:r>
         <w:rPr>
           <w:rFonts w:ascii="Arial" w:hAnsi="Arial" w:cs="Arial"/>
@@ -4677,7 +4218,6 @@
         </w:rPr>
         <w:t xml:space="preserve">La solución de trabajo se realizó a partir de pesar el equivalente a </w:t>
       </w:r>
-      <w:proofErr w:type="gramStart"/>
       <w:r>
         <w:rPr>
           <w:rFonts w:ascii="Arial" w:hAnsi="Arial" w:cs="Arial"/>
@@ -4687,37 +4227,15 @@
         </w:rPr>
         <w:t xml:space="preserve">{{ </w:t>
       </w:r>
-      <w:proofErr w:type="spellStart"/>
-      <w:r>
-        <w:rPr>
-          <w:rFonts w:ascii="Arial" w:hAnsi="Arial" w:cs="Arial"/>
-          <w:sz w:val="18"/>
-          <w:szCs w:val="18"/>
-          <w:lang w:val="es-MX"/>
-        </w:rPr>
-        <w:t>pesa</w:t>
-      </w:r>
-      <w:proofErr w:type="gramEnd"/>
-      <w:r>
-        <w:rPr>
-          <w:rFonts w:ascii="Arial" w:hAnsi="Arial" w:cs="Arial"/>
-          <w:sz w:val="18"/>
-          <w:szCs w:val="18"/>
-          <w:lang w:val="es-MX"/>
-        </w:rPr>
-        <w:t>_</w:t>
-      </w:r>
-      <w:proofErr w:type="gramStart"/>
-      <w:r>
-        <w:rPr>
-          <w:rFonts w:ascii="Arial" w:hAnsi="Arial" w:cs="Arial"/>
-          <w:sz w:val="18"/>
-          <w:szCs w:val="18"/>
-          <w:lang w:val="es-MX"/>
-        </w:rPr>
-        <w:t>equivalente</w:t>
-      </w:r>
-      <w:proofErr w:type="spellEnd"/>
+      <w:r>
+        <w:rPr>
+          <w:rFonts w:ascii="Arial" w:hAnsi="Arial" w:cs="Arial"/>
+          <w:sz w:val="18"/>
+          <w:szCs w:val="18"/>
+          <w:lang w:val="es-MX"/>
+        </w:rPr>
+        <w:t>pesa_equivalente</w:t>
+      </w:r>
       <w:r>
         <w:rPr>
           <w:rFonts w:ascii="Arial" w:hAnsi="Arial" w:cs="Arial"/>
@@ -4734,19 +4252,8 @@
           <w:szCs w:val="18"/>
           <w:lang w:val="es-MX"/>
         </w:rPr>
-        <w:t>mg</w:t>
-      </w:r>
-      <w:proofErr w:type="gramEnd"/>
-      <w:r>
-        <w:rPr>
-          <w:rFonts w:ascii="Arial" w:hAnsi="Arial" w:cs="Arial"/>
-          <w:sz w:val="18"/>
-          <w:szCs w:val="18"/>
-          <w:lang w:val="es-MX"/>
-        </w:rPr>
-        <w:t xml:space="preserve"> de </w:t>
-      </w:r>
-      <w:proofErr w:type="gramStart"/>
+        <w:t xml:space="preserve">mg de </w:t>
+      </w:r>
       <w:r>
         <w:rPr>
           <w:rFonts w:ascii="Arial" w:hAnsi="Arial" w:cs="Arial"/>
@@ -4756,55 +4263,23 @@
         </w:rPr>
         <w:t xml:space="preserve">{{ </w:t>
       </w:r>
-      <w:proofErr w:type="spellStart"/>
-      <w:r>
-        <w:rPr>
-          <w:rFonts w:ascii="Arial" w:hAnsi="Arial" w:cs="Arial"/>
-          <w:sz w:val="18"/>
-          <w:szCs w:val="18"/>
-          <w:lang w:val="es-MX"/>
-        </w:rPr>
-        <w:t>ls</w:t>
-      </w:r>
-      <w:proofErr w:type="gramEnd"/>
-      <w:r>
-        <w:rPr>
-          <w:rFonts w:ascii="Arial" w:hAnsi="Arial" w:cs="Arial"/>
-          <w:sz w:val="18"/>
-          <w:szCs w:val="18"/>
-          <w:lang w:val="es-MX"/>
-        </w:rPr>
-        <w:t>_</w:t>
-      </w:r>
-      <w:proofErr w:type="gramStart"/>
-      <w:r>
-        <w:rPr>
-          <w:rFonts w:ascii="Arial" w:hAnsi="Arial" w:cs="Arial"/>
-          <w:sz w:val="18"/>
-          <w:szCs w:val="18"/>
-          <w:lang w:val="es-MX"/>
-        </w:rPr>
-        <w:t>analito</w:t>
-      </w:r>
-      <w:proofErr w:type="spellEnd"/>
-      <w:r>
-        <w:rPr>
-          <w:rFonts w:ascii="Arial" w:hAnsi="Arial" w:cs="Arial"/>
-          <w:sz w:val="18"/>
-          <w:szCs w:val="18"/>
-          <w:lang w:val="es-MX"/>
-        </w:rPr>
-        <w:t xml:space="preserve"> }</w:t>
-      </w:r>
-      <w:proofErr w:type="gramEnd"/>
-      <w:r>
-        <w:rPr>
-          <w:rFonts w:ascii="Arial" w:hAnsi="Arial" w:cs="Arial"/>
-          <w:sz w:val="18"/>
-          <w:szCs w:val="18"/>
-          <w:lang w:val="es-MX"/>
-        </w:rPr>
-        <w:t>}</w:t>
+      <w:r>
+        <w:rPr>
+          <w:rFonts w:ascii="Arial" w:hAnsi="Arial" w:cs="Arial"/>
+          <w:sz w:val="18"/>
+          <w:szCs w:val="18"/>
+          <w:lang w:val="es-MX"/>
+        </w:rPr>
+        <w:t>ls_analito</w:t>
+      </w:r>
+      <w:r>
+        <w:rPr>
+          <w:rFonts w:ascii="Arial" w:hAnsi="Arial" w:cs="Arial"/>
+          <w:sz w:val="18"/>
+          <w:szCs w:val="18"/>
+          <w:lang w:val="es-MX"/>
+        </w:rPr>
+        <w:t xml:space="preserve"> }}</w:t>
       </w:r>
       <w:r>
         <w:rPr>
@@ -4824,17 +4299,69 @@
         </w:rPr>
         <w:t xml:space="preserve">de </w:t>
       </w:r>
-      <w:proofErr w:type="gramStart"/>
-      <w:r>
-        <w:rPr>
-          <w:rFonts w:ascii="Arial" w:hAnsi="Arial" w:cs="Arial"/>
-          <w:sz w:val="18"/>
-          <w:szCs w:val="18"/>
-          <w:lang w:val="es-MX"/>
-        </w:rPr>
-        <w:t>{{ volumétrico</w:t>
-      </w:r>
-      <w:proofErr w:type="gramEnd"/>
+      <w:r>
+        <w:rPr>
+          <w:rFonts w:ascii="Arial" w:hAnsi="Arial" w:cs="Arial"/>
+          <w:sz w:val="18"/>
+          <w:szCs w:val="18"/>
+          <w:lang w:val="es-MX"/>
+        </w:rPr>
+        <w:t>{{ volumétrico }}</w:t>
+      </w:r>
+      <w:r>
+        <w:rPr>
+          <w:rFonts w:ascii="Arial" w:hAnsi="Arial" w:cs="Arial"/>
+          <w:sz w:val="18"/>
+          <w:szCs w:val="18"/>
+          <w:lang w:val="es-MX"/>
+        </w:rPr>
+        <w:t xml:space="preserve"> mL, fue disuelto con </w:t>
+      </w:r>
+      <w:r>
+        <w:rPr>
+          <w:rFonts w:ascii="Arial" w:hAnsi="Arial" w:cs="Arial"/>
+          <w:sz w:val="18"/>
+          <w:szCs w:val="18"/>
+          <w:lang w:val="es-MX"/>
+        </w:rPr>
+        <w:t>{{ disolver }}</w:t>
+      </w:r>
+      <w:r>
+        <w:rPr>
+          <w:rFonts w:ascii="Arial" w:hAnsi="Arial" w:cs="Arial"/>
+          <w:sz w:val="18"/>
+          <w:szCs w:val="18"/>
+          <w:lang w:val="es-MX"/>
+        </w:rPr>
+        <w:t xml:space="preserve"> mL de </w:t>
+      </w:r>
+      <w:r>
+        <w:rPr>
+          <w:rFonts w:ascii="Arial" w:hAnsi="Arial" w:cs="Arial"/>
+          <w:sz w:val="18"/>
+          <w:szCs w:val="18"/>
+          <w:lang w:val="es-MX"/>
+        </w:rPr>
+        <w:t>{{</w:t>
+      </w:r>
+      <w:r>
+        <w:rPr>
+          <w:rFonts w:ascii="Arial" w:hAnsi="Arial" w:cs="Arial"/>
+          <w:sz w:val="18"/>
+          <w:szCs w:val="18"/>
+          <w:lang w:val="es-MX"/>
+        </w:rPr>
+        <w:t xml:space="preserve"> </w:t>
+      </w:r>
+      <w:r>
+        <w:rPr>
+          <w:rFonts w:ascii="Arial" w:hAnsi="Arial" w:cs="Arial"/>
+          <w:sz w:val="18"/>
+          <w:szCs w:val="18"/>
+          <w:lang w:val="es-MX"/>
+        </w:rPr>
+        <w:t>sustancia_disolucion</w:t>
+      </w:r>
       <w:r>
         <w:rPr>
           <w:rFonts w:ascii="Arial" w:hAnsi="Arial" w:cs="Arial"/>
@@ -4851,241 +4378,43 @@
           <w:szCs w:val="18"/>
           <w:lang w:val="es-MX"/>
         </w:rPr>
+        <w:t xml:space="preserve"> y aforado </w:t>
+      </w:r>
+      <w:r>
+        <w:rPr>
+          <w:rFonts w:ascii="Arial" w:hAnsi="Arial" w:cs="Arial"/>
+          <w:sz w:val="18"/>
+          <w:szCs w:val="18"/>
+          <w:lang w:val="es-MX"/>
+        </w:rPr>
+        <w:t>con medio de disolución</w:t>
+      </w:r>
+      <w:r>
+        <w:rPr>
+          <w:rFonts w:ascii="Arial" w:hAnsi="Arial" w:cs="Arial"/>
+          <w:sz w:val="18"/>
+          <w:szCs w:val="18"/>
+          <w:lang w:val="es-MX"/>
+        </w:rPr>
+        <w:t>:</w:t>
+      </w:r>
+      <w:r>
+        <w:rPr>
+          <w:rFonts w:ascii="Arial" w:hAnsi="Arial" w:cs="Arial"/>
+          <w:sz w:val="18"/>
+          <w:szCs w:val="18"/>
+          <w:lang w:val="es-MX"/>
+        </w:rPr>
         <w:t xml:space="preserve"> </w:t>
       </w:r>
-      <w:proofErr w:type="spellStart"/>
-      <w:r>
-        <w:rPr>
-          <w:rFonts w:ascii="Arial" w:hAnsi="Arial" w:cs="Arial"/>
-          <w:sz w:val="18"/>
-          <w:szCs w:val="18"/>
-          <w:lang w:val="es-MX"/>
-        </w:rPr>
-        <w:t>mL</w:t>
-      </w:r>
-      <w:proofErr w:type="spellEnd"/>
-      <w:r>
-        <w:rPr>
-          <w:rFonts w:ascii="Arial" w:hAnsi="Arial" w:cs="Arial"/>
-          <w:sz w:val="18"/>
-          <w:szCs w:val="18"/>
-          <w:lang w:val="es-MX"/>
-        </w:rPr>
-        <w:t xml:space="preserve">, fue disuelto con </w:t>
-      </w:r>
-      <w:proofErr w:type="gramStart"/>
-      <w:r>
-        <w:rPr>
-          <w:rFonts w:ascii="Arial" w:hAnsi="Arial" w:cs="Arial"/>
-          <w:sz w:val="18"/>
-          <w:szCs w:val="18"/>
-          <w:lang w:val="es-MX"/>
-        </w:rPr>
-        <w:t>{{ disolver</w:t>
-      </w:r>
-      <w:proofErr w:type="gramEnd"/>
-      <w:r>
-        <w:rPr>
-          <w:rFonts w:ascii="Arial" w:hAnsi="Arial" w:cs="Arial"/>
-          <w:sz w:val="18"/>
-          <w:szCs w:val="18"/>
-          <w:lang w:val="es-MX"/>
-        </w:rPr>
-        <w:t xml:space="preserve"> }}</w:t>
-      </w:r>
-      <w:r>
-        <w:rPr>
-          <w:rFonts w:ascii="Arial" w:hAnsi="Arial" w:cs="Arial"/>
-          <w:sz w:val="18"/>
-          <w:szCs w:val="18"/>
-          <w:lang w:val="es-MX"/>
-        </w:rPr>
-        <w:t xml:space="preserve"> </w:t>
-      </w:r>
-      <w:proofErr w:type="spellStart"/>
-      <w:r>
-        <w:rPr>
-          <w:rFonts w:ascii="Arial" w:hAnsi="Arial" w:cs="Arial"/>
-          <w:sz w:val="18"/>
-          <w:szCs w:val="18"/>
-          <w:lang w:val="es-MX"/>
-        </w:rPr>
-        <w:t>mL</w:t>
-      </w:r>
-      <w:proofErr w:type="spellEnd"/>
-      <w:r>
-        <w:rPr>
-          <w:rFonts w:ascii="Arial" w:hAnsi="Arial" w:cs="Arial"/>
-          <w:sz w:val="18"/>
-          <w:szCs w:val="18"/>
-          <w:lang w:val="es-MX"/>
-        </w:rPr>
-        <w:t xml:space="preserve"> de </w:t>
-      </w:r>
-      <w:proofErr w:type="gramStart"/>
-      <w:r>
-        <w:rPr>
-          <w:rFonts w:ascii="Arial" w:hAnsi="Arial" w:cs="Arial"/>
-          <w:sz w:val="18"/>
-          <w:szCs w:val="18"/>
-          <w:lang w:val="es-MX"/>
-        </w:rPr>
-        <w:t>{{</w:t>
-      </w:r>
-      <w:r>
-        <w:rPr>
-          <w:rFonts w:ascii="Arial" w:hAnsi="Arial" w:cs="Arial"/>
-          <w:sz w:val="18"/>
-          <w:szCs w:val="18"/>
-          <w:lang w:val="es-MX"/>
-        </w:rPr>
-        <w:t xml:space="preserve"> </w:t>
-      </w:r>
-      <w:proofErr w:type="spellStart"/>
-      <w:r>
-        <w:rPr>
-          <w:rFonts w:ascii="Arial" w:hAnsi="Arial" w:cs="Arial"/>
-          <w:sz w:val="18"/>
-          <w:szCs w:val="18"/>
-          <w:lang w:val="es-MX"/>
-        </w:rPr>
-        <w:t>sustancia</w:t>
-      </w:r>
-      <w:proofErr w:type="gramEnd"/>
-      <w:r>
-        <w:rPr>
-          <w:rFonts w:ascii="Arial" w:hAnsi="Arial" w:cs="Arial"/>
-          <w:sz w:val="18"/>
-          <w:szCs w:val="18"/>
-          <w:lang w:val="es-MX"/>
-        </w:rPr>
-        <w:t>_</w:t>
-      </w:r>
-      <w:proofErr w:type="gramStart"/>
-      <w:r>
-        <w:rPr>
-          <w:rFonts w:ascii="Arial" w:hAnsi="Arial" w:cs="Arial"/>
-          <w:sz w:val="18"/>
-          <w:szCs w:val="18"/>
-          <w:lang w:val="es-MX"/>
-        </w:rPr>
-        <w:t>disolucion</w:t>
-      </w:r>
-      <w:proofErr w:type="spellEnd"/>
-      <w:r>
-        <w:rPr>
-          <w:rFonts w:ascii="Arial" w:hAnsi="Arial" w:cs="Arial"/>
-          <w:sz w:val="18"/>
-          <w:szCs w:val="18"/>
-          <w:lang w:val="es-MX"/>
-        </w:rPr>
-        <w:t xml:space="preserve"> }</w:t>
-      </w:r>
-      <w:proofErr w:type="gramEnd"/>
-      <w:r>
-        <w:rPr>
-          <w:rFonts w:ascii="Arial" w:hAnsi="Arial" w:cs="Arial"/>
-          <w:sz w:val="18"/>
-          <w:szCs w:val="18"/>
-          <w:lang w:val="es-MX"/>
-        </w:rPr>
-        <w:t>}</w:t>
-      </w:r>
-      <w:r>
-        <w:rPr>
-          <w:rFonts w:ascii="Arial" w:hAnsi="Arial" w:cs="Arial"/>
-          <w:sz w:val="18"/>
-          <w:szCs w:val="18"/>
-          <w:lang w:val="es-MX"/>
-        </w:rPr>
-        <w:t xml:space="preserve"> y aforado </w:t>
-      </w:r>
-      <w:r>
-        <w:rPr>
-          <w:rFonts w:ascii="Arial" w:hAnsi="Arial" w:cs="Arial"/>
-          <w:sz w:val="18"/>
-          <w:szCs w:val="18"/>
-          <w:lang w:val="es-MX"/>
-        </w:rPr>
-        <w:t>con medio de disolución</w:t>
-      </w:r>
-      <w:r>
-        <w:rPr>
-          <w:rFonts w:ascii="Arial" w:hAnsi="Arial" w:cs="Arial"/>
-          <w:sz w:val="18"/>
-          <w:szCs w:val="18"/>
-          <w:lang w:val="es-MX"/>
-        </w:rPr>
-        <w:t>:</w:t>
-      </w:r>
-      <w:r>
-        <w:rPr>
-          <w:rFonts w:ascii="Arial" w:hAnsi="Arial" w:cs="Arial"/>
-          <w:sz w:val="18"/>
-          <w:szCs w:val="18"/>
-          <w:lang w:val="es-MX"/>
-        </w:rPr>
-        <w:t xml:space="preserve"> </w:t>
-      </w:r>
-      <w:proofErr w:type="gramStart"/>
-      <w:r>
-        <w:rPr>
-          <w:rFonts w:ascii="Arial" w:hAnsi="Arial" w:cs="Arial"/>
-          <w:sz w:val="18"/>
-          <w:szCs w:val="18"/>
-          <w:lang w:val="es-MX"/>
-        </w:rPr>
-        <w:t xml:space="preserve">{{ </w:t>
-      </w:r>
-      <w:proofErr w:type="spellStart"/>
-      <w:r>
-        <w:rPr>
-          <w:rFonts w:ascii="Arial" w:hAnsi="Arial" w:cs="Arial"/>
-          <w:sz w:val="18"/>
-          <w:szCs w:val="18"/>
-          <w:lang w:val="es-MX"/>
-        </w:rPr>
-        <w:t>medio</w:t>
-      </w:r>
-      <w:proofErr w:type="gramEnd"/>
-      <w:r>
-        <w:rPr>
-          <w:rFonts w:ascii="Arial" w:hAnsi="Arial" w:cs="Arial"/>
-          <w:sz w:val="18"/>
-          <w:szCs w:val="18"/>
-          <w:lang w:val="es-MX"/>
-        </w:rPr>
-        <w:t>_</w:t>
-      </w:r>
-      <w:proofErr w:type="gramStart"/>
-      <w:r>
-        <w:rPr>
-          <w:rFonts w:ascii="Arial" w:hAnsi="Arial" w:cs="Arial"/>
-          <w:sz w:val="18"/>
-          <w:szCs w:val="18"/>
-          <w:lang w:val="es-MX"/>
-        </w:rPr>
-        <w:t>disolucion</w:t>
-      </w:r>
-      <w:proofErr w:type="spellEnd"/>
-      <w:r>
-        <w:rPr>
-          <w:rFonts w:ascii="Arial" w:hAnsi="Arial" w:cs="Arial"/>
-          <w:sz w:val="18"/>
-          <w:szCs w:val="18"/>
-          <w:lang w:val="es-MX"/>
-        </w:rPr>
-        <w:t xml:space="preserve"> }</w:t>
-      </w:r>
-      <w:proofErr w:type="gramEnd"/>
-      <w:r>
-        <w:rPr>
-          <w:rFonts w:ascii="Arial" w:hAnsi="Arial" w:cs="Arial"/>
-          <w:sz w:val="18"/>
-          <w:szCs w:val="18"/>
-          <w:lang w:val="es-MX"/>
-        </w:rPr>
-        <w:t>}</w:t>
+      <w:r>
+        <w:rPr>
+          <w:rFonts w:ascii="Arial" w:hAnsi="Arial" w:cs="Arial"/>
+          <w:sz w:val="18"/>
+          <w:szCs w:val="18"/>
+          <w:lang w:val="es-MX"/>
+        </w:rPr>
+        <w:t>{{ medio_disolucion }}</w:t>
       </w:r>
       <w:r>
         <w:rPr>
@@ -5152,7 +4481,7 @@
           <w:lang w:val="es-ES"/>
         </w:rPr>
       </w:pPr>
-      <w:bookmarkStart w:id="6" w:name="_Toc185576024"/>
+      <w:bookmarkStart w:id="4" w:name="_Toc185576024"/>
       <w:r>
         <w:rPr>
           <w:rFonts w:ascii="Arial" w:hAnsi="Arial" w:cs="Arial"/>
@@ -5162,7 +4491,7 @@
         </w:rPr>
         <w:t>Parámetros de Validación del Método Analítico</w:t>
       </w:r>
-      <w:bookmarkEnd w:id="6"/>
+      <w:bookmarkEnd w:id="4"/>
     </w:p>
     <w:p>
       <w:pPr>
@@ -5192,7 +4521,6 @@
         </w:rPr>
         <w:t xml:space="preserve">la cuantificación de </w:t>
       </w:r>
-      <w:proofErr w:type="gramStart"/>
       <w:r>
         <w:rPr>
           <w:rFonts w:ascii="Arial" w:hAnsi="Arial" w:cs="Arial"/>
@@ -5202,55 +4530,23 @@
         </w:rPr>
         <w:t xml:space="preserve">{{ </w:t>
       </w:r>
-      <w:proofErr w:type="spellStart"/>
-      <w:r>
-        <w:rPr>
-          <w:rFonts w:ascii="Arial" w:hAnsi="Arial" w:cs="Arial"/>
-          <w:sz w:val="18"/>
-          <w:szCs w:val="18"/>
-          <w:lang w:val="es-MX"/>
-        </w:rPr>
-        <w:t>ls</w:t>
-      </w:r>
-      <w:proofErr w:type="gramEnd"/>
-      <w:r>
-        <w:rPr>
-          <w:rFonts w:ascii="Arial" w:hAnsi="Arial" w:cs="Arial"/>
-          <w:sz w:val="18"/>
-          <w:szCs w:val="18"/>
-          <w:lang w:val="es-MX"/>
-        </w:rPr>
-        <w:t>_</w:t>
-      </w:r>
-      <w:proofErr w:type="gramStart"/>
-      <w:r>
-        <w:rPr>
-          <w:rFonts w:ascii="Arial" w:hAnsi="Arial" w:cs="Arial"/>
-          <w:sz w:val="18"/>
-          <w:szCs w:val="18"/>
-          <w:lang w:val="es-MX"/>
-        </w:rPr>
-        <w:t>analito</w:t>
-      </w:r>
-      <w:proofErr w:type="spellEnd"/>
-      <w:r>
-        <w:rPr>
-          <w:rFonts w:ascii="Arial" w:hAnsi="Arial" w:cs="Arial"/>
-          <w:sz w:val="18"/>
-          <w:szCs w:val="18"/>
-          <w:lang w:val="es-MX"/>
-        </w:rPr>
-        <w:t xml:space="preserve"> }</w:t>
-      </w:r>
-      <w:proofErr w:type="gramEnd"/>
-      <w:r>
-        <w:rPr>
-          <w:rFonts w:ascii="Arial" w:hAnsi="Arial" w:cs="Arial"/>
-          <w:sz w:val="18"/>
-          <w:szCs w:val="18"/>
-          <w:lang w:val="es-MX"/>
-        </w:rPr>
-        <w:t>}</w:t>
+      <w:r>
+        <w:rPr>
+          <w:rFonts w:ascii="Arial" w:hAnsi="Arial" w:cs="Arial"/>
+          <w:sz w:val="18"/>
+          <w:szCs w:val="18"/>
+          <w:lang w:val="es-MX"/>
+        </w:rPr>
+        <w:t>ls_analito</w:t>
+      </w:r>
+      <w:r>
+        <w:rPr>
+          <w:rFonts w:ascii="Arial" w:hAnsi="Arial" w:cs="Arial"/>
+          <w:sz w:val="18"/>
+          <w:szCs w:val="18"/>
+          <w:lang w:val="es-MX"/>
+        </w:rPr>
+        <w:t xml:space="preserve"> }}</w:t>
       </w:r>
       <w:r>
         <w:rPr>
@@ -5261,65 +4557,14 @@
         </w:rPr>
         <w:t xml:space="preserve"> en muestras de Perfiles de Disolución por </w:t>
       </w:r>
-      <w:proofErr w:type="gramStart"/>
-      <w:r>
-        <w:rPr>
-          <w:rFonts w:ascii="Arial" w:hAnsi="Arial" w:cs="Arial"/>
-          <w:sz w:val="18"/>
-          <w:szCs w:val="18"/>
-          <w:lang w:val="es-MX"/>
-        </w:rPr>
-        <w:t xml:space="preserve">{{ </w:t>
-      </w:r>
-      <w:proofErr w:type="spellStart"/>
-      <w:r>
-        <w:rPr>
-          <w:rFonts w:ascii="Arial" w:hAnsi="Arial" w:cs="Arial"/>
-          <w:sz w:val="18"/>
-          <w:szCs w:val="18"/>
-          <w:lang w:val="es-MX"/>
-        </w:rPr>
-        <w:t>var</w:t>
-      </w:r>
-      <w:proofErr w:type="gramEnd"/>
-      <w:r>
-        <w:rPr>
-          <w:rFonts w:ascii="Arial" w:hAnsi="Arial" w:cs="Arial"/>
-          <w:sz w:val="18"/>
-          <w:szCs w:val="18"/>
-          <w:lang w:val="es-MX"/>
-        </w:rPr>
-        <w:t>_tecnica_</w:t>
-      </w:r>
-      <w:proofErr w:type="gramStart"/>
-      <w:r>
-        <w:rPr>
-          <w:rFonts w:ascii="Arial" w:hAnsi="Arial" w:cs="Arial"/>
-          <w:sz w:val="18"/>
-          <w:szCs w:val="18"/>
-          <w:lang w:val="es-MX"/>
-        </w:rPr>
-        <w:t>nombre</w:t>
-      </w:r>
-      <w:proofErr w:type="spellEnd"/>
-      <w:r>
-        <w:rPr>
-          <w:rFonts w:ascii="Arial" w:hAnsi="Arial" w:cs="Arial"/>
-          <w:sz w:val="18"/>
-          <w:szCs w:val="18"/>
-          <w:lang w:val="es-MX"/>
-        </w:rPr>
-        <w:t xml:space="preserve"> }</w:t>
-      </w:r>
-      <w:proofErr w:type="gramEnd"/>
-      <w:r>
-        <w:rPr>
-          <w:rFonts w:ascii="Arial" w:hAnsi="Arial" w:cs="Arial"/>
-          <w:sz w:val="18"/>
-          <w:szCs w:val="18"/>
-          <w:lang w:val="es-MX"/>
-        </w:rPr>
-        <w:t>}</w:t>
+      <w:r>
+        <w:rPr>
+          <w:rFonts w:ascii="Arial" w:hAnsi="Arial" w:cs="Arial"/>
+          <w:sz w:val="18"/>
+          <w:szCs w:val="18"/>
+          <w:lang w:val="es-MX"/>
+        </w:rPr>
+        <w:t>{{ var_tecnica_nombre }}</w:t>
       </w:r>
       <w:r>
         <w:rPr>
@@ -5647,7 +4892,6 @@
           <w:lang w:val="es-ES"/>
         </w:rPr>
       </w:pPr>
-      <w:proofErr w:type="gramStart"/>
       <w:r>
         <w:rPr>
           <w:rFonts w:ascii="Arial" w:hAnsi="Arial" w:cs="Arial"/>
@@ -5656,57 +4900,7 @@
           <w:lang w:val="es-MX"/>
         </w:rPr>
         <w:lastRenderedPageBreak/>
-        <w:t xml:space="preserve">{{ </w:t>
-      </w:r>
-      <w:proofErr w:type="spellStart"/>
-      <w:r>
-        <w:rPr>
-          <w:rFonts w:ascii="Arial" w:hAnsi="Arial" w:cs="Arial"/>
-          <w:sz w:val="18"/>
-          <w:szCs w:val="18"/>
-          <w:lang w:val="es-MX"/>
-        </w:rPr>
-        <w:t>bloque</w:t>
-      </w:r>
-      <w:proofErr w:type="gramEnd"/>
-      <w:r>
-        <w:rPr>
-          <w:rFonts w:ascii="Arial" w:hAnsi="Arial" w:cs="Arial"/>
-          <w:sz w:val="18"/>
-          <w:szCs w:val="18"/>
-          <w:lang w:val="es-MX"/>
-        </w:rPr>
-        <w:t>_estabilidad_</w:t>
-      </w:r>
-      <w:proofErr w:type="gramStart"/>
-      <w:r>
-        <w:rPr>
-          <w:rFonts w:ascii="Arial" w:hAnsi="Arial" w:cs="Arial"/>
-          <w:sz w:val="18"/>
-          <w:szCs w:val="18"/>
-          <w:lang w:val="es-MX"/>
-        </w:rPr>
-        <w:t>automuestreador</w:t>
-      </w:r>
-      <w:proofErr w:type="spellEnd"/>
-      <w:r>
-        <w:rPr>
-          <w:rFonts w:ascii="Arial" w:hAnsi="Arial" w:cs="Arial"/>
-          <w:sz w:val="18"/>
-          <w:szCs w:val="18"/>
-          <w:lang w:val="es-MX"/>
-        </w:rPr>
-        <w:t xml:space="preserve"> }</w:t>
-      </w:r>
-      <w:proofErr w:type="gramEnd"/>
-      <w:r>
-        <w:rPr>
-          <w:rFonts w:ascii="Arial" w:hAnsi="Arial" w:cs="Arial"/>
-          <w:sz w:val="18"/>
-          <w:szCs w:val="18"/>
-          <w:lang w:val="es-MX"/>
-        </w:rPr>
-        <w:t>}</w:t>
+        <w:t>{{ bloque_estabilidad_automuestreador }}</w:t>
       </w:r>
     </w:p>
     <w:p>
@@ -5888,7 +5082,7 @@
           <w:lang w:val="es-MX"/>
         </w:rPr>
       </w:pPr>
-      <w:bookmarkStart w:id="7" w:name="_Toc185576025"/>
+      <w:bookmarkStart w:id="5" w:name="_Toc185576025"/>
       <w:r>
         <w:rPr>
           <w:rFonts w:ascii="Arial" w:hAnsi="Arial" w:cs="Arial"/>
@@ -5900,7 +5094,7 @@
         </w:rPr>
         <w:t>Descripción, criterios de aceptación y resultados de los parámetros de desempeño de validación</w:t>
       </w:r>
-      <w:bookmarkEnd w:id="7"/>
+      <w:bookmarkEnd w:id="5"/>
     </w:p>
     <w:p>
       <w:pPr>
@@ -5920,7 +5114,7 @@
           <w:lang w:val="es-ES"/>
         </w:rPr>
       </w:pPr>
-      <w:bookmarkStart w:id="8" w:name="_Hlk164843986"/>
+      <w:bookmarkStart w:id="6" w:name="_Hlk164843986"/>
     </w:p>
     <w:p>
       <w:pPr>
@@ -5938,7 +5132,7 @@
           <w:lang w:val="es-ES"/>
         </w:rPr>
       </w:pPr>
-      <w:bookmarkStart w:id="9" w:name="_Toc185576026"/>
+      <w:bookmarkStart w:id="7" w:name="_Toc185576026"/>
       <w:r>
         <w:rPr>
           <w:rFonts w:ascii="Arial" w:hAnsi="Arial" w:cs="Arial"/>
@@ -5957,7 +5151,7 @@
         </w:rPr>
         <w:t xml:space="preserve"> con el fármaco</w:t>
       </w:r>
-      <w:bookmarkEnd w:id="9"/>
+      <w:bookmarkEnd w:id="7"/>
     </w:p>
     <w:p>
       <w:pPr>
@@ -5975,7 +5169,7 @@
           <w:lang w:val="es-ES"/>
         </w:rPr>
       </w:pPr>
-      <w:bookmarkStart w:id="10" w:name="_Toc185576027"/>
+      <w:bookmarkStart w:id="8" w:name="_Toc185576027"/>
       <w:r>
         <w:rPr>
           <w:rFonts w:ascii="Arial" w:hAnsi="Arial" w:cs="Arial"/>
@@ -5994,7 +5188,7 @@
         </w:rPr>
         <w:t>y precisión</w:t>
       </w:r>
-      <w:bookmarkEnd w:id="10"/>
+      <w:bookmarkEnd w:id="8"/>
       <w:r>
         <w:rPr>
           <w:rFonts w:ascii="Arial" w:hAnsi="Arial" w:cs="Arial"/>
@@ -6356,27 +5550,7 @@
           <w:szCs w:val="18"/>
           <w:lang w:val="es-MX"/>
         </w:rPr>
-        <w:t xml:space="preserve"> µg/</w:t>
-      </w:r>
-      <w:proofErr w:type="spellStart"/>
-      <w:r>
-        <w:rPr>
-          <w:rFonts w:ascii="Arial" w:hAnsi="Arial" w:cs="Arial"/>
-          <w:sz w:val="18"/>
-          <w:szCs w:val="18"/>
-          <w:lang w:val="es-MX"/>
-        </w:rPr>
-        <w:t>mL</w:t>
-      </w:r>
-      <w:proofErr w:type="spellEnd"/>
-      <w:r>
-        <w:rPr>
-          <w:rFonts w:ascii="Arial" w:hAnsi="Arial" w:cs="Arial"/>
-          <w:sz w:val="18"/>
-          <w:szCs w:val="18"/>
-          <w:lang w:val="es-MX"/>
-        </w:rPr>
-        <w:t xml:space="preserve">. </w:t>
+        <w:t xml:space="preserve"> µg/mL. </w:t>
       </w:r>
     </w:p>
     <w:p>
@@ -6620,7 +5794,39 @@
         </w:rPr>
         <w:t xml:space="preserve">Los resultados de la Linealidad, obtenidos a partir de la relación entre las </w:t>
       </w:r>
-      <w:proofErr w:type="gramStart"/>
+      <w:r>
+        <w:rPr>
+          <w:rFonts w:ascii="Arial" w:hAnsi="Arial" w:cs="Arial"/>
+          <w:sz w:val="18"/>
+          <w:szCs w:val="18"/>
+        </w:rPr>
+        <w:t>{{ var_unidades }}</w:t>
+      </w:r>
+      <w:r>
+        <w:rPr>
+          <w:rFonts w:ascii="Arial" w:hAnsi="Arial" w:cs="Arial"/>
+          <w:sz w:val="18"/>
+          <w:szCs w:val="18"/>
+        </w:rPr>
+        <w:t xml:space="preserve"> </w:t>
+      </w:r>
+      <w:r>
+        <w:rPr>
+          <w:rFonts w:ascii="Arial" w:hAnsi="Arial" w:cs="Arial"/>
+          <w:sz w:val="18"/>
+          <w:szCs w:val="18"/>
+        </w:rPr>
+        <w:t>de</w:t>
+      </w:r>
+      <w:r>
+        <w:rPr>
+          <w:rFonts w:ascii="Arial" w:hAnsi="Arial" w:cs="Arial"/>
+          <w:sz w:val="18"/>
+          <w:szCs w:val="18"/>
+          <w:lang w:val="es-ES"/>
+        </w:rPr>
+        <w:t xml:space="preserve"> </w:t>
+      </w:r>
       <w:r>
         <w:rPr>
           <w:rFonts w:ascii="Arial" w:hAnsi="Arial" w:cs="Arial"/>
@@ -6629,129 +5835,21 @@
         </w:rPr>
         <w:t xml:space="preserve">{{ </w:t>
       </w:r>
-      <w:proofErr w:type="spellStart"/>
-      <w:r>
-        <w:rPr>
-          <w:rFonts w:ascii="Arial" w:hAnsi="Arial" w:cs="Arial"/>
-          <w:sz w:val="18"/>
-          <w:szCs w:val="18"/>
-        </w:rPr>
-        <w:t>var</w:t>
-      </w:r>
-      <w:proofErr w:type="gramEnd"/>
-      <w:r>
-        <w:rPr>
-          <w:rFonts w:ascii="Arial" w:hAnsi="Arial" w:cs="Arial"/>
-          <w:sz w:val="18"/>
-          <w:szCs w:val="18"/>
-        </w:rPr>
-        <w:t>_</w:t>
-      </w:r>
-      <w:proofErr w:type="gramStart"/>
-      <w:r>
-        <w:rPr>
-          <w:rFonts w:ascii="Arial" w:hAnsi="Arial" w:cs="Arial"/>
-          <w:sz w:val="18"/>
-          <w:szCs w:val="18"/>
-        </w:rPr>
-        <w:t>unidades</w:t>
-      </w:r>
-      <w:proofErr w:type="spellEnd"/>
-      <w:r>
-        <w:rPr>
-          <w:rFonts w:ascii="Arial" w:hAnsi="Arial" w:cs="Arial"/>
-          <w:sz w:val="18"/>
-          <w:szCs w:val="18"/>
-        </w:rPr>
-        <w:t xml:space="preserve"> }</w:t>
-      </w:r>
-      <w:proofErr w:type="gramEnd"/>
-      <w:r>
-        <w:rPr>
-          <w:rFonts w:ascii="Arial" w:hAnsi="Arial" w:cs="Arial"/>
-          <w:sz w:val="18"/>
-          <w:szCs w:val="18"/>
-        </w:rPr>
-        <w:t>}</w:t>
-      </w:r>
-      <w:r>
-        <w:rPr>
-          <w:rFonts w:ascii="Arial" w:hAnsi="Arial" w:cs="Arial"/>
-          <w:sz w:val="18"/>
-          <w:szCs w:val="18"/>
-        </w:rPr>
-        <w:t xml:space="preserve"> </w:t>
-      </w:r>
-      <w:r>
-        <w:rPr>
-          <w:rFonts w:ascii="Arial" w:hAnsi="Arial" w:cs="Arial"/>
-          <w:sz w:val="18"/>
-          <w:szCs w:val="18"/>
-        </w:rPr>
-        <w:t>de</w:t>
-      </w:r>
-      <w:r>
-        <w:rPr>
-          <w:rFonts w:ascii="Arial" w:hAnsi="Arial" w:cs="Arial"/>
-          <w:sz w:val="18"/>
-          <w:szCs w:val="18"/>
-          <w:lang w:val="es-ES"/>
-        </w:rPr>
-        <w:t xml:space="preserve"> </w:t>
-      </w:r>
-      <w:proofErr w:type="gramStart"/>
-      <w:r>
-        <w:rPr>
-          <w:rFonts w:ascii="Arial" w:hAnsi="Arial" w:cs="Arial"/>
-          <w:sz w:val="18"/>
-          <w:szCs w:val="18"/>
-        </w:rPr>
-        <w:t xml:space="preserve">{{ </w:t>
-      </w:r>
-      <w:proofErr w:type="spellStart"/>
-      <w:r>
-        <w:rPr>
-          <w:rFonts w:ascii="Arial" w:hAnsi="Arial" w:cs="Arial"/>
-          <w:sz w:val="18"/>
-          <w:szCs w:val="18"/>
-        </w:rPr>
-        <w:t>ls</w:t>
-      </w:r>
-      <w:proofErr w:type="gramEnd"/>
-      <w:r>
-        <w:rPr>
-          <w:rFonts w:ascii="Arial" w:hAnsi="Arial" w:cs="Arial"/>
-          <w:sz w:val="18"/>
-          <w:szCs w:val="18"/>
-        </w:rPr>
-        <w:t>_</w:t>
-      </w:r>
-      <w:proofErr w:type="gramStart"/>
-      <w:r>
-        <w:rPr>
-          <w:rFonts w:ascii="Arial" w:hAnsi="Arial" w:cs="Arial"/>
-          <w:sz w:val="18"/>
-          <w:szCs w:val="18"/>
-        </w:rPr>
-        <w:t>analito</w:t>
-      </w:r>
-      <w:proofErr w:type="spellEnd"/>
-      <w:r>
-        <w:rPr>
-          <w:rFonts w:ascii="Arial" w:hAnsi="Arial" w:cs="Arial"/>
-          <w:sz w:val="18"/>
-          <w:szCs w:val="18"/>
-        </w:rPr>
-        <w:t xml:space="preserve"> }</w:t>
-      </w:r>
-      <w:proofErr w:type="gramEnd"/>
-      <w:r>
-        <w:rPr>
-          <w:rFonts w:ascii="Arial" w:hAnsi="Arial" w:cs="Arial"/>
-          <w:sz w:val="18"/>
-          <w:szCs w:val="18"/>
-        </w:rPr>
-        <w:t>}</w:t>
+      <w:r>
+        <w:rPr>
+          <w:rFonts w:ascii="Arial" w:hAnsi="Arial" w:cs="Arial"/>
+          <w:sz w:val="18"/>
+          <w:szCs w:val="18"/>
+        </w:rPr>
+        <w:t>ls_analito</w:t>
+      </w:r>
+      <w:r>
+        <w:rPr>
+          <w:rFonts w:ascii="Arial" w:hAnsi="Arial" w:cs="Arial"/>
+          <w:sz w:val="18"/>
+          <w:szCs w:val="18"/>
+        </w:rPr>
+        <w:t xml:space="preserve"> }}</w:t>
       </w:r>
       <w:r>
         <w:rPr>
@@ -6935,7 +6033,6 @@
               </w:rPr>
               <w:t xml:space="preserve">{{ </w:t>
             </w:r>
-            <w:proofErr w:type="spellStart"/>
             <w:r>
               <w:rPr>
                 <w:rFonts w:ascii="Arial" w:hAnsi="Arial" w:cs="Arial"/>
@@ -6945,7 +6042,6 @@
               </w:rPr>
               <w:t>ls_intercepto</w:t>
             </w:r>
-            <w:proofErr w:type="spellEnd"/>
             <w:r>
               <w:rPr>
                 <w:rFonts w:ascii="Arial" w:hAnsi="Arial" w:cs="Arial"/>
@@ -7015,7 +6111,6 @@
               </w:rPr>
               <w:t xml:space="preserve">{{ </w:t>
             </w:r>
-            <w:proofErr w:type="spellStart"/>
             <w:r>
               <w:rPr>
                 <w:rFonts w:ascii="Arial" w:hAnsi="Arial" w:cs="Arial"/>
@@ -7025,7 +6120,6 @@
               </w:rPr>
               <w:t>ls_pendiente</w:t>
             </w:r>
-            <w:proofErr w:type="spellEnd"/>
             <w:r>
               <w:rPr>
                 <w:rFonts w:ascii="Arial" w:hAnsi="Arial" w:cs="Arial"/>
@@ -7095,7 +6189,6 @@
               </w:rPr>
               <w:t xml:space="preserve">{{ </w:t>
             </w:r>
-            <w:proofErr w:type="spellStart"/>
             <w:r>
               <w:rPr>
                 <w:rFonts w:ascii="Arial" w:hAnsi="Arial" w:cs="Arial"/>
@@ -7105,7 +6198,6 @@
               </w:rPr>
               <w:t>ls_correlación__r</w:t>
             </w:r>
-            <w:proofErr w:type="spellEnd"/>
             <w:r>
               <w:rPr>
                 <w:rFonts w:ascii="Arial" w:hAnsi="Arial" w:cs="Arial"/>
@@ -7181,7 +6273,6 @@
               </w:rPr>
               <w:t xml:space="preserve">{{ </w:t>
             </w:r>
-            <w:proofErr w:type="spellStart"/>
             <w:r>
               <w:rPr>
                 <w:rFonts w:ascii="Arial" w:hAnsi="Arial" w:cs="Arial"/>
@@ -7191,7 +6282,6 @@
               </w:rPr>
               <w:t>ls_ERR</w:t>
             </w:r>
-            <w:proofErr w:type="spellEnd"/>
             <w:r>
               <w:rPr>
                 <w:rFonts w:ascii="Arial" w:hAnsi="Arial" w:cs="Arial"/>
@@ -7259,7 +6349,6 @@
               </w:rPr>
               <w:t xml:space="preserve">{{ </w:t>
             </w:r>
-            <w:proofErr w:type="spellStart"/>
             <w:r>
               <w:rPr>
                 <w:rFonts w:ascii="Arial" w:hAnsi="Arial" w:cs="Arial"/>
@@ -7269,7 +6358,6 @@
               </w:rPr>
               <w:t>ls_precision_CV</w:t>
             </w:r>
-            <w:proofErr w:type="spellEnd"/>
             <w:r>
               <w:rPr>
                 <w:rFonts w:ascii="Arial" w:hAnsi="Arial" w:cs="Arial"/>
@@ -7313,51 +6401,44 @@
       <w:r>
         <w:rPr>
           <w:rFonts w:ascii="Arial" w:hAnsi="Arial" w:cs="Arial"/>
-          <w:noProof/>
           <w:sz w:val="18"/>
           <w:szCs w:val="18"/>
           <w:lang w:eastAsia="es-MX"/>
         </w:rPr>
-        <w:lastRenderedPageBreak/>
-        <w:drawing>
-          <wp:inline distT="0" distB="0" distL="0" distR="0" wp14:anchorId="4F2E6FA8" wp14:editId="3B130D44">
-            <wp:extent cx="4792989" cy="2902226"/>
-            <wp:effectExtent l="0" t="0" r="7620" b="0"/>
-            <wp:docPr id="335749468" name="Imagen 1"/>
-            <wp:cNvGraphicFramePr>
-              <a:graphicFrameLocks xmlns:a="http://schemas.openxmlformats.org/drawingml/2006/main" noChangeAspect="1"/>
-            </wp:cNvGraphicFramePr>
-            <a:graphic xmlns:a="http://schemas.openxmlformats.org/drawingml/2006/main">
-              <a:graphicData uri="http://schemas.openxmlformats.org/drawingml/2006/picture">
-                <pic:pic xmlns:pic="http://schemas.openxmlformats.org/drawingml/2006/picture">
-                  <pic:nvPicPr>
-                    <pic:cNvPr id="335749468" name=""/>
-                    <pic:cNvPicPr/>
-                  </pic:nvPicPr>
-                  <pic:blipFill>
-                    <a:blip r:embed="rId15"/>
-                    <a:stretch>
-                      <a:fillRect/>
-                    </a:stretch>
-                  </pic:blipFill>
-                  <pic:spPr>
-                    <a:xfrm>
-                      <a:off x="0" y="0"/>
-                      <a:ext cx="4827548" cy="2923152"/>
-                    </a:xfrm>
-                    <a:prstGeom prst="rect">
-                      <a:avLst/>
-                    </a:prstGeom>
-                  </pic:spPr>
-                </pic:pic>
-              </a:graphicData>
-            </a:graphic>
-          </wp:inline>
-        </w:drawing>
+        <w:t xml:space="preserve">{{ </w:t>
+      </w:r>
+      <w:r>
+        <w:rPr>
+          <w:rFonts w:ascii="Arial" w:hAnsi="Arial" w:cs="Arial"/>
+          <w:sz w:val="18"/>
+          <w:szCs w:val="18"/>
+          <w:lang w:eastAsia="es-MX"/>
+        </w:rPr>
+        <w:t>grafica_linealidad_farmaco</w:t>
+      </w:r>
+      <w:r>
+        <w:rPr>
+          <w:rFonts w:ascii="Arial" w:hAnsi="Arial" w:cs="Arial"/>
+          <w:sz w:val="18"/>
+          <w:szCs w:val="18"/>
+          <w:lang w:eastAsia="es-MX"/>
+        </w:rPr>
+        <w:t xml:space="preserve"> }}</w:t>
       </w:r>
     </w:p>
     <w:p>
       <w:pPr>
+        <w:jc w:val="center"/>
+        <w:rPr>
+          <w:rFonts w:ascii="Arial" w:hAnsi="Arial" w:cs="Arial"/>
+          <w:sz w:val="18"/>
+          <w:szCs w:val="18"/>
+          <w:lang w:eastAsia="es-MX"/>
+        </w:rPr>
+      </w:pPr>
+    </w:p>
+    <w:p>
+      <w:pPr>
         <w:ind w:left="993" w:right="332" w:hanging="851"/>
         <w:jc w:val="both"/>
         <w:rPr>
@@ -7402,27 +6483,7 @@
           <w:sz w:val="18"/>
           <w:szCs w:val="18"/>
         </w:rPr>
-        <w:t xml:space="preserve">{{ </w:t>
-      </w:r>
-      <w:proofErr w:type="spellStart"/>
-      <w:r>
-        <w:rPr>
-          <w:rFonts w:ascii="Arial" w:hAnsi="Arial" w:cs="Arial"/>
-          <w:b/>
-          <w:sz w:val="18"/>
-          <w:szCs w:val="18"/>
-        </w:rPr>
-        <w:t>ls_analito</w:t>
-      </w:r>
-      <w:proofErr w:type="spellEnd"/>
-      <w:r>
-        <w:rPr>
-          <w:rFonts w:ascii="Arial" w:hAnsi="Arial" w:cs="Arial"/>
-          <w:b/>
-          <w:sz w:val="18"/>
-          <w:szCs w:val="18"/>
-        </w:rPr>
-        <w:t xml:space="preserve"> }}</w:t>
+        <w:t>{{ ls_analito }}</w:t>
       </w:r>
       <w:r>
         <w:rPr>
@@ -7472,7 +6533,7 @@
           <w:lang w:val="es-ES"/>
         </w:rPr>
       </w:pPr>
-      <w:bookmarkStart w:id="11" w:name="_Toc185576028"/>
+      <w:bookmarkStart w:id="9" w:name="_Toc185576028"/>
       <w:r>
         <w:rPr>
           <w:rFonts w:ascii="Arial" w:hAnsi="Arial" w:cs="Arial"/>
@@ -7491,7 +6552,7 @@
         </w:rPr>
         <w:t xml:space="preserve"> del filtro</w:t>
       </w:r>
-      <w:bookmarkEnd w:id="11"/>
+      <w:bookmarkEnd w:id="9"/>
     </w:p>
     <w:p>
       <w:pPr>
@@ -7510,6 +6571,7 @@
           <w:szCs w:val="18"/>
           <w:lang w:val="es-MX"/>
         </w:rPr>
+        <w:lastRenderedPageBreak/>
         <w:t xml:space="preserve">Para verificar si existía efecto del filtro, se evaluaron seis preparaciones independientes a la concentración de </w:t>
       </w:r>
       <w:r>
@@ -7519,17 +6581,7 @@
           <w:szCs w:val="18"/>
           <w:lang w:val="es-MX"/>
         </w:rPr>
-        <w:t xml:space="preserve">        </w:t>
-      </w:r>
-      <w:proofErr w:type="gramStart"/>
-      <w:r>
-        <w:rPr>
-          <w:rFonts w:ascii="Arial" w:hAnsi="Arial" w:cs="Arial"/>
-          <w:sz w:val="18"/>
-          <w:szCs w:val="18"/>
-          <w:lang w:val="es-MX"/>
-        </w:rPr>
-        <w:t xml:space="preserve">   </w:t>
+        <w:t xml:space="preserve">           </w:t>
       </w:r>
       <w:r>
         <w:rPr>
@@ -7556,46 +6608,28 @@
           <w:szCs w:val="18"/>
           <w:lang w:val="es-MX"/>
         </w:rPr>
-        <w:t xml:space="preserve"> }</w:t>
-      </w:r>
-      <w:proofErr w:type="gramEnd"/>
-      <w:r>
-        <w:rPr>
-          <w:rFonts w:ascii="Arial" w:hAnsi="Arial" w:cs="Arial"/>
-          <w:sz w:val="18"/>
-          <w:szCs w:val="18"/>
-          <w:lang w:val="es-MX"/>
-        </w:rPr>
-        <w:t>}</w:t>
-      </w:r>
-      <w:commentRangeStart w:id="12"/>
-      <w:r>
-        <w:rPr>
-          <w:rFonts w:ascii="Arial" w:hAnsi="Arial" w:cs="Arial"/>
-          <w:sz w:val="18"/>
-          <w:szCs w:val="18"/>
-          <w:lang w:val="es-MX"/>
-        </w:rPr>
-        <w:t xml:space="preserve"> µg/</w:t>
-      </w:r>
-      <w:proofErr w:type="spellStart"/>
-      <w:r>
-        <w:rPr>
-          <w:rFonts w:ascii="Arial" w:hAnsi="Arial" w:cs="Arial"/>
-          <w:sz w:val="18"/>
-          <w:szCs w:val="18"/>
-          <w:lang w:val="es-MX"/>
-        </w:rPr>
-        <w:t>mL</w:t>
-      </w:r>
-      <w:commentRangeEnd w:id="12"/>
-      <w:proofErr w:type="spellEnd"/>
+        <w:t xml:space="preserve"> }}</w:t>
+      </w:r>
+      <w:commentRangeStart w:id="10"/>
+      <w:r>
+        <w:rPr>
+          <w:rFonts w:ascii="Arial" w:hAnsi="Arial" w:cs="Arial"/>
+          <w:sz w:val="18"/>
+          <w:szCs w:val="18"/>
+          <w:lang w:val="es-MX"/>
+        </w:rPr>
+        <w:t xml:space="preserve"> µg/mL</w:t>
+      </w:r>
+      <w:commentRangeEnd w:id="10"/>
       <w:r>
         <w:rPr>
           <w:rStyle w:val="Refdecomentario"/>
-          <w:lang w:val="es-ES"/>
-        </w:rPr>
-        <w:commentReference w:id="12"/>
+          <w:rFonts w:ascii="Arial" w:hAnsi="Arial" w:cs="Arial"/>
+          <w:sz w:val="18"/>
+          <w:szCs w:val="18"/>
+          <w:lang w:val="es-MX"/>
+        </w:rPr>
+        <w:commentReference w:id="10"/>
       </w:r>
       <w:r>
         <w:rPr>
@@ -8945,7 +7979,7 @@
           <w:lang w:val="es-ES"/>
         </w:rPr>
       </w:pPr>
-      <w:bookmarkStart w:id="13" w:name="_Toc185576029"/>
+      <w:bookmarkStart w:id="11" w:name="_Toc185576029"/>
       <w:r>
         <w:rPr>
           <w:rFonts w:ascii="Arial" w:hAnsi="Arial" w:cs="Arial"/>
@@ -8955,7 +7989,7 @@
         </w:rPr>
         <w:t>Estabilidad de la muestra</w:t>
       </w:r>
-      <w:bookmarkEnd w:id="13"/>
+      <w:bookmarkEnd w:id="11"/>
     </w:p>
     <w:p>
       <w:pPr>
@@ -8985,7 +8019,6 @@
         </w:rPr>
         <w:t xml:space="preserve">concentraciones de </w:t>
       </w:r>
-      <w:proofErr w:type="gramStart"/>
       <w:r>
         <w:rPr>
           <w:rFonts w:ascii="Arial" w:hAnsi="Arial" w:cs="Arial"/>
@@ -8998,7 +8031,6 @@
       <w:r>
         <w:t xml:space="preserve"> </w:t>
       </w:r>
-      <w:proofErr w:type="gramEnd"/>
       <w:r>
         <w:rPr>
           <w:rFonts w:ascii="Arial" w:hAnsi="Arial" w:cs="Arial"/>
@@ -9008,25 +8040,14 @@
         </w:rPr>
         <w:t>nivel</w:t>
       </w:r>
-      <w:proofErr w:type="gramStart"/>
-      <w:r>
-        <w:rPr>
-          <w:rFonts w:ascii="Arial" w:hAnsi="Arial" w:cs="Arial"/>
-          <w:sz w:val="18"/>
-          <w:szCs w:val="18"/>
-          <w:lang w:val="es-MX"/>
-        </w:rPr>
-        <w:t>2 }</w:t>
-      </w:r>
-      <w:proofErr w:type="gramEnd"/>
-      <w:r>
-        <w:rPr>
-          <w:rFonts w:ascii="Arial" w:hAnsi="Arial" w:cs="Arial"/>
-          <w:sz w:val="18"/>
-          <w:szCs w:val="18"/>
-          <w:lang w:val="es-MX"/>
-        </w:rPr>
-        <w:t>}</w:t>
+      <w:r>
+        <w:rPr>
+          <w:rFonts w:ascii="Arial" w:hAnsi="Arial" w:cs="Arial"/>
+          <w:sz w:val="18"/>
+          <w:szCs w:val="18"/>
+          <w:lang w:val="es-MX"/>
+        </w:rPr>
+        <w:t>2 }}</w:t>
       </w:r>
       <w:r>
         <w:rPr>
@@ -9055,7 +8076,6 @@
         </w:rPr>
         <w:t xml:space="preserve"> </w:t>
       </w:r>
-      <w:proofErr w:type="gramStart"/>
       <w:r>
         <w:rPr>
           <w:rFonts w:ascii="Arial" w:hAnsi="Arial" w:cs="Arial"/>
@@ -9081,17 +8101,7 @@
           <w:szCs w:val="18"/>
           <w:lang w:val="es-MX"/>
         </w:rPr>
-        <w:t>5 }</w:t>
-      </w:r>
-      <w:proofErr w:type="gramEnd"/>
-      <w:r>
-        <w:rPr>
-          <w:rFonts w:ascii="Arial" w:hAnsi="Arial" w:cs="Arial"/>
-          <w:sz w:val="18"/>
-          <w:szCs w:val="18"/>
-          <w:lang w:val="es-MX"/>
-        </w:rPr>
-        <w:t>}</w:t>
+        <w:t>5 }}</w:t>
       </w:r>
       <w:r>
         <w:rPr>
@@ -9109,27 +8119,7 @@
           <w:szCs w:val="18"/>
           <w:lang w:val="es-MX"/>
         </w:rPr>
-        <w:t>µg/</w:t>
-      </w:r>
-      <w:proofErr w:type="spellStart"/>
-      <w:r>
-        <w:rPr>
-          <w:rFonts w:ascii="Arial" w:hAnsi="Arial" w:cs="Arial"/>
-          <w:sz w:val="18"/>
-          <w:szCs w:val="18"/>
-          <w:lang w:val="es-MX"/>
-        </w:rPr>
-        <w:t>mL</w:t>
-      </w:r>
-      <w:proofErr w:type="spellEnd"/>
-      <w:r>
-        <w:rPr>
-          <w:rFonts w:ascii="Arial" w:hAnsi="Arial" w:cs="Arial"/>
-          <w:sz w:val="18"/>
-          <w:szCs w:val="18"/>
-          <w:lang w:val="es-MX"/>
-        </w:rPr>
-        <w:t xml:space="preserve">, equivalente a los niveles 2 y 5 de la curva de calibración. A continuación, se describen las diferentes condiciones para evaluar la Estabilidad de </w:t>
+        <w:t xml:space="preserve">µg/mL, equivalente a los niveles 2 y 5 de la curva de calibración. A continuación, se describen las diferentes condiciones para evaluar la Estabilidad de </w:t>
       </w:r>
       <w:r>
         <w:rPr>
@@ -9139,7 +8129,6 @@
         </w:rPr>
         <w:t xml:space="preserve">{{ </w:t>
       </w:r>
-      <w:proofErr w:type="spellStart"/>
       <w:r>
         <w:rPr>
           <w:rFonts w:ascii="Arial" w:hAnsi="Arial" w:cs="Arial"/>
@@ -9148,7 +8137,6 @@
         </w:rPr>
         <w:t>ls_analito</w:t>
       </w:r>
-      <w:proofErr w:type="spellEnd"/>
       <w:r>
         <w:rPr>
           <w:rFonts w:ascii="Arial" w:hAnsi="Arial" w:cs="Arial"/>
@@ -9508,7 +8496,6 @@
               </w:rPr>
               <w:t xml:space="preserve">{{ </w:t>
             </w:r>
-            <w:proofErr w:type="spellStart"/>
             <w:r>
               <w:rPr>
                 <w:rFonts w:ascii="Arial" w:hAnsi="Arial" w:cs="Arial"/>
@@ -9518,7 +8505,6 @@
               </w:rPr>
               <w:t>estabilidad_ea_promedio_inicial</w:t>
             </w:r>
-            <w:proofErr w:type="spellEnd"/>
             <w:r>
               <w:rPr>
                 <w:rFonts w:ascii="Arial" w:hAnsi="Arial" w:cs="Arial"/>
@@ -9554,7 +8540,6 @@
               </w:rPr>
               <w:t xml:space="preserve">{{ </w:t>
             </w:r>
-            <w:proofErr w:type="spellStart"/>
             <w:r>
               <w:rPr>
                 <w:rFonts w:ascii="Arial" w:hAnsi="Arial" w:cs="Arial"/>
@@ -9564,7 +8549,6 @@
               </w:rPr>
               <w:t>estabilidad_ea_promediofinal</w:t>
             </w:r>
-            <w:proofErr w:type="spellEnd"/>
             <w:r>
               <w:rPr>
                 <w:rFonts w:ascii="Arial" w:hAnsi="Arial" w:cs="Arial"/>
@@ -9600,7 +8584,6 @@
               </w:rPr>
               <w:t xml:space="preserve">{{ </w:t>
             </w:r>
-            <w:proofErr w:type="spellStart"/>
             <w:r>
               <w:rPr>
                 <w:rFonts w:ascii="Arial" w:hAnsi="Arial" w:cs="Arial"/>
@@ -9610,7 +8593,6 @@
               </w:rPr>
               <w:t>estabilidad_ea_diferencia</w:t>
             </w:r>
-            <w:proofErr w:type="spellEnd"/>
             <w:r>
               <w:rPr>
                 <w:rFonts w:ascii="Arial" w:hAnsi="Arial" w:cs="Arial"/>
@@ -9667,19 +8649,8 @@
           <w:szCs w:val="18"/>
           <w:lang w:val="es-ES"/>
         </w:rPr>
-        <w:t xml:space="preserve">en </w:t>
-      </w:r>
-      <w:proofErr w:type="spellStart"/>
-      <w:r>
-        <w:rPr>
-          <w:rFonts w:ascii="Arial" w:hAnsi="Arial" w:cs="Arial"/>
-          <w:sz w:val="18"/>
-          <w:szCs w:val="18"/>
-          <w:lang w:val="es-ES"/>
-        </w:rPr>
-        <w:t>automuestreador</w:t>
-      </w:r>
-      <w:proofErr w:type="spellEnd"/>
+        <w:t>en automuestreador</w:t>
+      </w:r>
     </w:p>
     <w:p>
       <w:pPr>
@@ -9699,6 +8670,7 @@
           <w:szCs w:val="18"/>
           <w:lang w:val="es-MX"/>
         </w:rPr>
+        <w:lastRenderedPageBreak/>
         <w:t xml:space="preserve">La Estabilidad </w:t>
       </w:r>
       <w:r>
@@ -9708,19 +8680,8 @@
           <w:szCs w:val="18"/>
           <w:lang w:val="es-ES"/>
         </w:rPr>
-        <w:t xml:space="preserve">en </w:t>
-      </w:r>
-      <w:proofErr w:type="spellStart"/>
-      <w:r>
-        <w:rPr>
-          <w:rFonts w:ascii="Arial" w:hAnsi="Arial" w:cs="Arial"/>
-          <w:sz w:val="18"/>
-          <w:szCs w:val="18"/>
-          <w:lang w:val="es-ES"/>
-        </w:rPr>
-        <w:t>automuestreador</w:t>
-      </w:r>
-      <w:proofErr w:type="spellEnd"/>
+        <w:t>en automuestreador</w:t>
+      </w:r>
       <w:r>
         <w:rPr>
           <w:rFonts w:ascii="Arial" w:hAnsi="Arial" w:cs="Arial"/>
@@ -9748,7 +8709,6 @@
         </w:rPr>
         <w:t xml:space="preserve">{{ </w:t>
       </w:r>
-      <w:proofErr w:type="spellStart"/>
       <w:r>
         <w:rPr>
           <w:rFonts w:ascii="Arial" w:hAnsi="Arial" w:cs="Arial"/>
@@ -9758,7 +8718,6 @@
         </w:rPr>
         <w:t>estabilidad_eau_horas</w:t>
       </w:r>
-      <w:proofErr w:type="spellEnd"/>
       <w:r>
         <w:rPr>
           <w:rFonts w:ascii="Arial" w:hAnsi="Arial" w:cs="Arial"/>
@@ -9775,27 +8734,7 @@
           <w:szCs w:val="18"/>
           <w:lang w:val="es-MX"/>
         </w:rPr>
-        <w:t xml:space="preserve"> horas a las condiciones del </w:t>
-      </w:r>
-      <w:proofErr w:type="spellStart"/>
-      <w:r>
-        <w:rPr>
-          <w:rFonts w:ascii="Arial" w:hAnsi="Arial" w:cs="Arial"/>
-          <w:sz w:val="18"/>
-          <w:szCs w:val="18"/>
-          <w:lang w:val="es-MX"/>
-        </w:rPr>
-        <w:t>automuestreador</w:t>
-      </w:r>
-      <w:proofErr w:type="spellEnd"/>
-      <w:r>
-        <w:rPr>
-          <w:rFonts w:ascii="Arial" w:hAnsi="Arial" w:cs="Arial"/>
-          <w:sz w:val="18"/>
-          <w:szCs w:val="18"/>
-          <w:lang w:val="es-MX"/>
-        </w:rPr>
-        <w:t xml:space="preserve"> de</w:t>
+        <w:t xml:space="preserve"> horas a las condiciones del automuestreador de</w:t>
       </w:r>
       <w:r>
         <w:rPr>
@@ -9814,7 +8753,6 @@
         </w:rPr>
         <w:t xml:space="preserve">{{ </w:t>
       </w:r>
-      <w:proofErr w:type="spellStart"/>
       <w:r>
         <w:rPr>
           <w:rFonts w:ascii="Arial" w:hAnsi="Arial" w:cs="Arial"/>
@@ -9823,7 +8761,6 @@
         </w:rPr>
         <w:t>pv_temperatura_a</w:t>
       </w:r>
-      <w:proofErr w:type="spellEnd"/>
       <w:r>
         <w:rPr>
           <w:rFonts w:ascii="Arial" w:hAnsi="Arial" w:cs="Arial"/>
@@ -9966,19 +8903,8 @@
           <w:szCs w:val="18"/>
           <w:lang w:val="es-ES"/>
         </w:rPr>
-        <w:t xml:space="preserve">en </w:t>
-      </w:r>
-      <w:proofErr w:type="spellStart"/>
-      <w:r>
-        <w:rPr>
-          <w:rFonts w:ascii="Arial" w:hAnsi="Arial" w:cs="Arial"/>
-          <w:sz w:val="18"/>
-          <w:szCs w:val="18"/>
-          <w:lang w:val="es-ES"/>
-        </w:rPr>
-        <w:t>automuestreador</w:t>
-      </w:r>
-      <w:proofErr w:type="spellEnd"/>
+        <w:t>en automuestreador</w:t>
+      </w:r>
       <w:r>
         <w:rPr>
           <w:rFonts w:ascii="Arial" w:hAnsi="Arial" w:cs="Arial"/>
@@ -10040,9 +8966,8 @@
           <w:lang w:val="es-MX"/>
         </w:rPr>
         <w:tab/>
-        <w:t xml:space="preserve">Resultados promedio para la Estabilidad en </w:t>
-      </w:r>
-      <w:proofErr w:type="spellStart"/>
+        <w:t>Resultados promedio para la Estabilidad en automuestr</w:t>
+      </w:r>
       <w:r>
         <w:rPr>
           <w:rFonts w:ascii="Arial" w:hAnsi="Arial" w:cs="Arial"/>
@@ -10051,7 +8976,7 @@
           <w:szCs w:val="18"/>
           <w:lang w:val="es-MX"/>
         </w:rPr>
-        <w:t>automuestr</w:t>
+        <w:t>e</w:t>
       </w:r>
       <w:r>
         <w:rPr>
@@ -10061,28 +8986,7 @@
           <w:szCs w:val="18"/>
           <w:lang w:val="es-MX"/>
         </w:rPr>
-        <w:t>e</w:t>
-      </w:r>
-      <w:r>
-        <w:rPr>
-          <w:rFonts w:ascii="Arial" w:hAnsi="Arial" w:cs="Arial"/>
-          <w:b/>
-          <w:sz w:val="18"/>
-          <w:szCs w:val="18"/>
-          <w:lang w:val="es-MX"/>
-        </w:rPr>
-        <w:t>ador</w:t>
-      </w:r>
-      <w:proofErr w:type="spellEnd"/>
-      <w:r>
-        <w:rPr>
-          <w:rFonts w:ascii="Arial" w:hAnsi="Arial" w:cs="Arial"/>
-          <w:b/>
-          <w:sz w:val="18"/>
-          <w:szCs w:val="18"/>
-          <w:lang w:val="es-MX"/>
-        </w:rPr>
-        <w:t>.</w:t>
+        <w:t>ador.</w:t>
       </w:r>
     </w:p>
     <w:tbl>
@@ -10225,19 +9129,25 @@
                 <w:szCs w:val="18"/>
                 <w:lang w:eastAsia="es-MX"/>
               </w:rPr>
-              <w:t xml:space="preserve">{{ </w:t>
-            </w:r>
-            <w:proofErr w:type="spellStart"/>
-            <w:r>
+              <w:t>{{ estabilidad_eau_p_inicial }}</w:t>
+            </w:r>
+          </w:p>
+        </w:tc>
+        <w:tc>
+          <w:tcPr>
+            <w:tcW w:w="2135" w:type="dxa"/>
+            <w:vAlign w:val="center"/>
+          </w:tcPr>
+          <w:p>
+            <w:pPr>
+              <w:jc w:val="center"/>
               <w:rPr>
                 <w:rFonts w:ascii="Arial" w:hAnsi="Arial" w:cs="Arial"/>
                 <w:sz w:val="18"/>
                 <w:szCs w:val="18"/>
                 <w:lang w:eastAsia="es-MX"/>
               </w:rPr>
-              <w:t>estabilidad_eau_p_inicial</w:t>
-            </w:r>
-            <w:proofErr w:type="spellEnd"/>
+            </w:pPr>
             <w:r>
               <w:rPr>
                 <w:rFonts w:ascii="Arial" w:hAnsi="Arial" w:cs="Arial"/>
@@ -10245,13 +9155,13 @@
                 <w:szCs w:val="18"/>
                 <w:lang w:eastAsia="es-MX"/>
               </w:rPr>
-              <w:t xml:space="preserve"> }}</w:t>
-            </w:r>
-          </w:p>
-        </w:tc>
-        <w:tc>
-          <w:tcPr>
-            <w:tcW w:w="2135" w:type="dxa"/>
+              <w:t>{{ estabilidad_eau_p_final }}</w:t>
+            </w:r>
+          </w:p>
+        </w:tc>
+        <w:tc>
+          <w:tcPr>
+            <w:tcW w:w="2259" w:type="dxa"/>
             <w:vAlign w:val="center"/>
           </w:tcPr>
           <w:p>
@@ -10271,73 +9181,7 @@
                 <w:szCs w:val="18"/>
                 <w:lang w:eastAsia="es-MX"/>
               </w:rPr>
-              <w:t xml:space="preserve">{{ </w:t>
-            </w:r>
-            <w:proofErr w:type="spellStart"/>
-            <w:r>
-              <w:rPr>
-                <w:rFonts w:ascii="Arial" w:hAnsi="Arial" w:cs="Arial"/>
-                <w:sz w:val="18"/>
-                <w:szCs w:val="18"/>
-                <w:lang w:eastAsia="es-MX"/>
-              </w:rPr>
-              <w:t>estabilidad_eau_p_final</w:t>
-            </w:r>
-            <w:proofErr w:type="spellEnd"/>
-            <w:r>
-              <w:rPr>
-                <w:rFonts w:ascii="Arial" w:hAnsi="Arial" w:cs="Arial"/>
-                <w:sz w:val="18"/>
-                <w:szCs w:val="18"/>
-                <w:lang w:eastAsia="es-MX"/>
-              </w:rPr>
-              <w:t xml:space="preserve"> }}</w:t>
-            </w:r>
-          </w:p>
-        </w:tc>
-        <w:tc>
-          <w:tcPr>
-            <w:tcW w:w="2259" w:type="dxa"/>
-            <w:vAlign w:val="center"/>
-          </w:tcPr>
-          <w:p>
-            <w:pPr>
-              <w:jc w:val="center"/>
-              <w:rPr>
-                <w:rFonts w:ascii="Arial" w:hAnsi="Arial" w:cs="Arial"/>
-                <w:sz w:val="18"/>
-                <w:szCs w:val="18"/>
-                <w:lang w:eastAsia="es-MX"/>
-              </w:rPr>
-            </w:pPr>
-            <w:r>
-              <w:rPr>
-                <w:rFonts w:ascii="Arial" w:hAnsi="Arial" w:cs="Arial"/>
-                <w:sz w:val="18"/>
-                <w:szCs w:val="18"/>
-                <w:lang w:eastAsia="es-MX"/>
-              </w:rPr>
-              <w:t xml:space="preserve">{{ </w:t>
-            </w:r>
-            <w:proofErr w:type="spellStart"/>
-            <w:r>
-              <w:rPr>
-                <w:rFonts w:ascii="Arial" w:hAnsi="Arial" w:cs="Arial"/>
-                <w:sz w:val="18"/>
-                <w:szCs w:val="18"/>
-                <w:lang w:eastAsia="es-MX"/>
-              </w:rPr>
-              <w:t>estabilidad_eau_diferencia</w:t>
-            </w:r>
-            <w:proofErr w:type="spellEnd"/>
-            <w:r>
-              <w:rPr>
-                <w:rFonts w:ascii="Arial" w:hAnsi="Arial" w:cs="Arial"/>
-                <w:sz w:val="18"/>
-                <w:szCs w:val="18"/>
-                <w:lang w:eastAsia="es-MX"/>
-              </w:rPr>
-              <w:t xml:space="preserve"> }}</w:t>
+              <w:t>{{ estabilidad_eau_diferencia }}</w:t>
             </w:r>
           </w:p>
         </w:tc>
@@ -10397,7 +9241,6 @@
         </w:rPr>
         <w:t xml:space="preserve">{{ </w:t>
       </w:r>
-      <w:proofErr w:type="spellStart"/>
       <w:r>
         <w:rPr>
           <w:rFonts w:ascii="Arial" w:hAnsi="Arial" w:cs="Arial"/>
@@ -10406,7 +9249,6 @@
         </w:rPr>
         <w:t>ls_analito</w:t>
       </w:r>
-      <w:proofErr w:type="spellEnd"/>
       <w:r>
         <w:rPr>
           <w:rFonts w:ascii="Arial" w:hAnsi="Arial" w:cs="Arial"/>
@@ -10485,74 +9327,34 @@
           <w:szCs w:val="18"/>
           <w:lang w:val="es-MX"/>
         </w:rPr>
+        <w:t xml:space="preserve"> concentracion_finales </w:t>
+      </w:r>
+      <w:r>
+        <w:rPr>
+          <w:rFonts w:ascii="Arial" w:hAnsi="Arial" w:cs="Arial"/>
+          <w:sz w:val="18"/>
+          <w:szCs w:val="18"/>
+          <w:lang w:val="es-MX"/>
+        </w:rPr>
+        <w:t>}}</w:t>
+      </w:r>
+      <w:r>
+        <w:rPr>
+          <w:rFonts w:ascii="Arial" w:hAnsi="Arial" w:cs="Arial"/>
+          <w:sz w:val="18"/>
+          <w:szCs w:val="18"/>
+          <w:lang w:val="es-MX"/>
+        </w:rPr>
         <w:t xml:space="preserve"> </w:t>
       </w:r>
-      <w:proofErr w:type="spellStart"/>
-      <w:r>
-        <w:rPr>
-          <w:rFonts w:ascii="Arial" w:hAnsi="Arial" w:cs="Arial"/>
-          <w:sz w:val="18"/>
-          <w:szCs w:val="18"/>
-          <w:lang w:val="es-MX"/>
-        </w:rPr>
-        <w:t>concentracion_finales</w:t>
-      </w:r>
-      <w:proofErr w:type="spellEnd"/>
-      <w:r>
-        <w:rPr>
-          <w:rFonts w:ascii="Arial" w:hAnsi="Arial" w:cs="Arial"/>
-          <w:sz w:val="18"/>
-          <w:szCs w:val="18"/>
-          <w:lang w:val="es-MX"/>
-        </w:rPr>
-        <w:t xml:space="preserve"> </w:t>
-      </w:r>
-      <w:r>
-        <w:rPr>
-          <w:rFonts w:ascii="Arial" w:hAnsi="Arial" w:cs="Arial"/>
-          <w:sz w:val="18"/>
-          <w:szCs w:val="18"/>
-          <w:lang w:val="es-MX"/>
-        </w:rPr>
-        <w:t>}}</w:t>
-      </w:r>
-      <w:r>
-        <w:rPr>
-          <w:rFonts w:ascii="Arial" w:hAnsi="Arial" w:cs="Arial"/>
-          <w:sz w:val="18"/>
-          <w:szCs w:val="18"/>
-          <w:lang w:val="es-MX"/>
-        </w:rPr>
-        <w:t xml:space="preserve"> </w:t>
-      </w:r>
-      <w:r>
-        <w:rPr>
-          <w:rFonts w:ascii="Arial" w:hAnsi="Arial" w:cs="Arial"/>
-          <w:sz w:val="18"/>
-          <w:szCs w:val="18"/>
-          <w:lang w:val="es-MX"/>
-        </w:rPr>
-        <w:t>µg/</w:t>
-      </w:r>
-      <w:proofErr w:type="spellStart"/>
-      <w:r>
-        <w:rPr>
-          <w:rFonts w:ascii="Arial" w:hAnsi="Arial" w:cs="Arial"/>
-          <w:sz w:val="18"/>
-          <w:szCs w:val="18"/>
-          <w:lang w:val="es-MX"/>
-        </w:rPr>
-        <w:t>mL</w:t>
-      </w:r>
-      <w:proofErr w:type="spellEnd"/>
-      <w:r>
-        <w:rPr>
-          <w:rFonts w:ascii="Arial" w:hAnsi="Arial" w:cs="Arial"/>
-          <w:sz w:val="18"/>
-          <w:szCs w:val="18"/>
-          <w:lang w:val="es-MX"/>
-        </w:rPr>
-        <w:t xml:space="preserve">. </w:t>
+      <w:r>
+        <w:rPr>
+          <w:rFonts w:ascii="Arial" w:hAnsi="Arial" w:cs="Arial"/>
+          <w:sz w:val="18"/>
+          <w:szCs w:val="18"/>
+          <w:lang w:val="es-MX"/>
+        </w:rPr>
+        <w:t xml:space="preserve">µg/mL. </w:t>
       </w:r>
     </w:p>
     <w:p>
@@ -10655,7 +9457,6 @@
           <w:szCs w:val="18"/>
           <w:lang w:val="es-ES"/>
         </w:rPr>
-        <w:lastRenderedPageBreak/>
         <w:t>En</w:t>
       </w:r>
       <w:r>
@@ -10880,7 +9681,6 @@
               </w:rPr>
               <w:t xml:space="preserve">{{ </w:t>
             </w:r>
-            <w:proofErr w:type="spellStart"/>
             <w:r>
               <w:rPr>
                 <w:rFonts w:ascii="Arial" w:hAnsi="Arial" w:cs="Arial"/>
@@ -10890,7 +9690,6 @@
               </w:rPr>
               <w:t>estabilidad_er_promedio_inicial</w:t>
             </w:r>
-            <w:proofErr w:type="spellEnd"/>
             <w:r>
               <w:rPr>
                 <w:rFonts w:ascii="Arial" w:hAnsi="Arial" w:cs="Arial"/>
@@ -10926,7 +9725,6 @@
               </w:rPr>
               <w:t xml:space="preserve">{{ </w:t>
             </w:r>
-            <w:proofErr w:type="spellStart"/>
             <w:r>
               <w:rPr>
                 <w:rFonts w:ascii="Arial" w:hAnsi="Arial" w:cs="Arial"/>
@@ -10936,7 +9734,6 @@
               </w:rPr>
               <w:t>estabilidad_er_promediofinal</w:t>
             </w:r>
-            <w:proofErr w:type="spellEnd"/>
             <w:r>
               <w:rPr>
                 <w:rFonts w:ascii="Arial" w:hAnsi="Arial" w:cs="Arial"/>
@@ -10972,7 +9769,6 @@
               </w:rPr>
               <w:t xml:space="preserve">{{ </w:t>
             </w:r>
-            <w:proofErr w:type="spellStart"/>
             <w:r>
               <w:rPr>
                 <w:rFonts w:ascii="Arial" w:hAnsi="Arial" w:cs="Arial"/>
@@ -10982,7 +9778,6 @@
               </w:rPr>
               <w:t>estabilidad_er_diferencia</w:t>
             </w:r>
-            <w:proofErr w:type="spellEnd"/>
             <w:r>
               <w:rPr>
                 <w:rFonts w:ascii="Arial" w:hAnsi="Arial" w:cs="Arial"/>
@@ -11051,65 +9846,14 @@
         </w:rPr>
         <w:t xml:space="preserve">durante la validación del método analítico para la cuantificación de muestras de perfiles de disolución en solución </w:t>
       </w:r>
-      <w:proofErr w:type="gramStart"/>
-      <w:r>
-        <w:rPr>
-          <w:rFonts w:ascii="Arial" w:hAnsi="Arial" w:cs="Arial"/>
-          <w:sz w:val="18"/>
-          <w:szCs w:val="18"/>
-          <w:lang w:val="es-MX"/>
-        </w:rPr>
-        <w:t xml:space="preserve">{{ </w:t>
-      </w:r>
-      <w:proofErr w:type="spellStart"/>
-      <w:r>
-        <w:rPr>
-          <w:rFonts w:ascii="Arial" w:hAnsi="Arial" w:cs="Arial"/>
-          <w:sz w:val="18"/>
-          <w:szCs w:val="18"/>
-          <w:lang w:val="es-MX"/>
-        </w:rPr>
-        <w:t>medio</w:t>
-      </w:r>
-      <w:proofErr w:type="gramEnd"/>
-      <w:r>
-        <w:rPr>
-          <w:rFonts w:ascii="Arial" w:hAnsi="Arial" w:cs="Arial"/>
-          <w:sz w:val="18"/>
-          <w:szCs w:val="18"/>
-          <w:lang w:val="es-MX"/>
-        </w:rPr>
-        <w:t>_</w:t>
-      </w:r>
-      <w:proofErr w:type="gramStart"/>
-      <w:r>
-        <w:rPr>
-          <w:rFonts w:ascii="Arial" w:hAnsi="Arial" w:cs="Arial"/>
-          <w:sz w:val="18"/>
-          <w:szCs w:val="18"/>
-          <w:lang w:val="es-MX"/>
-        </w:rPr>
-        <w:t>disolucion</w:t>
-      </w:r>
-      <w:proofErr w:type="spellEnd"/>
-      <w:r>
-        <w:rPr>
-          <w:rFonts w:ascii="Arial" w:hAnsi="Arial" w:cs="Arial"/>
-          <w:sz w:val="18"/>
-          <w:szCs w:val="18"/>
-          <w:lang w:val="es-MX"/>
-        </w:rPr>
-        <w:t xml:space="preserve"> }</w:t>
-      </w:r>
-      <w:proofErr w:type="gramEnd"/>
-      <w:r>
-        <w:rPr>
-          <w:rFonts w:ascii="Arial" w:hAnsi="Arial" w:cs="Arial"/>
-          <w:sz w:val="18"/>
-          <w:szCs w:val="18"/>
-          <w:lang w:val="es-MX"/>
-        </w:rPr>
-        <w:t>}.</w:t>
+      <w:r>
+        <w:rPr>
+          <w:rFonts w:ascii="Arial" w:hAnsi="Arial" w:cs="Arial"/>
+          <w:sz w:val="18"/>
+          <w:szCs w:val="18"/>
+          <w:lang w:val="es-MX"/>
+        </w:rPr>
+        <w:t>{{ medio_disolucion }}.</w:t>
       </w:r>
       <w:r>
         <w:rPr>
@@ -11564,9 +10308,9 @@
                 <w:szCs w:val="18"/>
                 <w:lang w:eastAsia="es-MX"/>
               </w:rPr>
+              <w:lastRenderedPageBreak/>
               <w:t xml:space="preserve">{{ </w:t>
             </w:r>
-            <w:proofErr w:type="spellStart"/>
             <w:r>
               <w:rPr>
                 <w:rFonts w:ascii="Arial" w:hAnsi="Arial" w:cs="Arial"/>
@@ -11576,7 +10320,6 @@
               </w:rPr>
               <w:t>estabilidad_ess_promedio_inicial</w:t>
             </w:r>
-            <w:proofErr w:type="spellEnd"/>
             <w:r>
               <w:rPr>
                 <w:rFonts w:ascii="Arial" w:hAnsi="Arial" w:cs="Arial"/>
@@ -11612,7 +10355,6 @@
               </w:rPr>
               <w:t xml:space="preserve">{{ </w:t>
             </w:r>
-            <w:proofErr w:type="spellStart"/>
             <w:r>
               <w:rPr>
                 <w:rFonts w:ascii="Arial" w:hAnsi="Arial" w:cs="Arial"/>
@@ -11622,7 +10364,6 @@
               </w:rPr>
               <w:t>estabilidad_ess_promediofinal</w:t>
             </w:r>
-            <w:proofErr w:type="spellEnd"/>
             <w:r>
               <w:rPr>
                 <w:rFonts w:ascii="Arial" w:hAnsi="Arial" w:cs="Arial"/>
@@ -11658,7 +10399,6 @@
               </w:rPr>
               <w:t xml:space="preserve">{{ </w:t>
             </w:r>
-            <w:proofErr w:type="spellStart"/>
             <w:r>
               <w:rPr>
                 <w:rFonts w:ascii="Arial" w:hAnsi="Arial" w:cs="Arial"/>
@@ -11668,7 +10408,6 @@
               </w:rPr>
               <w:t>estabilidad_ess_diferencia</w:t>
             </w:r>
-            <w:proofErr w:type="spellEnd"/>
             <w:r>
               <w:rPr>
                 <w:rFonts w:ascii="Arial" w:hAnsi="Arial" w:cs="Arial"/>
@@ -11710,7 +10449,7 @@
           <w:lang w:val="es-ES"/>
         </w:rPr>
       </w:pPr>
-      <w:bookmarkStart w:id="14" w:name="_Toc185576030"/>
+      <w:bookmarkStart w:id="12" w:name="_Toc185576030"/>
       <w:r>
         <w:rPr>
           <w:rFonts w:ascii="Arial" w:hAnsi="Arial" w:cs="Arial"/>
@@ -11729,7 +10468,7 @@
         </w:rPr>
         <w:t xml:space="preserve"> con el medicamento</w:t>
       </w:r>
-      <w:bookmarkEnd w:id="14"/>
+      <w:bookmarkEnd w:id="12"/>
     </w:p>
     <w:p>
       <w:pPr>
@@ -11767,7 +10506,7 @@
           <w:lang w:val="es-ES"/>
         </w:rPr>
       </w:pPr>
-      <w:bookmarkStart w:id="15" w:name="_Toc185576031"/>
+      <w:bookmarkStart w:id="13" w:name="_Toc185576031"/>
       <w:r>
         <w:rPr>
           <w:rFonts w:ascii="Arial" w:hAnsi="Arial" w:cs="Arial"/>
@@ -11777,7 +10516,7 @@
         </w:rPr>
         <w:t>Linealidad, Precisión y exactitud</w:t>
       </w:r>
-      <w:bookmarkEnd w:id="15"/>
+      <w:bookmarkEnd w:id="13"/>
     </w:p>
     <w:p>
       <w:pPr>
@@ -11834,7 +10573,6 @@
         </w:rPr>
         <w:t xml:space="preserve">: </w:t>
       </w:r>
-      <w:proofErr w:type="gramStart"/>
       <w:r>
         <w:rPr>
           <w:rFonts w:ascii="Arial" w:hAnsi="Arial" w:cs="Arial"/>
@@ -11849,16 +10587,7 @@
           <w:sz w:val="18"/>
           <w:szCs w:val="18"/>
         </w:rPr>
-        <w:t>lm</w:t>
-      </w:r>
-      <w:proofErr w:type="gramEnd"/>
-      <w:r>
-        <w:rPr>
-          <w:rFonts w:ascii="Arial" w:hAnsi="Arial" w:cs="Arial"/>
-          <w:sz w:val="18"/>
-          <w:szCs w:val="18"/>
-        </w:rPr>
-        <w:t>_</w:t>
+        <w:t>lm_</w:t>
       </w:r>
       <w:r>
         <w:rPr>
@@ -11874,33 +10603,15 @@
           <w:sz w:val="18"/>
           <w:szCs w:val="18"/>
         </w:rPr>
-        <w:t>_concentracion_</w:t>
-      </w:r>
-      <w:proofErr w:type="gramStart"/>
-      <w:r>
-        <w:rPr>
-          <w:rFonts w:ascii="Arial" w:hAnsi="Arial" w:cs="Arial"/>
-          <w:sz w:val="18"/>
-          <w:szCs w:val="18"/>
-        </w:rPr>
-        <w:t>pba</w:t>
-      </w:r>
-      <w:r>
-        <w:rPr>
-          <w:rFonts w:ascii="Arial" w:hAnsi="Arial" w:cs="Arial"/>
-          <w:sz w:val="18"/>
-          <w:szCs w:val="18"/>
-        </w:rPr>
-        <w:t xml:space="preserve"> }</w:t>
-      </w:r>
-      <w:proofErr w:type="gramEnd"/>
-      <w:r>
-        <w:rPr>
-          <w:rFonts w:ascii="Arial" w:hAnsi="Arial" w:cs="Arial"/>
-          <w:sz w:val="18"/>
-          <w:szCs w:val="18"/>
-        </w:rPr>
-        <w:t>}</w:t>
+        <w:t>_concentracion_pba</w:t>
+      </w:r>
+      <w:r>
+        <w:rPr>
+          <w:rFonts w:ascii="Arial" w:hAnsi="Arial" w:cs="Arial"/>
+          <w:sz w:val="18"/>
+          <w:szCs w:val="18"/>
+        </w:rPr>
+        <w:t xml:space="preserve"> }}</w:t>
       </w:r>
       <w:r>
         <w:rPr>
@@ -11918,15 +10629,62 @@
           <w:szCs w:val="18"/>
           <w:lang w:val="es-MX"/>
         </w:rPr>
+        <w:t xml:space="preserve"> {{ </w:t>
+      </w:r>
+      <w:r>
+        <w:rPr>
+          <w:rFonts w:ascii="Arial" w:hAnsi="Arial" w:cs="Arial"/>
+          <w:sz w:val="18"/>
+          <w:szCs w:val="18"/>
+        </w:rPr>
+        <w:t>lm_</w:t>
+      </w:r>
+      <w:r>
+        <w:rPr>
+          <w:rFonts w:ascii="Arial" w:hAnsi="Arial" w:cs="Arial"/>
+          <w:sz w:val="18"/>
+          <w:szCs w:val="18"/>
+        </w:rPr>
+        <w:t>2</w:t>
+      </w:r>
+      <w:r>
+        <w:rPr>
+          <w:rFonts w:ascii="Arial" w:hAnsi="Arial" w:cs="Arial"/>
+          <w:sz w:val="18"/>
+          <w:szCs w:val="18"/>
+        </w:rPr>
+        <w:t>_concentracion_pba</w:t>
+      </w:r>
+      <w:r>
+        <w:rPr>
+          <w:rFonts w:ascii="Arial" w:hAnsi="Arial" w:cs="Arial"/>
+          <w:sz w:val="18"/>
+          <w:szCs w:val="18"/>
+        </w:rPr>
         <w:t xml:space="preserve"> </w:t>
       </w:r>
-      <w:proofErr w:type="gramStart"/>
-      <w:r>
-        <w:rPr>
-          <w:rFonts w:ascii="Arial" w:hAnsi="Arial" w:cs="Arial"/>
-          <w:sz w:val="18"/>
-          <w:szCs w:val="18"/>
-          <w:lang w:val="es-MX"/>
+      <w:r>
+        <w:rPr>
+          <w:rFonts w:ascii="Arial" w:hAnsi="Arial" w:cs="Arial"/>
+          <w:sz w:val="18"/>
+          <w:szCs w:val="18"/>
+        </w:rPr>
+        <w:t>}}</w:t>
+      </w:r>
+      <w:r>
+        <w:rPr>
+          <w:rFonts w:ascii="Arial" w:hAnsi="Arial" w:cs="Arial"/>
+          <w:sz w:val="18"/>
+          <w:szCs w:val="18"/>
+          <w:lang w:val="es-MX"/>
+        </w:rPr>
+        <w:t xml:space="preserve">, </w:t>
+      </w:r>
+      <w:r>
+        <w:rPr>
+          <w:rFonts w:ascii="Arial" w:hAnsi="Arial" w:cs="Arial"/>
+          <w:sz w:val="18"/>
+          <w:szCs w:val="18"/>
         </w:rPr>
         <w:t xml:space="preserve">{{ </w:t>
       </w:r>
@@ -11936,41 +10694,23 @@
           <w:sz w:val="18"/>
           <w:szCs w:val="18"/>
         </w:rPr>
-        <w:t>lm</w:t>
-      </w:r>
-      <w:proofErr w:type="gramEnd"/>
-      <w:r>
-        <w:rPr>
-          <w:rFonts w:ascii="Arial" w:hAnsi="Arial" w:cs="Arial"/>
-          <w:sz w:val="18"/>
-          <w:szCs w:val="18"/>
-        </w:rPr>
-        <w:t>_</w:t>
-      </w:r>
-      <w:r>
-        <w:rPr>
-          <w:rFonts w:ascii="Arial" w:hAnsi="Arial" w:cs="Arial"/>
-          <w:sz w:val="18"/>
-          <w:szCs w:val="18"/>
-        </w:rPr>
-        <w:t>2</w:t>
-      </w:r>
-      <w:r>
-        <w:rPr>
-          <w:rFonts w:ascii="Arial" w:hAnsi="Arial" w:cs="Arial"/>
-          <w:sz w:val="18"/>
-          <w:szCs w:val="18"/>
-        </w:rPr>
-        <w:t>_concentracion_</w:t>
-      </w:r>
-      <w:proofErr w:type="gramStart"/>
-      <w:r>
-        <w:rPr>
-          <w:rFonts w:ascii="Arial" w:hAnsi="Arial" w:cs="Arial"/>
-          <w:sz w:val="18"/>
-          <w:szCs w:val="18"/>
-        </w:rPr>
-        <w:t>pba</w:t>
+        <w:t>lm_</w:t>
+      </w:r>
+      <w:r>
+        <w:rPr>
+          <w:rFonts w:ascii="Arial" w:hAnsi="Arial" w:cs="Arial"/>
+          <w:sz w:val="18"/>
+          <w:szCs w:val="18"/>
+        </w:rPr>
+        <w:t>3</w:t>
+      </w:r>
+      <w:r>
+        <w:rPr>
+          <w:rFonts w:ascii="Arial" w:hAnsi="Arial" w:cs="Arial"/>
+          <w:sz w:val="18"/>
+          <w:szCs w:val="18"/>
+        </w:rPr>
+        <w:t>_concentracion_pba</w:t>
       </w:r>
       <w:r>
         <w:rPr>
@@ -11986,16 +10726,73 @@
           <w:sz w:val="18"/>
           <w:szCs w:val="18"/>
         </w:rPr>
-        <w:t>}</w:t>
-      </w:r>
-      <w:proofErr w:type="gramEnd"/>
-      <w:r>
-        <w:rPr>
-          <w:rFonts w:ascii="Arial" w:hAnsi="Arial" w:cs="Arial"/>
-          <w:sz w:val="18"/>
-          <w:szCs w:val="18"/>
-        </w:rPr>
-        <w:t>}</w:t>
+        <w:t>}}</w:t>
+      </w:r>
+      <w:r>
+        <w:rPr>
+          <w:rFonts w:ascii="Arial" w:hAnsi="Arial" w:cs="Arial"/>
+          <w:sz w:val="18"/>
+          <w:szCs w:val="18"/>
+          <w:lang w:val="es-MX"/>
+        </w:rPr>
+        <w:t>,</w:t>
+      </w:r>
+      <w:r>
+        <w:rPr>
+          <w:rFonts w:ascii="Arial" w:hAnsi="Arial" w:cs="Arial"/>
+          <w:sz w:val="18"/>
+          <w:szCs w:val="18"/>
+          <w:lang w:val="es-MX"/>
+        </w:rPr>
+        <w:t xml:space="preserve"> </w:t>
+      </w:r>
+      <w:r>
+        <w:rPr>
+          <w:rFonts w:ascii="Arial" w:hAnsi="Arial" w:cs="Arial"/>
+          <w:sz w:val="18"/>
+          <w:szCs w:val="18"/>
+        </w:rPr>
+        <w:t xml:space="preserve">{{ </w:t>
+      </w:r>
+      <w:r>
+        <w:rPr>
+          <w:rFonts w:ascii="Arial" w:hAnsi="Arial" w:cs="Arial"/>
+          <w:sz w:val="18"/>
+          <w:szCs w:val="18"/>
+        </w:rPr>
+        <w:t>lm_</w:t>
+      </w:r>
+      <w:r>
+        <w:rPr>
+          <w:rFonts w:ascii="Arial" w:hAnsi="Arial" w:cs="Arial"/>
+          <w:sz w:val="18"/>
+          <w:szCs w:val="18"/>
+        </w:rPr>
+        <w:t>4</w:t>
+      </w:r>
+      <w:r>
+        <w:rPr>
+          <w:rFonts w:ascii="Arial" w:hAnsi="Arial" w:cs="Arial"/>
+          <w:sz w:val="18"/>
+          <w:szCs w:val="18"/>
+        </w:rPr>
+        <w:t>_concentracion_pba</w:t>
+      </w:r>
+      <w:r>
+        <w:rPr>
+          <w:rFonts w:ascii="Arial" w:hAnsi="Arial" w:cs="Arial"/>
+          <w:sz w:val="18"/>
+          <w:szCs w:val="18"/>
+        </w:rPr>
+        <w:t xml:space="preserve"> </w:t>
+      </w:r>
+      <w:r>
+        <w:rPr>
+          <w:rFonts w:ascii="Arial" w:hAnsi="Arial" w:cs="Arial"/>
+          <w:sz w:val="18"/>
+          <w:szCs w:val="18"/>
+        </w:rPr>
+        <w:t>}}</w:t>
       </w:r>
       <w:r>
         <w:rPr>
@@ -12006,7 +10803,6 @@
         </w:rPr>
         <w:t xml:space="preserve">, </w:t>
       </w:r>
-      <w:proofErr w:type="gramStart"/>
       <w:r>
         <w:rPr>
           <w:rFonts w:ascii="Arial" w:hAnsi="Arial" w:cs="Arial"/>
@@ -12021,41 +10817,23 @@
           <w:sz w:val="18"/>
           <w:szCs w:val="18"/>
         </w:rPr>
-        <w:t>lm</w:t>
-      </w:r>
-      <w:proofErr w:type="gramEnd"/>
-      <w:r>
-        <w:rPr>
-          <w:rFonts w:ascii="Arial" w:hAnsi="Arial" w:cs="Arial"/>
-          <w:sz w:val="18"/>
-          <w:szCs w:val="18"/>
-        </w:rPr>
-        <w:t>_</w:t>
-      </w:r>
-      <w:r>
-        <w:rPr>
-          <w:rFonts w:ascii="Arial" w:hAnsi="Arial" w:cs="Arial"/>
-          <w:sz w:val="18"/>
-          <w:szCs w:val="18"/>
-        </w:rPr>
-        <w:t>3</w:t>
-      </w:r>
-      <w:r>
-        <w:rPr>
-          <w:rFonts w:ascii="Arial" w:hAnsi="Arial" w:cs="Arial"/>
-          <w:sz w:val="18"/>
-          <w:szCs w:val="18"/>
-        </w:rPr>
-        <w:t>_concentracion_</w:t>
-      </w:r>
-      <w:proofErr w:type="gramStart"/>
-      <w:r>
-        <w:rPr>
-          <w:rFonts w:ascii="Arial" w:hAnsi="Arial" w:cs="Arial"/>
-          <w:sz w:val="18"/>
-          <w:szCs w:val="18"/>
-        </w:rPr>
-        <w:t>pba</w:t>
+        <w:t>lm_</w:t>
+      </w:r>
+      <w:r>
+        <w:rPr>
+          <w:rFonts w:ascii="Arial" w:hAnsi="Arial" w:cs="Arial"/>
+          <w:sz w:val="18"/>
+          <w:szCs w:val="18"/>
+        </w:rPr>
+        <w:t>5</w:t>
+      </w:r>
+      <w:r>
+        <w:rPr>
+          <w:rFonts w:ascii="Arial" w:hAnsi="Arial" w:cs="Arial"/>
+          <w:sz w:val="18"/>
+          <w:szCs w:val="18"/>
+        </w:rPr>
+        <w:t>_concentracion_pba</w:t>
       </w:r>
       <w:r>
         <w:rPr>
@@ -12071,91 +10849,71 @@
           <w:sz w:val="18"/>
           <w:szCs w:val="18"/>
         </w:rPr>
-        <w:t>}</w:t>
-      </w:r>
-      <w:proofErr w:type="gramEnd"/>
-      <w:r>
-        <w:rPr>
-          <w:rFonts w:ascii="Arial" w:hAnsi="Arial" w:cs="Arial"/>
-          <w:sz w:val="18"/>
-          <w:szCs w:val="18"/>
-        </w:rPr>
-        <w:t>}</w:t>
-      </w:r>
-      <w:r>
-        <w:rPr>
-          <w:rFonts w:ascii="Arial" w:hAnsi="Arial" w:cs="Arial"/>
-          <w:sz w:val="18"/>
-          <w:szCs w:val="18"/>
-          <w:lang w:val="es-MX"/>
-        </w:rPr>
-        <w:t>,</w:t>
-      </w:r>
-      <w:r>
-        <w:rPr>
-          <w:rFonts w:ascii="Arial" w:hAnsi="Arial" w:cs="Arial"/>
-          <w:sz w:val="18"/>
-          <w:szCs w:val="18"/>
-          <w:lang w:val="es-MX"/>
+        <w:t>}}</w:t>
+      </w:r>
+      <w:r>
+        <w:rPr>
+          <w:rFonts w:ascii="Arial" w:hAnsi="Arial" w:cs="Arial"/>
+          <w:sz w:val="18"/>
+          <w:szCs w:val="18"/>
+          <w:lang w:val="es-MX"/>
+        </w:rPr>
+        <w:t xml:space="preserve"> y </w:t>
+      </w:r>
+      <w:r>
+        <w:rPr>
+          <w:rFonts w:ascii="Arial" w:hAnsi="Arial" w:cs="Arial"/>
+          <w:sz w:val="18"/>
+          <w:szCs w:val="18"/>
+        </w:rPr>
+        <w:t xml:space="preserve">{{ </w:t>
+      </w:r>
+      <w:r>
+        <w:rPr>
+          <w:rFonts w:ascii="Arial" w:hAnsi="Arial" w:cs="Arial"/>
+          <w:sz w:val="18"/>
+          <w:szCs w:val="18"/>
+        </w:rPr>
+        <w:t>lm_</w:t>
+      </w:r>
+      <w:r>
+        <w:rPr>
+          <w:rFonts w:ascii="Arial" w:hAnsi="Arial" w:cs="Arial"/>
+          <w:sz w:val="18"/>
+          <w:szCs w:val="18"/>
+        </w:rPr>
+        <w:t>6</w:t>
+      </w:r>
+      <w:r>
+        <w:rPr>
+          <w:rFonts w:ascii="Arial" w:hAnsi="Arial" w:cs="Arial"/>
+          <w:sz w:val="18"/>
+          <w:szCs w:val="18"/>
+        </w:rPr>
+        <w:t>_concentracion_pba</w:t>
+      </w:r>
+      <w:r>
+        <w:rPr>
+          <w:rFonts w:ascii="Arial" w:hAnsi="Arial" w:cs="Arial"/>
+          <w:sz w:val="18"/>
+          <w:szCs w:val="18"/>
         </w:rPr>
         <w:t xml:space="preserve"> </w:t>
       </w:r>
-      <w:proofErr w:type="gramStart"/>
-      <w:r>
-        <w:rPr>
-          <w:rFonts w:ascii="Arial" w:hAnsi="Arial" w:cs="Arial"/>
-          <w:sz w:val="18"/>
-          <w:szCs w:val="18"/>
-        </w:rPr>
-        <w:t xml:space="preserve">{{ </w:t>
-      </w:r>
-      <w:r>
-        <w:rPr>
-          <w:rFonts w:ascii="Arial" w:hAnsi="Arial" w:cs="Arial"/>
-          <w:sz w:val="18"/>
-          <w:szCs w:val="18"/>
-        </w:rPr>
-        <w:t>lm</w:t>
-      </w:r>
-      <w:proofErr w:type="gramEnd"/>
-      <w:r>
-        <w:rPr>
-          <w:rFonts w:ascii="Arial" w:hAnsi="Arial" w:cs="Arial"/>
-          <w:sz w:val="18"/>
-          <w:szCs w:val="18"/>
-        </w:rPr>
-        <w:t>_</w:t>
-      </w:r>
-      <w:r>
-        <w:rPr>
-          <w:rFonts w:ascii="Arial" w:hAnsi="Arial" w:cs="Arial"/>
-          <w:sz w:val="18"/>
-          <w:szCs w:val="18"/>
-        </w:rPr>
-        <w:t>4</w:t>
-      </w:r>
-      <w:r>
-        <w:rPr>
-          <w:rFonts w:ascii="Arial" w:hAnsi="Arial" w:cs="Arial"/>
-          <w:sz w:val="18"/>
-          <w:szCs w:val="18"/>
-        </w:rPr>
-        <w:t>_concentracion_</w:t>
-      </w:r>
-      <w:proofErr w:type="gramStart"/>
-      <w:r>
-        <w:rPr>
-          <w:rFonts w:ascii="Arial" w:hAnsi="Arial" w:cs="Arial"/>
-          <w:sz w:val="18"/>
-          <w:szCs w:val="18"/>
-        </w:rPr>
-        <w:t>pba</w:t>
-      </w:r>
-      <w:r>
-        <w:rPr>
-          <w:rFonts w:ascii="Arial" w:hAnsi="Arial" w:cs="Arial"/>
-          <w:sz w:val="18"/>
-          <w:szCs w:val="18"/>
+      <w:r>
+        <w:rPr>
+          <w:rFonts w:ascii="Arial" w:hAnsi="Arial" w:cs="Arial"/>
+          <w:sz w:val="18"/>
+          <w:szCs w:val="18"/>
+        </w:rPr>
+        <w:t>}}</w:t>
+      </w:r>
+      <w:r>
+        <w:rPr>
+          <w:rFonts w:ascii="Arial" w:hAnsi="Arial" w:cs="Arial"/>
+          <w:sz w:val="18"/>
+          <w:szCs w:val="18"/>
+          <w:lang w:val="es-MX"/>
         </w:rPr>
         <w:t xml:space="preserve"> </w:t>
       </w:r>
@@ -12164,225 +10922,9 @@
           <w:rFonts w:ascii="Arial" w:hAnsi="Arial" w:cs="Arial"/>
           <w:sz w:val="18"/>
           <w:szCs w:val="18"/>
-        </w:rPr>
-        <w:t>}</w:t>
-      </w:r>
-      <w:proofErr w:type="gramEnd"/>
-      <w:r>
-        <w:rPr>
-          <w:rFonts w:ascii="Arial" w:hAnsi="Arial" w:cs="Arial"/>
-          <w:sz w:val="18"/>
-          <w:szCs w:val="18"/>
-        </w:rPr>
-        <w:t>}</w:t>
-      </w:r>
-      <w:r>
-        <w:rPr>
-          <w:rFonts w:ascii="Arial" w:hAnsi="Arial" w:cs="Arial"/>
-          <w:sz w:val="18"/>
-          <w:szCs w:val="18"/>
-          <w:lang w:val="es-MX"/>
-        </w:rPr>
-        <w:t xml:space="preserve">, </w:t>
-      </w:r>
-      <w:proofErr w:type="gramStart"/>
-      <w:r>
-        <w:rPr>
-          <w:rFonts w:ascii="Arial" w:hAnsi="Arial" w:cs="Arial"/>
-          <w:sz w:val="18"/>
-          <w:szCs w:val="18"/>
-        </w:rPr>
-        <w:t xml:space="preserve">{{ </w:t>
-      </w:r>
-      <w:r>
-        <w:rPr>
-          <w:rFonts w:ascii="Arial" w:hAnsi="Arial" w:cs="Arial"/>
-          <w:sz w:val="18"/>
-          <w:szCs w:val="18"/>
-        </w:rPr>
-        <w:t>lm</w:t>
-      </w:r>
-      <w:proofErr w:type="gramEnd"/>
-      <w:r>
-        <w:rPr>
-          <w:rFonts w:ascii="Arial" w:hAnsi="Arial" w:cs="Arial"/>
-          <w:sz w:val="18"/>
-          <w:szCs w:val="18"/>
-        </w:rPr>
-        <w:t>_</w:t>
-      </w:r>
-      <w:r>
-        <w:rPr>
-          <w:rFonts w:ascii="Arial" w:hAnsi="Arial" w:cs="Arial"/>
-          <w:sz w:val="18"/>
-          <w:szCs w:val="18"/>
-        </w:rPr>
-        <w:t>5</w:t>
-      </w:r>
-      <w:r>
-        <w:rPr>
-          <w:rFonts w:ascii="Arial" w:hAnsi="Arial" w:cs="Arial"/>
-          <w:sz w:val="18"/>
-          <w:szCs w:val="18"/>
-        </w:rPr>
-        <w:t>_concentracion_</w:t>
-      </w:r>
-      <w:proofErr w:type="gramStart"/>
-      <w:r>
-        <w:rPr>
-          <w:rFonts w:ascii="Arial" w:hAnsi="Arial" w:cs="Arial"/>
-          <w:sz w:val="18"/>
-          <w:szCs w:val="18"/>
-        </w:rPr>
-        <w:t>pba</w:t>
-      </w:r>
-      <w:r>
-        <w:rPr>
-          <w:rFonts w:ascii="Arial" w:hAnsi="Arial" w:cs="Arial"/>
-          <w:sz w:val="18"/>
-          <w:szCs w:val="18"/>
-        </w:rPr>
-        <w:t xml:space="preserve"> </w:t>
-      </w:r>
-      <w:r>
-        <w:rPr>
-          <w:rFonts w:ascii="Arial" w:hAnsi="Arial" w:cs="Arial"/>
-          <w:sz w:val="18"/>
-          <w:szCs w:val="18"/>
-        </w:rPr>
-        <w:t>}</w:t>
-      </w:r>
-      <w:proofErr w:type="gramEnd"/>
-      <w:r>
-        <w:rPr>
-          <w:rFonts w:ascii="Arial" w:hAnsi="Arial" w:cs="Arial"/>
-          <w:sz w:val="18"/>
-          <w:szCs w:val="18"/>
-        </w:rPr>
-        <w:t>}</w:t>
-      </w:r>
-      <w:r>
-        <w:rPr>
-          <w:rFonts w:ascii="Arial" w:hAnsi="Arial" w:cs="Arial"/>
-          <w:sz w:val="18"/>
-          <w:szCs w:val="18"/>
-          <w:lang w:val="es-MX"/>
-        </w:rPr>
-        <w:t xml:space="preserve"> y </w:t>
-      </w:r>
-      <w:proofErr w:type="gramStart"/>
-      <w:r>
-        <w:rPr>
-          <w:rFonts w:ascii="Arial" w:hAnsi="Arial" w:cs="Arial"/>
-          <w:sz w:val="18"/>
-          <w:szCs w:val="18"/>
-        </w:rPr>
-        <w:t xml:space="preserve">{{ </w:t>
-      </w:r>
-      <w:r>
-        <w:rPr>
-          <w:rFonts w:ascii="Arial" w:hAnsi="Arial" w:cs="Arial"/>
-          <w:sz w:val="18"/>
-          <w:szCs w:val="18"/>
-        </w:rPr>
-        <w:t>lm</w:t>
-      </w:r>
-      <w:proofErr w:type="gramEnd"/>
-      <w:r>
-        <w:rPr>
-          <w:rFonts w:ascii="Arial" w:hAnsi="Arial" w:cs="Arial"/>
-          <w:sz w:val="18"/>
-          <w:szCs w:val="18"/>
-        </w:rPr>
-        <w:t>_</w:t>
-      </w:r>
-      <w:r>
-        <w:rPr>
-          <w:rFonts w:ascii="Arial" w:hAnsi="Arial" w:cs="Arial"/>
-          <w:sz w:val="18"/>
-          <w:szCs w:val="18"/>
-        </w:rPr>
-        <w:t>6</w:t>
-      </w:r>
-      <w:r>
-        <w:rPr>
-          <w:rFonts w:ascii="Arial" w:hAnsi="Arial" w:cs="Arial"/>
-          <w:sz w:val="18"/>
-          <w:szCs w:val="18"/>
-        </w:rPr>
-        <w:t>_concentracion_</w:t>
-      </w:r>
-      <w:proofErr w:type="gramStart"/>
-      <w:r>
-        <w:rPr>
-          <w:rFonts w:ascii="Arial" w:hAnsi="Arial" w:cs="Arial"/>
-          <w:sz w:val="18"/>
-          <w:szCs w:val="18"/>
-        </w:rPr>
-        <w:t>pba</w:t>
-      </w:r>
-      <w:r>
-        <w:rPr>
-          <w:rFonts w:ascii="Arial" w:hAnsi="Arial" w:cs="Arial"/>
-          <w:sz w:val="18"/>
-          <w:szCs w:val="18"/>
-        </w:rPr>
-        <w:t xml:space="preserve"> </w:t>
-      </w:r>
-      <w:r>
-        <w:rPr>
-          <w:rFonts w:ascii="Arial" w:hAnsi="Arial" w:cs="Arial"/>
-          <w:sz w:val="18"/>
-          <w:szCs w:val="18"/>
-        </w:rPr>
-        <w:t>}</w:t>
-      </w:r>
-      <w:proofErr w:type="gramEnd"/>
-      <w:r>
-        <w:rPr>
-          <w:rFonts w:ascii="Arial" w:hAnsi="Arial" w:cs="Arial"/>
-          <w:sz w:val="18"/>
-          <w:szCs w:val="18"/>
-        </w:rPr>
-        <w:t>}</w:t>
-      </w:r>
-      <w:r>
-        <w:rPr>
-          <w:rFonts w:ascii="Arial" w:hAnsi="Arial" w:cs="Arial"/>
-          <w:sz w:val="18"/>
-          <w:szCs w:val="18"/>
-          <w:lang w:val="es-MX"/>
-        </w:rPr>
-        <w:t xml:space="preserve"> </w:t>
-      </w:r>
-      <w:r>
-        <w:rPr>
-          <w:rFonts w:ascii="Arial" w:hAnsi="Arial" w:cs="Arial"/>
-          <w:sz w:val="18"/>
-          <w:szCs w:val="18"/>
-          <w:lang w:val="es-MX"/>
-        </w:rPr>
-        <w:t>µg/</w:t>
-      </w:r>
-      <w:proofErr w:type="spellStart"/>
-      <w:r>
-        <w:rPr>
-          <w:rFonts w:ascii="Arial" w:hAnsi="Arial" w:cs="Arial"/>
-          <w:sz w:val="18"/>
-          <w:szCs w:val="18"/>
-          <w:lang w:val="es-MX"/>
-        </w:rPr>
-        <w:t>mL</w:t>
-      </w:r>
-      <w:proofErr w:type="spellEnd"/>
-      <w:r>
-        <w:rPr>
-          <w:rFonts w:ascii="Arial" w:hAnsi="Arial" w:cs="Arial"/>
-          <w:sz w:val="18"/>
-          <w:szCs w:val="18"/>
-          <w:lang w:val="es-MX"/>
-        </w:rPr>
-        <w:t>.</w:t>
+          <w:lang w:val="es-MX"/>
+        </w:rPr>
+        <w:t>µg/mL.</w:t>
       </w:r>
     </w:p>
     <w:p>
@@ -12472,7 +11014,7 @@
           <w:lang w:val="es-MX"/>
         </w:rPr>
       </w:pPr>
-      <w:bookmarkStart w:id="16" w:name="_Hlk54794551"/>
+      <w:bookmarkStart w:id="14" w:name="_Hlk54794551"/>
       <w:r>
         <w:rPr>
           <w:rFonts w:ascii="Arial" w:hAnsi="Arial" w:cs="Arial"/>
@@ -12482,7 +11024,31 @@
         </w:rPr>
         <w:t xml:space="preserve">Los resultados del error relativo debido a la regresión y el coeficiente de correlación de la linealidad para el medicamento de referencia obtenidos a partir de la relación entre las </w:t>
       </w:r>
-      <w:proofErr w:type="gramStart"/>
+      <w:r>
+        <w:rPr>
+          <w:rFonts w:ascii="Arial" w:hAnsi="Arial" w:cs="Arial"/>
+          <w:sz w:val="18"/>
+          <w:szCs w:val="18"/>
+        </w:rPr>
+        <w:t>{{ var_unidades }}</w:t>
+      </w:r>
+      <w:r>
+        <w:rPr>
+          <w:rFonts w:ascii="Arial" w:hAnsi="Arial" w:cs="Arial"/>
+          <w:sz w:val="18"/>
+          <w:szCs w:val="18"/>
+        </w:rPr>
+        <w:t xml:space="preserve"> </w:t>
+      </w:r>
+      <w:r>
+        <w:rPr>
+          <w:rFonts w:ascii="Arial" w:hAnsi="Arial" w:cs="Arial"/>
+          <w:sz w:val="18"/>
+          <w:szCs w:val="18"/>
+          <w:lang w:val="es-MX"/>
+        </w:rPr>
+        <w:t xml:space="preserve">de </w:t>
+      </w:r>
       <w:r>
         <w:rPr>
           <w:rFonts w:ascii="Arial" w:hAnsi="Arial" w:cs="Arial"/>
@@ -12491,56 +11057,28 @@
         </w:rPr>
         <w:t xml:space="preserve">{{ </w:t>
       </w:r>
-      <w:proofErr w:type="spellStart"/>
-      <w:r>
-        <w:rPr>
-          <w:rFonts w:ascii="Arial" w:hAnsi="Arial" w:cs="Arial"/>
-          <w:sz w:val="18"/>
-          <w:szCs w:val="18"/>
-        </w:rPr>
-        <w:t>var</w:t>
-      </w:r>
-      <w:proofErr w:type="gramEnd"/>
-      <w:r>
-        <w:rPr>
-          <w:rFonts w:ascii="Arial" w:hAnsi="Arial" w:cs="Arial"/>
-          <w:sz w:val="18"/>
-          <w:szCs w:val="18"/>
-        </w:rPr>
-        <w:t>_</w:t>
-      </w:r>
-      <w:proofErr w:type="gramStart"/>
-      <w:r>
-        <w:rPr>
-          <w:rFonts w:ascii="Arial" w:hAnsi="Arial" w:cs="Arial"/>
-          <w:sz w:val="18"/>
-          <w:szCs w:val="18"/>
-        </w:rPr>
-        <w:t>unidades</w:t>
-      </w:r>
-      <w:proofErr w:type="spellEnd"/>
-      <w:r>
-        <w:rPr>
-          <w:rFonts w:ascii="Arial" w:hAnsi="Arial" w:cs="Arial"/>
-          <w:sz w:val="18"/>
-          <w:szCs w:val="18"/>
-        </w:rPr>
-        <w:t xml:space="preserve"> }</w:t>
-      </w:r>
-      <w:proofErr w:type="gramEnd"/>
-      <w:r>
-        <w:rPr>
-          <w:rFonts w:ascii="Arial" w:hAnsi="Arial" w:cs="Arial"/>
-          <w:sz w:val="18"/>
-          <w:szCs w:val="18"/>
-        </w:rPr>
-        <w:t>}</w:t>
-      </w:r>
-      <w:r>
-        <w:rPr>
-          <w:rFonts w:ascii="Arial" w:hAnsi="Arial" w:cs="Arial"/>
-          <w:sz w:val="18"/>
-          <w:szCs w:val="18"/>
+      <w:r>
+        <w:rPr>
+          <w:rFonts w:ascii="Arial" w:hAnsi="Arial" w:cs="Arial"/>
+          <w:sz w:val="18"/>
+          <w:szCs w:val="18"/>
+        </w:rPr>
+        <w:t>ls_analito</w:t>
+      </w:r>
+      <w:r>
+        <w:rPr>
+          <w:rFonts w:ascii="Arial" w:hAnsi="Arial" w:cs="Arial"/>
+          <w:sz w:val="18"/>
+          <w:szCs w:val="18"/>
+        </w:rPr>
+        <w:t xml:space="preserve"> }}</w:t>
+      </w:r>
+      <w:r>
+        <w:rPr>
+          <w:rFonts w:ascii="Arial" w:hAnsi="Arial" w:cs="Arial"/>
+          <w:sz w:val="18"/>
+          <w:szCs w:val="18"/>
+          <w:lang w:val="es-MX"/>
         </w:rPr>
         <w:t xml:space="preserve"> </w:t>
       </w:r>
@@ -12551,89 +11089,7 @@
           <w:szCs w:val="18"/>
           <w:lang w:val="es-MX"/>
         </w:rPr>
-        <w:t xml:space="preserve">de </w:t>
-      </w:r>
-      <w:proofErr w:type="gramStart"/>
-      <w:r>
-        <w:rPr>
-          <w:rFonts w:ascii="Arial" w:hAnsi="Arial" w:cs="Arial"/>
-          <w:sz w:val="18"/>
-          <w:szCs w:val="18"/>
-        </w:rPr>
-        <w:t xml:space="preserve">{{ </w:t>
-      </w:r>
-      <w:proofErr w:type="spellStart"/>
-      <w:r>
-        <w:rPr>
-          <w:rFonts w:ascii="Arial" w:hAnsi="Arial" w:cs="Arial"/>
-          <w:sz w:val="18"/>
-          <w:szCs w:val="18"/>
-        </w:rPr>
-        <w:t>ls</w:t>
-      </w:r>
-      <w:proofErr w:type="gramEnd"/>
-      <w:r>
-        <w:rPr>
-          <w:rFonts w:ascii="Arial" w:hAnsi="Arial" w:cs="Arial"/>
-          <w:sz w:val="18"/>
-          <w:szCs w:val="18"/>
-        </w:rPr>
-        <w:t>_</w:t>
-      </w:r>
-      <w:proofErr w:type="gramStart"/>
-      <w:r>
-        <w:rPr>
-          <w:rFonts w:ascii="Arial" w:hAnsi="Arial" w:cs="Arial"/>
-          <w:sz w:val="18"/>
-          <w:szCs w:val="18"/>
-        </w:rPr>
-        <w:t>analito</w:t>
-      </w:r>
-      <w:proofErr w:type="spellEnd"/>
-      <w:r>
-        <w:rPr>
-          <w:rFonts w:ascii="Arial" w:hAnsi="Arial" w:cs="Arial"/>
-          <w:sz w:val="18"/>
-          <w:szCs w:val="18"/>
-        </w:rPr>
-        <w:t xml:space="preserve"> }</w:t>
-      </w:r>
-      <w:proofErr w:type="gramEnd"/>
-      <w:r>
-        <w:rPr>
-          <w:rFonts w:ascii="Arial" w:hAnsi="Arial" w:cs="Arial"/>
-          <w:sz w:val="18"/>
-          <w:szCs w:val="18"/>
-        </w:rPr>
-        <w:t>}</w:t>
-      </w:r>
-      <w:r>
-        <w:rPr>
-          <w:rFonts w:ascii="Arial" w:hAnsi="Arial" w:cs="Arial"/>
-          <w:sz w:val="18"/>
-          <w:szCs w:val="18"/>
-          <w:lang w:val="es-MX"/>
-        </w:rPr>
-        <w:t xml:space="preserve"> </w:t>
-      </w:r>
-      <w:r>
-        <w:rPr>
-          <w:rFonts w:ascii="Arial" w:hAnsi="Arial" w:cs="Arial"/>
-          <w:sz w:val="18"/>
-          <w:szCs w:val="18"/>
-          <w:lang w:val="es-MX"/>
-        </w:rPr>
-        <w:t xml:space="preserve">y su </w:t>
-      </w:r>
-      <w:r>
-        <w:rPr>
-          <w:rFonts w:ascii="Arial" w:hAnsi="Arial" w:cs="Arial"/>
-          <w:sz w:val="18"/>
-          <w:szCs w:val="18"/>
-          <w:lang w:val="es-MX"/>
-        </w:rPr>
-        <w:lastRenderedPageBreak/>
-        <w:t>concentración, se muestran en la Tabla VI</w:t>
+        <w:t>y su concentración, se muestran en la Tabla VI</w:t>
       </w:r>
       <w:r>
         <w:rPr>
@@ -12653,7 +11109,7 @@
         </w:rPr>
         <w:t xml:space="preserve"> y en la Figura 2 se muestra el comportamiento gráfico promedio de la Linealidad </w:t>
       </w:r>
-      <w:bookmarkEnd w:id="16"/>
+      <w:bookmarkEnd w:id="14"/>
       <w:r>
         <w:rPr>
           <w:rFonts w:ascii="Arial" w:hAnsi="Arial" w:cs="Arial"/>
@@ -12791,7 +11247,6 @@
               </w:rPr>
               <w:t xml:space="preserve">{{ </w:t>
             </w:r>
-            <w:proofErr w:type="spellStart"/>
             <w:r>
               <w:rPr>
                 <w:rFonts w:ascii="Arial" w:hAnsi="Arial" w:cs="Arial"/>
@@ -12808,17 +11263,7 @@
                 <w:szCs w:val="18"/>
                 <w:lang w:eastAsia="es-MX"/>
               </w:rPr>
-              <w:t>_ref</w:t>
-            </w:r>
-            <w:proofErr w:type="spellEnd"/>
-            <w:r>
-              <w:rPr>
-                <w:rFonts w:ascii="Arial" w:hAnsi="Arial" w:cs="Arial"/>
-                <w:sz w:val="18"/>
-                <w:szCs w:val="18"/>
-                <w:lang w:eastAsia="es-MX"/>
-              </w:rPr>
-              <w:t xml:space="preserve"> </w:t>
+              <w:t xml:space="preserve">_ref </w:t>
             </w:r>
             <w:r>
               <w:rPr>
@@ -12889,7 +11334,6 @@
               </w:rPr>
               <w:t xml:space="preserve">{{ </w:t>
             </w:r>
-            <w:proofErr w:type="spellStart"/>
             <w:r>
               <w:rPr>
                 <w:rFonts w:ascii="Arial" w:hAnsi="Arial" w:cs="Arial"/>
@@ -12908,7 +11352,6 @@
               </w:rPr>
               <w:t>_ref</w:t>
             </w:r>
-            <w:proofErr w:type="spellEnd"/>
             <w:r>
               <w:rPr>
                 <w:rFonts w:ascii="Arial" w:hAnsi="Arial" w:cs="Arial"/>
@@ -12985,9 +11428,8 @@
                 <w:szCs w:val="18"/>
                 <w:lang w:eastAsia="es-MX"/>
               </w:rPr>
-              <w:t>lm_</w:t>
-            </w:r>
-            <w:proofErr w:type="spellStart"/>
+              <w:t>lm_correlacion__r</w:t>
+            </w:r>
             <w:r>
               <w:rPr>
                 <w:rFonts w:ascii="Arial" w:hAnsi="Arial" w:cs="Arial"/>
@@ -12995,38 +11437,8 @@
                 <w:szCs w:val="18"/>
                 <w:lang w:eastAsia="es-MX"/>
               </w:rPr>
-              <w:t>correlacion</w:t>
-            </w:r>
-            <w:proofErr w:type="spellEnd"/>
-            <w:r>
-              <w:rPr>
-                <w:rFonts w:ascii="Arial" w:hAnsi="Arial" w:cs="Arial"/>
-                <w:sz w:val="18"/>
-                <w:szCs w:val="18"/>
-                <w:lang w:eastAsia="es-MX"/>
-              </w:rPr>
-              <w:t>__</w:t>
-            </w:r>
-            <w:proofErr w:type="spellStart"/>
-            <w:r>
-              <w:rPr>
-                <w:rFonts w:ascii="Arial" w:hAnsi="Arial" w:cs="Arial"/>
-                <w:sz w:val="18"/>
-                <w:szCs w:val="18"/>
-                <w:lang w:eastAsia="es-MX"/>
-              </w:rPr>
-              <w:t>r</w:t>
-            </w:r>
-            <w:r>
-              <w:rPr>
-                <w:rFonts w:ascii="Arial" w:hAnsi="Arial" w:cs="Arial"/>
-                <w:sz w:val="18"/>
-                <w:szCs w:val="18"/>
-                <w:lang w:eastAsia="es-MX"/>
-              </w:rPr>
               <w:t>_ref</w:t>
             </w:r>
-            <w:proofErr w:type="spellEnd"/>
             <w:r>
               <w:rPr>
                 <w:rFonts w:ascii="Arial" w:hAnsi="Arial" w:cs="Arial"/>
@@ -13095,7 +11507,6 @@
               </w:rPr>
               <w:t xml:space="preserve">{{ </w:t>
             </w:r>
-            <w:proofErr w:type="spellStart"/>
             <w:r>
               <w:rPr>
                 <w:rFonts w:ascii="Arial" w:hAnsi="Arial" w:cs="Arial"/>
@@ -13114,7 +11525,6 @@
               </w:rPr>
               <w:t>_ref</w:t>
             </w:r>
-            <w:proofErr w:type="spellEnd"/>
             <w:r>
               <w:rPr>
                 <w:rFonts w:ascii="Arial" w:hAnsi="Arial" w:cs="Arial"/>
@@ -13143,6 +11553,45 @@
     <w:p>
       <w:pPr>
         <w:ind w:left="993" w:right="332" w:hanging="851"/>
+        <w:jc w:val="center"/>
+        <w:rPr>
+          <w:rFonts w:ascii="Arial" w:hAnsi="Arial" w:cs="Arial"/>
+          <w:b/>
+          <w:sz w:val="18"/>
+          <w:szCs w:val="18"/>
+        </w:rPr>
+      </w:pPr>
+      <w:r>
+        <w:rPr>
+          <w:rFonts w:ascii="Arial" w:hAnsi="Arial" w:cs="Arial"/>
+          <w:b/>
+          <w:sz w:val="18"/>
+          <w:szCs w:val="18"/>
+        </w:rPr>
+        <w:t xml:space="preserve">{{ </w:t>
+      </w:r>
+      <w:r>
+        <w:rPr>
+          <w:rFonts w:ascii="Arial" w:hAnsi="Arial" w:cs="Arial"/>
+          <w:b/>
+          <w:sz w:val="18"/>
+          <w:szCs w:val="18"/>
+        </w:rPr>
+        <w:t>grafica_linealidad_referencia</w:t>
+      </w:r>
+      <w:r>
+        <w:rPr>
+          <w:rFonts w:ascii="Arial" w:hAnsi="Arial" w:cs="Arial"/>
+          <w:b/>
+          <w:sz w:val="18"/>
+          <w:szCs w:val="18"/>
+        </w:rPr>
+        <w:t xml:space="preserve"> }}</w:t>
+      </w:r>
+    </w:p>
+    <w:p>
+      <w:pPr>
+        <w:ind w:left="993" w:right="332" w:hanging="851"/>
         <w:jc w:val="both"/>
         <w:rPr>
           <w:rFonts w:ascii="Arial" w:hAnsi="Arial" w:cs="Arial"/>
@@ -13151,30 +11600,6 @@
           <w:szCs w:val="18"/>
         </w:rPr>
       </w:pPr>
-      <w:r>
-        <w:rPr>
-          <w:noProof/>
-        </w:rPr>
-        <w:drawing>
-          <wp:inline distT="0" distB="0" distL="0" distR="0" wp14:anchorId="473CDC44" wp14:editId="0A4E14F7">
-            <wp:extent cx="5661660" cy="3037398"/>
-            <wp:effectExtent l="0" t="0" r="0" b="0"/>
-            <wp:docPr id="652394334" name="Gráfico 1">
-              <a:extLst xmlns:a="http://schemas.openxmlformats.org/drawingml/2006/main">
-                <a:ext uri="{FF2B5EF4-FFF2-40B4-BE49-F238E27FC236}">
-                  <a16:creationId xmlns:a16="http://schemas.microsoft.com/office/drawing/2014/main" id="{E284C2A8-0B49-4753-8005-ECBE66785450}"/>
-                </a:ext>
-              </a:extLst>
-            </wp:docPr>
-            <wp:cNvGraphicFramePr/>
-            <a:graphic xmlns:a="http://schemas.openxmlformats.org/drawingml/2006/main">
-              <a:graphicData uri="http://schemas.openxmlformats.org/drawingml/2006/chart">
-                <c:chart xmlns:c="http://schemas.openxmlformats.org/drawingml/2006/chart" xmlns:r="http://schemas.openxmlformats.org/officeDocument/2006/relationships" r:id="rId16"/>
-              </a:graphicData>
-            </a:graphic>
-          </wp:inline>
-        </w:drawing>
-      </w:r>
     </w:p>
     <w:p>
       <w:pPr>
@@ -13343,137 +11768,56 @@
         </w:rPr>
         <w:t xml:space="preserve">las </w:t>
       </w:r>
-      <w:proofErr w:type="gramStart"/>
-      <w:r>
-        <w:rPr>
-          <w:rFonts w:ascii="Arial" w:hAnsi="Arial" w:cs="Arial"/>
-          <w:sz w:val="18"/>
-          <w:szCs w:val="18"/>
-          <w:lang w:val="es-MX"/>
+      <w:r>
+        <w:rPr>
+          <w:rFonts w:ascii="Arial" w:hAnsi="Arial" w:cs="Arial"/>
+          <w:sz w:val="18"/>
+          <w:szCs w:val="18"/>
+          <w:lang w:val="es-MX"/>
+        </w:rPr>
+        <w:t>{{ var_unidades }}</w:t>
+      </w:r>
+      <w:r>
+        <w:rPr>
+          <w:rFonts w:ascii="Arial" w:hAnsi="Arial" w:cs="Arial"/>
+          <w:sz w:val="18"/>
+          <w:szCs w:val="18"/>
+          <w:lang w:val="es-MX"/>
+        </w:rPr>
+        <w:t xml:space="preserve"> </w:t>
+      </w:r>
+      <w:r>
+        <w:rPr>
+          <w:rFonts w:ascii="Arial" w:hAnsi="Arial" w:cs="Arial"/>
+          <w:sz w:val="18"/>
+          <w:szCs w:val="18"/>
+          <w:lang w:val="es-MX"/>
+        </w:rPr>
+        <w:t xml:space="preserve">de </w:t>
+      </w:r>
+      <w:r>
+        <w:rPr>
+          <w:rFonts w:ascii="Arial" w:hAnsi="Arial" w:cs="Arial"/>
+          <w:sz w:val="18"/>
+          <w:szCs w:val="18"/>
         </w:rPr>
         <w:t xml:space="preserve">{{ </w:t>
       </w:r>
-      <w:proofErr w:type="spellStart"/>
-      <w:r>
-        <w:rPr>
-          <w:rFonts w:ascii="Arial" w:hAnsi="Arial" w:cs="Arial"/>
-          <w:sz w:val="18"/>
-          <w:szCs w:val="18"/>
-          <w:lang w:val="es-MX"/>
-        </w:rPr>
-        <w:t>var</w:t>
-      </w:r>
-      <w:proofErr w:type="gramEnd"/>
-      <w:r>
-        <w:rPr>
-          <w:rFonts w:ascii="Arial" w:hAnsi="Arial" w:cs="Arial"/>
-          <w:sz w:val="18"/>
-          <w:szCs w:val="18"/>
-          <w:lang w:val="es-MX"/>
-        </w:rPr>
-        <w:t>_</w:t>
-      </w:r>
-      <w:proofErr w:type="gramStart"/>
-      <w:r>
-        <w:rPr>
-          <w:rFonts w:ascii="Arial" w:hAnsi="Arial" w:cs="Arial"/>
-          <w:sz w:val="18"/>
-          <w:szCs w:val="18"/>
-          <w:lang w:val="es-MX"/>
-        </w:rPr>
-        <w:t>unidades</w:t>
-      </w:r>
-      <w:proofErr w:type="spellEnd"/>
-      <w:r>
-        <w:rPr>
-          <w:rFonts w:ascii="Arial" w:hAnsi="Arial" w:cs="Arial"/>
-          <w:sz w:val="18"/>
-          <w:szCs w:val="18"/>
-          <w:lang w:val="es-MX"/>
-        </w:rPr>
-        <w:t xml:space="preserve"> }</w:t>
-      </w:r>
-      <w:proofErr w:type="gramEnd"/>
-      <w:r>
-        <w:rPr>
-          <w:rFonts w:ascii="Arial" w:hAnsi="Arial" w:cs="Arial"/>
-          <w:sz w:val="18"/>
-          <w:szCs w:val="18"/>
-          <w:lang w:val="es-MX"/>
-        </w:rPr>
-        <w:t>}</w:t>
-      </w:r>
-      <w:r>
-        <w:rPr>
-          <w:rFonts w:ascii="Arial" w:hAnsi="Arial" w:cs="Arial"/>
-          <w:sz w:val="18"/>
-          <w:szCs w:val="18"/>
-          <w:lang w:val="es-MX"/>
-        </w:rPr>
-        <w:t xml:space="preserve"> </w:t>
-      </w:r>
-      <w:r>
-        <w:rPr>
-          <w:rFonts w:ascii="Arial" w:hAnsi="Arial" w:cs="Arial"/>
-          <w:sz w:val="18"/>
-          <w:szCs w:val="18"/>
-          <w:lang w:val="es-MX"/>
-        </w:rPr>
-        <w:t xml:space="preserve">de </w:t>
-      </w:r>
-      <w:proofErr w:type="gramStart"/>
-      <w:r>
-        <w:rPr>
-          <w:rFonts w:ascii="Arial" w:hAnsi="Arial" w:cs="Arial"/>
-          <w:sz w:val="18"/>
-          <w:szCs w:val="18"/>
-        </w:rPr>
-        <w:t xml:space="preserve">{{ </w:t>
-      </w:r>
-      <w:proofErr w:type="spellStart"/>
-      <w:r>
-        <w:rPr>
-          <w:rFonts w:ascii="Arial" w:hAnsi="Arial" w:cs="Arial"/>
-          <w:sz w:val="18"/>
-          <w:szCs w:val="18"/>
-        </w:rPr>
-        <w:t>ls</w:t>
-      </w:r>
-      <w:proofErr w:type="gramEnd"/>
-      <w:r>
-        <w:rPr>
-          <w:rFonts w:ascii="Arial" w:hAnsi="Arial" w:cs="Arial"/>
-          <w:sz w:val="18"/>
-          <w:szCs w:val="18"/>
-        </w:rPr>
-        <w:t>_</w:t>
-      </w:r>
-      <w:proofErr w:type="gramStart"/>
-      <w:r>
-        <w:rPr>
-          <w:rFonts w:ascii="Arial" w:hAnsi="Arial" w:cs="Arial"/>
-          <w:sz w:val="18"/>
-          <w:szCs w:val="18"/>
-        </w:rPr>
-        <w:t>analito</w:t>
-      </w:r>
-      <w:proofErr w:type="spellEnd"/>
-      <w:r>
-        <w:rPr>
-          <w:rFonts w:ascii="Arial" w:hAnsi="Arial" w:cs="Arial"/>
-          <w:sz w:val="18"/>
-          <w:szCs w:val="18"/>
-        </w:rPr>
-        <w:t xml:space="preserve"> }</w:t>
-      </w:r>
-      <w:proofErr w:type="gramEnd"/>
-      <w:r>
-        <w:rPr>
-          <w:rFonts w:ascii="Arial" w:hAnsi="Arial" w:cs="Arial"/>
-          <w:sz w:val="18"/>
-          <w:szCs w:val="18"/>
-        </w:rPr>
-        <w:t>}</w:t>
+      <w:r>
+        <w:rPr>
+          <w:rFonts w:ascii="Arial" w:hAnsi="Arial" w:cs="Arial"/>
+          <w:sz w:val="18"/>
+          <w:szCs w:val="18"/>
+        </w:rPr>
+        <w:t>ls_analito</w:t>
+      </w:r>
+      <w:r>
+        <w:rPr>
+          <w:rFonts w:ascii="Arial" w:hAnsi="Arial" w:cs="Arial"/>
+          <w:sz w:val="18"/>
+          <w:szCs w:val="18"/>
+        </w:rPr>
+        <w:t xml:space="preserve"> }}</w:t>
       </w:r>
       <w:r>
         <w:rPr>
@@ -13633,14 +11977,12 @@
               </w:rPr>
               <w:t xml:space="preserve">{{ </w:t>
             </w:r>
-            <w:proofErr w:type="spellStart"/>
             <w:r>
               <w:rPr>
                 <w:rFonts w:ascii="Arial" w:hAnsi="Arial" w:cs="Arial"/>
               </w:rPr>
               <w:t>lm_intercepto_pba</w:t>
             </w:r>
-            <w:proofErr w:type="spellEnd"/>
             <w:r>
               <w:rPr>
                 <w:rFonts w:ascii="Arial" w:hAnsi="Arial" w:cs="Arial"/>
@@ -13707,7 +12049,6 @@
               </w:rPr>
               <w:t xml:space="preserve">{{ </w:t>
             </w:r>
-            <w:proofErr w:type="spellStart"/>
             <w:r>
               <w:rPr>
                 <w:rFonts w:ascii="Arial" w:hAnsi="Arial" w:cs="Arial"/>
@@ -13717,7 +12058,6 @@
               </w:rPr>
               <w:t>lm_pendiente_pba</w:t>
             </w:r>
-            <w:proofErr w:type="spellEnd"/>
             <w:r>
               <w:rPr>
                 <w:rFonts w:ascii="Arial" w:hAnsi="Arial" w:cs="Arial"/>
@@ -13759,7 +12099,6 @@
                 <w:sz w:val="18"/>
                 <w:szCs w:val="18"/>
               </w:rPr>
-              <w:lastRenderedPageBreak/>
               <w:t>r</w:t>
             </w:r>
           </w:p>
@@ -13789,30 +12128,8 @@
               <w:rPr>
                 <w:rFonts w:ascii="Arial" w:hAnsi="Arial" w:cs="Arial"/>
               </w:rPr>
-              <w:t>lm_</w:t>
-            </w:r>
-            <w:proofErr w:type="spellStart"/>
-            <w:r>
-              <w:rPr>
-                <w:rFonts w:ascii="Arial" w:hAnsi="Arial" w:cs="Arial"/>
-              </w:rPr>
-              <w:t>correlacion</w:t>
-            </w:r>
-            <w:proofErr w:type="spellEnd"/>
-            <w:r>
-              <w:rPr>
-                <w:rFonts w:ascii="Arial" w:hAnsi="Arial" w:cs="Arial"/>
-              </w:rPr>
-              <w:t>__</w:t>
-            </w:r>
-            <w:proofErr w:type="spellStart"/>
-            <w:r>
-              <w:rPr>
-                <w:rFonts w:ascii="Arial" w:hAnsi="Arial" w:cs="Arial"/>
-              </w:rPr>
-              <w:t>r_pba</w:t>
-            </w:r>
-            <w:proofErr w:type="spellEnd"/>
+              <w:t>lm_correlacion__r_pba</w:t>
+            </w:r>
             <w:r>
               <w:rPr>
                 <w:rFonts w:ascii="Arial" w:hAnsi="Arial" w:cs="Arial"/>
@@ -13878,7 +12195,6 @@
               </w:rPr>
               <w:t xml:space="preserve">{{ </w:t>
             </w:r>
-            <w:proofErr w:type="spellStart"/>
             <w:r>
               <w:rPr>
                 <w:rFonts w:ascii="Arial" w:hAnsi="Arial" w:cs="Arial"/>
@@ -13888,7 +12204,6 @@
               </w:rPr>
               <w:t>lm_ERR_pba</w:t>
             </w:r>
-            <w:proofErr w:type="spellEnd"/>
             <w:r>
               <w:rPr>
                 <w:rFonts w:ascii="Arial" w:hAnsi="Arial" w:cs="Arial"/>
@@ -13917,6 +12232,45 @@
     <w:p>
       <w:pPr>
         <w:ind w:right="397"/>
+        <w:jc w:val="center"/>
+        <w:rPr>
+          <w:rFonts w:ascii="Arial" w:hAnsi="Arial" w:cs="Arial"/>
+          <w:b/>
+          <w:sz w:val="18"/>
+          <w:szCs w:val="18"/>
+        </w:rPr>
+      </w:pPr>
+      <w:r>
+        <w:rPr>
+          <w:rFonts w:ascii="Arial" w:hAnsi="Arial" w:cs="Arial"/>
+          <w:b/>
+          <w:sz w:val="18"/>
+          <w:szCs w:val="18"/>
+        </w:rPr>
+        <w:t xml:space="preserve">{{ </w:t>
+      </w:r>
+      <w:r>
+        <w:rPr>
+          <w:rFonts w:ascii="Arial" w:hAnsi="Arial" w:cs="Arial"/>
+          <w:b/>
+          <w:sz w:val="18"/>
+          <w:szCs w:val="18"/>
+        </w:rPr>
+        <w:t>grafica_linealidad_prueba</w:t>
+      </w:r>
+      <w:r>
+        <w:rPr>
+          <w:rFonts w:ascii="Arial" w:hAnsi="Arial" w:cs="Arial"/>
+          <w:b/>
+          <w:sz w:val="18"/>
+          <w:szCs w:val="18"/>
+        </w:rPr>
+        <w:t xml:space="preserve"> }}</w:t>
+      </w:r>
+    </w:p>
+    <w:p>
+      <w:pPr>
+        <w:ind w:right="397"/>
         <w:jc w:val="both"/>
         <w:rPr>
           <w:rFonts w:ascii="Arial" w:hAnsi="Arial" w:cs="Arial"/>
@@ -13925,30 +12279,6 @@
           <w:szCs w:val="18"/>
         </w:rPr>
       </w:pPr>
-      <w:r>
-        <w:rPr>
-          <w:noProof/>
-        </w:rPr>
-        <w:drawing>
-          <wp:inline distT="0" distB="0" distL="0" distR="0" wp14:anchorId="19CA3EC1" wp14:editId="6B9F7CB6">
-            <wp:extent cx="5683885" cy="3196424"/>
-            <wp:effectExtent l="0" t="0" r="0" b="4445"/>
-            <wp:docPr id="1825461649" name="Gráfico 1">
-              <a:extLst xmlns:a="http://schemas.openxmlformats.org/drawingml/2006/main">
-                <a:ext uri="{FF2B5EF4-FFF2-40B4-BE49-F238E27FC236}">
-                  <a16:creationId xmlns:a16="http://schemas.microsoft.com/office/drawing/2014/main" id="{AD74B97E-B8B4-491B-AFE9-C5E08384E59D}"/>
-                </a:ext>
-              </a:extLst>
-            </wp:docPr>
-            <wp:cNvGraphicFramePr/>
-            <a:graphic xmlns:a="http://schemas.openxmlformats.org/drawingml/2006/main">
-              <a:graphicData uri="http://schemas.openxmlformats.org/drawingml/2006/chart">
-                <c:chart xmlns:c="http://schemas.openxmlformats.org/drawingml/2006/chart" xmlns:r="http://schemas.openxmlformats.org/officeDocument/2006/relationships" r:id="rId17"/>
-              </a:graphicData>
-            </a:graphic>
-          </wp:inline>
-        </w:drawing>
-      </w:r>
     </w:p>
     <w:p>
       <w:pPr>
@@ -14155,7 +12485,6 @@
         </w:rPr>
         <w:t xml:space="preserve">{{ </w:t>
       </w:r>
-      <w:proofErr w:type="spellStart"/>
       <w:r>
         <w:rPr>
           <w:rFonts w:ascii="Arial" w:hAnsi="Arial" w:cs="Arial"/>
@@ -14164,7 +12493,6 @@
         </w:rPr>
         <w:t>ls_analito</w:t>
       </w:r>
-      <w:proofErr w:type="spellEnd"/>
       <w:r>
         <w:rPr>
           <w:rFonts w:ascii="Arial" w:hAnsi="Arial" w:cs="Arial"/>
@@ -14575,7 +12903,6 @@
           <w:szCs w:val="18"/>
           <w:lang w:val="es-MX"/>
         </w:rPr>
-        <w:lastRenderedPageBreak/>
         <w:t>Exactitud: La diferencia del promedio del porcentaje de recuperación para cada nivel respecto a la concentración nominal deberá ser menor o igual a 3%.</w:t>
       </w:r>
     </w:p>
@@ -14860,27 +13187,8 @@
                 <w:sz w:val="18"/>
                 <w:szCs w:val="18"/>
               </w:rPr>
-              <w:t>Concentración (µg/</w:t>
-            </w:r>
-            <w:proofErr w:type="spellStart"/>
-            <w:r>
-              <w:rPr>
-                <w:rFonts w:ascii="Arial" w:hAnsi="Arial" w:cs="Arial"/>
-                <w:b/>
-                <w:sz w:val="18"/>
-                <w:szCs w:val="18"/>
-              </w:rPr>
-              <w:t>mL</w:t>
-            </w:r>
-            <w:proofErr w:type="spellEnd"/>
-            <w:r>
-              <w:rPr>
-                <w:rFonts w:ascii="Arial" w:hAnsi="Arial" w:cs="Arial"/>
-                <w:b/>
-                <w:sz w:val="18"/>
-                <w:szCs w:val="18"/>
-              </w:rPr>
-              <w:t>)</w:t>
+              <w:lastRenderedPageBreak/>
+              <w:t>Concentración (µg/mL)</w:t>
             </w:r>
           </w:p>
         </w:tc>
@@ -16020,7 +14328,6 @@
               </w:rPr>
               <w:t xml:space="preserve">{{ </w:t>
             </w:r>
-            <w:proofErr w:type="spellStart"/>
             <w:r>
               <w:rPr>
                 <w:rFonts w:ascii="Arial" w:hAnsi="Arial" w:cs="Arial"/>
@@ -16029,7 +14336,6 @@
               </w:rPr>
               <w:t>lm_CV_ref</w:t>
             </w:r>
-            <w:proofErr w:type="spellEnd"/>
             <w:r>
               <w:rPr>
                 <w:rFonts w:ascii="Arial" w:hAnsi="Arial" w:cs="Arial"/>
@@ -16094,7 +14400,6 @@
               </w:rPr>
               <w:t xml:space="preserve">{{ </w:t>
             </w:r>
-            <w:proofErr w:type="spellStart"/>
             <w:r>
               <w:rPr>
                 <w:rFonts w:ascii="Arial" w:hAnsi="Arial" w:cs="Arial"/>
@@ -16103,7 +14408,6 @@
               </w:rPr>
               <w:t>r_CV_ref</w:t>
             </w:r>
-            <w:proofErr w:type="spellEnd"/>
             <w:r>
               <w:rPr>
                 <w:rFonts w:ascii="Arial" w:hAnsi="Arial" w:cs="Arial"/>
@@ -16299,27 +14603,7 @@
                 <w:sz w:val="18"/>
                 <w:szCs w:val="18"/>
               </w:rPr>
-              <w:t>Concentración (µg/</w:t>
-            </w:r>
-            <w:proofErr w:type="spellStart"/>
-            <w:r>
-              <w:rPr>
-                <w:rFonts w:ascii="Arial" w:hAnsi="Arial" w:cs="Arial"/>
-                <w:b/>
-                <w:sz w:val="18"/>
-                <w:szCs w:val="18"/>
-              </w:rPr>
-              <w:t>mL</w:t>
-            </w:r>
-            <w:proofErr w:type="spellEnd"/>
-            <w:r>
-              <w:rPr>
-                <w:rFonts w:ascii="Arial" w:hAnsi="Arial" w:cs="Arial"/>
-                <w:b/>
-                <w:sz w:val="18"/>
-                <w:szCs w:val="18"/>
-              </w:rPr>
-              <w:t>)</w:t>
+              <w:t>Concentración (µg/mL)</w:t>
             </w:r>
           </w:p>
         </w:tc>
@@ -17591,7 +15875,6 @@
               </w:rPr>
               <w:t xml:space="preserve">{{ </w:t>
             </w:r>
-            <w:proofErr w:type="spellStart"/>
             <w:r>
               <w:rPr>
                 <w:rFonts w:ascii="Arial" w:hAnsi="Arial" w:cs="Arial"/>
@@ -17606,16 +15889,7 @@
                 <w:sz w:val="18"/>
                 <w:szCs w:val="18"/>
               </w:rPr>
-              <w:t>pba</w:t>
-            </w:r>
-            <w:proofErr w:type="spellEnd"/>
-            <w:r>
-              <w:rPr>
-                <w:rFonts w:ascii="Arial" w:hAnsi="Arial" w:cs="Arial"/>
-                <w:sz w:val="18"/>
-                <w:szCs w:val="18"/>
-              </w:rPr>
-              <w:t>}}</w:t>
+              <w:t>pba}}</w:t>
             </w:r>
           </w:p>
         </w:tc>
@@ -17647,7 +15921,6 @@
                 <w:sz w:val="18"/>
                 <w:szCs w:val="18"/>
               </w:rPr>
-              <w:lastRenderedPageBreak/>
               <w:t>Reproducibilidad</w:t>
             </w:r>
           </w:p>
@@ -17674,7 +15947,6 @@
               </w:rPr>
               <w:t xml:space="preserve">{{ </w:t>
             </w:r>
-            <w:proofErr w:type="spellStart"/>
             <w:r>
               <w:rPr>
                 <w:rFonts w:ascii="Arial" w:hAnsi="Arial" w:cs="Arial"/>
@@ -17683,7 +15955,6 @@
               </w:rPr>
               <w:t>r_CV_pba</w:t>
             </w:r>
-            <w:proofErr w:type="spellEnd"/>
             <w:r>
               <w:rPr>
                 <w:rFonts w:ascii="Arial" w:hAnsi="Arial" w:cs="Arial"/>
@@ -17708,8 +15979,8 @@
           <w:lang w:val="es-ES"/>
         </w:rPr>
       </w:pPr>
-      <w:bookmarkStart w:id="17" w:name="_Toc185576032"/>
-      <w:bookmarkEnd w:id="8"/>
+      <w:bookmarkStart w:id="15" w:name="_Toc185576032"/>
+      <w:bookmarkEnd w:id="6"/>
     </w:p>
     <w:p>
       <w:pPr>
@@ -17736,7 +16007,7 @@
         </w:rPr>
         <w:t>Selectividad</w:t>
       </w:r>
-      <w:bookmarkEnd w:id="17"/>
+      <w:bookmarkEnd w:id="15"/>
     </w:p>
     <w:p>
       <w:pPr>
@@ -17750,65 +16021,14 @@
           <w:lang w:val="es-ES"/>
         </w:rPr>
       </w:pPr>
-      <w:proofErr w:type="gramStart"/>
-      <w:r>
-        <w:rPr>
-          <w:rFonts w:ascii="Arial" w:hAnsi="Arial" w:cs="Arial"/>
-          <w:sz w:val="18"/>
-          <w:szCs w:val="18"/>
-          <w:lang w:val="es-MX"/>
-        </w:rPr>
-        <w:t xml:space="preserve">{{ </w:t>
-      </w:r>
-      <w:proofErr w:type="spellStart"/>
-      <w:r>
-        <w:rPr>
-          <w:rFonts w:ascii="Arial" w:hAnsi="Arial" w:cs="Arial"/>
-          <w:sz w:val="18"/>
-          <w:szCs w:val="18"/>
-          <w:lang w:val="es-MX"/>
-        </w:rPr>
-        <w:t>selectividad</w:t>
-      </w:r>
-      <w:proofErr w:type="gramEnd"/>
-      <w:r>
-        <w:rPr>
-          <w:rFonts w:ascii="Arial" w:hAnsi="Arial" w:cs="Arial"/>
-          <w:sz w:val="18"/>
-          <w:szCs w:val="18"/>
-          <w:lang w:val="es-MX"/>
-        </w:rPr>
-        <w:t>_</w:t>
-      </w:r>
-      <w:proofErr w:type="gramStart"/>
-      <w:r>
-        <w:rPr>
-          <w:rFonts w:ascii="Arial" w:hAnsi="Arial" w:cs="Arial"/>
-          <w:sz w:val="18"/>
-          <w:szCs w:val="18"/>
-          <w:lang w:val="es-MX"/>
-        </w:rPr>
-        <w:t>texto</w:t>
-      </w:r>
-      <w:proofErr w:type="spellEnd"/>
-      <w:r>
-        <w:rPr>
-          <w:rFonts w:ascii="Arial" w:hAnsi="Arial" w:cs="Arial"/>
-          <w:sz w:val="18"/>
-          <w:szCs w:val="18"/>
-          <w:lang w:val="es-MX"/>
-        </w:rPr>
-        <w:t xml:space="preserve"> }</w:t>
-      </w:r>
-      <w:proofErr w:type="gramEnd"/>
-      <w:r>
-        <w:rPr>
-          <w:rFonts w:ascii="Arial" w:hAnsi="Arial" w:cs="Arial"/>
-          <w:sz w:val="18"/>
-          <w:szCs w:val="18"/>
-          <w:lang w:val="es-MX"/>
-        </w:rPr>
-        <w:t>}</w:t>
+      <w:r>
+        <w:rPr>
+          <w:rFonts w:ascii="Arial" w:hAnsi="Arial" w:cs="Arial"/>
+          <w:sz w:val="18"/>
+          <w:szCs w:val="18"/>
+          <w:lang w:val="es-MX"/>
+        </w:rPr>
+        <w:t>{{ selectividad_texto }}</w:t>
       </w:r>
     </w:p>
     <w:p>
@@ -18183,7 +16403,6 @@
               </w:rPr>
               <w:t xml:space="preserve">{{ </w:t>
             </w:r>
-            <w:proofErr w:type="spellStart"/>
             <w:r>
               <w:rPr>
                 <w:rFonts w:ascii="Arial" w:hAnsi="Arial" w:cs="Arial"/>
@@ -18193,7 +16412,6 @@
               </w:rPr>
               <w:t>s_promedio_referencia</w:t>
             </w:r>
-            <w:proofErr w:type="spellEnd"/>
             <w:r>
               <w:rPr>
                 <w:rFonts w:ascii="Arial" w:hAnsi="Arial" w:cs="Arial"/>
@@ -18233,7 +16451,6 @@
               </w:rPr>
               <w:t xml:space="preserve">{{ </w:t>
             </w:r>
-            <w:proofErr w:type="spellStart"/>
             <w:r>
               <w:rPr>
                 <w:rFonts w:ascii="Arial" w:hAnsi="Arial" w:cs="Arial"/>
@@ -18242,7 +16459,6 @@
               </w:rPr>
               <w:t>s_CV_referencia</w:t>
             </w:r>
-            <w:proofErr w:type="spellEnd"/>
             <w:r>
               <w:rPr>
                 <w:rFonts w:ascii="Arial" w:hAnsi="Arial" w:cs="Arial"/>
@@ -18321,7 +16537,6 @@
               </w:rPr>
               <w:t xml:space="preserve">{{ </w:t>
             </w:r>
-            <w:proofErr w:type="spellStart"/>
             <w:r>
               <w:rPr>
                 <w:rFonts w:ascii="Arial" w:hAnsi="Arial" w:cs="Arial"/>
@@ -18331,7 +16546,6 @@
               </w:rPr>
               <w:t>s_promedio_prueba</w:t>
             </w:r>
-            <w:proofErr w:type="spellEnd"/>
             <w:r>
               <w:rPr>
                 <w:rFonts w:ascii="Arial" w:hAnsi="Arial" w:cs="Arial"/>
@@ -18371,7 +16585,6 @@
               </w:rPr>
               <w:t xml:space="preserve">{{ </w:t>
             </w:r>
-            <w:proofErr w:type="spellStart"/>
             <w:r>
               <w:rPr>
                 <w:rFonts w:ascii="Arial" w:hAnsi="Arial" w:cs="Arial"/>
@@ -18386,16 +16599,7 @@
                 <w:sz w:val="18"/>
                 <w:szCs w:val="18"/>
               </w:rPr>
-              <w:t>prueba</w:t>
-            </w:r>
-            <w:proofErr w:type="spellEnd"/>
-            <w:r>
-              <w:rPr>
-                <w:rFonts w:ascii="Arial" w:hAnsi="Arial" w:cs="Arial"/>
-                <w:sz w:val="18"/>
-                <w:szCs w:val="18"/>
-              </w:rPr>
-              <w:t xml:space="preserve"> }}</w:t>
+              <w:t>prueba }}</w:t>
             </w:r>
           </w:p>
         </w:tc>
@@ -18456,7 +16660,7 @@
           <w:lang w:val="es-ES"/>
         </w:rPr>
       </w:pPr>
-      <w:bookmarkStart w:id="18" w:name="_Toc185576033"/>
+      <w:bookmarkStart w:id="16" w:name="_Toc185576033"/>
       <w:r>
         <w:rPr>
           <w:rFonts w:ascii="Arial" w:hAnsi="Arial" w:cs="Arial"/>
@@ -18466,7 +16670,7 @@
         </w:rPr>
         <w:t>Resumen de resultados de parámetros de validación</w:t>
       </w:r>
-      <w:bookmarkEnd w:id="18"/>
+      <w:bookmarkEnd w:id="16"/>
     </w:p>
     <w:p>
       <w:pPr>
@@ -18733,7 +16937,6 @@
               </w:rPr>
               <w:t xml:space="preserve">{{ </w:t>
             </w:r>
-            <w:proofErr w:type="spellStart"/>
             <w:r>
               <w:rPr>
                 <w:rFonts w:ascii="Arial" w:hAnsi="Arial" w:cs="Arial"/>
@@ -18743,7 +16946,6 @@
               </w:rPr>
               <w:t>ls_correlación__r</w:t>
             </w:r>
-            <w:proofErr w:type="spellEnd"/>
             <w:r>
               <w:rPr>
                 <w:rFonts w:ascii="Arial" w:hAnsi="Arial" w:cs="Arial"/>
@@ -18871,7 +17073,6 @@
               </w:rPr>
               <w:t xml:space="preserve">{{ </w:t>
             </w:r>
-            <w:proofErr w:type="spellStart"/>
             <w:r>
               <w:rPr>
                 <w:rFonts w:ascii="Arial" w:hAnsi="Arial" w:cs="Arial"/>
@@ -18881,7 +17082,6 @@
               </w:rPr>
               <w:t>ls_ERR</w:t>
             </w:r>
-            <w:proofErr w:type="spellEnd"/>
             <w:r>
               <w:rPr>
                 <w:rFonts w:ascii="Arial" w:hAnsi="Arial" w:cs="Arial"/>
@@ -18995,7 +17195,6 @@
               </w:rPr>
               <w:t xml:space="preserve">{{ </w:t>
             </w:r>
-            <w:proofErr w:type="spellStart"/>
             <w:r>
               <w:rPr>
                 <w:rFonts w:ascii="Arial" w:hAnsi="Arial" w:cs="Arial"/>
@@ -19005,7 +17204,6 @@
               </w:rPr>
               <w:t>ls_precision_CV</w:t>
             </w:r>
-            <w:proofErr w:type="spellEnd"/>
             <w:r>
               <w:rPr>
                 <w:rFonts w:ascii="Arial" w:hAnsi="Arial" w:cs="Arial"/>
@@ -19082,19 +17280,8 @@
                 <w:szCs w:val="18"/>
                 <w:lang w:val="en-US"/>
               </w:rPr>
-              <w:t xml:space="preserve"> del </w:t>
-            </w:r>
-            <w:proofErr w:type="spellStart"/>
-            <w:r>
-              <w:rPr>
-                <w:rFonts w:ascii="Arial" w:hAnsi="Arial" w:cs="Arial"/>
-                <w:sz w:val="18"/>
-                <w:szCs w:val="18"/>
-                <w:lang w:val="en-US"/>
-              </w:rPr>
-              <w:t>Filtro</w:t>
-            </w:r>
-            <w:proofErr w:type="spellEnd"/>
+              <w:t xml:space="preserve"> del Filtro</w:t>
+            </w:r>
           </w:p>
         </w:tc>
         <w:tc>
@@ -19119,25 +17306,7 @@
                 <w:sz w:val="18"/>
                 <w:szCs w:val="18"/>
               </w:rPr>
-              <w:t xml:space="preserve">La diferencia absoluta del promedio de las respuestas de las soluciones filtradas con </w:t>
-            </w:r>
-            <w:proofErr w:type="spellStart"/>
-            <w:r>
-              <w:rPr>
-                <w:rFonts w:ascii="Arial" w:hAnsi="Arial" w:cs="Arial"/>
-                <w:sz w:val="18"/>
-                <w:szCs w:val="18"/>
-              </w:rPr>
-              <w:t>acrodisco</w:t>
-            </w:r>
-            <w:proofErr w:type="spellEnd"/>
-            <w:r>
-              <w:rPr>
-                <w:rFonts w:ascii="Arial" w:hAnsi="Arial" w:cs="Arial"/>
-                <w:sz w:val="18"/>
-                <w:szCs w:val="18"/>
-              </w:rPr>
-              <w:t>/filtro de cánula vs sin filtrar ≤ 2 %.</w:t>
+              <w:t>La diferencia absoluta del promedio de las respuestas de las soluciones filtradas con acrodisco/filtro de cánula vs sin filtrar ≤ 2 %.</w:t>
             </w:r>
           </w:p>
         </w:tc>
@@ -19830,7 +17999,6 @@
                 <w:lang w:val="en-US"/>
               </w:rPr>
             </w:pPr>
-            <w:proofErr w:type="spellStart"/>
             <w:r>
               <w:rPr>
                 <w:rFonts w:ascii="Arial" w:hAnsi="Arial" w:cs="Arial"/>
@@ -19838,30 +18006,8 @@
                 <w:szCs w:val="18"/>
                 <w:lang w:val="en-US"/>
               </w:rPr>
-              <w:lastRenderedPageBreak/>
-              <w:t>Estabilidad</w:t>
-            </w:r>
-            <w:proofErr w:type="spellEnd"/>
-            <w:r>
-              <w:rPr>
-                <w:rFonts w:ascii="Arial" w:hAnsi="Arial" w:cs="Arial"/>
-                <w:sz w:val="18"/>
-                <w:szCs w:val="18"/>
-                <w:lang w:val="en-US"/>
-              </w:rPr>
-              <w:t xml:space="preserve"> de la </w:t>
-            </w:r>
-            <w:proofErr w:type="spellStart"/>
-            <w:r>
-              <w:rPr>
-                <w:rFonts w:ascii="Arial" w:hAnsi="Arial" w:cs="Arial"/>
-                <w:sz w:val="18"/>
-                <w:szCs w:val="18"/>
-                <w:lang w:val="en-US"/>
-              </w:rPr>
-              <w:t>muestra</w:t>
-            </w:r>
-            <w:proofErr w:type="spellEnd"/>
+              <w:t>Estabilidad de la muestra</w:t>
+            </w:r>
           </w:p>
         </w:tc>
         <w:tc>
@@ -19945,7 +18091,6 @@
               </w:rPr>
               <w:t xml:space="preserve">{{ </w:t>
             </w:r>
-            <w:proofErr w:type="spellStart"/>
             <w:r>
               <w:rPr>
                 <w:rFonts w:ascii="Arial" w:hAnsi="Arial" w:cs="Arial"/>
@@ -19955,7 +18100,6 @@
               </w:rPr>
               <w:t>estabilidad_ea_diferencia</w:t>
             </w:r>
-            <w:proofErr w:type="spellEnd"/>
             <w:r>
               <w:rPr>
                 <w:rFonts w:ascii="Arial" w:hAnsi="Arial" w:cs="Arial"/>
@@ -20060,16 +18204,7 @@
                 <w:sz w:val="18"/>
                 <w:szCs w:val="18"/>
               </w:rPr>
-              <w:t xml:space="preserve">Estabilidad en el </w:t>
-            </w:r>
-            <w:proofErr w:type="spellStart"/>
-            <w:r>
-              <w:rPr>
-                <w:rFonts w:ascii="Arial" w:hAnsi="Arial" w:cs="Arial"/>
-                <w:sz w:val="18"/>
-                <w:szCs w:val="18"/>
-              </w:rPr>
-              <w:t>automuestr</w:t>
+              <w:t>Estabilidad en el automuestr</w:t>
             </w:r>
             <w:r>
               <w:rPr>
@@ -20085,16 +18220,7 @@
                 <w:sz w:val="18"/>
                 <w:szCs w:val="18"/>
               </w:rPr>
-              <w:t>ador</w:t>
-            </w:r>
-            <w:proofErr w:type="spellEnd"/>
-            <w:r>
-              <w:rPr>
-                <w:rFonts w:ascii="Arial" w:hAnsi="Arial" w:cs="Arial"/>
-                <w:sz w:val="18"/>
-                <w:szCs w:val="18"/>
-              </w:rPr>
-              <w:t xml:space="preserve"> </w:t>
+              <w:t xml:space="preserve">ador </w:t>
             </w:r>
           </w:p>
           <w:p>
@@ -20124,7 +18250,6 @@
               </w:rPr>
               <w:t>{{</w:t>
             </w:r>
-            <w:proofErr w:type="spellStart"/>
             <w:r>
               <w:rPr>
                 <w:rFonts w:ascii="Arial" w:hAnsi="Arial" w:cs="Arial"/>
@@ -20133,7 +18258,6 @@
               </w:rPr>
               <w:t>estabilidad_eau_horas</w:t>
             </w:r>
-            <w:proofErr w:type="spellEnd"/>
             <w:r>
               <w:rPr>
                 <w:rFonts w:ascii="Arial" w:hAnsi="Arial" w:cs="Arial"/>
@@ -20179,7 +18303,6 @@
               </w:rPr>
               <w:t xml:space="preserve">{{ </w:t>
             </w:r>
-            <w:proofErr w:type="spellStart"/>
             <w:r>
               <w:rPr>
                 <w:rFonts w:ascii="Arial" w:hAnsi="Arial" w:cs="Arial"/>
@@ -20189,7 +18312,6 @@
               </w:rPr>
               <w:t>estabilidad_eau_diferencia</w:t>
             </w:r>
-            <w:proofErr w:type="spellEnd"/>
             <w:r>
               <w:rPr>
                 <w:rFonts w:ascii="Arial" w:hAnsi="Arial" w:cs="Arial"/>
@@ -20330,7 +18452,6 @@
               </w:rPr>
               <w:t xml:space="preserve">{{ </w:t>
             </w:r>
-            <w:proofErr w:type="spellStart"/>
             <w:r>
               <w:rPr>
                 <w:rFonts w:ascii="Arial" w:hAnsi="Arial" w:cs="Arial"/>
@@ -20340,7 +18461,6 @@
               </w:rPr>
               <w:t>estabilidad_er_diferencia</w:t>
             </w:r>
-            <w:proofErr w:type="spellEnd"/>
             <w:r>
               <w:rPr>
                 <w:rFonts w:ascii="Arial" w:hAnsi="Arial" w:cs="Arial"/>
@@ -20480,7 +18600,6 @@
               </w:rPr>
               <w:t xml:space="preserve">{{ </w:t>
             </w:r>
-            <w:proofErr w:type="spellStart"/>
             <w:r>
               <w:rPr>
                 <w:rFonts w:ascii="Arial" w:hAnsi="Arial" w:cs="Arial"/>
@@ -20490,7 +18609,6 @@
               </w:rPr>
               <w:t>estabilidad_ess_diferencia</w:t>
             </w:r>
-            <w:proofErr w:type="spellEnd"/>
             <w:r>
               <w:rPr>
                 <w:rFonts w:ascii="Arial" w:hAnsi="Arial" w:cs="Arial"/>
@@ -20564,6 +18682,7 @@
                 <w:sz w:val="18"/>
                 <w:szCs w:val="18"/>
               </w:rPr>
+              <w:lastRenderedPageBreak/>
               <w:t>Linealidad del Método para el Medicamento de Referencia</w:t>
             </w:r>
           </w:p>
@@ -20639,7 +18758,6 @@
                 <w:lang w:val="en-US"/>
               </w:rPr>
             </w:pPr>
-            <w:proofErr w:type="spellStart"/>
             <w:r>
               <w:rPr>
                 <w:rFonts w:ascii="Arial" w:hAnsi="Arial" w:cs="Arial"/>
@@ -20647,37 +18765,7 @@
                 <w:szCs w:val="18"/>
                 <w:lang w:val="en-US"/>
               </w:rPr>
-              <w:t>Coeficiente</w:t>
-            </w:r>
-            <w:proofErr w:type="spellEnd"/>
-            <w:r>
-              <w:rPr>
-                <w:rFonts w:ascii="Arial" w:hAnsi="Arial" w:cs="Arial"/>
-                <w:sz w:val="18"/>
-                <w:szCs w:val="18"/>
-                <w:lang w:val="en-US"/>
-              </w:rPr>
-              <w:t xml:space="preserve"> de </w:t>
-            </w:r>
-            <w:proofErr w:type="spellStart"/>
-            <w:r>
-              <w:rPr>
-                <w:rFonts w:ascii="Arial" w:hAnsi="Arial" w:cs="Arial"/>
-                <w:sz w:val="18"/>
-                <w:szCs w:val="18"/>
-                <w:lang w:val="en-US"/>
-              </w:rPr>
-              <w:t>Correlación</w:t>
-            </w:r>
-            <w:proofErr w:type="spellEnd"/>
-            <w:r>
-              <w:rPr>
-                <w:rFonts w:ascii="Arial" w:hAnsi="Arial" w:cs="Arial"/>
-                <w:sz w:val="18"/>
-                <w:szCs w:val="18"/>
-                <w:lang w:val="en-US"/>
-              </w:rPr>
-              <w:t xml:space="preserve"> (r)=</w:t>
+              <w:t>Coeficiente de Correlación (r)=</w:t>
             </w:r>
             <w:r>
               <w:rPr>
@@ -20745,9 +18833,8 @@
                 <w:szCs w:val="18"/>
                 <w:lang w:eastAsia="es-MX"/>
               </w:rPr>
-              <w:t>lm_</w:t>
-            </w:r>
-            <w:proofErr w:type="spellStart"/>
+              <w:t>lm_correlacion__r</w:t>
+            </w:r>
             <w:r>
               <w:rPr>
                 <w:rFonts w:ascii="Arial" w:hAnsi="Arial" w:cs="Arial"/>
@@ -20755,46 +18842,7 @@
                 <w:szCs w:val="18"/>
                 <w:lang w:eastAsia="es-MX"/>
               </w:rPr>
-              <w:t>correlacion</w:t>
-            </w:r>
-            <w:proofErr w:type="spellEnd"/>
-            <w:r>
-              <w:rPr>
-                <w:rFonts w:ascii="Arial" w:hAnsi="Arial" w:cs="Arial"/>
-                <w:sz w:val="18"/>
-                <w:szCs w:val="18"/>
-                <w:lang w:eastAsia="es-MX"/>
-              </w:rPr>
-              <w:t>__</w:t>
-            </w:r>
-            <w:proofErr w:type="spellStart"/>
-            <w:r>
-              <w:rPr>
-                <w:rFonts w:ascii="Arial" w:hAnsi="Arial" w:cs="Arial"/>
-                <w:sz w:val="18"/>
-                <w:szCs w:val="18"/>
-                <w:lang w:eastAsia="es-MX"/>
-              </w:rPr>
-              <w:t>r</w:t>
-            </w:r>
-            <w:r>
-              <w:rPr>
-                <w:rFonts w:ascii="Arial" w:hAnsi="Arial" w:cs="Arial"/>
-                <w:sz w:val="18"/>
-                <w:szCs w:val="18"/>
-                <w:lang w:eastAsia="es-MX"/>
-              </w:rPr>
-              <w:t>_ref</w:t>
-            </w:r>
-            <w:proofErr w:type="spellEnd"/>
-            <w:r>
-              <w:rPr>
-                <w:rFonts w:ascii="Arial" w:hAnsi="Arial" w:cs="Arial"/>
-                <w:sz w:val="18"/>
-                <w:szCs w:val="18"/>
-                <w:lang w:eastAsia="es-MX"/>
-              </w:rPr>
-              <w:t xml:space="preserve"> }}</w:t>
+              <w:t>_ref }}</w:t>
             </w:r>
           </w:p>
         </w:tc>
@@ -20822,7 +18870,6 @@
                 <w:lang w:val="en-US"/>
               </w:rPr>
             </w:pPr>
-            <w:proofErr w:type="spellStart"/>
             <w:r>
               <w:rPr>
                 <w:rFonts w:ascii="Arial" w:hAnsi="Arial" w:cs="Arial"/>
@@ -20832,7 +18879,6 @@
               </w:rPr>
               <w:t>Cumple</w:t>
             </w:r>
-            <w:proofErr w:type="spellEnd"/>
           </w:p>
         </w:tc>
       </w:tr>
@@ -20938,7 +18984,6 @@
                 <w:lang w:val="en-US"/>
               </w:rPr>
             </w:pPr>
-            <w:proofErr w:type="spellStart"/>
             <w:r>
               <w:rPr>
                 <w:rFonts w:ascii="Arial" w:hAnsi="Arial" w:cs="Arial"/>
@@ -20946,37 +18991,7 @@
                 <w:szCs w:val="18"/>
                 <w:lang w:val="en-US"/>
               </w:rPr>
-              <w:t>Coeficiente</w:t>
-            </w:r>
-            <w:proofErr w:type="spellEnd"/>
-            <w:r>
-              <w:rPr>
-                <w:rFonts w:ascii="Arial" w:hAnsi="Arial" w:cs="Arial"/>
-                <w:sz w:val="18"/>
-                <w:szCs w:val="18"/>
-                <w:lang w:val="en-US"/>
-              </w:rPr>
-              <w:t xml:space="preserve"> de </w:t>
-            </w:r>
-            <w:proofErr w:type="spellStart"/>
-            <w:r>
-              <w:rPr>
-                <w:rFonts w:ascii="Arial" w:hAnsi="Arial" w:cs="Arial"/>
-                <w:sz w:val="18"/>
-                <w:szCs w:val="18"/>
-                <w:lang w:val="en-US"/>
-              </w:rPr>
-              <w:t>Correlación</w:t>
-            </w:r>
-            <w:proofErr w:type="spellEnd"/>
-            <w:r>
-              <w:rPr>
-                <w:rFonts w:ascii="Arial" w:hAnsi="Arial" w:cs="Arial"/>
-                <w:sz w:val="18"/>
-                <w:szCs w:val="18"/>
-                <w:lang w:val="en-US"/>
-              </w:rPr>
-              <w:t xml:space="preserve"> (r)= </w:t>
+              <w:t xml:space="preserve">Coeficiente de Correlación (r)= </w:t>
             </w:r>
             <w:r>
               <w:rPr>
@@ -20988,30 +19003,8 @@
               <w:rPr>
                 <w:rFonts w:ascii="Arial" w:hAnsi="Arial" w:cs="Arial"/>
               </w:rPr>
-              <w:t>lm_</w:t>
-            </w:r>
-            <w:proofErr w:type="spellStart"/>
-            <w:r>
-              <w:rPr>
-                <w:rFonts w:ascii="Arial" w:hAnsi="Arial" w:cs="Arial"/>
-              </w:rPr>
-              <w:t>correlacion</w:t>
-            </w:r>
-            <w:proofErr w:type="spellEnd"/>
-            <w:r>
-              <w:rPr>
-                <w:rFonts w:ascii="Arial" w:hAnsi="Arial" w:cs="Arial"/>
-              </w:rPr>
-              <w:t>__</w:t>
-            </w:r>
-            <w:proofErr w:type="spellStart"/>
-            <w:r>
-              <w:rPr>
-                <w:rFonts w:ascii="Arial" w:hAnsi="Arial" w:cs="Arial"/>
-              </w:rPr>
-              <w:t>r_pba</w:t>
-            </w:r>
-            <w:proofErr w:type="spellEnd"/>
+              <w:t>lm_correlacion__r_pba</w:t>
+            </w:r>
             <w:r>
               <w:rPr>
                 <w:rFonts w:ascii="Arial" w:hAnsi="Arial" w:cs="Arial"/>
@@ -21059,7 +19052,6 @@
               </w:rPr>
               <w:t xml:space="preserve">{{ </w:t>
             </w:r>
-            <w:proofErr w:type="spellStart"/>
             <w:r>
               <w:rPr>
                 <w:rFonts w:ascii="Arial" w:hAnsi="Arial" w:cs="Arial"/>
@@ -21069,7 +19061,6 @@
               </w:rPr>
               <w:t>lm_ERR_pba</w:t>
             </w:r>
-            <w:proofErr w:type="spellEnd"/>
             <w:r>
               <w:rPr>
                 <w:rFonts w:ascii="Arial" w:hAnsi="Arial" w:cs="Arial"/>
@@ -21105,7 +19096,6 @@
                 <w:lang w:val="en-US"/>
               </w:rPr>
             </w:pPr>
-            <w:proofErr w:type="spellStart"/>
             <w:r>
               <w:rPr>
                 <w:rFonts w:ascii="Arial" w:hAnsi="Arial" w:cs="Arial"/>
@@ -21115,7 +19105,6 @@
               </w:rPr>
               <w:t>Cumple</w:t>
             </w:r>
-            <w:proofErr w:type="spellEnd"/>
           </w:p>
         </w:tc>
       </w:tr>
@@ -21206,7 +19195,6 @@
                 <w:szCs w:val="18"/>
               </w:rPr>
             </w:pPr>
-            <w:proofErr w:type="spellStart"/>
             <w:r>
               <w:rPr>
                 <w:rFonts w:ascii="Arial" w:hAnsi="Arial" w:cs="Arial"/>
@@ -21215,40 +19203,7 @@
                 <w:sz w:val="18"/>
                 <w:szCs w:val="18"/>
               </w:rPr>
-              <w:t>Conc</w:t>
-            </w:r>
-            <w:proofErr w:type="spellEnd"/>
-            <w:r>
-              <w:rPr>
-                <w:rFonts w:ascii="Arial" w:hAnsi="Arial" w:cs="Arial"/>
-                <w:b/>
-                <w:bCs/>
-                <w:sz w:val="18"/>
-                <w:szCs w:val="18"/>
-              </w:rPr>
-              <w:t>. (µg/</w:t>
-            </w:r>
-            <w:proofErr w:type="spellStart"/>
-            <w:r>
-              <w:rPr>
-                <w:rFonts w:ascii="Arial" w:hAnsi="Arial" w:cs="Arial"/>
-                <w:b/>
-                <w:bCs/>
-                <w:sz w:val="18"/>
-                <w:szCs w:val="18"/>
-              </w:rPr>
-              <w:t>mL</w:t>
-            </w:r>
-            <w:proofErr w:type="spellEnd"/>
-            <w:r>
-              <w:rPr>
-                <w:rFonts w:ascii="Arial" w:hAnsi="Arial" w:cs="Arial"/>
-                <w:b/>
-                <w:bCs/>
-                <w:sz w:val="18"/>
-                <w:szCs w:val="18"/>
-              </w:rPr>
-              <w:t>)</w:t>
+              <w:t>Conc. (µg/mL)</w:t>
             </w:r>
           </w:p>
         </w:tc>
@@ -22554,7 +20509,6 @@
                 <w:szCs w:val="18"/>
               </w:rPr>
             </w:pPr>
-            <w:proofErr w:type="spellStart"/>
             <w:r>
               <w:rPr>
                 <w:rFonts w:ascii="Arial" w:hAnsi="Arial" w:cs="Arial"/>
@@ -22563,40 +20517,7 @@
                 <w:sz w:val="18"/>
                 <w:szCs w:val="18"/>
               </w:rPr>
-              <w:t>Conc</w:t>
-            </w:r>
-            <w:proofErr w:type="spellEnd"/>
-            <w:r>
-              <w:rPr>
-                <w:rFonts w:ascii="Arial" w:hAnsi="Arial" w:cs="Arial"/>
-                <w:b/>
-                <w:bCs/>
-                <w:sz w:val="18"/>
-                <w:szCs w:val="18"/>
-              </w:rPr>
-              <w:t>. (µg/</w:t>
-            </w:r>
-            <w:proofErr w:type="spellStart"/>
-            <w:r>
-              <w:rPr>
-                <w:rFonts w:ascii="Arial" w:hAnsi="Arial" w:cs="Arial"/>
-                <w:b/>
-                <w:bCs/>
-                <w:sz w:val="18"/>
-                <w:szCs w:val="18"/>
-              </w:rPr>
-              <w:t>mL</w:t>
-            </w:r>
-            <w:proofErr w:type="spellEnd"/>
-            <w:r>
-              <w:rPr>
-                <w:rFonts w:ascii="Arial" w:hAnsi="Arial" w:cs="Arial"/>
-                <w:b/>
-                <w:bCs/>
-                <w:sz w:val="18"/>
-                <w:szCs w:val="18"/>
-              </w:rPr>
-              <w:t>)</w:t>
+              <w:t>Conc. (µg/mL)</w:t>
             </w:r>
           </w:p>
         </w:tc>
@@ -23811,7 +21732,16 @@
                 <w:sz w:val="18"/>
                 <w:szCs w:val="18"/>
               </w:rPr>
-              <w:t>Precisión del Método para el Medicamento de Referencia</w:t>
+              <w:t xml:space="preserve">Precisión del Método para el </w:t>
+            </w:r>
+            <w:r>
+              <w:rPr>
+                <w:rFonts w:ascii="Arial" w:hAnsi="Arial" w:cs="Arial"/>
+                <w:sz w:val="18"/>
+                <w:szCs w:val="18"/>
+              </w:rPr>
+              <w:lastRenderedPageBreak/>
+              <w:t>Medicamento de Referencia</w:t>
             </w:r>
           </w:p>
         </w:tc>
@@ -23839,6 +21769,7 @@
                 <w:sz w:val="18"/>
                 <w:szCs w:val="18"/>
               </w:rPr>
+              <w:lastRenderedPageBreak/>
               <w:t>Repetibilidad: el %CV del porcentaje recuperado debe ser        ≤ 3 %.</w:t>
             </w:r>
           </w:p>
@@ -23891,7 +21822,6 @@
               </w:rPr>
               <w:t xml:space="preserve">{{ </w:t>
             </w:r>
-            <w:proofErr w:type="spellStart"/>
             <w:r>
               <w:rPr>
                 <w:rFonts w:ascii="Arial" w:hAnsi="Arial" w:cs="Arial"/>
@@ -23900,7 +21830,6 @@
               </w:rPr>
               <w:t>lm_CV_ref</w:t>
             </w:r>
-            <w:proofErr w:type="spellEnd"/>
             <w:r>
               <w:rPr>
                 <w:rFonts w:ascii="Arial" w:hAnsi="Arial" w:cs="Arial"/>
@@ -24042,7 +21971,6 @@
               </w:rPr>
               <w:t xml:space="preserve">{{ </w:t>
             </w:r>
-            <w:proofErr w:type="spellStart"/>
             <w:r>
               <w:rPr>
                 <w:rFonts w:ascii="Arial" w:hAnsi="Arial" w:cs="Arial"/>
@@ -24051,7 +21979,6 @@
               </w:rPr>
               <w:t>r_CV_ref</w:t>
             </w:r>
-            <w:proofErr w:type="spellEnd"/>
             <w:r>
               <w:rPr>
                 <w:rFonts w:ascii="Arial" w:hAnsi="Arial" w:cs="Arial"/>
@@ -24201,7 +22128,6 @@
               </w:rPr>
               <w:t xml:space="preserve">{{ </w:t>
             </w:r>
-            <w:proofErr w:type="spellStart"/>
             <w:r>
               <w:rPr>
                 <w:rFonts w:ascii="Arial" w:hAnsi="Arial" w:cs="Arial"/>
@@ -24216,16 +22142,7 @@
                 <w:sz w:val="18"/>
                 <w:szCs w:val="18"/>
               </w:rPr>
-              <w:t>pba</w:t>
-            </w:r>
-            <w:proofErr w:type="spellEnd"/>
-            <w:r>
-              <w:rPr>
-                <w:rFonts w:ascii="Arial" w:hAnsi="Arial" w:cs="Arial"/>
-                <w:sz w:val="18"/>
-                <w:szCs w:val="18"/>
-              </w:rPr>
-              <w:t>}}</w:t>
+              <w:t>pba}}</w:t>
             </w:r>
           </w:p>
         </w:tc>
@@ -24354,7 +22271,6 @@
               </w:rPr>
               <w:t xml:space="preserve">{{ </w:t>
             </w:r>
-            <w:proofErr w:type="spellStart"/>
             <w:r>
               <w:rPr>
                 <w:rFonts w:ascii="Arial" w:hAnsi="Arial" w:cs="Arial"/>
@@ -24363,7 +22279,6 @@
               </w:rPr>
               <w:t>r_CV_pba</w:t>
             </w:r>
-            <w:proofErr w:type="spellEnd"/>
             <w:r>
               <w:rPr>
                 <w:rFonts w:ascii="Arial" w:hAnsi="Arial" w:cs="Arial"/>
@@ -24574,7 +22489,6 @@
                 <w:szCs w:val="18"/>
               </w:rPr>
             </w:pPr>
-            <w:proofErr w:type="spellStart"/>
             <w:r>
               <w:rPr>
                 <w:rFonts w:ascii="Arial" w:hAnsi="Arial" w:cs="Arial"/>
@@ -24583,40 +22497,7 @@
                 <w:sz w:val="18"/>
                 <w:szCs w:val="18"/>
               </w:rPr>
-              <w:t>Conc</w:t>
-            </w:r>
-            <w:proofErr w:type="spellEnd"/>
-            <w:r>
-              <w:rPr>
-                <w:rFonts w:ascii="Arial" w:hAnsi="Arial" w:cs="Arial"/>
-                <w:b/>
-                <w:bCs/>
-                <w:sz w:val="18"/>
-                <w:szCs w:val="18"/>
-              </w:rPr>
-              <w:t xml:space="preserve"> (µg/</w:t>
-            </w:r>
-            <w:proofErr w:type="spellStart"/>
-            <w:r>
-              <w:rPr>
-                <w:rFonts w:ascii="Arial" w:hAnsi="Arial" w:cs="Arial"/>
-                <w:b/>
-                <w:bCs/>
-                <w:sz w:val="18"/>
-                <w:szCs w:val="18"/>
-              </w:rPr>
-              <w:t>mL</w:t>
-            </w:r>
-            <w:proofErr w:type="spellEnd"/>
-            <w:r>
-              <w:rPr>
-                <w:rFonts w:ascii="Arial" w:hAnsi="Arial" w:cs="Arial"/>
-                <w:b/>
-                <w:bCs/>
-                <w:sz w:val="18"/>
-                <w:szCs w:val="18"/>
-              </w:rPr>
-              <w:t>)</w:t>
+              <w:t>Conc (µg/mL)</w:t>
             </w:r>
           </w:p>
         </w:tc>
@@ -24764,7 +22645,6 @@
               </w:rPr>
               <w:t xml:space="preserve">{{ </w:t>
             </w:r>
-            <w:proofErr w:type="spellStart"/>
             <w:r>
               <w:rPr>
                 <w:rFonts w:ascii="Arial" w:hAnsi="Arial" w:cs="Arial"/>
@@ -24773,7 +22653,6 @@
               </w:rPr>
               <w:t>s_concentracion_muestra</w:t>
             </w:r>
-            <w:proofErr w:type="spellEnd"/>
             <w:r>
               <w:rPr>
                 <w:rFonts w:ascii="Arial" w:hAnsi="Arial" w:cs="Arial"/>
@@ -24800,7 +22679,6 @@
                 <w:szCs w:val="18"/>
               </w:rPr>
             </w:pPr>
-            <w:proofErr w:type="gramStart"/>
             <w:r>
               <w:rPr>
                 <w:rFonts w:ascii="Arial" w:hAnsi="Arial" w:cs="Arial"/>
@@ -24810,7 +22688,6 @@
               </w:rPr>
               <w:t xml:space="preserve">{{ </w:t>
             </w:r>
-            <w:proofErr w:type="spellStart"/>
             <w:r>
               <w:rPr>
                 <w:rFonts w:ascii="Arial" w:hAnsi="Arial" w:cs="Arial"/>
@@ -24818,9 +22695,8 @@
                 <w:szCs w:val="18"/>
                 <w:lang w:eastAsia="es-MX"/>
               </w:rPr>
-              <w:t>s</w:t>
-            </w:r>
-            <w:proofErr w:type="gramEnd"/>
+              <w:t>s_promedio_referencia</w:t>
+            </w:r>
             <w:r>
               <w:rPr>
                 <w:rFonts w:ascii="Arial" w:hAnsi="Arial" w:cs="Arial"/>
@@ -24828,16 +22704,6 @@
                 <w:szCs w:val="18"/>
                 <w:lang w:eastAsia="es-MX"/>
               </w:rPr>
-              <w:t>_promedio_referencia</w:t>
-            </w:r>
-            <w:proofErr w:type="spellEnd"/>
-            <w:r>
-              <w:rPr>
-                <w:rFonts w:ascii="Arial" w:hAnsi="Arial" w:cs="Arial"/>
-                <w:sz w:val="18"/>
-                <w:szCs w:val="18"/>
-                <w:lang w:eastAsia="es-MX"/>
-              </w:rPr>
               <w:t xml:space="preserve"> }}</w:t>
             </w:r>
           </w:p>
@@ -24857,7 +22723,6 @@
                 <w:szCs w:val="18"/>
               </w:rPr>
             </w:pPr>
-            <w:proofErr w:type="gramStart"/>
             <w:r>
               <w:rPr>
                 <w:rFonts w:ascii="Arial" w:hAnsi="Arial" w:cs="Arial"/>
@@ -24866,25 +22731,14 @@
               </w:rPr>
               <w:t xml:space="preserve">{{ </w:t>
             </w:r>
-            <w:proofErr w:type="spellStart"/>
-            <w:r>
-              <w:rPr>
-                <w:rFonts w:ascii="Arial" w:hAnsi="Arial" w:cs="Arial"/>
-                <w:sz w:val="18"/>
-                <w:szCs w:val="18"/>
-              </w:rPr>
-              <w:t>s</w:t>
-            </w:r>
-            <w:proofErr w:type="gramEnd"/>
-            <w:r>
-              <w:rPr>
-                <w:rFonts w:ascii="Arial" w:hAnsi="Arial" w:cs="Arial"/>
-                <w:sz w:val="18"/>
-                <w:szCs w:val="18"/>
-              </w:rPr>
-              <w:t>_CV_referencia</w:t>
-            </w:r>
-            <w:proofErr w:type="spellEnd"/>
+            <w:r>
+              <w:rPr>
+                <w:rFonts w:ascii="Arial" w:hAnsi="Arial" w:cs="Arial"/>
+                <w:sz w:val="18"/>
+                <w:szCs w:val="18"/>
+              </w:rPr>
+              <w:t>s_CV_referencia</w:t>
+            </w:r>
             <w:r>
               <w:rPr>
                 <w:rFonts w:ascii="Arial" w:hAnsi="Arial" w:cs="Arial"/>
@@ -25088,7 +22942,6 @@
                 <w:szCs w:val="18"/>
               </w:rPr>
             </w:pPr>
-            <w:proofErr w:type="spellStart"/>
             <w:r>
               <w:rPr>
                 <w:rFonts w:ascii="Arial" w:hAnsi="Arial" w:cs="Arial"/>
@@ -25097,40 +22950,7 @@
                 <w:sz w:val="18"/>
                 <w:szCs w:val="18"/>
               </w:rPr>
-              <w:t>Conc</w:t>
-            </w:r>
-            <w:proofErr w:type="spellEnd"/>
-            <w:r>
-              <w:rPr>
-                <w:rFonts w:ascii="Arial" w:hAnsi="Arial" w:cs="Arial"/>
-                <w:b/>
-                <w:bCs/>
-                <w:sz w:val="18"/>
-                <w:szCs w:val="18"/>
-              </w:rPr>
-              <w:t xml:space="preserve"> (µg/</w:t>
-            </w:r>
-            <w:proofErr w:type="spellStart"/>
-            <w:r>
-              <w:rPr>
-                <w:rFonts w:ascii="Arial" w:hAnsi="Arial" w:cs="Arial"/>
-                <w:b/>
-                <w:bCs/>
-                <w:sz w:val="18"/>
-                <w:szCs w:val="18"/>
-              </w:rPr>
-              <w:t>mL</w:t>
-            </w:r>
-            <w:proofErr w:type="spellEnd"/>
-            <w:r>
-              <w:rPr>
-                <w:rFonts w:ascii="Arial" w:hAnsi="Arial" w:cs="Arial"/>
-                <w:b/>
-                <w:bCs/>
-                <w:sz w:val="18"/>
-                <w:szCs w:val="18"/>
-              </w:rPr>
-              <w:t>)</w:t>
+              <w:t>Conc (µg/mL)</w:t>
             </w:r>
           </w:p>
         </w:tc>
@@ -25274,9 +23094,24 @@
                 <w:rFonts w:ascii="Arial" w:hAnsi="Arial" w:cs="Arial"/>
                 <w:sz w:val="18"/>
                 <w:szCs w:val="18"/>
-                <w:highlight w:val="yellow"/>
-              </w:rPr>
-              <w:t>16.66</w:t>
+              </w:rPr>
+              <w:t xml:space="preserve">{{ </w:t>
+            </w:r>
+            <w:r>
+              <w:rPr>
+                <w:rFonts w:ascii="Arial" w:hAnsi="Arial" w:cs="Arial"/>
+                <w:sz w:val="18"/>
+                <w:szCs w:val="18"/>
+              </w:rPr>
+              <w:t>s_concentracion_prueba</w:t>
+            </w:r>
+            <w:r>
+              <w:rPr>
+                <w:rFonts w:ascii="Arial" w:hAnsi="Arial" w:cs="Arial"/>
+                <w:sz w:val="18"/>
+                <w:szCs w:val="18"/>
+              </w:rPr>
+              <w:t xml:space="preserve"> }}</w:t>
             </w:r>
           </w:p>
         </w:tc>
@@ -25296,7 +23131,6 @@
                 <w:szCs w:val="18"/>
               </w:rPr>
             </w:pPr>
-            <w:proofErr w:type="gramStart"/>
             <w:r>
               <w:rPr>
                 <w:rFonts w:ascii="Arial" w:hAnsi="Arial" w:cs="Arial"/>
@@ -25306,7 +23140,6 @@
               </w:rPr>
               <w:t xml:space="preserve">{{ </w:t>
             </w:r>
-            <w:proofErr w:type="spellStart"/>
             <w:r>
               <w:rPr>
                 <w:rFonts w:ascii="Arial" w:hAnsi="Arial" w:cs="Arial"/>
@@ -25314,9 +23147,8 @@
                 <w:szCs w:val="18"/>
                 <w:lang w:eastAsia="es-MX"/>
               </w:rPr>
-              <w:t>s</w:t>
-            </w:r>
-            <w:proofErr w:type="gramEnd"/>
+              <w:t>s_promedio_prueba</w:t>
+            </w:r>
             <w:r>
               <w:rPr>
                 <w:rFonts w:ascii="Arial" w:hAnsi="Arial" w:cs="Arial"/>
@@ -25324,16 +23156,6 @@
                 <w:szCs w:val="18"/>
                 <w:lang w:eastAsia="es-MX"/>
               </w:rPr>
-              <w:t>_promedio_prueba</w:t>
-            </w:r>
-            <w:proofErr w:type="spellEnd"/>
-            <w:r>
-              <w:rPr>
-                <w:rFonts w:ascii="Arial" w:hAnsi="Arial" w:cs="Arial"/>
-                <w:sz w:val="18"/>
-                <w:szCs w:val="18"/>
-                <w:lang w:eastAsia="es-MX"/>
-              </w:rPr>
               <w:t xml:space="preserve"> }}</w:t>
             </w:r>
           </w:p>
@@ -25353,7 +23175,6 @@
                 <w:szCs w:val="18"/>
               </w:rPr>
             </w:pPr>
-            <w:proofErr w:type="gramStart"/>
             <w:r>
               <w:rPr>
                 <w:rFonts w:ascii="Arial" w:hAnsi="Arial" w:cs="Arial"/>
@@ -25362,40 +23183,21 @@
               </w:rPr>
               <w:t xml:space="preserve">{{ </w:t>
             </w:r>
-            <w:proofErr w:type="spellStart"/>
-            <w:r>
-              <w:rPr>
-                <w:rFonts w:ascii="Arial" w:hAnsi="Arial" w:cs="Arial"/>
-                <w:sz w:val="18"/>
-                <w:szCs w:val="18"/>
-              </w:rPr>
-              <w:t>s</w:t>
-            </w:r>
-            <w:proofErr w:type="gramEnd"/>
-            <w:r>
-              <w:rPr>
-                <w:rFonts w:ascii="Arial" w:hAnsi="Arial" w:cs="Arial"/>
-                <w:sz w:val="18"/>
-                <w:szCs w:val="18"/>
-              </w:rPr>
-              <w:t>_CV_</w:t>
-            </w:r>
-            <w:r>
-              <w:rPr>
-                <w:rFonts w:ascii="Arial" w:hAnsi="Arial" w:cs="Arial"/>
-                <w:sz w:val="18"/>
-                <w:szCs w:val="18"/>
-              </w:rPr>
-              <w:t>prueba</w:t>
-            </w:r>
-            <w:proofErr w:type="spellEnd"/>
-            <w:r>
-              <w:rPr>
-                <w:rFonts w:ascii="Arial" w:hAnsi="Arial" w:cs="Arial"/>
-                <w:sz w:val="18"/>
-                <w:szCs w:val="18"/>
-              </w:rPr>
-              <w:t xml:space="preserve"> }}</w:t>
+            <w:r>
+              <w:rPr>
+                <w:rFonts w:ascii="Arial" w:hAnsi="Arial" w:cs="Arial"/>
+                <w:sz w:val="18"/>
+                <w:szCs w:val="18"/>
+              </w:rPr>
+              <w:t>s_CV_</w:t>
+            </w:r>
+            <w:r>
+              <w:rPr>
+                <w:rFonts w:ascii="Arial" w:hAnsi="Arial" w:cs="Arial"/>
+                <w:sz w:val="18"/>
+                <w:szCs w:val="18"/>
+              </w:rPr>
+              <w:t>prueba }}</w:t>
             </w:r>
           </w:p>
         </w:tc>
@@ -25457,7 +23259,7 @@
           <w:lang w:val="es-MX"/>
         </w:rPr>
       </w:pPr>
-      <w:bookmarkStart w:id="19" w:name="_Toc185576034"/>
+      <w:bookmarkStart w:id="17" w:name="_Toc185576034"/>
       <w:r>
         <w:rPr>
           <w:rFonts w:ascii="Arial" w:hAnsi="Arial" w:cs="Arial"/>
@@ -25469,7 +23271,7 @@
         </w:rPr>
         <w:t>Conclusión del informe de validación</w:t>
       </w:r>
-      <w:bookmarkEnd w:id="19"/>
+      <w:bookmarkEnd w:id="17"/>
     </w:p>
     <w:p>
       <w:pPr>
@@ -25499,7 +23301,6 @@
         </w:rPr>
         <w:t xml:space="preserve">de </w:t>
       </w:r>
-      <w:proofErr w:type="gramStart"/>
       <w:r>
         <w:rPr>
           <w:rFonts w:ascii="Arial" w:hAnsi="Arial" w:cs="Arial"/>
@@ -25508,50 +23309,21 @@
         </w:rPr>
         <w:t xml:space="preserve">{{ </w:t>
       </w:r>
-      <w:proofErr w:type="spellStart"/>
-      <w:r>
-        <w:rPr>
-          <w:rFonts w:ascii="Arial" w:hAnsi="Arial" w:cs="Arial"/>
-          <w:sz w:val="18"/>
-          <w:szCs w:val="18"/>
-        </w:rPr>
-        <w:t>ls</w:t>
-      </w:r>
-      <w:proofErr w:type="gramEnd"/>
-      <w:r>
-        <w:rPr>
-          <w:rFonts w:ascii="Arial" w:hAnsi="Arial" w:cs="Arial"/>
-          <w:sz w:val="18"/>
-          <w:szCs w:val="18"/>
-        </w:rPr>
-        <w:t>_</w:t>
-      </w:r>
-      <w:proofErr w:type="gramStart"/>
-      <w:r>
-        <w:rPr>
-          <w:rFonts w:ascii="Arial" w:hAnsi="Arial" w:cs="Arial"/>
-          <w:sz w:val="18"/>
-          <w:szCs w:val="18"/>
-        </w:rPr>
-        <w:t>analito</w:t>
-      </w:r>
-      <w:proofErr w:type="spellEnd"/>
-      <w:r>
-        <w:rPr>
-          <w:rFonts w:ascii="Arial" w:hAnsi="Arial" w:cs="Arial"/>
-          <w:sz w:val="18"/>
-          <w:szCs w:val="18"/>
-        </w:rPr>
-        <w:t xml:space="preserve"> }</w:t>
-      </w:r>
-      <w:proofErr w:type="gramEnd"/>
-      <w:r>
-        <w:rPr>
-          <w:rFonts w:ascii="Arial" w:hAnsi="Arial" w:cs="Arial"/>
-          <w:sz w:val="18"/>
-          <w:szCs w:val="18"/>
-        </w:rPr>
-        <w:t>}</w:t>
+      <w:r>
+        <w:rPr>
+          <w:rFonts w:ascii="Arial" w:hAnsi="Arial" w:cs="Arial"/>
+          <w:sz w:val="18"/>
+          <w:szCs w:val="18"/>
+        </w:rPr>
+        <w:t>ls_analito</w:t>
+      </w:r>
+      <w:r>
+        <w:rPr>
+          <w:rFonts w:ascii="Arial" w:hAnsi="Arial" w:cs="Arial"/>
+          <w:sz w:val="18"/>
+          <w:szCs w:val="18"/>
+        </w:rPr>
+        <w:t xml:space="preserve"> }}</w:t>
       </w:r>
       <w:r>
         <w:rPr>
@@ -25668,27 +23440,7 @@
           <w:szCs w:val="18"/>
           <w:lang w:val="es-MX"/>
         </w:rPr>
-        <w:t xml:space="preserve">equisitos que deben sujetarse los terceros autorizados, centros de investigación o instituciones hospitalarias que realicen las pruebas de intercambiabilidad, comparabilidad o </w:t>
-      </w:r>
-      <w:proofErr w:type="spellStart"/>
-      <w:r>
-        <w:rPr>
-          <w:rFonts w:ascii="Arial" w:hAnsi="Arial" w:cs="Arial"/>
-          <w:sz w:val="18"/>
-          <w:szCs w:val="18"/>
-          <w:lang w:val="es-MX"/>
-        </w:rPr>
-        <w:t>biocomparabilidad</w:t>
-      </w:r>
-      <w:proofErr w:type="spellEnd"/>
-      <w:r>
-        <w:rPr>
-          <w:rFonts w:ascii="Arial" w:hAnsi="Arial" w:cs="Arial"/>
-          <w:sz w:val="18"/>
-          <w:szCs w:val="18"/>
-          <w:lang w:val="es-MX"/>
-        </w:rPr>
-        <w:t xml:space="preserve">. </w:t>
+        <w:t xml:space="preserve">equisitos que deben sujetarse los terceros autorizados, centros de investigación o instituciones hospitalarias que realicen las pruebas de intercambiabilidad, comparabilidad o biocomparabilidad. </w:t>
       </w:r>
       <w:r>
         <w:rPr>
@@ -25717,7 +23469,6 @@
         </w:rPr>
         <w:t xml:space="preserve">de </w:t>
       </w:r>
-      <w:proofErr w:type="gramStart"/>
       <w:r>
         <w:rPr>
           <w:rFonts w:ascii="Arial" w:hAnsi="Arial" w:cs="Arial"/>
@@ -25726,50 +23477,21 @@
         </w:rPr>
         <w:t xml:space="preserve">{{ </w:t>
       </w:r>
-      <w:proofErr w:type="spellStart"/>
-      <w:r>
-        <w:rPr>
-          <w:rFonts w:ascii="Arial" w:hAnsi="Arial" w:cs="Arial"/>
-          <w:sz w:val="18"/>
-          <w:szCs w:val="18"/>
-        </w:rPr>
-        <w:t>ls</w:t>
-      </w:r>
-      <w:proofErr w:type="gramEnd"/>
-      <w:r>
-        <w:rPr>
-          <w:rFonts w:ascii="Arial" w:hAnsi="Arial" w:cs="Arial"/>
-          <w:sz w:val="18"/>
-          <w:szCs w:val="18"/>
-        </w:rPr>
-        <w:t>_</w:t>
-      </w:r>
-      <w:proofErr w:type="gramStart"/>
-      <w:r>
-        <w:rPr>
-          <w:rFonts w:ascii="Arial" w:hAnsi="Arial" w:cs="Arial"/>
-          <w:sz w:val="18"/>
-          <w:szCs w:val="18"/>
-        </w:rPr>
-        <w:t>analito</w:t>
-      </w:r>
-      <w:proofErr w:type="spellEnd"/>
-      <w:r>
-        <w:rPr>
-          <w:rFonts w:ascii="Arial" w:hAnsi="Arial" w:cs="Arial"/>
-          <w:sz w:val="18"/>
-          <w:szCs w:val="18"/>
-        </w:rPr>
-        <w:t xml:space="preserve"> }</w:t>
-      </w:r>
-      <w:proofErr w:type="gramEnd"/>
-      <w:r>
-        <w:rPr>
-          <w:rFonts w:ascii="Arial" w:hAnsi="Arial" w:cs="Arial"/>
-          <w:sz w:val="18"/>
-          <w:szCs w:val="18"/>
-        </w:rPr>
-        <w:t>}</w:t>
+      <w:r>
+        <w:rPr>
+          <w:rFonts w:ascii="Arial" w:hAnsi="Arial" w:cs="Arial"/>
+          <w:sz w:val="18"/>
+          <w:szCs w:val="18"/>
+        </w:rPr>
+        <w:t>ls_analito</w:t>
+      </w:r>
+      <w:r>
+        <w:rPr>
+          <w:rFonts w:ascii="Arial" w:hAnsi="Arial" w:cs="Arial"/>
+          <w:sz w:val="18"/>
+          <w:szCs w:val="18"/>
+        </w:rPr>
+        <w:t xml:space="preserve"> }}</w:t>
       </w:r>
       <w:r>
         <w:rPr>
@@ -25789,7 +23511,31 @@
           <w:highlight w:val="yellow"/>
           <w:lang w:val="es-MX"/>
         </w:rPr>
-        <w:t xml:space="preserve">en tabletas de 400 mg </w:t>
+        <w:t xml:space="preserve">en tabletas de 400 mg / 300 mg de </w:t>
+      </w:r>
+      <w:r>
+        <w:rPr>
+          <w:rFonts w:ascii="Arial" w:hAnsi="Arial" w:cs="Arial"/>
+          <w:sz w:val="18"/>
+          <w:szCs w:val="18"/>
+        </w:rPr>
+        <w:t xml:space="preserve">{{ </w:t>
+      </w:r>
+      <w:r>
+        <w:rPr>
+          <w:rFonts w:ascii="Arial" w:hAnsi="Arial" w:cs="Arial"/>
+          <w:sz w:val="18"/>
+          <w:szCs w:val="18"/>
+        </w:rPr>
+        <w:t>ls_analito</w:t>
+      </w:r>
+      <w:r>
+        <w:rPr>
+          <w:rFonts w:ascii="Arial" w:hAnsi="Arial" w:cs="Arial"/>
+          <w:sz w:val="18"/>
+          <w:szCs w:val="18"/>
+        </w:rPr>
+        <w:t xml:space="preserve"> }}</w:t>
       </w:r>
       <w:r>
         <w:rPr>
@@ -25799,150 +23545,61 @@
           <w:highlight w:val="yellow"/>
           <w:lang w:val="es-MX"/>
         </w:rPr>
-        <w:lastRenderedPageBreak/>
-        <w:t xml:space="preserve">/ 300 mg de </w:t>
-      </w:r>
-      <w:proofErr w:type="gramStart"/>
-      <w:r>
-        <w:rPr>
-          <w:rFonts w:ascii="Arial" w:hAnsi="Arial" w:cs="Arial"/>
-          <w:sz w:val="18"/>
-          <w:szCs w:val="18"/>
+        <w:t xml:space="preserve"> / Quinfamida</w:t>
+      </w:r>
+      <w:r>
+        <w:rPr>
+          <w:rFonts w:ascii="Arial" w:hAnsi="Arial" w:cs="Arial"/>
+          <w:sz w:val="18"/>
+          <w:szCs w:val="18"/>
+          <w:lang w:val="es-MX"/>
+        </w:rPr>
+        <w:t xml:space="preserve">, en muestras de perfiles de disolución en medio de </w:t>
+      </w:r>
+      <w:r>
+        <w:rPr>
+          <w:rFonts w:ascii="Arial" w:hAnsi="Arial" w:cs="Arial"/>
+          <w:sz w:val="18"/>
+          <w:szCs w:val="18"/>
+          <w:lang w:val="es-MX"/>
+        </w:rPr>
+        <w:t xml:space="preserve">disolución de </w:t>
+      </w:r>
+      <w:r>
+        <w:rPr>
+          <w:rFonts w:ascii="Arial" w:hAnsi="Arial" w:cs="Arial"/>
+          <w:sz w:val="18"/>
+          <w:szCs w:val="18"/>
+          <w:lang w:val="es-MX"/>
         </w:rPr>
         <w:t xml:space="preserve">{{ </w:t>
       </w:r>
-      <w:proofErr w:type="spellStart"/>
-      <w:r>
-        <w:rPr>
-          <w:rFonts w:ascii="Arial" w:hAnsi="Arial" w:cs="Arial"/>
-          <w:sz w:val="18"/>
-          <w:szCs w:val="18"/>
-        </w:rPr>
-        <w:t>ls</w:t>
-      </w:r>
-      <w:proofErr w:type="gramEnd"/>
-      <w:r>
-        <w:rPr>
-          <w:rFonts w:ascii="Arial" w:hAnsi="Arial" w:cs="Arial"/>
-          <w:sz w:val="18"/>
-          <w:szCs w:val="18"/>
-        </w:rPr>
-        <w:t>_</w:t>
-      </w:r>
-      <w:proofErr w:type="gramStart"/>
-      <w:r>
-        <w:rPr>
-          <w:rFonts w:ascii="Arial" w:hAnsi="Arial" w:cs="Arial"/>
-          <w:sz w:val="18"/>
-          <w:szCs w:val="18"/>
-        </w:rPr>
-        <w:t>analito</w:t>
-      </w:r>
-      <w:proofErr w:type="spellEnd"/>
-      <w:r>
-        <w:rPr>
-          <w:rFonts w:ascii="Arial" w:hAnsi="Arial" w:cs="Arial"/>
-          <w:sz w:val="18"/>
-          <w:szCs w:val="18"/>
-        </w:rPr>
-        <w:t xml:space="preserve"> }</w:t>
-      </w:r>
-      <w:proofErr w:type="gramEnd"/>
-      <w:r>
-        <w:rPr>
-          <w:rFonts w:ascii="Arial" w:hAnsi="Arial" w:cs="Arial"/>
-          <w:sz w:val="18"/>
-          <w:szCs w:val="18"/>
-        </w:rPr>
-        <w:t>}</w:t>
-      </w:r>
-      <w:r>
-        <w:rPr>
-          <w:rFonts w:ascii="Arial" w:hAnsi="Arial" w:cs="Arial"/>
-          <w:sz w:val="18"/>
-          <w:szCs w:val="18"/>
-          <w:highlight w:val="yellow"/>
-          <w:lang w:val="es-MX"/>
-        </w:rPr>
-        <w:t xml:space="preserve"> / Quinfamida</w:t>
-      </w:r>
-      <w:r>
-        <w:rPr>
-          <w:rFonts w:ascii="Arial" w:hAnsi="Arial" w:cs="Arial"/>
-          <w:sz w:val="18"/>
-          <w:szCs w:val="18"/>
-          <w:lang w:val="es-MX"/>
-        </w:rPr>
-        <w:t xml:space="preserve">, en muestras de perfiles de disolución en medio de </w:t>
-      </w:r>
-      <w:r>
-        <w:rPr>
-          <w:rFonts w:ascii="Arial" w:hAnsi="Arial" w:cs="Arial"/>
-          <w:sz w:val="18"/>
-          <w:szCs w:val="18"/>
-          <w:lang w:val="es-MX"/>
-        </w:rPr>
-        <w:t xml:space="preserve">disolución de </w:t>
-      </w:r>
-      <w:proofErr w:type="gramStart"/>
-      <w:r>
-        <w:rPr>
-          <w:rFonts w:ascii="Arial" w:hAnsi="Arial" w:cs="Arial"/>
-          <w:sz w:val="18"/>
-          <w:szCs w:val="18"/>
-          <w:highlight w:val="yellow"/>
-          <w:lang w:val="es-MX"/>
-        </w:rPr>
-        <w:t xml:space="preserve">{{ </w:t>
-      </w:r>
-      <w:proofErr w:type="spellStart"/>
-      <w:r>
-        <w:rPr>
-          <w:rFonts w:ascii="Arial" w:hAnsi="Arial" w:cs="Arial"/>
-          <w:sz w:val="18"/>
-          <w:szCs w:val="18"/>
-          <w:lang w:val="es-MX"/>
-        </w:rPr>
-        <w:t>medio</w:t>
-      </w:r>
-      <w:proofErr w:type="gramEnd"/>
-      <w:r>
-        <w:rPr>
-          <w:rFonts w:ascii="Arial" w:hAnsi="Arial" w:cs="Arial"/>
-          <w:sz w:val="18"/>
-          <w:szCs w:val="18"/>
-          <w:lang w:val="es-MX"/>
-        </w:rPr>
-        <w:t>_disolucion</w:t>
-      </w:r>
-      <w:proofErr w:type="spellEnd"/>
-      <w:r>
-        <w:rPr>
-          <w:rFonts w:ascii="Arial" w:hAnsi="Arial" w:cs="Arial"/>
-          <w:sz w:val="18"/>
-          <w:szCs w:val="18"/>
-          <w:lang w:val="es-MX"/>
-        </w:rPr>
-        <w:t xml:space="preserve"> }}</w:t>
-      </w:r>
-      <w:r>
-        <w:rPr>
-          <w:rFonts w:ascii="Arial" w:hAnsi="Arial" w:cs="Arial"/>
-          <w:sz w:val="18"/>
-          <w:szCs w:val="18"/>
-          <w:highlight w:val="yellow"/>
-          <w:lang w:val="es-MX"/>
-        </w:rPr>
-        <w:t>.</w:t>
-      </w:r>
-      <w:commentRangeStart w:id="20"/>
-      <w:commentRangeEnd w:id="20"/>
-      <w:r>
-        <w:rPr>
-          <w:rStyle w:val="Refdecomentario"/>
-          <w:lang w:val="es-ES"/>
-        </w:rPr>
-        <w:commentReference w:id="20"/>
+      <w:r>
+        <w:rPr>
+          <w:rFonts w:ascii="Arial" w:hAnsi="Arial" w:cs="Arial"/>
+          <w:sz w:val="18"/>
+          <w:szCs w:val="18"/>
+          <w:lang w:val="es-MX"/>
+        </w:rPr>
+        <w:t>medio_disolucion</w:t>
+      </w:r>
+      <w:r>
+        <w:rPr>
+          <w:rFonts w:ascii="Arial" w:hAnsi="Arial" w:cs="Arial"/>
+          <w:sz w:val="18"/>
+          <w:szCs w:val="18"/>
+          <w:lang w:val="es-MX"/>
+        </w:rPr>
+        <w:t xml:space="preserve"> </w:t>
+      </w:r>
+      <w:r>
+        <w:rPr>
+          <w:rFonts w:ascii="Arial" w:hAnsi="Arial" w:cs="Arial"/>
+          <w:sz w:val="18"/>
+          <w:szCs w:val="18"/>
+          <w:lang w:val="es-MX"/>
+        </w:rPr>
+        <w:t>}}.</w:t>
       </w:r>
     </w:p>
     <w:p>
@@ -25982,7 +23639,7 @@
           <w:lang w:val="es-MX"/>
         </w:rPr>
       </w:pPr>
-      <w:bookmarkStart w:id="21" w:name="_Toc185576035"/>
+      <w:bookmarkStart w:id="18" w:name="_Toc185576035"/>
       <w:r>
         <w:rPr>
           <w:rFonts w:ascii="Arial" w:hAnsi="Arial" w:cs="Arial"/>
@@ -25995,7 +23652,7 @@
         <w:lastRenderedPageBreak/>
         <w:t>Referencias</w:t>
       </w:r>
-      <w:bookmarkEnd w:id="21"/>
+      <w:bookmarkEnd w:id="18"/>
     </w:p>
     <w:p>
       <w:pPr>
@@ -26012,197 +23669,17 @@
           <w:lang w:val="es-MX"/>
         </w:rPr>
       </w:pPr>
-      <w:commentRangeStart w:id="22"/>
-      <w:r>
-        <w:rPr>
-          <w:rFonts w:ascii="Arial" w:hAnsi="Arial" w:cs="Arial"/>
-          <w:sz w:val="18"/>
-          <w:szCs w:val="18"/>
-          <w:lang w:val="es-MX"/>
-        </w:rPr>
-        <w:t xml:space="preserve">International </w:t>
-      </w:r>
-      <w:proofErr w:type="spellStart"/>
-      <w:r>
-        <w:rPr>
-          <w:rFonts w:ascii="Arial" w:hAnsi="Arial" w:cs="Arial"/>
-          <w:sz w:val="18"/>
-          <w:szCs w:val="18"/>
-          <w:lang w:val="es-MX"/>
-        </w:rPr>
-        <w:t>Conference</w:t>
-      </w:r>
-      <w:proofErr w:type="spellEnd"/>
-      <w:r>
-        <w:rPr>
-          <w:rFonts w:ascii="Arial" w:hAnsi="Arial" w:cs="Arial"/>
-          <w:sz w:val="18"/>
-          <w:szCs w:val="18"/>
-          <w:lang w:val="es-MX"/>
-        </w:rPr>
-        <w:t xml:space="preserve"> </w:t>
-      </w:r>
-      <w:proofErr w:type="spellStart"/>
-      <w:r>
-        <w:rPr>
-          <w:rFonts w:ascii="Arial" w:hAnsi="Arial" w:cs="Arial"/>
-          <w:sz w:val="18"/>
-          <w:szCs w:val="18"/>
-          <w:lang w:val="es-MX"/>
-        </w:rPr>
-        <w:t>on</w:t>
-      </w:r>
-      <w:proofErr w:type="spellEnd"/>
-      <w:r>
-        <w:rPr>
-          <w:rFonts w:ascii="Arial" w:hAnsi="Arial" w:cs="Arial"/>
-          <w:sz w:val="18"/>
-          <w:szCs w:val="18"/>
-          <w:lang w:val="es-MX"/>
-        </w:rPr>
-        <w:t xml:space="preserve"> </w:t>
-      </w:r>
-      <w:proofErr w:type="spellStart"/>
-      <w:r>
-        <w:rPr>
-          <w:rFonts w:ascii="Arial" w:hAnsi="Arial" w:cs="Arial"/>
-          <w:sz w:val="18"/>
-          <w:szCs w:val="18"/>
-          <w:lang w:val="es-MX"/>
-        </w:rPr>
-        <w:t>Harmonisation</w:t>
-      </w:r>
-      <w:proofErr w:type="spellEnd"/>
-      <w:r>
-        <w:rPr>
-          <w:rFonts w:ascii="Arial" w:hAnsi="Arial" w:cs="Arial"/>
-          <w:sz w:val="18"/>
-          <w:szCs w:val="18"/>
-          <w:lang w:val="es-MX"/>
-        </w:rPr>
-        <w:t xml:space="preserve"> (ICH). </w:t>
-      </w:r>
-      <w:proofErr w:type="spellStart"/>
-      <w:r>
-        <w:rPr>
-          <w:rFonts w:ascii="Arial" w:hAnsi="Arial" w:cs="Arial"/>
-          <w:sz w:val="18"/>
-          <w:szCs w:val="18"/>
-          <w:lang w:val="es-MX"/>
-        </w:rPr>
-        <w:t>Validation</w:t>
-      </w:r>
-      <w:proofErr w:type="spellEnd"/>
-      <w:r>
-        <w:rPr>
-          <w:rFonts w:ascii="Arial" w:hAnsi="Arial" w:cs="Arial"/>
-          <w:sz w:val="18"/>
-          <w:szCs w:val="18"/>
-          <w:lang w:val="es-MX"/>
-        </w:rPr>
-        <w:t xml:space="preserve"> </w:t>
-      </w:r>
-      <w:proofErr w:type="spellStart"/>
-      <w:r>
-        <w:rPr>
-          <w:rFonts w:ascii="Arial" w:hAnsi="Arial" w:cs="Arial"/>
-          <w:sz w:val="18"/>
-          <w:szCs w:val="18"/>
-          <w:lang w:val="es-MX"/>
-        </w:rPr>
-        <w:t>of</w:t>
-      </w:r>
-      <w:proofErr w:type="spellEnd"/>
-      <w:r>
-        <w:rPr>
-          <w:rFonts w:ascii="Arial" w:hAnsi="Arial" w:cs="Arial"/>
-          <w:sz w:val="18"/>
-          <w:szCs w:val="18"/>
-          <w:lang w:val="es-MX"/>
-        </w:rPr>
-        <w:t xml:space="preserve"> </w:t>
-      </w:r>
-      <w:proofErr w:type="spellStart"/>
-      <w:r>
-        <w:rPr>
-          <w:rFonts w:ascii="Arial" w:hAnsi="Arial" w:cs="Arial"/>
-          <w:sz w:val="18"/>
-          <w:szCs w:val="18"/>
-          <w:lang w:val="es-MX"/>
-        </w:rPr>
-        <w:t>technical</w:t>
-      </w:r>
-      <w:proofErr w:type="spellEnd"/>
-      <w:r>
-        <w:rPr>
-          <w:rFonts w:ascii="Arial" w:hAnsi="Arial" w:cs="Arial"/>
-          <w:sz w:val="18"/>
-          <w:szCs w:val="18"/>
-          <w:lang w:val="es-MX"/>
-        </w:rPr>
-        <w:t xml:space="preserve"> </w:t>
-      </w:r>
-      <w:proofErr w:type="spellStart"/>
-      <w:r>
-        <w:rPr>
-          <w:rFonts w:ascii="Arial" w:hAnsi="Arial" w:cs="Arial"/>
-          <w:sz w:val="18"/>
-          <w:szCs w:val="18"/>
-          <w:lang w:val="es-MX"/>
-        </w:rPr>
-        <w:t>procedure</w:t>
-      </w:r>
-      <w:proofErr w:type="spellEnd"/>
-      <w:r>
-        <w:rPr>
-          <w:rFonts w:ascii="Arial" w:hAnsi="Arial" w:cs="Arial"/>
-          <w:sz w:val="18"/>
-          <w:szCs w:val="18"/>
-          <w:lang w:val="es-MX"/>
-        </w:rPr>
-        <w:t xml:space="preserve">, </w:t>
-      </w:r>
-      <w:proofErr w:type="spellStart"/>
-      <w:r>
-        <w:rPr>
-          <w:rFonts w:ascii="Arial" w:hAnsi="Arial" w:cs="Arial"/>
-          <w:sz w:val="18"/>
-          <w:szCs w:val="18"/>
-          <w:lang w:val="es-MX"/>
-        </w:rPr>
-        <w:t>text</w:t>
-      </w:r>
-      <w:proofErr w:type="spellEnd"/>
-      <w:r>
-        <w:rPr>
-          <w:rFonts w:ascii="Arial" w:hAnsi="Arial" w:cs="Arial"/>
-          <w:sz w:val="18"/>
-          <w:szCs w:val="18"/>
-          <w:lang w:val="es-MX"/>
-        </w:rPr>
-        <w:t xml:space="preserve"> and </w:t>
-      </w:r>
-      <w:proofErr w:type="spellStart"/>
-      <w:r>
-        <w:rPr>
-          <w:rFonts w:ascii="Arial" w:hAnsi="Arial" w:cs="Arial"/>
-          <w:sz w:val="18"/>
-          <w:szCs w:val="18"/>
-          <w:lang w:val="es-MX"/>
-        </w:rPr>
-        <w:t>methodology</w:t>
-      </w:r>
-      <w:proofErr w:type="spellEnd"/>
-      <w:r>
-        <w:rPr>
-          <w:rFonts w:ascii="Arial" w:hAnsi="Arial" w:cs="Arial"/>
-          <w:sz w:val="18"/>
-          <w:szCs w:val="18"/>
-          <w:lang w:val="es-MX"/>
-        </w:rPr>
-        <w:t xml:space="preserve">, Q2(R1). Disponible en:  </w:t>
-      </w:r>
-      <w:hyperlink r:id="rId18" w:history="1">
+      <w:commentRangeStart w:id="19"/>
+      <w:r>
+        <w:rPr>
+          <w:rFonts w:ascii="Arial" w:hAnsi="Arial" w:cs="Arial"/>
+          <w:sz w:val="18"/>
+          <w:szCs w:val="18"/>
+          <w:lang w:val="es-MX"/>
+        </w:rPr>
+        <w:t xml:space="preserve">International Conference on Harmonisation (ICH). Validation of technical procedure, text and methodology, Q2(R1). Disponible en:  </w:t>
+      </w:r>
+      <w:hyperlink r:id="rId15" w:history="1">
         <w:r>
           <w:rPr>
             <w:rStyle w:val="Hipervnculo"/>
@@ -26239,49 +23716,9 @@
           <w:szCs w:val="18"/>
           <w:lang w:val="es-MX"/>
         </w:rPr>
-        <w:t xml:space="preserve">NOM-177-SSA1-2013 Que establece las pruebas y procedimientos para demostrar que un medicamento es intercambiable. Requisitos a que se deben sujetarse los Terceros Autorizados que realicen las pruebas de intercambiabilidad. Requisitos para realizar los estudios de </w:t>
-      </w:r>
-      <w:proofErr w:type="spellStart"/>
-      <w:r>
-        <w:rPr>
-          <w:rFonts w:ascii="Arial" w:hAnsi="Arial" w:cs="Arial"/>
-          <w:sz w:val="18"/>
-          <w:szCs w:val="18"/>
-          <w:lang w:val="es-MX"/>
-        </w:rPr>
-        <w:t>biocomparabilidad</w:t>
-      </w:r>
-      <w:proofErr w:type="spellEnd"/>
-      <w:r>
-        <w:rPr>
-          <w:rFonts w:ascii="Arial" w:hAnsi="Arial" w:cs="Arial"/>
-          <w:sz w:val="18"/>
-          <w:szCs w:val="18"/>
-          <w:lang w:val="es-MX"/>
-        </w:rPr>
-        <w:t xml:space="preserve">. Requisitos a que deben sujetarse los Terceros Autorizados, Centros de Investigación o Instituciones Hospitalarias que realicen las pruebas de </w:t>
-      </w:r>
-      <w:proofErr w:type="spellStart"/>
-      <w:r>
-        <w:rPr>
-          <w:rFonts w:ascii="Arial" w:hAnsi="Arial" w:cs="Arial"/>
-          <w:sz w:val="18"/>
-          <w:szCs w:val="18"/>
-          <w:lang w:val="es-MX"/>
-        </w:rPr>
-        <w:t>biocomparabilidad</w:t>
-      </w:r>
-      <w:proofErr w:type="spellEnd"/>
-      <w:r>
-        <w:rPr>
-          <w:rFonts w:ascii="Arial" w:hAnsi="Arial" w:cs="Arial"/>
-          <w:sz w:val="18"/>
-          <w:szCs w:val="18"/>
-          <w:lang w:val="es-MX"/>
-        </w:rPr>
-        <w:t xml:space="preserve">. Secretaria de Salud, México. Disponible en: </w:t>
-      </w:r>
-      <w:hyperlink r:id="rId19" w:history="1">
+        <w:t xml:space="preserve">NOM-177-SSA1-2013 Que establece las pruebas y procedimientos para demostrar que un medicamento es intercambiable. Requisitos a que se deben sujetarse los Terceros Autorizados que realicen las pruebas de intercambiabilidad. Requisitos para realizar los estudios de biocomparabilidad. Requisitos a que deben sujetarse los Terceros Autorizados, Centros de Investigación o Instituciones Hospitalarias que realicen las pruebas de biocomparabilidad. Secretaria de Salud, México. Disponible en: </w:t>
+      </w:r>
+      <w:hyperlink r:id="rId16" w:history="1">
         <w:r>
           <w:rPr>
             <w:rFonts w:ascii="Arial" w:hAnsi="Arial" w:cs="Arial"/>
@@ -26308,7 +23745,7 @@
           <w:lang w:val="es-MX"/>
         </w:rPr>
       </w:pPr>
-      <w:bookmarkStart w:id="23" w:name="_Hlk164869850"/>
+      <w:bookmarkStart w:id="20" w:name="_Hlk164869850"/>
       <w:r>
         <w:rPr>
           <w:rFonts w:ascii="Arial" w:hAnsi="Arial" w:cs="Arial"/>
@@ -26319,7 +23756,7 @@
         <w:t>FEUM Farmacopea de los Estados Unidos Mexicanos, 13 va Edición, MGA 0291 Disolución, págs. 337-343.</w:t>
       </w:r>
     </w:p>
-    <w:bookmarkEnd w:id="23"/>
+    <w:bookmarkEnd w:id="20"/>
     <w:p>
       <w:pPr>
         <w:pStyle w:val="Textoindependiente"/>
@@ -26342,87 +23779,7 @@
           <w:szCs w:val="18"/>
           <w:lang w:val="es-MX"/>
         </w:rPr>
-        <w:t xml:space="preserve">USP 41, &lt;1092&gt; The </w:t>
-      </w:r>
-      <w:proofErr w:type="spellStart"/>
-      <w:r>
-        <w:rPr>
-          <w:rFonts w:ascii="Arial" w:hAnsi="Arial" w:cs="Arial"/>
-          <w:sz w:val="18"/>
-          <w:szCs w:val="18"/>
-          <w:lang w:val="es-MX"/>
-        </w:rPr>
-        <w:t>Dissolution</w:t>
-      </w:r>
-      <w:proofErr w:type="spellEnd"/>
-      <w:r>
-        <w:rPr>
-          <w:rFonts w:ascii="Arial" w:hAnsi="Arial" w:cs="Arial"/>
-          <w:sz w:val="18"/>
-          <w:szCs w:val="18"/>
-          <w:lang w:val="es-MX"/>
-        </w:rPr>
-        <w:t xml:space="preserve"> </w:t>
-      </w:r>
-      <w:proofErr w:type="spellStart"/>
-      <w:r>
-        <w:rPr>
-          <w:rFonts w:ascii="Arial" w:hAnsi="Arial" w:cs="Arial"/>
-          <w:sz w:val="18"/>
-          <w:szCs w:val="18"/>
-          <w:lang w:val="es-MX"/>
-        </w:rPr>
-        <w:t>Procedure</w:t>
-      </w:r>
-      <w:proofErr w:type="spellEnd"/>
-      <w:r>
-        <w:rPr>
-          <w:rFonts w:ascii="Arial" w:hAnsi="Arial" w:cs="Arial"/>
-          <w:sz w:val="18"/>
-          <w:szCs w:val="18"/>
-          <w:lang w:val="es-MX"/>
-        </w:rPr>
-        <w:t xml:space="preserve">: </w:t>
-      </w:r>
-      <w:proofErr w:type="spellStart"/>
-      <w:r>
-        <w:rPr>
-          <w:rFonts w:ascii="Arial" w:hAnsi="Arial" w:cs="Arial"/>
-          <w:sz w:val="18"/>
-          <w:szCs w:val="18"/>
-          <w:lang w:val="es-MX"/>
-        </w:rPr>
-        <w:t>Development</w:t>
-      </w:r>
-      <w:proofErr w:type="spellEnd"/>
-      <w:r>
-        <w:rPr>
-          <w:rFonts w:ascii="Arial" w:hAnsi="Arial" w:cs="Arial"/>
-          <w:sz w:val="18"/>
-          <w:szCs w:val="18"/>
-          <w:lang w:val="es-MX"/>
-        </w:rPr>
-        <w:t xml:space="preserve"> and </w:t>
-      </w:r>
-      <w:proofErr w:type="spellStart"/>
-      <w:r>
-        <w:rPr>
-          <w:rFonts w:ascii="Arial" w:hAnsi="Arial" w:cs="Arial"/>
-          <w:sz w:val="18"/>
-          <w:szCs w:val="18"/>
-          <w:lang w:val="es-MX"/>
-        </w:rPr>
-        <w:t>Validation</w:t>
-      </w:r>
-      <w:proofErr w:type="spellEnd"/>
-      <w:r>
-        <w:rPr>
-          <w:rFonts w:ascii="Arial" w:hAnsi="Arial" w:cs="Arial"/>
-          <w:sz w:val="18"/>
-          <w:szCs w:val="18"/>
-          <w:lang w:val="es-MX"/>
-        </w:rPr>
-        <w:t>. Págs. 7178-7197.</w:t>
+        <w:t>USP 41, &lt;1092&gt; The Dissolution Procedure: Development and Validation. Págs. 7178-7197.</w:t>
       </w:r>
     </w:p>
     <w:p>
@@ -26440,405 +23797,14 @@
           <w:lang w:val="es-MX"/>
         </w:rPr>
       </w:pPr>
-      <w:proofErr w:type="spellStart"/>
-      <w:r>
-        <w:rPr>
-          <w:rFonts w:ascii="Arial" w:hAnsi="Arial" w:cs="Arial"/>
-          <w:sz w:val="18"/>
-          <w:szCs w:val="18"/>
-          <w:lang w:val="es-MX"/>
-        </w:rPr>
-        <w:t>Guidance</w:t>
-      </w:r>
-      <w:proofErr w:type="spellEnd"/>
-      <w:r>
-        <w:rPr>
-          <w:rFonts w:ascii="Arial" w:hAnsi="Arial" w:cs="Arial"/>
-          <w:sz w:val="18"/>
-          <w:szCs w:val="18"/>
-          <w:lang w:val="es-MX"/>
-        </w:rPr>
-        <w:t xml:space="preserve"> </w:t>
-      </w:r>
-      <w:proofErr w:type="spellStart"/>
-      <w:r>
-        <w:rPr>
-          <w:rFonts w:ascii="Arial" w:hAnsi="Arial" w:cs="Arial"/>
-          <w:sz w:val="18"/>
-          <w:szCs w:val="18"/>
-          <w:lang w:val="es-MX"/>
-        </w:rPr>
-        <w:t>for</w:t>
-      </w:r>
-      <w:proofErr w:type="spellEnd"/>
-      <w:r>
-        <w:rPr>
-          <w:rFonts w:ascii="Arial" w:hAnsi="Arial" w:cs="Arial"/>
-          <w:sz w:val="18"/>
-          <w:szCs w:val="18"/>
-          <w:lang w:val="es-MX"/>
-        </w:rPr>
-        <w:t xml:space="preserve"> </w:t>
-      </w:r>
-      <w:proofErr w:type="spellStart"/>
-      <w:r>
-        <w:rPr>
-          <w:rFonts w:ascii="Arial" w:hAnsi="Arial" w:cs="Arial"/>
-          <w:sz w:val="18"/>
-          <w:szCs w:val="18"/>
-          <w:lang w:val="es-MX"/>
-        </w:rPr>
-        <w:t>Industry</w:t>
-      </w:r>
-      <w:proofErr w:type="spellEnd"/>
-      <w:r>
-        <w:rPr>
-          <w:rFonts w:ascii="Arial" w:hAnsi="Arial" w:cs="Arial"/>
-          <w:sz w:val="18"/>
-          <w:szCs w:val="18"/>
-          <w:lang w:val="es-MX"/>
-        </w:rPr>
-        <w:t xml:space="preserve">, </w:t>
-      </w:r>
-      <w:proofErr w:type="spellStart"/>
-      <w:r>
-        <w:rPr>
-          <w:rFonts w:ascii="Arial" w:hAnsi="Arial" w:cs="Arial"/>
-          <w:sz w:val="18"/>
-          <w:szCs w:val="18"/>
-          <w:lang w:val="es-MX"/>
-        </w:rPr>
-        <w:t>Dissolution</w:t>
-      </w:r>
-      <w:proofErr w:type="spellEnd"/>
-      <w:r>
-        <w:rPr>
-          <w:rFonts w:ascii="Arial" w:hAnsi="Arial" w:cs="Arial"/>
-          <w:sz w:val="18"/>
-          <w:szCs w:val="18"/>
-          <w:lang w:val="es-MX"/>
-        </w:rPr>
-        <w:t xml:space="preserve"> </w:t>
-      </w:r>
-      <w:proofErr w:type="spellStart"/>
-      <w:r>
-        <w:rPr>
-          <w:rFonts w:ascii="Arial" w:hAnsi="Arial" w:cs="Arial"/>
-          <w:sz w:val="18"/>
-          <w:szCs w:val="18"/>
-          <w:lang w:val="es-MX"/>
-        </w:rPr>
-        <w:t>Testing</w:t>
-      </w:r>
-      <w:proofErr w:type="spellEnd"/>
-      <w:r>
-        <w:rPr>
-          <w:rFonts w:ascii="Arial" w:hAnsi="Arial" w:cs="Arial"/>
-          <w:sz w:val="18"/>
-          <w:szCs w:val="18"/>
-          <w:lang w:val="es-MX"/>
-        </w:rPr>
-        <w:t xml:space="preserve"> </w:t>
-      </w:r>
-      <w:proofErr w:type="spellStart"/>
-      <w:r>
-        <w:rPr>
-          <w:rFonts w:ascii="Arial" w:hAnsi="Arial" w:cs="Arial"/>
-          <w:sz w:val="18"/>
-          <w:szCs w:val="18"/>
-          <w:lang w:val="es-MX"/>
-        </w:rPr>
-        <w:t>of</w:t>
-      </w:r>
-      <w:proofErr w:type="spellEnd"/>
-      <w:r>
-        <w:rPr>
-          <w:rFonts w:ascii="Arial" w:hAnsi="Arial" w:cs="Arial"/>
-          <w:sz w:val="18"/>
-          <w:szCs w:val="18"/>
-          <w:lang w:val="es-MX"/>
-        </w:rPr>
-        <w:t xml:space="preserve"> </w:t>
-      </w:r>
-      <w:proofErr w:type="spellStart"/>
-      <w:r>
-        <w:rPr>
-          <w:rFonts w:ascii="Arial" w:hAnsi="Arial" w:cs="Arial"/>
-          <w:sz w:val="18"/>
-          <w:szCs w:val="18"/>
-          <w:lang w:val="es-MX"/>
-        </w:rPr>
-        <w:t>Immediate</w:t>
-      </w:r>
-      <w:proofErr w:type="spellEnd"/>
-      <w:r>
-        <w:rPr>
-          <w:rFonts w:ascii="Arial" w:hAnsi="Arial" w:cs="Arial"/>
-          <w:sz w:val="18"/>
-          <w:szCs w:val="18"/>
-          <w:lang w:val="es-MX"/>
-        </w:rPr>
-        <w:t xml:space="preserve"> </w:t>
-      </w:r>
-      <w:proofErr w:type="spellStart"/>
-      <w:r>
-        <w:rPr>
-          <w:rFonts w:ascii="Arial" w:hAnsi="Arial" w:cs="Arial"/>
-          <w:sz w:val="18"/>
-          <w:szCs w:val="18"/>
-          <w:lang w:val="es-MX"/>
-        </w:rPr>
-        <w:t>Release</w:t>
-      </w:r>
-      <w:proofErr w:type="spellEnd"/>
-      <w:r>
-        <w:rPr>
-          <w:rFonts w:ascii="Arial" w:hAnsi="Arial" w:cs="Arial"/>
-          <w:sz w:val="18"/>
-          <w:szCs w:val="18"/>
-          <w:lang w:val="es-MX"/>
-        </w:rPr>
-        <w:t xml:space="preserve"> Solid Oral </w:t>
-      </w:r>
-      <w:proofErr w:type="spellStart"/>
-      <w:r>
-        <w:rPr>
-          <w:rFonts w:ascii="Arial" w:hAnsi="Arial" w:cs="Arial"/>
-          <w:sz w:val="18"/>
-          <w:szCs w:val="18"/>
-          <w:lang w:val="es-MX"/>
-        </w:rPr>
-        <w:t>Dosage</w:t>
-      </w:r>
-      <w:proofErr w:type="spellEnd"/>
-      <w:r>
-        <w:rPr>
-          <w:rFonts w:ascii="Arial" w:hAnsi="Arial" w:cs="Arial"/>
-          <w:sz w:val="18"/>
-          <w:szCs w:val="18"/>
-          <w:lang w:val="es-MX"/>
-        </w:rPr>
-        <w:t xml:space="preserve"> </w:t>
-      </w:r>
-      <w:proofErr w:type="spellStart"/>
-      <w:r>
-        <w:rPr>
-          <w:rFonts w:ascii="Arial" w:hAnsi="Arial" w:cs="Arial"/>
-          <w:sz w:val="18"/>
-          <w:szCs w:val="18"/>
-          <w:lang w:val="es-MX"/>
-        </w:rPr>
-        <w:t>Forms</w:t>
-      </w:r>
-      <w:proofErr w:type="spellEnd"/>
-      <w:r>
-        <w:rPr>
-          <w:rFonts w:ascii="Arial" w:hAnsi="Arial" w:cs="Arial"/>
-          <w:sz w:val="18"/>
-          <w:szCs w:val="18"/>
-          <w:lang w:val="es-MX"/>
-        </w:rPr>
-        <w:t xml:space="preserve">, U.S. </w:t>
-      </w:r>
-      <w:proofErr w:type="spellStart"/>
-      <w:r>
-        <w:rPr>
-          <w:rFonts w:ascii="Arial" w:hAnsi="Arial" w:cs="Arial"/>
-          <w:sz w:val="18"/>
-          <w:szCs w:val="18"/>
-          <w:lang w:val="es-MX"/>
-        </w:rPr>
-        <w:t>Department</w:t>
-      </w:r>
-      <w:proofErr w:type="spellEnd"/>
-      <w:r>
-        <w:rPr>
-          <w:rFonts w:ascii="Arial" w:hAnsi="Arial" w:cs="Arial"/>
-          <w:sz w:val="18"/>
-          <w:szCs w:val="18"/>
-          <w:lang w:val="es-MX"/>
-        </w:rPr>
-        <w:t xml:space="preserve"> </w:t>
-      </w:r>
-      <w:proofErr w:type="spellStart"/>
-      <w:r>
-        <w:rPr>
-          <w:rFonts w:ascii="Arial" w:hAnsi="Arial" w:cs="Arial"/>
-          <w:sz w:val="18"/>
-          <w:szCs w:val="18"/>
-          <w:lang w:val="es-MX"/>
-        </w:rPr>
-        <w:t>of</w:t>
-      </w:r>
-      <w:proofErr w:type="spellEnd"/>
-      <w:r>
-        <w:rPr>
-          <w:rFonts w:ascii="Arial" w:hAnsi="Arial" w:cs="Arial"/>
-          <w:sz w:val="18"/>
-          <w:szCs w:val="18"/>
-          <w:lang w:val="es-MX"/>
-        </w:rPr>
-        <w:t xml:space="preserve"> Health and Human </w:t>
-      </w:r>
-      <w:proofErr w:type="spellStart"/>
-      <w:r>
-        <w:rPr>
-          <w:rFonts w:ascii="Arial" w:hAnsi="Arial" w:cs="Arial"/>
-          <w:sz w:val="18"/>
-          <w:szCs w:val="18"/>
-          <w:lang w:val="es-MX"/>
-        </w:rPr>
-        <w:t>Services</w:t>
-      </w:r>
-      <w:proofErr w:type="spellEnd"/>
-      <w:r>
-        <w:rPr>
-          <w:rFonts w:ascii="Arial" w:hAnsi="Arial" w:cs="Arial"/>
-          <w:sz w:val="18"/>
-          <w:szCs w:val="18"/>
-          <w:lang w:val="es-MX"/>
-        </w:rPr>
-        <w:t xml:space="preserve">, </w:t>
-      </w:r>
-      <w:proofErr w:type="spellStart"/>
-      <w:r>
-        <w:rPr>
-          <w:rFonts w:ascii="Arial" w:hAnsi="Arial" w:cs="Arial"/>
-          <w:sz w:val="18"/>
-          <w:szCs w:val="18"/>
-          <w:lang w:val="es-MX"/>
-        </w:rPr>
-        <w:t>Food</w:t>
-      </w:r>
-      <w:proofErr w:type="spellEnd"/>
-      <w:r>
-        <w:rPr>
-          <w:rFonts w:ascii="Arial" w:hAnsi="Arial" w:cs="Arial"/>
-          <w:sz w:val="18"/>
-          <w:szCs w:val="18"/>
-          <w:lang w:val="es-MX"/>
-        </w:rPr>
-        <w:t xml:space="preserve"> and </w:t>
-      </w:r>
-      <w:proofErr w:type="spellStart"/>
-      <w:r>
-        <w:rPr>
-          <w:rFonts w:ascii="Arial" w:hAnsi="Arial" w:cs="Arial"/>
-          <w:sz w:val="18"/>
-          <w:szCs w:val="18"/>
-          <w:lang w:val="es-MX"/>
-        </w:rPr>
-        <w:t>Drug</w:t>
-      </w:r>
-      <w:proofErr w:type="spellEnd"/>
-      <w:r>
-        <w:rPr>
-          <w:rFonts w:ascii="Arial" w:hAnsi="Arial" w:cs="Arial"/>
-          <w:sz w:val="18"/>
-          <w:szCs w:val="18"/>
-          <w:lang w:val="es-MX"/>
-        </w:rPr>
-        <w:t xml:space="preserve"> </w:t>
-      </w:r>
-      <w:proofErr w:type="spellStart"/>
-      <w:r>
-        <w:rPr>
-          <w:rFonts w:ascii="Arial" w:hAnsi="Arial" w:cs="Arial"/>
-          <w:sz w:val="18"/>
-          <w:szCs w:val="18"/>
-          <w:lang w:val="es-MX"/>
-        </w:rPr>
-        <w:t>Administration</w:t>
-      </w:r>
-      <w:proofErr w:type="spellEnd"/>
-      <w:r>
-        <w:rPr>
-          <w:rFonts w:ascii="Arial" w:hAnsi="Arial" w:cs="Arial"/>
-          <w:sz w:val="18"/>
-          <w:szCs w:val="18"/>
-          <w:lang w:val="es-MX"/>
-        </w:rPr>
-        <w:t xml:space="preserve">, Center </w:t>
-      </w:r>
-      <w:proofErr w:type="spellStart"/>
-      <w:r>
-        <w:rPr>
-          <w:rFonts w:ascii="Arial" w:hAnsi="Arial" w:cs="Arial"/>
-          <w:sz w:val="18"/>
-          <w:szCs w:val="18"/>
-          <w:lang w:val="es-MX"/>
-        </w:rPr>
-        <w:t>for</w:t>
-      </w:r>
-      <w:proofErr w:type="spellEnd"/>
-      <w:r>
-        <w:rPr>
-          <w:rFonts w:ascii="Arial" w:hAnsi="Arial" w:cs="Arial"/>
-          <w:sz w:val="18"/>
-          <w:szCs w:val="18"/>
-          <w:lang w:val="es-MX"/>
-        </w:rPr>
-        <w:t xml:space="preserve"> </w:t>
-      </w:r>
-      <w:proofErr w:type="spellStart"/>
-      <w:r>
-        <w:rPr>
-          <w:rFonts w:ascii="Arial" w:hAnsi="Arial" w:cs="Arial"/>
-          <w:sz w:val="18"/>
-          <w:szCs w:val="18"/>
-          <w:lang w:val="es-MX"/>
-        </w:rPr>
-        <w:t>Drug</w:t>
-      </w:r>
-      <w:proofErr w:type="spellEnd"/>
-      <w:r>
-        <w:rPr>
-          <w:rFonts w:ascii="Arial" w:hAnsi="Arial" w:cs="Arial"/>
-          <w:sz w:val="18"/>
-          <w:szCs w:val="18"/>
-          <w:lang w:val="es-MX"/>
-        </w:rPr>
-        <w:t xml:space="preserve"> </w:t>
-      </w:r>
-      <w:proofErr w:type="spellStart"/>
-      <w:r>
-        <w:rPr>
-          <w:rFonts w:ascii="Arial" w:hAnsi="Arial" w:cs="Arial"/>
-          <w:sz w:val="18"/>
-          <w:szCs w:val="18"/>
-          <w:lang w:val="es-MX"/>
-        </w:rPr>
-        <w:t>Evaluation</w:t>
-      </w:r>
-      <w:proofErr w:type="spellEnd"/>
-      <w:r>
-        <w:rPr>
-          <w:rFonts w:ascii="Arial" w:hAnsi="Arial" w:cs="Arial"/>
-          <w:sz w:val="18"/>
-          <w:szCs w:val="18"/>
-          <w:lang w:val="es-MX"/>
-        </w:rPr>
-        <w:t xml:space="preserve"> and </w:t>
-      </w:r>
-      <w:proofErr w:type="spellStart"/>
-      <w:r>
-        <w:rPr>
-          <w:rFonts w:ascii="Arial" w:hAnsi="Arial" w:cs="Arial"/>
-          <w:sz w:val="18"/>
-          <w:szCs w:val="18"/>
-          <w:lang w:val="es-MX"/>
-        </w:rPr>
-        <w:t>Research</w:t>
-      </w:r>
-      <w:proofErr w:type="spellEnd"/>
-      <w:r>
-        <w:rPr>
-          <w:rFonts w:ascii="Arial" w:hAnsi="Arial" w:cs="Arial"/>
-          <w:sz w:val="18"/>
-          <w:szCs w:val="18"/>
-          <w:lang w:val="es-MX"/>
-        </w:rPr>
-        <w:t xml:space="preserve"> (CDER), August 1997.</w:t>
+      <w:r>
+        <w:rPr>
+          <w:rFonts w:ascii="Arial" w:hAnsi="Arial" w:cs="Arial"/>
+          <w:sz w:val="18"/>
+          <w:szCs w:val="18"/>
+          <w:lang w:val="es-MX"/>
+        </w:rPr>
+        <w:t>Guidance for Industry, Dissolution Testing of Immediate Release Solid Oral Dosage Forms, U.S. Department of Health and Human Services, Food and Drug Administration, Center for Drug Evaluation and Research (CDER), August 1997.</w:t>
       </w:r>
     </w:p>
     <w:p>
@@ -26855,25 +23821,14 @@
           <w:lang w:val="es-MX"/>
         </w:rPr>
       </w:pPr>
-      <w:proofErr w:type="spellStart"/>
-      <w:r>
-        <w:rPr>
-          <w:rFonts w:ascii="Arial" w:hAnsi="Arial" w:cs="Arial"/>
-          <w:sz w:val="18"/>
-          <w:szCs w:val="18"/>
-          <w:lang w:val="es-MX"/>
-        </w:rPr>
-        <w:t>PubChem</w:t>
-      </w:r>
-      <w:proofErr w:type="spellEnd"/>
-      <w:r>
-        <w:rPr>
-          <w:rFonts w:ascii="Arial" w:hAnsi="Arial" w:cs="Arial"/>
-          <w:sz w:val="18"/>
-          <w:szCs w:val="18"/>
-          <w:lang w:val="es-MX"/>
-        </w:rPr>
-        <w:t>. Albendazol. Consultado el 09 de diciembre de 2025. Disponible en: https://pubchem.ncbi.nlm.nih.gov/compound/2082</w:t>
+      <w:r>
+        <w:rPr>
+          <w:rFonts w:ascii="Arial" w:hAnsi="Arial" w:cs="Arial"/>
+          <w:sz w:val="18"/>
+          <w:szCs w:val="18"/>
+          <w:lang w:val="es-MX"/>
+        </w:rPr>
+        <w:t>PubChem. Albendazol. Consultado el 09 de diciembre de 2025. Disponible en: https://pubchem.ncbi.nlm.nih.gov/compound/2082</w:t>
       </w:r>
     </w:p>
     <w:p>
@@ -26890,25 +23845,14 @@
           <w:lang w:val="es-MX"/>
         </w:rPr>
       </w:pPr>
-      <w:proofErr w:type="spellStart"/>
-      <w:r>
-        <w:rPr>
-          <w:rFonts w:ascii="Arial" w:hAnsi="Arial" w:cs="Arial"/>
-          <w:sz w:val="18"/>
-          <w:szCs w:val="18"/>
-          <w:lang w:val="es-MX"/>
-        </w:rPr>
-        <w:t>DrugBank</w:t>
-      </w:r>
-      <w:proofErr w:type="spellEnd"/>
-      <w:r>
-        <w:rPr>
-          <w:rFonts w:ascii="Arial" w:hAnsi="Arial" w:cs="Arial"/>
-          <w:sz w:val="18"/>
-          <w:szCs w:val="18"/>
-          <w:lang w:val="es-MX"/>
-        </w:rPr>
-        <w:t>. Albendazol. Consultado el 09 de diciembre de 2025. Disponible en: https://go.drugbank.com/drugs/DB00518</w:t>
+      <w:r>
+        <w:rPr>
+          <w:rFonts w:ascii="Arial" w:hAnsi="Arial" w:cs="Arial"/>
+          <w:sz w:val="18"/>
+          <w:szCs w:val="18"/>
+          <w:lang w:val="es-MX"/>
+        </w:rPr>
+        <w:t>DrugBank. Albendazol. Consultado el 09 de diciembre de 2025. Disponible en: https://go.drugbank.com/drugs/DB00518</w:t>
       </w:r>
     </w:p>
     <w:p>
@@ -26932,27 +23876,7 @@
           <w:szCs w:val="18"/>
           <w:lang w:val="es-MX"/>
         </w:rPr>
-        <w:t xml:space="preserve">Guía para la solicitud de </w:t>
-      </w:r>
-      <w:proofErr w:type="spellStart"/>
-      <w:r>
-        <w:rPr>
-          <w:rFonts w:ascii="Arial" w:hAnsi="Arial" w:cs="Arial"/>
-          <w:sz w:val="18"/>
-          <w:szCs w:val="18"/>
-          <w:lang w:val="es-MX"/>
-        </w:rPr>
-        <w:t>Bioexenciones</w:t>
-      </w:r>
-      <w:proofErr w:type="spellEnd"/>
-      <w:r>
-        <w:rPr>
-          <w:rFonts w:ascii="Arial" w:hAnsi="Arial" w:cs="Arial"/>
-          <w:sz w:val="18"/>
-          <w:szCs w:val="18"/>
-          <w:lang w:val="es-MX"/>
-        </w:rPr>
-        <w:t xml:space="preserve"> de Ingredientes Farmacéuticos Activos con Requerimiento de Bioequivalencia, Administración Nacional de Medicamentos, Alimentos y Tecnología Médica ANMAT, 2016, Argentina.</w:t>
+        <w:t>Guía para la solicitud de Bioexenciones de Ingredientes Farmacéuticos Activos con Requerimiento de Bioequivalencia, Administración Nacional de Medicamentos, Alimentos y Tecnología Médica ANMAT, 2016, Argentina.</w:t>
       </w:r>
     </w:p>
     <w:p>
@@ -26970,185 +23894,14 @@
           <w:lang w:val="es-MX"/>
         </w:rPr>
       </w:pPr>
-      <w:proofErr w:type="spellStart"/>
-      <w:r>
-        <w:rPr>
-          <w:rFonts w:ascii="Arial" w:hAnsi="Arial" w:cs="Arial"/>
-          <w:sz w:val="18"/>
-          <w:szCs w:val="18"/>
-          <w:lang w:val="es-MX"/>
-        </w:rPr>
-        <w:t>European</w:t>
-      </w:r>
-      <w:proofErr w:type="spellEnd"/>
-      <w:r>
-        <w:rPr>
-          <w:rFonts w:ascii="Arial" w:hAnsi="Arial" w:cs="Arial"/>
-          <w:sz w:val="18"/>
-          <w:szCs w:val="18"/>
-          <w:lang w:val="es-MX"/>
-        </w:rPr>
-        <w:t xml:space="preserve"> </w:t>
-      </w:r>
-      <w:proofErr w:type="spellStart"/>
-      <w:r>
-        <w:rPr>
-          <w:rFonts w:ascii="Arial" w:hAnsi="Arial" w:cs="Arial"/>
-          <w:sz w:val="18"/>
-          <w:szCs w:val="18"/>
-          <w:lang w:val="es-MX"/>
-        </w:rPr>
-        <w:t>Pharmacopoeia</w:t>
-      </w:r>
-      <w:proofErr w:type="spellEnd"/>
-      <w:r>
-        <w:rPr>
-          <w:rFonts w:ascii="Arial" w:hAnsi="Arial" w:cs="Arial"/>
-          <w:sz w:val="18"/>
-          <w:szCs w:val="18"/>
-          <w:lang w:val="es-MX"/>
-        </w:rPr>
-        <w:t xml:space="preserve"> 8.0, 5.17 </w:t>
-      </w:r>
-      <w:proofErr w:type="spellStart"/>
-      <w:r>
-        <w:rPr>
-          <w:rFonts w:ascii="Arial" w:hAnsi="Arial" w:cs="Arial"/>
-          <w:sz w:val="18"/>
-          <w:szCs w:val="18"/>
-          <w:lang w:val="es-MX"/>
-        </w:rPr>
-        <w:t>Recommendations</w:t>
-      </w:r>
-      <w:proofErr w:type="spellEnd"/>
-      <w:r>
-        <w:rPr>
-          <w:rFonts w:ascii="Arial" w:hAnsi="Arial" w:cs="Arial"/>
-          <w:sz w:val="18"/>
-          <w:szCs w:val="18"/>
-          <w:lang w:val="es-MX"/>
-        </w:rPr>
-        <w:t xml:space="preserve"> </w:t>
-      </w:r>
-      <w:proofErr w:type="spellStart"/>
-      <w:r>
-        <w:rPr>
-          <w:rFonts w:ascii="Arial" w:hAnsi="Arial" w:cs="Arial"/>
-          <w:sz w:val="18"/>
-          <w:szCs w:val="18"/>
-          <w:lang w:val="es-MX"/>
-        </w:rPr>
-        <w:t>on</w:t>
-      </w:r>
-      <w:proofErr w:type="spellEnd"/>
-      <w:r>
-        <w:rPr>
-          <w:rFonts w:ascii="Arial" w:hAnsi="Arial" w:cs="Arial"/>
-          <w:sz w:val="18"/>
-          <w:szCs w:val="18"/>
-          <w:lang w:val="es-MX"/>
-        </w:rPr>
-        <w:t xml:space="preserve"> </w:t>
-      </w:r>
-      <w:proofErr w:type="spellStart"/>
-      <w:r>
-        <w:rPr>
-          <w:rFonts w:ascii="Arial" w:hAnsi="Arial" w:cs="Arial"/>
-          <w:sz w:val="18"/>
-          <w:szCs w:val="18"/>
-          <w:lang w:val="es-MX"/>
-        </w:rPr>
-        <w:t>methods</w:t>
-      </w:r>
-      <w:proofErr w:type="spellEnd"/>
-      <w:r>
-        <w:rPr>
-          <w:rFonts w:ascii="Arial" w:hAnsi="Arial" w:cs="Arial"/>
-          <w:sz w:val="18"/>
-          <w:szCs w:val="18"/>
-          <w:lang w:val="es-MX"/>
-        </w:rPr>
-        <w:t xml:space="preserve"> </w:t>
-      </w:r>
-      <w:proofErr w:type="spellStart"/>
-      <w:r>
-        <w:rPr>
-          <w:rFonts w:ascii="Arial" w:hAnsi="Arial" w:cs="Arial"/>
-          <w:sz w:val="18"/>
-          <w:szCs w:val="18"/>
-          <w:lang w:val="es-MX"/>
-        </w:rPr>
-        <w:t>for</w:t>
-      </w:r>
-      <w:proofErr w:type="spellEnd"/>
-      <w:r>
-        <w:rPr>
-          <w:rFonts w:ascii="Arial" w:hAnsi="Arial" w:cs="Arial"/>
-          <w:sz w:val="18"/>
-          <w:szCs w:val="18"/>
-          <w:lang w:val="es-MX"/>
-        </w:rPr>
-        <w:t xml:space="preserve"> </w:t>
-      </w:r>
-      <w:proofErr w:type="spellStart"/>
-      <w:r>
-        <w:rPr>
-          <w:rFonts w:ascii="Arial" w:hAnsi="Arial" w:cs="Arial"/>
-          <w:sz w:val="18"/>
-          <w:szCs w:val="18"/>
-          <w:lang w:val="es-MX"/>
-        </w:rPr>
-        <w:t>dosage</w:t>
-      </w:r>
-      <w:proofErr w:type="spellEnd"/>
-      <w:r>
-        <w:rPr>
-          <w:rFonts w:ascii="Arial" w:hAnsi="Arial" w:cs="Arial"/>
-          <w:sz w:val="18"/>
-          <w:szCs w:val="18"/>
-          <w:lang w:val="es-MX"/>
-        </w:rPr>
-        <w:t xml:space="preserve"> </w:t>
-      </w:r>
-      <w:proofErr w:type="spellStart"/>
-      <w:r>
-        <w:rPr>
-          <w:rFonts w:ascii="Arial" w:hAnsi="Arial" w:cs="Arial"/>
-          <w:sz w:val="18"/>
-          <w:szCs w:val="18"/>
-          <w:lang w:val="es-MX"/>
-        </w:rPr>
-        <w:t>forms</w:t>
-      </w:r>
-      <w:proofErr w:type="spellEnd"/>
-      <w:r>
-        <w:rPr>
-          <w:rFonts w:ascii="Arial" w:hAnsi="Arial" w:cs="Arial"/>
-          <w:sz w:val="18"/>
-          <w:szCs w:val="18"/>
-          <w:lang w:val="es-MX"/>
-        </w:rPr>
-        <w:t xml:space="preserve"> </w:t>
-      </w:r>
-      <w:proofErr w:type="spellStart"/>
-      <w:r>
-        <w:rPr>
-          <w:rFonts w:ascii="Arial" w:hAnsi="Arial" w:cs="Arial"/>
-          <w:sz w:val="18"/>
-          <w:szCs w:val="18"/>
-          <w:lang w:val="es-MX"/>
-        </w:rPr>
-        <w:t>testing</w:t>
-      </w:r>
-      <w:proofErr w:type="spellEnd"/>
-      <w:r>
-        <w:rPr>
-          <w:rFonts w:ascii="Arial" w:hAnsi="Arial" w:cs="Arial"/>
-          <w:sz w:val="18"/>
-          <w:szCs w:val="18"/>
-          <w:lang w:val="es-MX"/>
-        </w:rPr>
-        <w:t>, págs. 727-729.</w:t>
+      <w:r>
+        <w:rPr>
+          <w:rFonts w:ascii="Arial" w:hAnsi="Arial" w:cs="Arial"/>
+          <w:sz w:val="18"/>
+          <w:szCs w:val="18"/>
+          <w:lang w:val="es-MX"/>
+        </w:rPr>
+        <w:t>European Pharmacopoeia 8.0, 5.17 Recommendations on methods for dosage forms testing, págs. 727-729.</w:t>
       </w:r>
     </w:p>
     <w:p>
@@ -27173,127 +23926,7 @@
           <w:szCs w:val="18"/>
           <w:lang w:val="es-MX"/>
         </w:rPr>
-        <w:t xml:space="preserve">Guia de </w:t>
-      </w:r>
-      <w:proofErr w:type="spellStart"/>
-      <w:r>
-        <w:rPr>
-          <w:rFonts w:ascii="Arial" w:hAnsi="Arial" w:cs="Arial"/>
-          <w:sz w:val="18"/>
-          <w:szCs w:val="18"/>
-          <w:lang w:val="es-MX"/>
-        </w:rPr>
-        <w:t>Dissolução</w:t>
-      </w:r>
-      <w:proofErr w:type="spellEnd"/>
-      <w:r>
-        <w:rPr>
-          <w:rFonts w:ascii="Arial" w:hAnsi="Arial" w:cs="Arial"/>
-          <w:sz w:val="18"/>
-          <w:szCs w:val="18"/>
-          <w:lang w:val="es-MX"/>
-        </w:rPr>
-        <w:t xml:space="preserve"> </w:t>
-      </w:r>
-      <w:proofErr w:type="spellStart"/>
-      <w:r>
-        <w:rPr>
-          <w:rFonts w:ascii="Arial" w:hAnsi="Arial" w:cs="Arial"/>
-          <w:sz w:val="18"/>
-          <w:szCs w:val="18"/>
-          <w:lang w:val="es-MX"/>
-        </w:rPr>
-        <w:t>aplicável</w:t>
-      </w:r>
-      <w:proofErr w:type="spellEnd"/>
-      <w:r>
-        <w:rPr>
-          <w:rFonts w:ascii="Arial" w:hAnsi="Arial" w:cs="Arial"/>
-          <w:sz w:val="18"/>
-          <w:szCs w:val="18"/>
-          <w:lang w:val="es-MX"/>
-        </w:rPr>
-        <w:t xml:space="preserve"> a Medicamentos Genéricos, </w:t>
-      </w:r>
-      <w:proofErr w:type="spellStart"/>
-      <w:r>
-        <w:rPr>
-          <w:rFonts w:ascii="Arial" w:hAnsi="Arial" w:cs="Arial"/>
-          <w:sz w:val="18"/>
-          <w:szCs w:val="18"/>
-          <w:lang w:val="es-MX"/>
-        </w:rPr>
-        <w:t>Novos</w:t>
-      </w:r>
-      <w:proofErr w:type="spellEnd"/>
-      <w:r>
-        <w:rPr>
-          <w:rFonts w:ascii="Arial" w:hAnsi="Arial" w:cs="Arial"/>
-          <w:sz w:val="18"/>
-          <w:szCs w:val="18"/>
-          <w:lang w:val="es-MX"/>
-        </w:rPr>
-        <w:t xml:space="preserve"> e Similares, Guia </w:t>
-      </w:r>
-      <w:proofErr w:type="spellStart"/>
-      <w:r>
-        <w:rPr>
-          <w:rFonts w:ascii="Arial" w:hAnsi="Arial" w:cs="Arial"/>
-          <w:sz w:val="18"/>
-          <w:szCs w:val="18"/>
-          <w:lang w:val="es-MX"/>
-        </w:rPr>
-        <w:t>nº</w:t>
-      </w:r>
-      <w:proofErr w:type="spellEnd"/>
-      <w:r>
-        <w:rPr>
-          <w:rFonts w:ascii="Arial" w:hAnsi="Arial" w:cs="Arial"/>
-          <w:sz w:val="18"/>
-          <w:szCs w:val="18"/>
-          <w:lang w:val="es-MX"/>
-        </w:rPr>
-        <w:t xml:space="preserve"> 14, </w:t>
-      </w:r>
-      <w:proofErr w:type="spellStart"/>
-      <w:r>
-        <w:rPr>
-          <w:rFonts w:ascii="Arial" w:hAnsi="Arial" w:cs="Arial"/>
-          <w:sz w:val="18"/>
-          <w:szCs w:val="18"/>
-          <w:lang w:val="es-MX"/>
-        </w:rPr>
-        <w:t>versão</w:t>
-      </w:r>
-      <w:proofErr w:type="spellEnd"/>
-      <w:r>
-        <w:rPr>
-          <w:rFonts w:ascii="Arial" w:hAnsi="Arial" w:cs="Arial"/>
-          <w:sz w:val="18"/>
-          <w:szCs w:val="18"/>
-          <w:lang w:val="es-MX"/>
-        </w:rPr>
-        <w:t xml:space="preserve"> 1, de 08 de </w:t>
-      </w:r>
-      <w:proofErr w:type="spellStart"/>
-      <w:r>
-        <w:rPr>
-          <w:rFonts w:ascii="Arial" w:hAnsi="Arial" w:cs="Arial"/>
-          <w:sz w:val="18"/>
-          <w:szCs w:val="18"/>
-          <w:lang w:val="es-MX"/>
-        </w:rPr>
-        <w:t>fevereiro</w:t>
-      </w:r>
-      <w:proofErr w:type="spellEnd"/>
-      <w:r>
-        <w:rPr>
-          <w:rFonts w:ascii="Arial" w:hAnsi="Arial" w:cs="Arial"/>
-          <w:sz w:val="18"/>
-          <w:szCs w:val="18"/>
-          <w:lang w:val="es-MX"/>
-        </w:rPr>
-        <w:t xml:space="preserve"> de 2018, Agencia Nacional de Vigilancia Sanitaria ANVISA, Brasil.</w:t>
+        <w:t>Guia de Dissolução aplicável a Medicamentos Genéricos, Novos e Similares, Guia nº 14, versão 1, de 08 de fevereiro de 2018, Agencia Nacional de Vigilancia Sanitaria ANVISA, Brasil.</w:t>
       </w:r>
     </w:p>
     <w:p>
@@ -27318,127 +23951,7 @@
           <w:szCs w:val="18"/>
           <w:lang w:val="es-MX"/>
         </w:rPr>
-        <w:t xml:space="preserve">International </w:t>
-      </w:r>
-      <w:proofErr w:type="spellStart"/>
-      <w:r>
-        <w:rPr>
-          <w:rFonts w:ascii="Arial" w:hAnsi="Arial" w:cs="Arial"/>
-          <w:sz w:val="18"/>
-          <w:szCs w:val="18"/>
-          <w:lang w:val="es-MX"/>
-        </w:rPr>
-        <w:t>Conference</w:t>
-      </w:r>
-      <w:proofErr w:type="spellEnd"/>
-      <w:r>
-        <w:rPr>
-          <w:rFonts w:ascii="Arial" w:hAnsi="Arial" w:cs="Arial"/>
-          <w:sz w:val="18"/>
-          <w:szCs w:val="18"/>
-          <w:lang w:val="es-MX"/>
-        </w:rPr>
-        <w:t xml:space="preserve"> </w:t>
-      </w:r>
-      <w:proofErr w:type="spellStart"/>
-      <w:r>
-        <w:rPr>
-          <w:rFonts w:ascii="Arial" w:hAnsi="Arial" w:cs="Arial"/>
-          <w:sz w:val="18"/>
-          <w:szCs w:val="18"/>
-          <w:lang w:val="es-MX"/>
-        </w:rPr>
-        <w:t>on</w:t>
-      </w:r>
-      <w:proofErr w:type="spellEnd"/>
-      <w:r>
-        <w:rPr>
-          <w:rFonts w:ascii="Arial" w:hAnsi="Arial" w:cs="Arial"/>
-          <w:sz w:val="18"/>
-          <w:szCs w:val="18"/>
-          <w:lang w:val="es-MX"/>
-        </w:rPr>
-        <w:t xml:space="preserve"> </w:t>
-      </w:r>
-      <w:proofErr w:type="spellStart"/>
-      <w:r>
-        <w:rPr>
-          <w:rFonts w:ascii="Arial" w:hAnsi="Arial" w:cs="Arial"/>
-          <w:sz w:val="18"/>
-          <w:szCs w:val="18"/>
-          <w:lang w:val="es-MX"/>
-        </w:rPr>
-        <w:t>Harmonisation</w:t>
-      </w:r>
-      <w:proofErr w:type="spellEnd"/>
-      <w:r>
-        <w:rPr>
-          <w:rFonts w:ascii="Arial" w:hAnsi="Arial" w:cs="Arial"/>
-          <w:sz w:val="18"/>
-          <w:szCs w:val="18"/>
-          <w:lang w:val="es-MX"/>
-        </w:rPr>
-        <w:t xml:space="preserve"> (ICH), </w:t>
-      </w:r>
-      <w:proofErr w:type="spellStart"/>
-      <w:r>
-        <w:rPr>
-          <w:rFonts w:ascii="Arial" w:hAnsi="Arial" w:cs="Arial"/>
-          <w:sz w:val="18"/>
-          <w:szCs w:val="18"/>
-          <w:lang w:val="es-MX"/>
-        </w:rPr>
-        <w:t>Dissolution</w:t>
-      </w:r>
-      <w:proofErr w:type="spellEnd"/>
-      <w:r>
-        <w:rPr>
-          <w:rFonts w:ascii="Arial" w:hAnsi="Arial" w:cs="Arial"/>
-          <w:sz w:val="18"/>
-          <w:szCs w:val="18"/>
-          <w:lang w:val="es-MX"/>
-        </w:rPr>
-        <w:t xml:space="preserve"> Test General </w:t>
-      </w:r>
-      <w:proofErr w:type="spellStart"/>
-      <w:r>
-        <w:rPr>
-          <w:rFonts w:ascii="Arial" w:hAnsi="Arial" w:cs="Arial"/>
-          <w:sz w:val="18"/>
-          <w:szCs w:val="18"/>
-          <w:lang w:val="es-MX"/>
-        </w:rPr>
-        <w:t>Chapter</w:t>
-      </w:r>
-      <w:proofErr w:type="spellEnd"/>
-      <w:r>
-        <w:rPr>
-          <w:rFonts w:ascii="Arial" w:hAnsi="Arial" w:cs="Arial"/>
-          <w:sz w:val="18"/>
-          <w:szCs w:val="18"/>
-          <w:lang w:val="es-MX"/>
-        </w:rPr>
-        <w:t xml:space="preserve">, Q4B </w:t>
-      </w:r>
-      <w:proofErr w:type="spellStart"/>
-      <w:r>
-        <w:rPr>
-          <w:rFonts w:ascii="Arial" w:hAnsi="Arial" w:cs="Arial"/>
-          <w:sz w:val="18"/>
-          <w:szCs w:val="18"/>
-          <w:lang w:val="es-MX"/>
-        </w:rPr>
-        <w:t>Annex</w:t>
-      </w:r>
-      <w:proofErr w:type="spellEnd"/>
-      <w:r>
-        <w:rPr>
-          <w:rFonts w:ascii="Arial" w:hAnsi="Arial" w:cs="Arial"/>
-          <w:sz w:val="18"/>
-          <w:szCs w:val="18"/>
-          <w:lang w:val="es-MX"/>
-        </w:rPr>
-        <w:t xml:space="preserve"> 7 (R2).</w:t>
+        <w:t>International Conference on Harmonisation (ICH), Dissolution Test General Chapter, Q4B Annex 7 (R2).</w:t>
       </w:r>
     </w:p>
     <w:p>
@@ -27662,195 +24175,18 @@
           <w:sz w:val="18"/>
           <w:szCs w:val="18"/>
         </w:rPr>
-        <w:t xml:space="preserve">Grupo </w:t>
-      </w:r>
-      <w:proofErr w:type="spellStart"/>
-      <w:r>
-        <w:rPr>
-          <w:rFonts w:ascii="Arial" w:hAnsi="Arial" w:cs="Arial"/>
-          <w:sz w:val="18"/>
-          <w:szCs w:val="18"/>
-        </w:rPr>
-        <w:t>Medifarma</w:t>
-      </w:r>
-      <w:proofErr w:type="spellEnd"/>
-      <w:r>
-        <w:rPr>
-          <w:rFonts w:ascii="Arial" w:hAnsi="Arial" w:cs="Arial"/>
-          <w:sz w:val="18"/>
-          <w:szCs w:val="18"/>
-        </w:rPr>
-        <w:t xml:space="preserve">. </w:t>
-      </w:r>
-      <w:proofErr w:type="spellStart"/>
-      <w:r>
-        <w:rPr>
-          <w:rFonts w:ascii="Arial" w:hAnsi="Arial" w:cs="Arial"/>
-          <w:sz w:val="18"/>
-          <w:szCs w:val="18"/>
-        </w:rPr>
-        <w:t>Protocolo</w:t>
-      </w:r>
-      <w:proofErr w:type="spellEnd"/>
-      <w:r>
-        <w:rPr>
-          <w:rFonts w:ascii="Arial" w:hAnsi="Arial" w:cs="Arial"/>
-          <w:sz w:val="18"/>
-          <w:szCs w:val="18"/>
-        </w:rPr>
-        <w:t xml:space="preserve"> de la </w:t>
-      </w:r>
-      <w:proofErr w:type="spellStart"/>
-      <w:r>
-        <w:rPr>
-          <w:rFonts w:ascii="Arial" w:hAnsi="Arial" w:cs="Arial"/>
-          <w:sz w:val="18"/>
-          <w:szCs w:val="18"/>
-        </w:rPr>
-        <w:t>Validación</w:t>
-      </w:r>
-      <w:proofErr w:type="spellEnd"/>
-      <w:r>
-        <w:rPr>
-          <w:rFonts w:ascii="Arial" w:hAnsi="Arial" w:cs="Arial"/>
-          <w:sz w:val="18"/>
-          <w:szCs w:val="18"/>
-        </w:rPr>
-        <w:t xml:space="preserve"> del </w:t>
-      </w:r>
-      <w:proofErr w:type="spellStart"/>
-      <w:r>
-        <w:rPr>
-          <w:rFonts w:ascii="Arial" w:hAnsi="Arial" w:cs="Arial"/>
-          <w:sz w:val="18"/>
-          <w:szCs w:val="18"/>
-        </w:rPr>
-        <w:t>Método</w:t>
-      </w:r>
-      <w:proofErr w:type="spellEnd"/>
-      <w:r>
-        <w:rPr>
-          <w:rFonts w:ascii="Arial" w:hAnsi="Arial" w:cs="Arial"/>
-          <w:sz w:val="18"/>
-          <w:szCs w:val="18"/>
-        </w:rPr>
-        <w:t xml:space="preserve"> </w:t>
-      </w:r>
-      <w:proofErr w:type="spellStart"/>
-      <w:r>
-        <w:rPr>
-          <w:rFonts w:ascii="Arial" w:hAnsi="Arial" w:cs="Arial"/>
-          <w:sz w:val="18"/>
-          <w:szCs w:val="18"/>
-        </w:rPr>
-        <w:t>Analítico</w:t>
-      </w:r>
-      <w:proofErr w:type="spellEnd"/>
-      <w:r>
-        <w:rPr>
-          <w:rFonts w:ascii="Arial" w:hAnsi="Arial" w:cs="Arial"/>
-          <w:sz w:val="18"/>
-          <w:szCs w:val="18"/>
-        </w:rPr>
-        <w:t xml:space="preserve"> de </w:t>
-      </w:r>
-      <w:proofErr w:type="spellStart"/>
-      <w:r>
-        <w:rPr>
-          <w:rFonts w:ascii="Arial" w:hAnsi="Arial" w:cs="Arial"/>
-          <w:sz w:val="18"/>
-          <w:szCs w:val="18"/>
-        </w:rPr>
-        <w:t>Disolución</w:t>
-      </w:r>
-      <w:proofErr w:type="spellEnd"/>
-      <w:r>
-        <w:rPr>
-          <w:rFonts w:ascii="Arial" w:hAnsi="Arial" w:cs="Arial"/>
-          <w:sz w:val="18"/>
-          <w:szCs w:val="18"/>
-        </w:rPr>
-        <w:t xml:space="preserve"> </w:t>
-      </w:r>
-      <w:proofErr w:type="spellStart"/>
-      <w:r>
-        <w:rPr>
-          <w:rFonts w:ascii="Arial" w:hAnsi="Arial" w:cs="Arial"/>
-          <w:sz w:val="18"/>
-          <w:szCs w:val="18"/>
-        </w:rPr>
-        <w:t>Albendazol</w:t>
-      </w:r>
-      <w:proofErr w:type="spellEnd"/>
-      <w:r>
-        <w:rPr>
-          <w:rFonts w:ascii="Arial" w:hAnsi="Arial" w:cs="Arial"/>
-          <w:sz w:val="18"/>
-          <w:szCs w:val="18"/>
-        </w:rPr>
-        <w:t xml:space="preserve"> </w:t>
-      </w:r>
-      <w:proofErr w:type="spellStart"/>
-      <w:r>
-        <w:rPr>
-          <w:rFonts w:ascii="Arial" w:hAnsi="Arial" w:cs="Arial"/>
-          <w:sz w:val="18"/>
-          <w:szCs w:val="18"/>
-        </w:rPr>
-        <w:t>en</w:t>
-      </w:r>
-      <w:proofErr w:type="spellEnd"/>
-      <w:r>
-        <w:rPr>
-          <w:rFonts w:ascii="Arial" w:hAnsi="Arial" w:cs="Arial"/>
-          <w:sz w:val="18"/>
-          <w:szCs w:val="18"/>
-        </w:rPr>
-        <w:t xml:space="preserve"> </w:t>
-      </w:r>
-      <w:proofErr w:type="spellStart"/>
-      <w:r>
-        <w:rPr>
-          <w:rFonts w:ascii="Arial" w:hAnsi="Arial" w:cs="Arial"/>
-          <w:sz w:val="18"/>
-          <w:szCs w:val="18"/>
-        </w:rPr>
-        <w:t>Tabletas</w:t>
-      </w:r>
-      <w:proofErr w:type="spellEnd"/>
-      <w:r>
-        <w:rPr>
-          <w:rFonts w:ascii="Arial" w:hAnsi="Arial" w:cs="Arial"/>
-          <w:sz w:val="18"/>
-          <w:szCs w:val="18"/>
-        </w:rPr>
-        <w:t xml:space="preserve"> </w:t>
-      </w:r>
-      <w:proofErr w:type="spellStart"/>
-      <w:r>
-        <w:rPr>
-          <w:rFonts w:ascii="Arial" w:hAnsi="Arial" w:cs="Arial"/>
-          <w:sz w:val="18"/>
-          <w:szCs w:val="18"/>
-        </w:rPr>
-        <w:t>Unidosis</w:t>
-      </w:r>
-      <w:proofErr w:type="spellEnd"/>
-      <w:r>
-        <w:rPr>
-          <w:rFonts w:ascii="Arial" w:hAnsi="Arial" w:cs="Arial"/>
-          <w:sz w:val="18"/>
-          <w:szCs w:val="18"/>
-        </w:rPr>
-        <w:t xml:space="preserve"> (400 mg).</w:t>
-      </w:r>
-      <w:commentRangeEnd w:id="22"/>
+        <w:t>Grupo Medifarma. Protocolo de la Validación del Método Analítico de Disolución Albendazol en Tabletas Unidosis (400 mg).</w:t>
+      </w:r>
+      <w:commentRangeEnd w:id="19"/>
       <w:r>
         <w:rPr>
           <w:rStyle w:val="Refdecomentario"/>
-          <w:lang w:val="es-ES"/>
-        </w:rPr>
-        <w:commentReference w:id="22"/>
+          <w:rFonts w:ascii="Arial" w:hAnsi="Arial" w:cs="Arial"/>
+          <w:sz w:val="18"/>
+          <w:szCs w:val="18"/>
+          <w:lang w:val="es-MX"/>
+        </w:rPr>
+        <w:commentReference w:id="19"/>
       </w:r>
     </w:p>
     <w:p>
@@ -27866,10 +24202,10 @@
       </w:pPr>
     </w:p>
     <w:sectPr>
-      <w:headerReference w:type="default" r:id="rId20"/>
-      <w:footerReference w:type="even" r:id="rId21"/>
-      <w:footerReference w:type="default" r:id="rId22"/>
-      <w:headerReference w:type="first" r:id="rId23"/>
+      <w:headerReference w:type="default" r:id="rId17"/>
+      <w:footerReference w:type="even" r:id="rId18"/>
+      <w:footerReference w:type="default" r:id="rId19"/>
+      <w:headerReference w:type="first" r:id="rId20"/>
       <w:pgSz w:w="12240" w:h="15840" w:code="1"/>
       <w:pgMar w:top="1701" w:right="1418" w:bottom="1418" w:left="1418" w:header="227" w:footer="567" w:gutter="0"/>
       <w:pgNumType w:start="1"/>
@@ -27882,7 +24218,7 @@
 
 <file path=word/comments.xml><?xml version="1.0" encoding="utf-8"?>
 <w:comments xmlns:wpc="http://schemas.microsoft.com/office/word/2010/wordprocessingCanvas" xmlns:cx="http://schemas.microsoft.com/office/drawing/2014/chartex" xmlns:cx1="http://schemas.microsoft.com/office/drawing/2015/9/8/chartex" xmlns:cx2="http://schemas.microsoft.com/office/drawing/2015/10/21/chartex" xmlns:cx3="http://schemas.microsoft.com/office/drawing/2016/5/9/chartex" xmlns:cx4="http://schemas.microsoft.com/office/drawing/2016/5/10/chartex" xmlns:cx5="http://schemas.microsoft.com/office/drawing/2016/5/11/chartex" xmlns:cx6="http://schemas.microsoft.com/office/drawing/2016/5/12/chartex" xmlns:cx7="http://schemas.microsoft.com/office/drawing/2016/5/13/chartex" xmlns:cx8="http://schemas.microsoft.com/office/drawing/2016/5/14/chartex" xmlns:mc="http://schemas.openxmlformats.org/markup-compatibility/2006" xmlns:aink="http://schemas.microsoft.com/office/drawing/2016/ink" xmlns:am3d="http://schemas.microsoft.com/office/drawing/2017/model3d" xmlns:o="urn:schemas-microsoft-com:office:office" xmlns:oel="http://schemas.microsoft.com/office/2019/extlst" xmlns:r="http://schemas.openxmlformats.org/officeDocument/2006/relationships" xmlns:m="http://schemas.openxmlformats.org/officeDocument/2006/math" xmlns:v="urn:schemas-microsoft-com:vml" xmlns:wp14="http://schemas.microsoft.com/office/word/2010/wordprocessingDrawing" xmlns:wp="http://schemas.openxmlformats.org/drawingml/2006/wordprocessingDrawing" xmlns:w10="urn:schemas-microsoft-com:office:word" xmlns:w="http://schemas.openxmlformats.org/wordprocessingml/2006/main" xmlns:w14="http://schemas.microsoft.com/office/word/2010/wordml" xmlns:w15="http://schemas.microsoft.com/office/word/2012/wordml" xmlns:w16cex="http://schemas.microsoft.com/office/word/2018/wordml/cex" xmlns:w16cid="http://schemas.microsoft.com/office/word/2016/wordml/cid" xmlns:w16="http://schemas.microsoft.com/office/word/2018/wordml" xmlns:w16du="http://schemas.microsoft.com/office/word/2023/wordml/word16du" xmlns:w16sdtdh="http://schemas.microsoft.com/office/word/2020/wordml/sdtdatahash" xmlns:w16sdtfl="http://schemas.microsoft.com/office/word/2024/wordml/sdtformatlock" xmlns:w16se="http://schemas.microsoft.com/office/word/2015/wordml/symex" xmlns:wpg="http://schemas.microsoft.com/office/word/2010/wordprocessingGroup" xmlns:wpi="http://schemas.microsoft.com/office/word/2010/wordprocessingInk" xmlns:wne="http://schemas.microsoft.com/office/word/2006/wordml" xmlns:wps="http://schemas.microsoft.com/office/word/2010/wordprocessingShape" mc:Ignorable="w14 w15 w16se w16cid w16 w16cex w16sdtdh w16sdtfl w16du wp14">
-  <w:comment w:id="0" w:author="Gustavo Carreño" w:date="2026-02-04T15:15:00Z" w:initials="GC">
+  <w:comment w:id="2" w:author="Gustavo Carreño" w:date="2026-02-04T15:21:00Z" w:initials="GC">
     <w:p>
       <w:pPr>
         <w:pStyle w:val="Textocomentario"/>
@@ -27894,11 +24230,11 @@
         <w:annotationRef/>
       </w:r>
       <w:r>
-        <w:t xml:space="preserve">Crear nombres de analistas de perfiles </w:t>
+        <w:t xml:space="preserve">Obtener de Protocolo de Validación </w:t>
       </w:r>
     </w:p>
   </w:comment>
-  <w:comment w:id="1" w:author="Gustavo Carreño" w:date="2026-02-04T15:15:00Z" w:initials="GC">
+  <w:comment w:id="10" w:author="Gustavo Carreño" w:date="2026-02-04T15:32:00Z" w:initials="GC">
     <w:p>
       <w:pPr>
         <w:pStyle w:val="Textocomentario"/>
@@ -27910,59 +24246,11 @@
         <w:annotationRef/>
       </w:r>
       <w:r>
-        <w:t>Modificar (Silvia)</w:t>
+        <w:t>Obtener de Protocolo de validación siempre el nivel 3</w:t>
       </w:r>
     </w:p>
   </w:comment>
-  <w:comment w:id="4" w:author="Gustavo Carreño" w:date="2026-02-04T15:21:00Z" w:initials="GC">
-    <w:p>
-      <w:pPr>
-        <w:pStyle w:val="Textocomentario"/>
-      </w:pPr>
-      <w:r>
-        <w:rPr>
-          <w:rStyle w:val="Refdecomentario"/>
-        </w:rPr>
-        <w:annotationRef/>
-      </w:r>
-      <w:r>
-        <w:t xml:space="preserve">Obtener de Protocolo de Validación </w:t>
-      </w:r>
-    </w:p>
-  </w:comment>
-  <w:comment w:id="12" w:author="Gustavo Carreño" w:date="2026-02-04T15:32:00Z" w:initials="GC">
-    <w:p>
-      <w:pPr>
-        <w:pStyle w:val="Textocomentario"/>
-      </w:pPr>
-      <w:r>
-        <w:rPr>
-          <w:rStyle w:val="Refdecomentario"/>
-        </w:rPr>
-        <w:annotationRef/>
-      </w:r>
-      <w:r>
-        <w:t>Obtener de Protocolo de validación siempre el nivel 3</w:t>
-      </w:r>
-    </w:p>
-  </w:comment>
-  <w:comment w:id="20" w:author="Gustavo Carreño" w:date="2026-02-04T15:25:00Z" w:initials="GC">
-    <w:p>
-      <w:pPr>
-        <w:pStyle w:val="Textocomentario"/>
-      </w:pPr>
-      <w:r>
-        <w:rPr>
-          <w:rStyle w:val="Refdecomentario"/>
-        </w:rPr>
-        <w:annotationRef/>
-      </w:r>
-      <w:r>
-        <w:t>Obtener de protocolo de validación 5.1.4</w:t>
-      </w:r>
-    </w:p>
-  </w:comment>
-  <w:comment w:id="22" w:author="Gustavo Carreño" w:date="2026-02-04T16:25:00Z" w:initials="GC">
+  <w:comment w:id="19" w:author="Gustavo Carreño" w:date="2026-02-04T16:25:00Z" w:initials="GC">
     <w:p>
       <w:pPr>
         <w:pStyle w:val="Textocomentario"/>
@@ -27983,33 +24271,24 @@
 
 <file path=word/commentsExtended.xml><?xml version="1.0" encoding="utf-8"?>
 <w15:commentsEx xmlns:wpc="http://schemas.microsoft.com/office/word/2010/wordprocessingCanvas" xmlns:cx="http://schemas.microsoft.com/office/drawing/2014/chartex" xmlns:cx1="http://schemas.microsoft.com/office/drawing/2015/9/8/chartex" xmlns:cx2="http://schemas.microsoft.com/office/drawing/2015/10/21/chartex" xmlns:cx3="http://schemas.microsoft.com/office/drawing/2016/5/9/chartex" xmlns:cx4="http://schemas.microsoft.com/office/drawing/2016/5/10/chartex" xmlns:cx5="http://schemas.microsoft.com/office/drawing/2016/5/11/chartex" xmlns:cx6="http://schemas.microsoft.com/office/drawing/2016/5/12/chartex" xmlns:cx7="http://schemas.microsoft.com/office/drawing/2016/5/13/chartex" xmlns:cx8="http://schemas.microsoft.com/office/drawing/2016/5/14/chartex" xmlns:mc="http://schemas.openxmlformats.org/markup-compatibility/2006" xmlns:aink="http://schemas.microsoft.com/office/drawing/2016/ink" xmlns:am3d="http://schemas.microsoft.com/office/drawing/2017/model3d" xmlns:o="urn:schemas-microsoft-com:office:office" xmlns:oel="http://schemas.microsoft.com/office/2019/extlst" xmlns:r="http://schemas.openxmlformats.org/officeDocument/2006/relationships" xmlns:m="http://schemas.openxmlformats.org/officeDocument/2006/math" xmlns:v="urn:schemas-microsoft-com:vml" xmlns:wp14="http://schemas.microsoft.com/office/word/2010/wordprocessingDrawing" xmlns:wp="http://schemas.openxmlformats.org/drawingml/2006/wordprocessingDrawing" xmlns:w10="urn:schemas-microsoft-com:office:word" xmlns:w="http://schemas.openxmlformats.org/wordprocessingml/2006/main" xmlns:w14="http://schemas.microsoft.com/office/word/2010/wordml" xmlns:w15="http://schemas.microsoft.com/office/word/2012/wordml" xmlns:w16cex="http://schemas.microsoft.com/office/word/2018/wordml/cex" xmlns:w16cid="http://schemas.microsoft.com/office/word/2016/wordml/cid" xmlns:w16="http://schemas.microsoft.com/office/word/2018/wordml" xmlns:w16du="http://schemas.microsoft.com/office/word/2023/wordml/word16du" xmlns:w16sdtdh="http://schemas.microsoft.com/office/word/2020/wordml/sdtdatahash" xmlns:w16sdtfl="http://schemas.microsoft.com/office/word/2024/wordml/sdtformatlock" xmlns:w16se="http://schemas.microsoft.com/office/word/2015/wordml/symex" xmlns:wpg="http://schemas.microsoft.com/office/word/2010/wordprocessingGroup" xmlns:wpi="http://schemas.microsoft.com/office/word/2010/wordprocessingInk" xmlns:wne="http://schemas.microsoft.com/office/word/2006/wordml" xmlns:wps="http://schemas.microsoft.com/office/word/2010/wordprocessingShape" mc:Ignorable="w14 w15 w16se w16cid w16 w16cex w16sdtdh w16sdtfl w16du wp14">
-  <w15:commentEx w15:paraId="6B8C40D5" w15:done="0"/>
-  <w15:commentEx w15:paraId="487D8E8E" w15:done="0"/>
   <w15:commentEx w15:paraId="33D7ADF2" w15:done="0"/>
   <w15:commentEx w15:paraId="265B1961" w15:done="0"/>
-  <w15:commentEx w15:paraId="0DB5F296" w15:done="0"/>
   <w15:commentEx w15:paraId="04673AB6" w15:done="0"/>
 </w15:commentsEx>
 </file>
 
 <file path=word/commentsExtensible.xml><?xml version="1.0" encoding="utf-8"?>
 <w16cex:commentsExtensible xmlns:wpc="http://schemas.microsoft.com/office/word/2010/wordprocessingCanvas" xmlns:cx="http://schemas.microsoft.com/office/drawing/2014/chartex" xmlns:cx1="http://schemas.microsoft.com/office/drawing/2015/9/8/chartex" xmlns:cx2="http://schemas.microsoft.com/office/drawing/2015/10/21/chartex" xmlns:cx3="http://schemas.microsoft.com/office/drawing/2016/5/9/chartex" xmlns:cx4="http://schemas.microsoft.com/office/drawing/2016/5/10/chartex" xmlns:cx5="http://schemas.microsoft.com/office/drawing/2016/5/11/chartex" xmlns:cx6="http://schemas.microsoft.com/office/drawing/2016/5/12/chartex" xmlns:cx7="http://schemas.microsoft.com/office/drawing/2016/5/13/chartex" xmlns:cx8="http://schemas.microsoft.com/office/drawing/2016/5/14/chartex" xmlns:cr="http://schemas.microsoft.com/office/comments/2020/reactions" xmlns:mc="http://schemas.openxmlformats.org/markup-compatibility/2006" xmlns:aink="http://schemas.microsoft.com/office/drawing/2016/ink" xmlns:am3d="http://schemas.microsoft.com/office/drawing/2017/model3d" xmlns:o="urn:schemas-microsoft-com:office:office" xmlns:oel="http://schemas.microsoft.com/office/2019/extlst" xmlns:r="http://schemas.openxmlformats.org/officeDocument/2006/relationships" xmlns:m="http://schemas.openxmlformats.org/officeDocument/2006/math" xmlns:v="urn:schemas-microsoft-com:vml" xmlns:wp14="http://schemas.microsoft.com/office/word/2010/wordprocessingDrawing" xmlns:wp="http://schemas.openxmlformats.org/drawingml/2006/wordprocessingDrawing" xmlns:w10="urn:schemas-microsoft-com:office:word" xmlns:w="http://schemas.openxmlformats.org/wordprocessingml/2006/main" xmlns:w14="http://schemas.microsoft.com/office/word/2010/wordml" xmlns:w15="http://schemas.microsoft.com/office/word/2012/wordml" xmlns:w16cex="http://schemas.microsoft.com/office/word/2018/wordml/cex" xmlns:w16cid="http://schemas.microsoft.com/office/word/2016/wordml/cid" xmlns:w16="http://schemas.microsoft.com/office/word/2018/wordml" xmlns:w16du="http://schemas.microsoft.com/office/word/2023/wordml/word16du" xmlns:w16sdtdh="http://schemas.microsoft.com/office/word/2020/wordml/sdtdatahash" xmlns:w16sdtfl="http://schemas.microsoft.com/office/word/2024/wordml/sdtformatlock" xmlns:w16se="http://schemas.microsoft.com/office/word/2015/wordml/symex" xmlns:wpg="http://schemas.microsoft.com/office/word/2010/wordprocessingGroup" xmlns:wpi="http://schemas.microsoft.com/office/word/2010/wordprocessingInk" xmlns:wne="http://schemas.microsoft.com/office/word/2006/wordml" xmlns:wps="http://schemas.microsoft.com/office/word/2010/wordprocessingShape" mc:Ignorable="w14 w15 w16se w16cid w16 w16cex w16sdtdh w16sdtfl cr w16du wp14">
-  <w16cex:commentExtensible w16cex:durableId="299745D1" w16cex:dateUtc="2026-02-04T21:15:00Z"/>
-  <w16cex:commentExtensible w16cex:durableId="4629E8E1" w16cex:dateUtc="2026-02-04T21:15:00Z"/>
   <w16cex:commentExtensible w16cex:durableId="4B217479" w16cex:dateUtc="2026-02-04T21:21:00Z"/>
   <w16cex:commentExtensible w16cex:durableId="1846FDEF" w16cex:dateUtc="2026-02-04T21:32:00Z"/>
-  <w16cex:commentExtensible w16cex:durableId="4809F5EF" w16cex:dateUtc="2026-02-04T21:25:00Z"/>
   <w16cex:commentExtensible w16cex:durableId="2F0EB00D" w16cex:dateUtc="2026-02-04T22:25:00Z"/>
 </w16cex:commentsExtensible>
 </file>
 
 <file path=word/commentsIds.xml><?xml version="1.0" encoding="utf-8"?>
 <w16cid:commentsIds xmlns:wpc="http://schemas.microsoft.com/office/word/2010/wordprocessingCanvas" xmlns:cx="http://schemas.microsoft.com/office/drawing/2014/chartex" xmlns:cx1="http://schemas.microsoft.com/office/drawing/2015/9/8/chartex" xmlns:cx2="http://schemas.microsoft.com/office/drawing/2015/10/21/chartex" xmlns:cx3="http://schemas.microsoft.com/office/drawing/2016/5/9/chartex" xmlns:cx4="http://schemas.microsoft.com/office/drawing/2016/5/10/chartex" xmlns:cx5="http://schemas.microsoft.com/office/drawing/2016/5/11/chartex" xmlns:cx6="http://schemas.microsoft.com/office/drawing/2016/5/12/chartex" xmlns:cx7="http://schemas.microsoft.com/office/drawing/2016/5/13/chartex" xmlns:cx8="http://schemas.microsoft.com/office/drawing/2016/5/14/chartex" xmlns:mc="http://schemas.openxmlformats.org/markup-compatibility/2006" xmlns:aink="http://schemas.microsoft.com/office/drawing/2016/ink" xmlns:am3d="http://schemas.microsoft.com/office/drawing/2017/model3d" xmlns:o="urn:schemas-microsoft-com:office:office" xmlns:oel="http://schemas.microsoft.com/office/2019/extlst" xmlns:r="http://schemas.openxmlformats.org/officeDocument/2006/relationships" xmlns:m="http://schemas.openxmlformats.org/officeDocument/2006/math" xmlns:v="urn:schemas-microsoft-com:vml" xmlns:wp14="http://schemas.microsoft.com/office/word/2010/wordprocessingDrawing" xmlns:wp="http://schemas.openxmlformats.org/drawingml/2006/wordprocessingDrawing" xmlns:w10="urn:schemas-microsoft-com:office:word" xmlns:w="http://schemas.openxmlformats.org/wordprocessingml/2006/main" xmlns:w14="http://schemas.microsoft.com/office/word/2010/wordml" xmlns:w15="http://schemas.microsoft.com/office/word/2012/wordml" xmlns:w16cex="http://schemas.microsoft.com/office/word/2018/wordml/cex" xmlns:w16cid="http://schemas.microsoft.com/office/word/2016/wordml/cid" xmlns:w16="http://schemas.microsoft.com/office/word/2018/wordml" xmlns:w16du="http://schemas.microsoft.com/office/word/2023/wordml/word16du" xmlns:w16sdtdh="http://schemas.microsoft.com/office/word/2020/wordml/sdtdatahash" xmlns:w16sdtfl="http://schemas.microsoft.com/office/word/2024/wordml/sdtformatlock" xmlns:w16se="http://schemas.microsoft.com/office/word/2015/wordml/symex" xmlns:wpg="http://schemas.microsoft.com/office/word/2010/wordprocessingGroup" xmlns:wpi="http://schemas.microsoft.com/office/word/2010/wordprocessingInk" xmlns:wne="http://schemas.microsoft.com/office/word/2006/wordml" xmlns:wps="http://schemas.microsoft.com/office/word/2010/wordprocessingShape" mc:Ignorable="w14 w15 w16se w16cid w16 w16cex w16sdtdh w16sdtfl w16du wp14">
-  <w16cid:commentId w16cid:paraId="6B8C40D5" w16cid:durableId="299745D1"/>
-  <w16cid:commentId w16cid:paraId="487D8E8E" w16cid:durableId="4629E8E1"/>
   <w16cid:commentId w16cid:paraId="33D7ADF2" w16cid:durableId="4B217479"/>
   <w16cid:commentId w16cid:paraId="265B1961" w16cid:durableId="1846FDEF"/>
-  <w16cid:commentId w16cid:paraId="0DB5F296" w16cid:durableId="4809F5EF"/>
   <w16cid:commentId w16cid:paraId="04673AB6" w16cid:durableId="2F0EB00D"/>
 </w16cid:commentsIds>
 </file>
@@ -28391,7 +24670,6 @@
               <w:szCs w:val="18"/>
             </w:rPr>
           </w:pPr>
-          <w:proofErr w:type="gramStart"/>
           <w:r>
             <w:rPr>
               <w:rFonts w:ascii="Arial" w:hAnsi="Arial" w:cs="Arial"/>
@@ -28399,23 +24677,13 @@
             </w:rPr>
             <w:t xml:space="preserve">{{ </w:t>
           </w:r>
-          <w:proofErr w:type="spellStart"/>
           <w:r>
             <w:rPr>
               <w:rFonts w:ascii="Arial" w:hAnsi="Arial" w:cs="Arial"/>
               <w:bCs/>
             </w:rPr>
-            <w:t>ls</w:t>
+            <w:t>ls_codigo_estudio</w:t>
           </w:r>
-          <w:proofErr w:type="gramEnd"/>
-          <w:r>
-            <w:rPr>
-              <w:rFonts w:ascii="Arial" w:hAnsi="Arial" w:cs="Arial"/>
-              <w:bCs/>
-            </w:rPr>
-            <w:t>_codigo_estudio</w:t>
-          </w:r>
-          <w:proofErr w:type="spellEnd"/>
           <w:r>
             <w:rPr>
               <w:rFonts w:ascii="Arial" w:hAnsi="Arial" w:cs="Arial"/>
@@ -32101,730 +28369,6 @@
 </w:styles>
 </file>
 
-<file path=word/charts/chart1.xml><?xml version="1.0" encoding="utf-8"?>
-<c:chartSpace xmlns:c="http://schemas.openxmlformats.org/drawingml/2006/chart" xmlns:a="http://schemas.openxmlformats.org/drawingml/2006/main" xmlns:r="http://schemas.openxmlformats.org/officeDocument/2006/relationships" xmlns:c16r2="http://schemas.microsoft.com/office/drawing/2015/06/chart">
-  <c:date1904 val="0"/>
-  <c:lang val="es-ES"/>
-  <c:roundedCorners val="0"/>
-  <mc:AlternateContent xmlns:mc="http://schemas.openxmlformats.org/markup-compatibility/2006">
-    <mc:Choice xmlns:c14="http://schemas.microsoft.com/office/drawing/2007/8/2/chart" Requires="c14">
-      <c14:style val="102"/>
-    </mc:Choice>
-    <mc:Fallback>
-      <c:style val="2"/>
-    </mc:Fallback>
-  </mc:AlternateContent>
-  <c:chart>
-    <c:autoTitleDeleted val="0"/>
-    <c:plotArea>
-      <c:layout>
-        <c:manualLayout>
-          <c:layoutTarget val="inner"/>
-          <c:xMode val="edge"/>
-          <c:yMode val="edge"/>
-          <c:x val="0.12729368777795383"/>
-          <c:y val="4.2907882658587478E-2"/>
-          <c:w val="0.8347529520099275"/>
-          <c:h val="0.83119158224242051"/>
-        </c:manualLayout>
-      </c:layout>
-      <c:scatterChart>
-        <c:scatterStyle val="lineMarker"/>
-        <c:varyColors val="0"/>
-        <c:ser>
-          <c:idx val="0"/>
-          <c:order val="0"/>
-          <c:spPr>
-            <a:ln w="38100">
-              <a:noFill/>
-            </a:ln>
-          </c:spPr>
-          <c:trendline>
-            <c:trendlineType val="linear"/>
-            <c:dispRSqr val="0"/>
-            <c:dispEq val="1"/>
-            <c:trendlineLbl>
-              <c:layout>
-                <c:manualLayout>
-                  <c:x val="-0.2560455147145223"/>
-                  <c:y val="6.5868424934453551E-2"/>
-                </c:manualLayout>
-              </c:layout>
-              <c:numFmt formatCode="General" sourceLinked="0"/>
-            </c:trendlineLbl>
-          </c:trendline>
-          <c:xVal>
-            <c:numRef>
-              <c:f>'LM MED REF'!$B$17:$B$34</c:f>
-              <c:numCache>
-                <c:formatCode>0.00</c:formatCode>
-                <c:ptCount val="18"/>
-                <c:pt idx="0">
-                  <c:v>3.3319999999999999</c:v>
-                </c:pt>
-                <c:pt idx="1">
-                  <c:v>6.6639999999999997</c:v>
-                </c:pt>
-                <c:pt idx="2">
-                  <c:v>9.9960000000000022</c:v>
-                </c:pt>
-                <c:pt idx="3">
-                  <c:v>13.327999999999999</c:v>
-                </c:pt>
-                <c:pt idx="4">
-                  <c:v>16.659999999999997</c:v>
-                </c:pt>
-                <c:pt idx="5">
-                  <c:v>19.992000000000004</c:v>
-                </c:pt>
-                <c:pt idx="6">
-                  <c:v>3.3319999999999999</c:v>
-                </c:pt>
-                <c:pt idx="7">
-                  <c:v>6.6639999999999997</c:v>
-                </c:pt>
-                <c:pt idx="8">
-                  <c:v>9.9960000000000022</c:v>
-                </c:pt>
-                <c:pt idx="9">
-                  <c:v>13.327999999999999</c:v>
-                </c:pt>
-                <c:pt idx="10">
-                  <c:v>16.659999999999997</c:v>
-                </c:pt>
-                <c:pt idx="11">
-                  <c:v>19.992000000000004</c:v>
-                </c:pt>
-                <c:pt idx="12">
-                  <c:v>3.3319999999999999</c:v>
-                </c:pt>
-                <c:pt idx="13">
-                  <c:v>6.6639999999999997</c:v>
-                </c:pt>
-                <c:pt idx="14">
-                  <c:v>9.9960000000000022</c:v>
-                </c:pt>
-                <c:pt idx="15">
-                  <c:v>13.327999999999999</c:v>
-                </c:pt>
-                <c:pt idx="16">
-                  <c:v>16.659999999999997</c:v>
-                </c:pt>
-                <c:pt idx="17">
-                  <c:v>19.992000000000004</c:v>
-                </c:pt>
-              </c:numCache>
-            </c:numRef>
-          </c:xVal>
-          <c:yVal>
-            <c:numRef>
-              <c:f>'LM MED REF'!$C$17:$C$34</c:f>
-              <c:numCache>
-                <c:formatCode>0.0000</c:formatCode>
-                <c:ptCount val="18"/>
-                <c:pt idx="0">
-                  <c:v>190.2355</c:v>
-                </c:pt>
-                <c:pt idx="1">
-                  <c:v>379.22969999999998</c:v>
-                </c:pt>
-                <c:pt idx="2">
-                  <c:v>567.51400000000001</c:v>
-                </c:pt>
-                <c:pt idx="3">
-                  <c:v>755.28660000000002</c:v>
-                </c:pt>
-                <c:pt idx="4">
-                  <c:v>947.42449999999997</c:v>
-                </c:pt>
-                <c:pt idx="5">
-                  <c:v>1130.2973999999999</c:v>
-                </c:pt>
-                <c:pt idx="6">
-                  <c:v>191.60759999999999</c:v>
-                </c:pt>
-                <c:pt idx="7">
-                  <c:v>383.26339999999999</c:v>
-                </c:pt>
-                <c:pt idx="8">
-                  <c:v>572.51880000000006</c:v>
-                </c:pt>
-                <c:pt idx="9">
-                  <c:v>764.01419999999996</c:v>
-                </c:pt>
-                <c:pt idx="10">
-                  <c:v>949.98749999999995</c:v>
-                </c:pt>
-                <c:pt idx="11">
-                  <c:v>1133.9748999999999</c:v>
-                </c:pt>
-                <c:pt idx="12">
-                  <c:v>189.35140000000001</c:v>
-                </c:pt>
-                <c:pt idx="13">
-                  <c:v>381.15460000000002</c:v>
-                </c:pt>
-                <c:pt idx="14">
-                  <c:v>569.54920000000004</c:v>
-                </c:pt>
-                <c:pt idx="15">
-                  <c:v>758.34780000000001</c:v>
-                </c:pt>
-                <c:pt idx="16">
-                  <c:v>940.48509999999999</c:v>
-                </c:pt>
-                <c:pt idx="17">
-                  <c:v>1134.1315</c:v>
-                </c:pt>
-              </c:numCache>
-            </c:numRef>
-          </c:yVal>
-          <c:smooth val="0"/>
-          <c:extLst>
-            <c:ext xmlns:c16="http://schemas.microsoft.com/office/drawing/2014/chart" uri="{C3380CC4-5D6E-409C-BE32-E72D297353CC}">
-              <c16:uniqueId val="{00000001-F91D-408D-9D7D-DA505F907E71}"/>
-            </c:ext>
-          </c:extLst>
-        </c:ser>
-        <c:dLbls>
-          <c:showLegendKey val="0"/>
-          <c:showVal val="0"/>
-          <c:showCatName val="0"/>
-          <c:showSerName val="0"/>
-          <c:showPercent val="0"/>
-          <c:showBubbleSize val="0"/>
-        </c:dLbls>
-        <c:axId val="558329896"/>
-        <c:axId val="558338912"/>
-      </c:scatterChart>
-      <c:valAx>
-        <c:axId val="558329896"/>
-        <c:scaling>
-          <c:orientation val="minMax"/>
-        </c:scaling>
-        <c:delete val="0"/>
-        <c:axPos val="b"/>
-        <c:title>
-          <c:tx>
-            <c:rich>
-              <a:bodyPr/>
-              <a:lstStyle/>
-              <a:p>
-                <a:pPr>
-                  <a:defRPr/>
-                </a:pPr>
-                <a:r>
-                  <a:rPr lang="en-US"/>
-                  <a:t>Concentración (µg/mL)</a:t>
-                </a:r>
-              </a:p>
-            </c:rich>
-          </c:tx>
-          <c:layout>
-            <c:manualLayout>
-              <c:xMode val="edge"/>
-              <c:yMode val="edge"/>
-              <c:x val="0.41130842067242174"/>
-              <c:y val="0.94008669494901231"/>
-            </c:manualLayout>
-          </c:layout>
-          <c:overlay val="0"/>
-          <c:spPr>
-            <a:noFill/>
-            <a:ln w="25400">
-              <a:noFill/>
-            </a:ln>
-          </c:spPr>
-        </c:title>
-        <c:numFmt formatCode="0.00" sourceLinked="0"/>
-        <c:majorTickMark val="out"/>
-        <c:minorTickMark val="none"/>
-        <c:tickLblPos val="nextTo"/>
-        <c:spPr>
-          <a:ln w="3175">
-            <a:solidFill>
-              <a:srgbClr val="000000"/>
-            </a:solidFill>
-            <a:prstDash val="solid"/>
-          </a:ln>
-        </c:spPr>
-        <c:txPr>
-          <a:bodyPr rot="0" vert="horz"/>
-          <a:lstStyle/>
-          <a:p>
-            <a:pPr>
-              <a:defRPr sz="800"/>
-            </a:pPr>
-            <a:endParaRPr lang="es-MX"/>
-          </a:p>
-        </c:txPr>
-        <c:crossAx val="558338912"/>
-        <c:crosses val="autoZero"/>
-        <c:crossBetween val="midCat"/>
-      </c:valAx>
-      <c:valAx>
-        <c:axId val="558338912"/>
-        <c:scaling>
-          <c:orientation val="minMax"/>
-        </c:scaling>
-        <c:delete val="0"/>
-        <c:axPos val="l"/>
-        <c:title>
-          <c:tx>
-            <c:rich>
-              <a:bodyPr/>
-              <a:lstStyle/>
-              <a:p>
-                <a:pPr>
-                  <a:defRPr/>
-                </a:pPr>
-                <a:r>
-                  <a:rPr lang="en-US"/>
-                  <a:t>Respuesta (UA)</a:t>
-                </a:r>
-              </a:p>
-            </c:rich>
-          </c:tx>
-          <c:layout>
-            <c:manualLayout>
-              <c:xMode val="edge"/>
-              <c:yMode val="edge"/>
-              <c:x val="1.3127716783227876E-3"/>
-              <c:y val="0.31761704535688878"/>
-            </c:manualLayout>
-          </c:layout>
-          <c:overlay val="0"/>
-          <c:spPr>
-            <a:noFill/>
-            <a:ln w="25400">
-              <a:noFill/>
-            </a:ln>
-          </c:spPr>
-        </c:title>
-        <c:numFmt formatCode="0.00" sourceLinked="0"/>
-        <c:majorTickMark val="out"/>
-        <c:minorTickMark val="none"/>
-        <c:tickLblPos val="nextTo"/>
-        <c:spPr>
-          <a:ln w="3175">
-            <a:solidFill>
-              <a:srgbClr val="000000"/>
-            </a:solidFill>
-            <a:prstDash val="solid"/>
-          </a:ln>
-        </c:spPr>
-        <c:txPr>
-          <a:bodyPr rot="0" vert="horz"/>
-          <a:lstStyle/>
-          <a:p>
-            <a:pPr>
-              <a:defRPr sz="800"/>
-            </a:pPr>
-            <a:endParaRPr lang="es-MX"/>
-          </a:p>
-        </c:txPr>
-        <c:crossAx val="558329896"/>
-        <c:crosses val="autoZero"/>
-        <c:crossBetween val="midCat"/>
-      </c:valAx>
-    </c:plotArea>
-    <c:plotVisOnly val="1"/>
-    <c:dispBlanksAs val="gap"/>
-    <c:showDLblsOverMax val="0"/>
-  </c:chart>
-  <c:spPr>
-    <a:solidFill>
-      <a:srgbClr val="FFFFFF"/>
-    </a:solidFill>
-    <a:ln w="9525">
-      <a:noFill/>
-    </a:ln>
-  </c:spPr>
-  <c:txPr>
-    <a:bodyPr/>
-    <a:lstStyle/>
-    <a:p>
-      <a:pPr>
-        <a:defRPr sz="1000" b="0" i="0" u="none" strike="noStrike" baseline="0">
-          <a:solidFill>
-            <a:srgbClr val="000000"/>
-          </a:solidFill>
-          <a:latin typeface="Arial" panose="020B0604020202020204" pitchFamily="34" charset="0"/>
-          <a:ea typeface="Arial"/>
-          <a:cs typeface="Arial" panose="020B0604020202020204" pitchFamily="34" charset="0"/>
-        </a:defRPr>
-      </a:pPr>
-      <a:endParaRPr lang="es-MX"/>
-    </a:p>
-  </c:txPr>
-  <c:externalData r:id="rId1">
-    <c:autoUpdate val="0"/>
-  </c:externalData>
-</c:chartSpace>
-</file>
-
-<file path=word/charts/chart2.xml><?xml version="1.0" encoding="utf-8"?>
-<c:chartSpace xmlns:c="http://schemas.openxmlformats.org/drawingml/2006/chart" xmlns:a="http://schemas.openxmlformats.org/drawingml/2006/main" xmlns:r="http://schemas.openxmlformats.org/officeDocument/2006/relationships" xmlns:c16r2="http://schemas.microsoft.com/office/drawing/2015/06/chart">
-  <c:date1904 val="0"/>
-  <c:lang val="es-ES"/>
-  <c:roundedCorners val="0"/>
-  <mc:AlternateContent xmlns:mc="http://schemas.openxmlformats.org/markup-compatibility/2006">
-    <mc:Choice xmlns:c14="http://schemas.microsoft.com/office/drawing/2007/8/2/chart" Requires="c14">
-      <c14:style val="102"/>
-    </mc:Choice>
-    <mc:Fallback>
-      <c:style val="2"/>
-    </mc:Fallback>
-  </mc:AlternateContent>
-  <c:chart>
-    <c:autoTitleDeleted val="0"/>
-    <c:plotArea>
-      <c:layout>
-        <c:manualLayout>
-          <c:layoutTarget val="inner"/>
-          <c:xMode val="edge"/>
-          <c:yMode val="edge"/>
-          <c:x val="0.12729368777795383"/>
-          <c:y val="4.2907882658587478E-2"/>
-          <c:w val="0.8347529520099275"/>
-          <c:h val="0.83119158224242051"/>
-        </c:manualLayout>
-      </c:layout>
-      <c:scatterChart>
-        <c:scatterStyle val="lineMarker"/>
-        <c:varyColors val="0"/>
-        <c:ser>
-          <c:idx val="0"/>
-          <c:order val="0"/>
-          <c:spPr>
-            <a:ln w="38100">
-              <a:noFill/>
-            </a:ln>
-          </c:spPr>
-          <c:trendline>
-            <c:trendlineType val="linear"/>
-            <c:dispRSqr val="0"/>
-            <c:dispEq val="1"/>
-            <c:trendlineLbl>
-              <c:layout>
-                <c:manualLayout>
-                  <c:x val="-0.2560455147145223"/>
-                  <c:y val="6.5868424934453551E-2"/>
-                </c:manualLayout>
-              </c:layout>
-              <c:numFmt formatCode="General" sourceLinked="0"/>
-            </c:trendlineLbl>
-          </c:trendline>
-          <c:xVal>
-            <c:numRef>
-              <c:f>'LM MED PBA'!$B$17:$B$34</c:f>
-              <c:numCache>
-                <c:formatCode>0.00</c:formatCode>
-                <c:ptCount val="18"/>
-                <c:pt idx="0">
-                  <c:v>3.3319999999999999</c:v>
-                </c:pt>
-                <c:pt idx="1">
-                  <c:v>6.6639999999999997</c:v>
-                </c:pt>
-                <c:pt idx="2">
-                  <c:v>9.9960000000000022</c:v>
-                </c:pt>
-                <c:pt idx="3">
-                  <c:v>13.327999999999999</c:v>
-                </c:pt>
-                <c:pt idx="4">
-                  <c:v>16.659999999999997</c:v>
-                </c:pt>
-                <c:pt idx="5">
-                  <c:v>19.992000000000004</c:v>
-                </c:pt>
-                <c:pt idx="6">
-                  <c:v>3.3319999999999999</c:v>
-                </c:pt>
-                <c:pt idx="7">
-                  <c:v>6.6639999999999997</c:v>
-                </c:pt>
-                <c:pt idx="8">
-                  <c:v>9.9960000000000022</c:v>
-                </c:pt>
-                <c:pt idx="9">
-                  <c:v>13.327999999999999</c:v>
-                </c:pt>
-                <c:pt idx="10">
-                  <c:v>16.659999999999997</c:v>
-                </c:pt>
-                <c:pt idx="11">
-                  <c:v>19.992000000000004</c:v>
-                </c:pt>
-                <c:pt idx="12">
-                  <c:v>3.3319999999999999</c:v>
-                </c:pt>
-                <c:pt idx="13">
-                  <c:v>6.6639999999999997</c:v>
-                </c:pt>
-                <c:pt idx="14">
-                  <c:v>9.9960000000000022</c:v>
-                </c:pt>
-                <c:pt idx="15">
-                  <c:v>13.327999999999999</c:v>
-                </c:pt>
-                <c:pt idx="16">
-                  <c:v>16.659999999999997</c:v>
-                </c:pt>
-                <c:pt idx="17">
-                  <c:v>19.992000000000004</c:v>
-                </c:pt>
-              </c:numCache>
-            </c:numRef>
-          </c:xVal>
-          <c:yVal>
-            <c:numRef>
-              <c:f>'LM MED PBA'!$C$17:$C$34</c:f>
-              <c:numCache>
-                <c:formatCode>0.0000</c:formatCode>
-                <c:ptCount val="18"/>
-                <c:pt idx="0">
-                  <c:v>184.83070000000001</c:v>
-                </c:pt>
-                <c:pt idx="1">
-                  <c:v>365.97359999999998</c:v>
-                </c:pt>
-                <c:pt idx="2">
-                  <c:v>551.28449999999998</c:v>
-                </c:pt>
-                <c:pt idx="3">
-                  <c:v>737.2029</c:v>
-                </c:pt>
-                <c:pt idx="4">
-                  <c:v>918.16679999999997</c:v>
-                </c:pt>
-                <c:pt idx="5">
-                  <c:v>1101.4453000000001</c:v>
-                </c:pt>
-                <c:pt idx="6">
-                  <c:v>183.6611</c:v>
-                </c:pt>
-                <c:pt idx="7">
-                  <c:v>368.96120000000002</c:v>
-                </c:pt>
-                <c:pt idx="8">
-                  <c:v>549.44889999999998</c:v>
-                </c:pt>
-                <c:pt idx="9">
-                  <c:v>735.95910000000003</c:v>
-                </c:pt>
-                <c:pt idx="10">
-                  <c:v>919.28510000000006</c:v>
-                </c:pt>
-                <c:pt idx="11">
-                  <c:v>1124.6187</c:v>
-                </c:pt>
-                <c:pt idx="12">
-                  <c:v>183.98830000000001</c:v>
-                </c:pt>
-                <c:pt idx="13">
-                  <c:v>368.69229999999999</c:v>
-                </c:pt>
-                <c:pt idx="14">
-                  <c:v>553.46420000000001</c:v>
-                </c:pt>
-                <c:pt idx="15">
-                  <c:v>736.31269999999995</c:v>
-                </c:pt>
-                <c:pt idx="16">
-                  <c:v>920.94920000000002</c:v>
-                </c:pt>
-                <c:pt idx="17">
-                  <c:v>1101.4256</c:v>
-                </c:pt>
-              </c:numCache>
-            </c:numRef>
-          </c:yVal>
-          <c:smooth val="0"/>
-          <c:extLst>
-            <c:ext xmlns:c16="http://schemas.microsoft.com/office/drawing/2014/chart" uri="{C3380CC4-5D6E-409C-BE32-E72D297353CC}">
-              <c16:uniqueId val="{00000001-323A-46DA-9254-C66918F57C68}"/>
-            </c:ext>
-          </c:extLst>
-        </c:ser>
-        <c:dLbls>
-          <c:showLegendKey val="0"/>
-          <c:showVal val="0"/>
-          <c:showCatName val="0"/>
-          <c:showSerName val="0"/>
-          <c:showPercent val="0"/>
-          <c:showBubbleSize val="0"/>
-        </c:dLbls>
-        <c:axId val="558329896"/>
-        <c:axId val="558338912"/>
-      </c:scatterChart>
-      <c:valAx>
-        <c:axId val="558329896"/>
-        <c:scaling>
-          <c:orientation val="minMax"/>
-        </c:scaling>
-        <c:delete val="0"/>
-        <c:axPos val="b"/>
-        <c:title>
-          <c:tx>
-            <c:rich>
-              <a:bodyPr/>
-              <a:lstStyle/>
-              <a:p>
-                <a:pPr>
-                  <a:defRPr/>
-                </a:pPr>
-                <a:r>
-                  <a:rPr lang="en-US"/>
-                  <a:t>Concentración (µg/mL)</a:t>
-                </a:r>
-              </a:p>
-            </c:rich>
-          </c:tx>
-          <c:layout>
-            <c:manualLayout>
-              <c:xMode val="edge"/>
-              <c:yMode val="edge"/>
-              <c:x val="0.41130842067242174"/>
-              <c:y val="0.94008669494901231"/>
-            </c:manualLayout>
-          </c:layout>
-          <c:overlay val="0"/>
-          <c:spPr>
-            <a:noFill/>
-            <a:ln w="25400">
-              <a:noFill/>
-            </a:ln>
-          </c:spPr>
-        </c:title>
-        <c:numFmt formatCode="0.00" sourceLinked="0"/>
-        <c:majorTickMark val="out"/>
-        <c:minorTickMark val="none"/>
-        <c:tickLblPos val="nextTo"/>
-        <c:spPr>
-          <a:ln w="3175">
-            <a:solidFill>
-              <a:srgbClr val="000000"/>
-            </a:solidFill>
-            <a:prstDash val="solid"/>
-          </a:ln>
-        </c:spPr>
-        <c:txPr>
-          <a:bodyPr rot="0" vert="horz"/>
-          <a:lstStyle/>
-          <a:p>
-            <a:pPr>
-              <a:defRPr sz="800"/>
-            </a:pPr>
-            <a:endParaRPr lang="es-MX"/>
-          </a:p>
-        </c:txPr>
-        <c:crossAx val="558338912"/>
-        <c:crosses val="autoZero"/>
-        <c:crossBetween val="midCat"/>
-      </c:valAx>
-      <c:valAx>
-        <c:axId val="558338912"/>
-        <c:scaling>
-          <c:orientation val="minMax"/>
-        </c:scaling>
-        <c:delete val="0"/>
-        <c:axPos val="l"/>
-        <c:title>
-          <c:tx>
-            <c:rich>
-              <a:bodyPr/>
-              <a:lstStyle/>
-              <a:p>
-                <a:pPr>
-                  <a:defRPr/>
-                </a:pPr>
-                <a:r>
-                  <a:rPr lang="en-US"/>
-                  <a:t>Respuesta (UA)</a:t>
-                </a:r>
-              </a:p>
-            </c:rich>
-          </c:tx>
-          <c:layout>
-            <c:manualLayout>
-              <c:xMode val="edge"/>
-              <c:yMode val="edge"/>
-              <c:x val="1.3127716783227876E-3"/>
-              <c:y val="0.31761704535688878"/>
-            </c:manualLayout>
-          </c:layout>
-          <c:overlay val="0"/>
-          <c:spPr>
-            <a:noFill/>
-            <a:ln w="25400">
-              <a:noFill/>
-            </a:ln>
-          </c:spPr>
-        </c:title>
-        <c:numFmt formatCode="0.00" sourceLinked="0"/>
-        <c:majorTickMark val="out"/>
-        <c:minorTickMark val="none"/>
-        <c:tickLblPos val="nextTo"/>
-        <c:spPr>
-          <a:ln w="3175">
-            <a:solidFill>
-              <a:srgbClr val="000000"/>
-            </a:solidFill>
-            <a:prstDash val="solid"/>
-          </a:ln>
-        </c:spPr>
-        <c:txPr>
-          <a:bodyPr rot="0" vert="horz"/>
-          <a:lstStyle/>
-          <a:p>
-            <a:pPr>
-              <a:defRPr sz="800"/>
-            </a:pPr>
-            <a:endParaRPr lang="es-MX"/>
-          </a:p>
-        </c:txPr>
-        <c:crossAx val="558329896"/>
-        <c:crosses val="autoZero"/>
-        <c:crossBetween val="midCat"/>
-      </c:valAx>
-    </c:plotArea>
-    <c:plotVisOnly val="1"/>
-    <c:dispBlanksAs val="gap"/>
-    <c:showDLblsOverMax val="0"/>
-  </c:chart>
-  <c:spPr>
-    <a:solidFill>
-      <a:srgbClr val="FFFFFF"/>
-    </a:solidFill>
-    <a:ln w="9525">
-      <a:noFill/>
-    </a:ln>
-  </c:spPr>
-  <c:txPr>
-    <a:bodyPr/>
-    <a:lstStyle/>
-    <a:p>
-      <a:pPr>
-        <a:defRPr sz="1000" b="0" i="0" u="none" strike="noStrike" baseline="0">
-          <a:solidFill>
-            <a:srgbClr val="000000"/>
-          </a:solidFill>
-          <a:latin typeface="Arial" panose="020B0604020202020204" pitchFamily="34" charset="0"/>
-          <a:ea typeface="Arial"/>
-          <a:cs typeface="Arial" panose="020B0604020202020204" pitchFamily="34" charset="0"/>
-        </a:defRPr>
-      </a:pPr>
-      <a:endParaRPr lang="es-MX"/>
-    </a:p>
-  </c:txPr>
-  <c:externalData r:id="rId1">
-    <c:autoUpdate val="0"/>
-  </c:externalData>
-</c:chartSpace>
-</file>
-
 <file path=word/theme/theme1.xml><?xml version="1.0" encoding="utf-8"?>
 <a:theme xmlns:a="http://schemas.openxmlformats.org/drawingml/2006/main" name="Tema de Office">
   <a:themeElements>

--- a/Plantilla_Validacion.docx
+++ b/Plantilla_Validacion.docx
@@ -16986,7 +16986,45 @@
                 <w:sz w:val="18"/>
                 <w:szCs w:val="18"/>
               </w:rPr>
-              <w:t>Cumple</w:t>
+              <w:t>{{ ls_r_cumple }}</w:t>
+            </w:r>
+          </w:p>
+          <w:p>
+            <w:pPr>
+              <w:contextualSpacing/>
+              <w:jc w:val="center"/>
+              <w:rPr>
+                <w:rFonts w:ascii="Arial" w:hAnsi="Arial" w:cs="Arial"/>
+                <w:sz w:val="18"/>
+                <w:szCs w:val="18"/>
+              </w:rPr>
+            </w:pPr>
+            <w:r>
+              <w:rPr>
+                <w:rFonts w:ascii="Arial" w:hAnsi="Arial" w:cs="Arial"/>
+                <w:sz w:val="18"/>
+                <w:szCs w:val="18"/>
+              </w:rPr>
+              <w:t>{{ ls_err_cumple }}</w:t>
+            </w:r>
+          </w:p>
+          <w:p>
+            <w:pPr>
+              <w:contextualSpacing/>
+              <w:jc w:val="center"/>
+              <w:rPr>
+                <w:rFonts w:ascii="Arial" w:hAnsi="Arial" w:cs="Arial"/>
+                <w:sz w:val="18"/>
+                <w:szCs w:val="18"/>
+              </w:rPr>
+            </w:pPr>
+            <w:r>
+              <w:rPr>
+                <w:rFonts w:ascii="Arial" w:hAnsi="Arial" w:cs="Arial"/>
+                <w:sz w:val="18"/>
+                <w:szCs w:val="18"/>
+              </w:rPr>
+              <w:t>{{ ls_cv_cumple }}</w:t>
             </w:r>
           </w:p>
         </w:tc>
@@ -17333,282 +17371,21 @@
                 <w:sz w:val="18"/>
                 <w:szCs w:val="18"/>
               </w:rPr>
-              <w:t xml:space="preserve">{{ </w:t>
-            </w:r>
-            <w:r>
-              <w:rPr>
-                <w:rFonts w:ascii="Arial" w:hAnsi="Arial" w:cs="Arial"/>
-                <w:sz w:val="18"/>
-                <w:szCs w:val="18"/>
-              </w:rPr>
-              <w:t>if_acrodisco_1</w:t>
-            </w:r>
-            <w:r>
-              <w:rPr>
-                <w:rFonts w:ascii="Arial" w:hAnsi="Arial" w:cs="Arial"/>
-                <w:sz w:val="18"/>
-                <w:szCs w:val="18"/>
-              </w:rPr>
-              <w:t xml:space="preserve"> }}</w:t>
-            </w:r>
-            <w:r>
-              <w:rPr>
-                <w:rFonts w:ascii="Arial" w:hAnsi="Arial" w:cs="Arial"/>
-                <w:sz w:val="18"/>
-                <w:szCs w:val="18"/>
-              </w:rPr>
-              <w:t xml:space="preserve"> =</w:t>
-            </w:r>
-            <w:r>
-              <w:rPr>
-                <w:rFonts w:ascii="Arial" w:hAnsi="Arial" w:cs="Arial"/>
-                <w:sz w:val="18"/>
-                <w:szCs w:val="18"/>
-              </w:rPr>
-              <w:t xml:space="preserve"> {{ </w:t>
-            </w:r>
-            <w:r>
-              <w:rPr>
-                <w:rFonts w:ascii="Arial" w:hAnsi="Arial" w:cs="Arial"/>
-                <w:sz w:val="18"/>
-                <w:szCs w:val="18"/>
-              </w:rPr>
-              <w:t>if_diferencia_a_</w:t>
-            </w:r>
-            <w:r>
-              <w:rPr>
-                <w:rFonts w:ascii="Arial" w:hAnsi="Arial" w:cs="Arial"/>
-                <w:sz w:val="18"/>
-                <w:szCs w:val="18"/>
-              </w:rPr>
-              <w:t>1 }}</w:t>
-            </w:r>
-          </w:p>
-          <w:p>
-            <w:pPr>
-              <w:spacing w:line="276" w:lineRule="auto"/>
+              <w:t>{{ if_acrodisco_texto_limpio }}</w:t>
+            </w:r>
+          </w:p>
+        </w:tc>
+        <w:tc>
+          <w:tcPr>
+            <w:tcW w:w="1534" w:type="dxa"/>
+            <w:vAlign w:val="center"/>
+          </w:tcPr>
+          <w:p>
+            <w:pPr>
               <w:contextualSpacing/>
               <w:jc w:val="center"/>
               <w:rPr>
                 <w:rFonts w:ascii="Arial" w:hAnsi="Arial" w:cs="Arial"/>
-                <w:sz w:val="18"/>
-                <w:szCs w:val="18"/>
-              </w:rPr>
-            </w:pPr>
-            <w:r>
-              <w:rPr>
-                <w:rFonts w:ascii="Arial" w:hAnsi="Arial" w:cs="Arial"/>
-                <w:sz w:val="18"/>
-                <w:szCs w:val="18"/>
-              </w:rPr>
-              <w:t xml:space="preserve">{{ </w:t>
-            </w:r>
-            <w:r>
-              <w:rPr>
-                <w:rFonts w:ascii="Arial" w:hAnsi="Arial" w:cs="Arial"/>
-                <w:sz w:val="18"/>
-                <w:szCs w:val="18"/>
-              </w:rPr>
-              <w:t>if_acrodisco_</w:t>
-            </w:r>
-            <w:r>
-              <w:rPr>
-                <w:rFonts w:ascii="Arial" w:hAnsi="Arial" w:cs="Arial"/>
-                <w:sz w:val="18"/>
-                <w:szCs w:val="18"/>
-              </w:rPr>
-              <w:t>2 }}</w:t>
-            </w:r>
-            <w:r>
-              <w:rPr>
-                <w:rFonts w:ascii="Arial" w:hAnsi="Arial" w:cs="Arial"/>
-                <w:sz w:val="18"/>
-                <w:szCs w:val="18"/>
-              </w:rPr>
-              <w:t xml:space="preserve"> = </w:t>
-            </w:r>
-            <w:r>
-              <w:rPr>
-                <w:rFonts w:ascii="Arial" w:hAnsi="Arial" w:cs="Arial"/>
-                <w:sz w:val="18"/>
-                <w:szCs w:val="18"/>
-              </w:rPr>
-              <w:t xml:space="preserve">{{ </w:t>
-            </w:r>
-            <w:r>
-              <w:rPr>
-                <w:rFonts w:ascii="Arial" w:hAnsi="Arial" w:cs="Arial"/>
-                <w:sz w:val="18"/>
-                <w:szCs w:val="18"/>
-              </w:rPr>
-              <w:t>if_diferencia_a_2</w:t>
-            </w:r>
-            <w:r>
-              <w:rPr>
-                <w:rFonts w:ascii="Arial" w:hAnsi="Arial" w:cs="Arial"/>
-                <w:sz w:val="18"/>
-                <w:szCs w:val="18"/>
-              </w:rPr>
-              <w:t xml:space="preserve"> }}</w:t>
-            </w:r>
-          </w:p>
-          <w:p>
-            <w:pPr>
-              <w:spacing w:line="276" w:lineRule="auto"/>
-              <w:contextualSpacing/>
-              <w:jc w:val="center"/>
-              <w:rPr>
-                <w:rFonts w:ascii="Arial" w:hAnsi="Arial" w:cs="Arial"/>
-                <w:sz w:val="18"/>
-                <w:szCs w:val="18"/>
-              </w:rPr>
-            </w:pPr>
-            <w:r>
-              <w:rPr>
-                <w:rFonts w:ascii="Arial" w:hAnsi="Arial" w:cs="Arial"/>
-                <w:sz w:val="18"/>
-                <w:szCs w:val="18"/>
-              </w:rPr>
-              <w:t xml:space="preserve">{{ </w:t>
-            </w:r>
-            <w:r>
-              <w:rPr>
-                <w:rFonts w:ascii="Arial" w:hAnsi="Arial" w:cs="Arial"/>
-                <w:sz w:val="18"/>
-                <w:szCs w:val="18"/>
-              </w:rPr>
-              <w:t>if_acrodisco_</w:t>
-            </w:r>
-            <w:r>
-              <w:rPr>
-                <w:rFonts w:ascii="Arial" w:hAnsi="Arial" w:cs="Arial"/>
-                <w:sz w:val="18"/>
-                <w:szCs w:val="18"/>
-              </w:rPr>
-              <w:t xml:space="preserve">3 }} = {{ </w:t>
-            </w:r>
-            <w:r>
-              <w:rPr>
-                <w:rFonts w:ascii="Arial" w:hAnsi="Arial" w:cs="Arial"/>
-                <w:sz w:val="18"/>
-                <w:szCs w:val="18"/>
-              </w:rPr>
-              <w:t>if_diferencia_a_</w:t>
-            </w:r>
-            <w:r>
-              <w:rPr>
-                <w:rFonts w:ascii="Arial" w:hAnsi="Arial" w:cs="Arial"/>
-                <w:sz w:val="18"/>
-                <w:szCs w:val="18"/>
-              </w:rPr>
-              <w:t>3 }}</w:t>
-            </w:r>
-          </w:p>
-          <w:p>
-            <w:pPr>
-              <w:spacing w:line="276" w:lineRule="auto"/>
-              <w:contextualSpacing/>
-              <w:jc w:val="center"/>
-              <w:rPr>
-                <w:rFonts w:ascii="Arial" w:hAnsi="Arial" w:cs="Arial"/>
-                <w:sz w:val="18"/>
-                <w:szCs w:val="18"/>
-              </w:rPr>
-            </w:pPr>
-            <w:r>
-              <w:rPr>
-                <w:rFonts w:ascii="Arial" w:hAnsi="Arial" w:cs="Arial"/>
-                <w:sz w:val="18"/>
-                <w:szCs w:val="18"/>
-              </w:rPr>
-              <w:t xml:space="preserve">{{ </w:t>
-            </w:r>
-            <w:r>
-              <w:rPr>
-                <w:rFonts w:ascii="Arial" w:hAnsi="Arial" w:cs="Arial"/>
-                <w:sz w:val="18"/>
-                <w:szCs w:val="18"/>
-              </w:rPr>
-              <w:t>if_acrodisco_</w:t>
-            </w:r>
-            <w:r>
-              <w:rPr>
-                <w:rFonts w:ascii="Arial" w:hAnsi="Arial" w:cs="Arial"/>
-                <w:sz w:val="18"/>
-                <w:szCs w:val="18"/>
-              </w:rPr>
-              <w:t xml:space="preserve">4 }} = {{ </w:t>
-            </w:r>
-            <w:r>
-              <w:rPr>
-                <w:rFonts w:ascii="Arial" w:hAnsi="Arial" w:cs="Arial"/>
-                <w:sz w:val="18"/>
-                <w:szCs w:val="18"/>
-              </w:rPr>
-              <w:t>if_diferencia_a_</w:t>
-            </w:r>
-            <w:r>
-              <w:rPr>
-                <w:rFonts w:ascii="Arial" w:hAnsi="Arial" w:cs="Arial"/>
-                <w:sz w:val="18"/>
-                <w:szCs w:val="18"/>
-              </w:rPr>
-              <w:t>4 }}</w:t>
-            </w:r>
-            <w:r>
-              <w:rPr>
-                <w:rFonts w:ascii="Arial" w:hAnsi="Arial" w:cs="Arial"/>
-                <w:sz w:val="18"/>
-                <w:szCs w:val="18"/>
-              </w:rPr>
-              <w:br/>
-              <w:t xml:space="preserve">{{ </w:t>
-            </w:r>
-            <w:r>
-              <w:rPr>
-                <w:rFonts w:ascii="Arial" w:hAnsi="Arial" w:cs="Arial"/>
-                <w:sz w:val="18"/>
-                <w:szCs w:val="18"/>
-              </w:rPr>
-              <w:t>if_acrodisco_</w:t>
-            </w:r>
-            <w:r>
-              <w:rPr>
-                <w:rFonts w:ascii="Arial" w:hAnsi="Arial" w:cs="Arial"/>
-                <w:sz w:val="18"/>
-                <w:szCs w:val="18"/>
-              </w:rPr>
-              <w:t xml:space="preserve">5 }} = {{ </w:t>
-            </w:r>
-            <w:r>
-              <w:rPr>
-                <w:rFonts w:ascii="Arial" w:hAnsi="Arial" w:cs="Arial"/>
-                <w:sz w:val="18"/>
-                <w:szCs w:val="18"/>
-              </w:rPr>
-              <w:t>if_diferencia_a_</w:t>
-            </w:r>
-            <w:r>
-              <w:rPr>
-                <w:rFonts w:ascii="Arial" w:hAnsi="Arial" w:cs="Arial"/>
-                <w:sz w:val="18"/>
-                <w:szCs w:val="18"/>
-              </w:rPr>
-              <w:t>5 }}</w:t>
-            </w:r>
-          </w:p>
-        </w:tc>
-        <w:tc>
-          <w:tcPr>
-            <w:tcW w:w="1534" w:type="dxa"/>
-            <w:vAlign w:val="center"/>
-          </w:tcPr>
-          <w:p>
-            <w:pPr>
-              <w:contextualSpacing/>
-              <w:jc w:val="center"/>
-              <w:rPr>
-                <w:rFonts w:ascii="Arial" w:hAnsi="Arial" w:cs="Arial"/>
                 <w:color w:val="FF0000"/>
                 <w:sz w:val="18"/>
                 <w:szCs w:val="18"/>
@@ -17620,7 +17397,7 @@
                 <w:sz w:val="18"/>
                 <w:szCs w:val="18"/>
               </w:rPr>
-              <w:t>Cumple</w:t>
+              <w:t>{{ if_acrodisco_cumple }}</w:t>
             </w:r>
           </w:p>
         </w:tc>
@@ -17690,60 +17467,17 @@
                 <w:sz w:val="18"/>
                 <w:szCs w:val="18"/>
               </w:rPr>
-              <w:t xml:space="preserve">{{ </w:t>
-            </w:r>
-            <w:r>
-              <w:rPr>
-                <w:rFonts w:ascii="Arial" w:hAnsi="Arial" w:cs="Arial"/>
-                <w:sz w:val="18"/>
-                <w:szCs w:val="18"/>
-              </w:rPr>
-              <w:t>if_canula_1</w:t>
-            </w:r>
-            <w:r>
-              <w:rPr>
-                <w:rFonts w:ascii="Arial" w:hAnsi="Arial" w:cs="Arial"/>
-                <w:sz w:val="18"/>
-                <w:szCs w:val="18"/>
-              </w:rPr>
-              <w:t xml:space="preserve"> }}</w:t>
-            </w:r>
-            <w:r>
-              <w:rPr>
-                <w:rFonts w:ascii="Arial" w:hAnsi="Arial" w:cs="Arial"/>
-                <w:sz w:val="18"/>
-                <w:szCs w:val="18"/>
-              </w:rPr>
-              <w:t xml:space="preserve"> = </w:t>
-            </w:r>
-            <w:r>
-              <w:rPr>
-                <w:rFonts w:ascii="Arial" w:hAnsi="Arial" w:cs="Arial"/>
-                <w:sz w:val="18"/>
-                <w:szCs w:val="18"/>
-              </w:rPr>
-              <w:t xml:space="preserve">{{ </w:t>
-            </w:r>
-            <w:r>
-              <w:rPr>
-                <w:rFonts w:ascii="Arial" w:hAnsi="Arial" w:cs="Arial"/>
-                <w:sz w:val="18"/>
-                <w:szCs w:val="18"/>
-              </w:rPr>
-              <w:t>if_diferencia_c_1</w:t>
-            </w:r>
-            <w:r>
-              <w:rPr>
-                <w:rFonts w:ascii="Arial" w:hAnsi="Arial" w:cs="Arial"/>
-                <w:sz w:val="18"/>
-                <w:szCs w:val="18"/>
-              </w:rPr>
-              <w:t xml:space="preserve"> }}</w:t>
-            </w:r>
-          </w:p>
-          <w:p>
-            <w:pPr>
-              <w:spacing w:line="276" w:lineRule="auto"/>
+              <w:t>{{ if_canula_texto_limpio }}</w:t>
+            </w:r>
+          </w:p>
+        </w:tc>
+        <w:tc>
+          <w:tcPr>
+            <w:tcW w:w="1534" w:type="dxa"/>
+            <w:vAlign w:val="center"/>
+          </w:tcPr>
+          <w:p>
+            <w:pPr>
               <w:contextualSpacing/>
               <w:jc w:val="center"/>
               <w:rPr>
@@ -17758,220 +17492,7 @@
                 <w:sz w:val="18"/>
                 <w:szCs w:val="18"/>
               </w:rPr>
-              <w:t xml:space="preserve">{{ </w:t>
-            </w:r>
-            <w:r>
-              <w:rPr>
-                <w:rFonts w:ascii="Arial" w:hAnsi="Arial" w:cs="Arial"/>
-                <w:sz w:val="18"/>
-                <w:szCs w:val="18"/>
-              </w:rPr>
-              <w:t>if_canula_</w:t>
-            </w:r>
-            <w:r>
-              <w:rPr>
-                <w:rFonts w:ascii="Arial" w:hAnsi="Arial" w:cs="Arial"/>
-                <w:sz w:val="18"/>
-                <w:szCs w:val="18"/>
-              </w:rPr>
-              <w:t xml:space="preserve">2 }} = {{ </w:t>
-            </w:r>
-            <w:r>
-              <w:rPr>
-                <w:rFonts w:ascii="Arial" w:hAnsi="Arial" w:cs="Arial"/>
-                <w:sz w:val="18"/>
-                <w:szCs w:val="18"/>
-              </w:rPr>
-              <w:t>if_diferencia_c_</w:t>
-            </w:r>
-            <w:r>
-              <w:rPr>
-                <w:rFonts w:ascii="Arial" w:hAnsi="Arial" w:cs="Arial"/>
-                <w:sz w:val="18"/>
-                <w:szCs w:val="18"/>
-              </w:rPr>
-              <w:t>2 }}</w:t>
-            </w:r>
-          </w:p>
-          <w:p>
-            <w:pPr>
-              <w:spacing w:line="276" w:lineRule="auto"/>
-              <w:contextualSpacing/>
-              <w:jc w:val="center"/>
-              <w:rPr>
-                <w:rFonts w:ascii="Arial" w:hAnsi="Arial" w:cs="Arial"/>
-                <w:sz w:val="18"/>
-                <w:szCs w:val="18"/>
-              </w:rPr>
-            </w:pPr>
-            <w:r>
-              <w:rPr>
-                <w:rFonts w:ascii="Arial" w:hAnsi="Arial" w:cs="Arial"/>
-                <w:sz w:val="18"/>
-                <w:szCs w:val="18"/>
-              </w:rPr>
-              <w:t xml:space="preserve">{{ </w:t>
-            </w:r>
-            <w:r>
-              <w:rPr>
-                <w:rFonts w:ascii="Arial" w:hAnsi="Arial" w:cs="Arial"/>
-                <w:sz w:val="18"/>
-                <w:szCs w:val="18"/>
-              </w:rPr>
-              <w:t>if_canula_</w:t>
-            </w:r>
-            <w:r>
-              <w:rPr>
-                <w:rFonts w:ascii="Arial" w:hAnsi="Arial" w:cs="Arial"/>
-                <w:sz w:val="18"/>
-                <w:szCs w:val="18"/>
-              </w:rPr>
-              <w:t xml:space="preserve">3 }} = {{ </w:t>
-            </w:r>
-            <w:r>
-              <w:rPr>
-                <w:rFonts w:ascii="Arial" w:hAnsi="Arial" w:cs="Arial"/>
-                <w:sz w:val="18"/>
-                <w:szCs w:val="18"/>
-              </w:rPr>
-              <w:t>if_diferencia_c_</w:t>
-            </w:r>
-            <w:r>
-              <w:rPr>
-                <w:rFonts w:ascii="Arial" w:hAnsi="Arial" w:cs="Arial"/>
-                <w:sz w:val="18"/>
-                <w:szCs w:val="18"/>
-              </w:rPr>
-              <w:t>3 }}</w:t>
-            </w:r>
-          </w:p>
-          <w:p>
-            <w:pPr>
-              <w:spacing w:line="276" w:lineRule="auto"/>
-              <w:contextualSpacing/>
-              <w:jc w:val="center"/>
-              <w:rPr>
-                <w:rFonts w:ascii="Arial" w:hAnsi="Arial" w:cs="Arial"/>
-                <w:sz w:val="18"/>
-                <w:szCs w:val="18"/>
-              </w:rPr>
-            </w:pPr>
-            <w:r>
-              <w:rPr>
-                <w:rFonts w:ascii="Arial" w:hAnsi="Arial" w:cs="Arial"/>
-                <w:sz w:val="18"/>
-                <w:szCs w:val="18"/>
-              </w:rPr>
-              <w:t xml:space="preserve">{{ </w:t>
-            </w:r>
-            <w:r>
-              <w:rPr>
-                <w:rFonts w:ascii="Arial" w:hAnsi="Arial" w:cs="Arial"/>
-                <w:sz w:val="18"/>
-                <w:szCs w:val="18"/>
-              </w:rPr>
-              <w:t>if_canula_</w:t>
-            </w:r>
-            <w:r>
-              <w:rPr>
-                <w:rFonts w:ascii="Arial" w:hAnsi="Arial" w:cs="Arial"/>
-                <w:sz w:val="18"/>
-                <w:szCs w:val="18"/>
-              </w:rPr>
-              <w:t xml:space="preserve">4 }} = {{ </w:t>
-            </w:r>
-            <w:r>
-              <w:rPr>
-                <w:rFonts w:ascii="Arial" w:hAnsi="Arial" w:cs="Arial"/>
-                <w:sz w:val="18"/>
-                <w:szCs w:val="18"/>
-              </w:rPr>
-              <w:t>if_diferencia_c_</w:t>
-            </w:r>
-            <w:r>
-              <w:rPr>
-                <w:rFonts w:ascii="Arial" w:hAnsi="Arial" w:cs="Arial"/>
-                <w:sz w:val="18"/>
-                <w:szCs w:val="18"/>
-              </w:rPr>
-              <w:t>4 }}</w:t>
-            </w:r>
-          </w:p>
-          <w:p>
-            <w:pPr>
-              <w:spacing w:line="276" w:lineRule="auto"/>
-              <w:contextualSpacing/>
-              <w:jc w:val="center"/>
-              <w:rPr>
-                <w:rFonts w:ascii="Arial" w:hAnsi="Arial" w:cs="Arial"/>
-                <w:sz w:val="18"/>
-                <w:szCs w:val="18"/>
-              </w:rPr>
-            </w:pPr>
-            <w:r>
-              <w:rPr>
-                <w:rFonts w:ascii="Arial" w:hAnsi="Arial" w:cs="Arial"/>
-                <w:sz w:val="18"/>
-                <w:szCs w:val="18"/>
-              </w:rPr>
-              <w:t xml:space="preserve">{{ </w:t>
-            </w:r>
-            <w:r>
-              <w:rPr>
-                <w:rFonts w:ascii="Arial" w:hAnsi="Arial" w:cs="Arial"/>
-                <w:sz w:val="18"/>
-                <w:szCs w:val="18"/>
-              </w:rPr>
-              <w:t>if_canula_</w:t>
-            </w:r>
-            <w:r>
-              <w:rPr>
-                <w:rFonts w:ascii="Arial" w:hAnsi="Arial" w:cs="Arial"/>
-                <w:sz w:val="18"/>
-                <w:szCs w:val="18"/>
-              </w:rPr>
-              <w:t xml:space="preserve">5 }} = {{ </w:t>
-            </w:r>
-            <w:r>
-              <w:rPr>
-                <w:rFonts w:ascii="Arial" w:hAnsi="Arial" w:cs="Arial"/>
-                <w:sz w:val="18"/>
-                <w:szCs w:val="18"/>
-              </w:rPr>
-              <w:t>if_diferencia_c_</w:t>
-            </w:r>
-            <w:r>
-              <w:rPr>
-                <w:rFonts w:ascii="Arial" w:hAnsi="Arial" w:cs="Arial"/>
-                <w:sz w:val="18"/>
-                <w:szCs w:val="18"/>
-              </w:rPr>
-              <w:t>5 }}</w:t>
-            </w:r>
-          </w:p>
-        </w:tc>
-        <w:tc>
-          <w:tcPr>
-            <w:tcW w:w="1534" w:type="dxa"/>
-            <w:vAlign w:val="center"/>
-          </w:tcPr>
-          <w:p>
-            <w:pPr>
-              <w:contextualSpacing/>
-              <w:jc w:val="center"/>
-              <w:rPr>
-                <w:rFonts w:ascii="Arial" w:hAnsi="Arial" w:cs="Arial"/>
-                <w:sz w:val="18"/>
-                <w:szCs w:val="18"/>
-              </w:rPr>
-            </w:pPr>
-            <w:r>
-              <w:rPr>
-                <w:rFonts w:ascii="Arial" w:hAnsi="Arial" w:cs="Arial"/>
-                <w:sz w:val="18"/>
-                <w:szCs w:val="18"/>
-              </w:rPr>
-              <w:t>No cumple</w:t>
+              <w:t>{{ if_canula_cumple }}</w:t>
             </w:r>
           </w:p>
         </w:tc>
@@ -18133,7 +17654,7 @@
                 <w:sz w:val="18"/>
                 <w:szCs w:val="18"/>
               </w:rPr>
-              <w:t>Cumple</w:t>
+              <w:t>{{ est_ea_cumple }}</w:t>
             </w:r>
           </w:p>
         </w:tc>
@@ -18345,7 +17866,7 @@
                 <w:sz w:val="18"/>
                 <w:szCs w:val="18"/>
               </w:rPr>
-              <w:t>Cumple</w:t>
+              <w:t>{{ est_eau_cumple }}</w:t>
             </w:r>
           </w:p>
         </w:tc>
@@ -18494,7 +18015,7 @@
                 <w:sz w:val="18"/>
                 <w:szCs w:val="18"/>
               </w:rPr>
-              <w:t>Cumple</w:t>
+              <w:t>{{ est_er_cumple }}</w:t>
             </w:r>
           </w:p>
         </w:tc>
@@ -18642,15 +18163,7 @@
                 <w:sz w:val="18"/>
                 <w:szCs w:val="18"/>
               </w:rPr>
-              <w:t xml:space="preserve">No </w:t>
-            </w:r>
-            <w:r>
-              <w:rPr>
-                <w:rFonts w:ascii="Arial" w:hAnsi="Arial" w:cs="Arial"/>
-                <w:sz w:val="18"/>
-                <w:szCs w:val="18"/>
-              </w:rPr>
-              <w:t>Cumple</w:t>
+              <w:t>{{ est_ess_cumple }}</w:t>
             </w:r>
           </w:p>
         </w:tc>
@@ -18682,7 +18195,6 @@
                 <w:sz w:val="18"/>
                 <w:szCs w:val="18"/>
               </w:rPr>
-              <w:lastRenderedPageBreak/>
               <w:t>Linealidad del Método para el Medicamento de Referencia</w:t>
             </w:r>
           </w:p>
@@ -18867,6 +18379,27 @@
                 <w:rFonts w:ascii="Arial" w:hAnsi="Arial" w:cs="Arial"/>
                 <w:sz w:val="18"/>
                 <w:szCs w:val="18"/>
+              </w:rPr>
+            </w:pPr>
+            <w:r>
+              <w:rPr>
+                <w:rFonts w:ascii="Arial" w:hAnsi="Arial" w:cs="Arial"/>
+                <w:sz w:val="18"/>
+                <w:szCs w:val="18"/>
+              </w:rPr>
+              <w:t>{{ lm_r_ref_cumple }}</w:t>
+            </w:r>
+          </w:p>
+          <w:p>
+            <w:pPr>
+              <w:spacing w:line="360" w:lineRule="auto"/>
+              <w:ind w:right="72"/>
+              <w:contextualSpacing/>
+              <w:jc w:val="center"/>
+              <w:rPr>
+                <w:rFonts w:ascii="Arial" w:hAnsi="Arial" w:cs="Arial"/>
+                <w:sz w:val="18"/>
+                <w:szCs w:val="18"/>
                 <w:lang w:val="en-US"/>
               </w:rPr>
             </w:pPr>
@@ -18875,9 +18408,8 @@
                 <w:rFonts w:ascii="Arial" w:hAnsi="Arial" w:cs="Arial"/>
                 <w:sz w:val="18"/>
                 <w:szCs w:val="18"/>
-                <w:lang w:val="en-US"/>
-              </w:rPr>
-              <w:t>Cumple</w:t>
+              </w:rPr>
+              <w:t>{{ lm_err_ref_cumple }}</w:t>
             </w:r>
           </w:p>
         </w:tc>
@@ -18909,6 +18441,7 @@
                 <w:sz w:val="18"/>
                 <w:szCs w:val="18"/>
               </w:rPr>
+              <w:lastRenderedPageBreak/>
               <w:t>Linealidad del Método para el Medicamento de Prueba</w:t>
             </w:r>
           </w:p>
@@ -19093,6 +18626,27 @@
                 <w:rFonts w:ascii="Arial" w:hAnsi="Arial" w:cs="Arial"/>
                 <w:sz w:val="18"/>
                 <w:szCs w:val="18"/>
+              </w:rPr>
+            </w:pPr>
+            <w:r>
+              <w:rPr>
+                <w:rFonts w:ascii="Arial" w:hAnsi="Arial" w:cs="Arial"/>
+                <w:sz w:val="18"/>
+                <w:szCs w:val="18"/>
+              </w:rPr>
+              <w:t>{{ lm_r_pba_cumple }}</w:t>
+            </w:r>
+          </w:p>
+          <w:p>
+            <w:pPr>
+              <w:spacing w:line="360" w:lineRule="auto"/>
+              <w:ind w:right="72"/>
+              <w:contextualSpacing/>
+              <w:jc w:val="center"/>
+              <w:rPr>
+                <w:rFonts w:ascii="Arial" w:hAnsi="Arial" w:cs="Arial"/>
+                <w:sz w:val="18"/>
+                <w:szCs w:val="18"/>
                 <w:lang w:val="en-US"/>
               </w:rPr>
             </w:pPr>
@@ -19101,9 +18655,8 @@
                 <w:rFonts w:ascii="Arial" w:hAnsi="Arial" w:cs="Arial"/>
                 <w:sz w:val="18"/>
                 <w:szCs w:val="18"/>
-                <w:lang w:val="en-US"/>
-              </w:rPr>
-              <w:t>Cumple</w:t>
+              </w:rPr>
+              <w:t>{{ lm_err_pba_cumple }}</w:t>
             </w:r>
           </w:p>
         </w:tc>
@@ -19272,7 +18825,7 @@
                 <w:sz w:val="18"/>
                 <w:szCs w:val="18"/>
               </w:rPr>
-              <w:t>Cumple</w:t>
+              <w:t>{{ exactitud_ref_cumple }}</w:t>
             </w:r>
           </w:p>
         </w:tc>
@@ -20586,7 +20139,7 @@
                 <w:sz w:val="18"/>
                 <w:szCs w:val="18"/>
               </w:rPr>
-              <w:t>Cumple</w:t>
+              <w:t>{{ exactitud_pba_cumple }}</w:t>
             </w:r>
           </w:p>
         </w:tc>
@@ -21867,7 +21420,7 @@
                 <w:sz w:val="18"/>
                 <w:szCs w:val="18"/>
               </w:rPr>
-              <w:t>Cumple</w:t>
+              <w:t>{{ lm_cv_ref_cumple }}</w:t>
             </w:r>
           </w:p>
         </w:tc>
@@ -22015,7 +21568,7 @@
                 <w:sz w:val="18"/>
                 <w:szCs w:val="18"/>
               </w:rPr>
-              <w:t>Cumple</w:t>
+              <w:t>{{ r_cv_ref_cumple }}</w:t>
             </w:r>
           </w:p>
         </w:tc>
@@ -22166,7 +21719,7 @@
                 <w:sz w:val="18"/>
                 <w:szCs w:val="18"/>
               </w:rPr>
-              <w:t>Cumple</w:t>
+              <w:t>{{ lm_cv_pba_cumple }}</w:t>
             </w:r>
           </w:p>
         </w:tc>
@@ -22309,7 +21862,7 @@
                 <w:sz w:val="18"/>
                 <w:szCs w:val="18"/>
               </w:rPr>
-              <w:t>Cumple</w:t>
+              <w:t>{{ r_cv_pba_cumple }}</w:t>
             </w:r>
           </w:p>
         </w:tc>
@@ -22424,7 +21977,7 @@
                 <w:sz w:val="18"/>
                 <w:szCs w:val="18"/>
               </w:rPr>
-              <w:t>Cumple</w:t>
+              <w:t>{{ selectividad_referencia_cumple }}</w:t>
             </w:r>
           </w:p>
         </w:tc>
@@ -22877,7 +22430,7 @@
                 <w:sz w:val="18"/>
                 <w:szCs w:val="18"/>
               </w:rPr>
-              <w:t>Cumple</w:t>
+              <w:t>{{ selectividad_prueba_cumple }}</w:t>
             </w:r>
           </w:p>
         </w:tc>
@@ -27691,7 +27244,6 @@
   <w:style w:type="character" w:default="1" w:styleId="Fuentedeprrafopredeter">
     <w:name w:val="Default Paragraph Font"/>
     <w:uiPriority w:val="1"/>
-    <w:semiHidden/>
     <w:unhideWhenUsed/>
   </w:style>
   <w:style w:type="table" w:default="1" w:styleId="Tablanormal">
@@ -28640,6 +28192,23 @@
 </file>
 
 <file path=customXml/item2.xml><?xml version="1.0" encoding="utf-8"?>
+<b:Sources xmlns:b="http://schemas.openxmlformats.org/officeDocument/2006/bibliography" xmlns="http://schemas.openxmlformats.org/officeDocument/2006/bibliography" SelectedStyle="\APASixthEditionOfficeOnline.xsl" StyleName="APA Sixth Edition"/>
+</file>
+
+<file path=customXml/item3.xml><?xml version="1.0" encoding="utf-8"?>
+<p:properties xmlns:p="http://schemas.microsoft.com/office/2006/metadata/properties" xmlns:xsi="http://www.w3.org/2001/XMLSchema-instance" xmlns:pc="http://schemas.microsoft.com/office/infopath/2007/PartnerControls">
+  <documentManagement>
+    <TaxCatchAll xmlns="b03f722e-823d-4c29-84d1-8c55babf561e" xsi:nil="true"/>
+    <lcf76f155ced4ddcb4097134ff3c332f xmlns="611838d7-16b7-40e6-873b-7ca3491b508c">
+      <Terms xmlns="http://schemas.microsoft.com/office/infopath/2007/PartnerControls"/>
+    </lcf76f155ced4ddcb4097134ff3c332f>
+    <_ip_UnifiedCompliancePolicyUIAction xmlns="http://schemas.microsoft.com/sharepoint/v3" xsi:nil="true"/>
+    <_ip_UnifiedCompliancePolicyProperties xmlns="http://schemas.microsoft.com/sharepoint/v3" xsi:nil="true"/>
+  </documentManagement>
+</p:properties>
+</file>
+
+<file path=customXml/item4.xml><?xml version="1.0" encoding="utf-8"?>
 <ct:contentTypeSchema xmlns:ct="http://schemas.microsoft.com/office/2006/metadata/contentType" xmlns:ma="http://schemas.microsoft.com/office/2006/metadata/properties/metaAttributes" ct:_="" ma:_="" ma:contentTypeName="Documento" ma:contentTypeID="0x0101005D40C0DC442AEA468E3732DF44270B24" ma:contentTypeVersion="17" ma:contentTypeDescription="Crear nuevo documento." ma:contentTypeScope="" ma:versionID="03bd8c16e918cbacdda7848d867856c0">
   <xsd:schema xmlns:xsd="http://www.w3.org/2001/XMLSchema" xmlns:xs="http://www.w3.org/2001/XMLSchema" xmlns:p="http://schemas.microsoft.com/office/2006/metadata/properties" xmlns:ns1="http://schemas.microsoft.com/sharepoint/v3" xmlns:ns2="611838d7-16b7-40e6-873b-7ca3491b508c" xmlns:ns3="b03f722e-823d-4c29-84d1-8c55babf561e" targetNamespace="http://schemas.microsoft.com/office/2006/metadata/properties" ma:root="true" ma:fieldsID="811e76fb1bc4d7e0c7d13013ec5d66c3" ns1:_="" ns2:_="" ns3:_="">
     <xsd:import namespace="http://schemas.microsoft.com/sharepoint/v3"/>
@@ -28891,23 +28460,6 @@
 </ct:contentTypeSchema>
 </file>
 
-<file path=customXml/item3.xml><?xml version="1.0" encoding="utf-8"?>
-<p:properties xmlns:p="http://schemas.microsoft.com/office/2006/metadata/properties" xmlns:xsi="http://www.w3.org/2001/XMLSchema-instance" xmlns:pc="http://schemas.microsoft.com/office/infopath/2007/PartnerControls">
-  <documentManagement>
-    <TaxCatchAll xmlns="b03f722e-823d-4c29-84d1-8c55babf561e" xsi:nil="true"/>
-    <lcf76f155ced4ddcb4097134ff3c332f xmlns="611838d7-16b7-40e6-873b-7ca3491b508c">
-      <Terms xmlns="http://schemas.microsoft.com/office/infopath/2007/PartnerControls"/>
-    </lcf76f155ced4ddcb4097134ff3c332f>
-    <_ip_UnifiedCompliancePolicyUIAction xmlns="http://schemas.microsoft.com/sharepoint/v3" xsi:nil="true"/>
-    <_ip_UnifiedCompliancePolicyProperties xmlns="http://schemas.microsoft.com/sharepoint/v3" xsi:nil="true"/>
-  </documentManagement>
-</p:properties>
-</file>
-
-<file path=customXml/item4.xml><?xml version="1.0" encoding="utf-8"?>
-<b:Sources xmlns:b="http://schemas.openxmlformats.org/officeDocument/2006/bibliography" xmlns="http://schemas.openxmlformats.org/officeDocument/2006/bibliography" SelectedStyle="\APASixthEditionOfficeOnline.xsl" StyleName="APA Sixth Edition"/>
-</file>
-
 <file path=customXml/itemProps1.xml><?xml version="1.0" encoding="utf-8"?>
 <ds:datastoreItem xmlns:ds="http://schemas.openxmlformats.org/officeDocument/2006/customXml" ds:itemID="{D15CCAEE-6DD5-47C0-BE95-D420BE8AC255}">
   <ds:schemaRefs>
@@ -28917,6 +28469,26 @@
 </file>
 
 <file path=customXml/itemProps2.xml><?xml version="1.0" encoding="utf-8"?>
+<ds:datastoreItem xmlns:ds="http://schemas.openxmlformats.org/officeDocument/2006/customXml" ds:itemID="{0EB92B21-1AB6-439A-B6D4-9AFA8ACC5301}">
+  <ds:schemaRefs>
+    <ds:schemaRef ds:uri="http://schemas.openxmlformats.org/officeDocument/2006/bibliography"/>
+  </ds:schemaRefs>
+</ds:datastoreItem>
+</file>
+
+<file path=customXml/itemProps3.xml><?xml version="1.0" encoding="utf-8"?>
+<ds:datastoreItem xmlns:ds="http://schemas.openxmlformats.org/officeDocument/2006/customXml" ds:itemID="{6EB79E9C-F628-4EFE-9291-3EF6FD3A9320}">
+  <ds:schemaRefs>
+    <ds:schemaRef ds:uri="http://schemas.microsoft.com/office/2006/metadata/properties"/>
+    <ds:schemaRef ds:uri="http://schemas.microsoft.com/office/infopath/2007/PartnerControls"/>
+    <ds:schemaRef ds:uri="b03f722e-823d-4c29-84d1-8c55babf561e"/>
+    <ds:schemaRef ds:uri="611838d7-16b7-40e6-873b-7ca3491b508c"/>
+    <ds:schemaRef ds:uri="http://schemas.microsoft.com/sharepoint/v3"/>
+  </ds:schemaRefs>
+</ds:datastoreItem>
+</file>
+
+<file path=customXml/itemProps4.xml><?xml version="1.0" encoding="utf-8"?>
 <ds:datastoreItem xmlns:ds="http://schemas.openxmlformats.org/officeDocument/2006/customXml" ds:itemID="{62A6B6C7-178A-42F2-9DBA-9701BDB485B5}">
   <ds:schemaRefs>
     <ds:schemaRef ds:uri="http://schemas.microsoft.com/office/2006/metadata/contentType"/>
@@ -28934,24 +28506,4 @@
     <ds:schemaRef ds:uri="http://schemas.microsoft.com/internal/obd"/>
   </ds:schemaRefs>
 </ds:datastoreItem>
-</file>
-
-<file path=customXml/itemProps3.xml><?xml version="1.0" encoding="utf-8"?>
-<ds:datastoreItem xmlns:ds="http://schemas.openxmlformats.org/officeDocument/2006/customXml" ds:itemID="{6EB79E9C-F628-4EFE-9291-3EF6FD3A9320}">
-  <ds:schemaRefs>
-    <ds:schemaRef ds:uri="http://schemas.microsoft.com/office/2006/metadata/properties"/>
-    <ds:schemaRef ds:uri="http://schemas.microsoft.com/office/infopath/2007/PartnerControls"/>
-    <ds:schemaRef ds:uri="b03f722e-823d-4c29-84d1-8c55babf561e"/>
-    <ds:schemaRef ds:uri="611838d7-16b7-40e6-873b-7ca3491b508c"/>
-    <ds:schemaRef ds:uri="http://schemas.microsoft.com/sharepoint/v3"/>
-  </ds:schemaRefs>
-</ds:datastoreItem>
-</file>
-
-<file path=customXml/itemProps4.xml><?xml version="1.0" encoding="utf-8"?>
-<ds:datastoreItem xmlns:ds="http://schemas.openxmlformats.org/officeDocument/2006/customXml" ds:itemID="{0EB92B21-1AB6-439A-B6D4-9AFA8ACC5301}">
-  <ds:schemaRefs>
-    <ds:schemaRef ds:uri="http://schemas.openxmlformats.org/officeDocument/2006/bibliography"/>
-  </ds:schemaRefs>
-</ds:datastoreItem>
 </file>